--- a/docs/manuals/admin-guide.docx
+++ b/docs/manuals/admin-guide.docx
@@ -24,6 +24,16 @@
       <w:r>
         <w:rPr/>
         <w:t>Версия 1.1.0</w:t>
+      </w:r>
+    </w:p>
+    <w:p>
+      <w:pPr>
+        <w:pStyle w:val="Author"/>
+        <w:rPr/>
+      </w:pPr>
+      <w:r>
+        <w:rPr/>
+        <w:t>© Александр Юрасов, 2026</w:t>
       </w:r>
     </w:p>
     <w:p>
@@ -93,7 +103,7 @@
             </w:rPr>
             <w:fldChar w:fldCharType="separate"/>
           </w:r>
-          <w:hyperlink w:anchor="__RefHeading___Toc1408_3565172465">
+          <w:hyperlink w:anchor="__RefHeading___Toc1416_1290560413">
             <w:r>
               <w:rPr>
                 <w:webHidden/>
@@ -114,7 +124,7 @@
             </w:tabs>
             <w:rPr/>
           </w:pPr>
-          <w:hyperlink w:anchor="__RefHeading___Toc1410_3565172465">
+          <w:hyperlink w:anchor="__RefHeading___Toc1418_1290560413">
             <w:r>
               <w:rPr>
                 <w:webHidden/>
@@ -135,7 +145,7 @@
             </w:tabs>
             <w:rPr/>
           </w:pPr>
-          <w:hyperlink w:anchor="__RefHeading___Toc1412_3565172465">
+          <w:hyperlink w:anchor="__RefHeading___Toc1420_1290560413">
             <w:r>
               <w:rPr>
                 <w:webHidden/>
@@ -156,7 +166,7 @@
             </w:tabs>
             <w:rPr/>
           </w:pPr>
-          <w:hyperlink w:anchor="__RefHeading___Toc1414_3565172465">
+          <w:hyperlink w:anchor="__RefHeading___Toc1422_1290560413">
             <w:r>
               <w:rPr>
                 <w:webHidden/>
@@ -177,7 +187,7 @@
             </w:tabs>
             <w:rPr/>
           </w:pPr>
-          <w:hyperlink w:anchor="__RefHeading___Toc1416_3565172465">
+          <w:hyperlink w:anchor="__RefHeading___Toc1424_1290560413">
             <w:r>
               <w:rPr>
                 <w:webHidden/>
@@ -198,7 +208,7 @@
             </w:tabs>
             <w:rPr/>
           </w:pPr>
-          <w:hyperlink w:anchor="__RefHeading___Toc1418_3565172465">
+          <w:hyperlink w:anchor="__RefHeading___Toc1426_1290560413">
             <w:r>
               <w:rPr>
                 <w:webHidden/>
@@ -219,7 +229,7 @@
             </w:tabs>
             <w:rPr/>
           </w:pPr>
-          <w:hyperlink w:anchor="__RefHeading___Toc1420_3565172465">
+          <w:hyperlink w:anchor="__RefHeading___Toc1428_1290560413">
             <w:r>
               <w:rPr>
                 <w:webHidden/>
@@ -240,7 +250,7 @@
             </w:tabs>
             <w:rPr/>
           </w:pPr>
-          <w:hyperlink w:anchor="__RefHeading___Toc1422_3565172465">
+          <w:hyperlink w:anchor="__RefHeading___Toc1430_1290560413">
             <w:r>
               <w:rPr>
                 <w:webHidden/>
@@ -261,7 +271,7 @@
             </w:tabs>
             <w:rPr/>
           </w:pPr>
-          <w:hyperlink w:anchor="__RefHeading___Toc1424_3565172465">
+          <w:hyperlink w:anchor="__RefHeading___Toc1432_1290560413">
             <w:r>
               <w:rPr>
                 <w:webHidden/>
@@ -282,7 +292,7 @@
             </w:tabs>
             <w:rPr/>
           </w:pPr>
-          <w:hyperlink w:anchor="__RefHeading___Toc1426_3565172465">
+          <w:hyperlink w:anchor="__RefHeading___Toc1434_1290560413">
             <w:r>
               <w:rPr>
                 <w:webHidden/>
@@ -303,7 +313,7 @@
             </w:tabs>
             <w:rPr/>
           </w:pPr>
-          <w:hyperlink w:anchor="__RefHeading___Toc1428_3565172465">
+          <w:hyperlink w:anchor="__RefHeading___Toc1436_1290560413">
             <w:r>
               <w:rPr>
                 <w:webHidden/>
@@ -324,7 +334,7 @@
             </w:tabs>
             <w:rPr/>
           </w:pPr>
-          <w:hyperlink w:anchor="__RefHeading___Toc1430_3565172465">
+          <w:hyperlink w:anchor="__RefHeading___Toc1438_1290560413">
             <w:r>
               <w:rPr>
                 <w:webHidden/>
@@ -345,7 +355,7 @@
             </w:tabs>
             <w:rPr/>
           </w:pPr>
-          <w:hyperlink w:anchor="__RefHeading___Toc1432_3565172465">
+          <w:hyperlink w:anchor="__RefHeading___Toc1440_1290560413">
             <w:r>
               <w:rPr>
                 <w:webHidden/>
@@ -366,7 +376,7 @@
             </w:tabs>
             <w:rPr/>
           </w:pPr>
-          <w:hyperlink w:anchor="__RefHeading___Toc1434_3565172465">
+          <w:hyperlink w:anchor="__RefHeading___Toc1442_1290560413">
             <w:r>
               <w:rPr>
                 <w:webHidden/>
@@ -387,7 +397,7 @@
             </w:tabs>
             <w:rPr/>
           </w:pPr>
-          <w:hyperlink w:anchor="__RefHeading___Toc1436_3565172465">
+          <w:hyperlink w:anchor="__RefHeading___Toc1444_1290560413">
             <w:r>
               <w:rPr>
                 <w:webHidden/>
@@ -408,7 +418,7 @@
             </w:tabs>
             <w:rPr/>
           </w:pPr>
-          <w:hyperlink w:anchor="__RefHeading___Toc1438_3565172465">
+          <w:hyperlink w:anchor="__RefHeading___Toc1446_1290560413">
             <w:r>
               <w:rPr>
                 <w:webHidden/>
@@ -429,7 +439,7 @@
             </w:tabs>
             <w:rPr/>
           </w:pPr>
-          <w:hyperlink w:anchor="__RefHeading___Toc1440_3565172465">
+          <w:hyperlink w:anchor="__RefHeading___Toc1448_1290560413">
             <w:r>
               <w:rPr>
                 <w:webHidden/>
@@ -450,7 +460,7 @@
             </w:tabs>
             <w:rPr/>
           </w:pPr>
-          <w:hyperlink w:anchor="__RefHeading___Toc1442_3565172465">
+          <w:hyperlink w:anchor="__RefHeading___Toc1450_1290560413">
             <w:r>
               <w:rPr>
                 <w:webHidden/>
@@ -471,7 +481,7 @@
             </w:tabs>
             <w:rPr/>
           </w:pPr>
-          <w:hyperlink w:anchor="__RefHeading___Toc1444_3565172465">
+          <w:hyperlink w:anchor="__RefHeading___Toc1452_1290560413">
             <w:r>
               <w:rPr>
                 <w:webHidden/>
@@ -492,7 +502,7 @@
             </w:tabs>
             <w:rPr/>
           </w:pPr>
-          <w:hyperlink w:anchor="__RefHeading___Toc1446_3565172465">
+          <w:hyperlink w:anchor="__RefHeading___Toc1454_1290560413">
             <w:r>
               <w:rPr>
                 <w:webHidden/>
@@ -513,7 +523,7 @@
             </w:tabs>
             <w:rPr/>
           </w:pPr>
-          <w:hyperlink w:anchor="__RefHeading___Toc1448_3565172465">
+          <w:hyperlink w:anchor="__RefHeading___Toc1456_1290560413">
             <w:r>
               <w:rPr>
                 <w:webHidden/>
@@ -534,7 +544,7 @@
             </w:tabs>
             <w:rPr/>
           </w:pPr>
-          <w:hyperlink w:anchor="__RefHeading___Toc1450_3565172465">
+          <w:hyperlink w:anchor="__RefHeading___Toc1458_1290560413">
             <w:r>
               <w:rPr>
                 <w:webHidden/>
@@ -555,7 +565,7 @@
             </w:tabs>
             <w:rPr/>
           </w:pPr>
-          <w:hyperlink w:anchor="__RefHeading___Toc1452_3565172465">
+          <w:hyperlink w:anchor="__RefHeading___Toc1460_1290560413">
             <w:r>
               <w:rPr>
                 <w:webHidden/>
@@ -576,7 +586,7 @@
             </w:tabs>
             <w:rPr/>
           </w:pPr>
-          <w:hyperlink w:anchor="__RefHeading___Toc1454_3565172465">
+          <w:hyperlink w:anchor="__RefHeading___Toc1462_1290560413">
             <w:r>
               <w:rPr>
                 <w:webHidden/>
@@ -597,7 +607,7 @@
             </w:tabs>
             <w:rPr/>
           </w:pPr>
-          <w:hyperlink w:anchor="__RefHeading___Toc1456_3565172465">
+          <w:hyperlink w:anchor="__RefHeading___Toc1464_1290560413">
             <w:r>
               <w:rPr>
                 <w:webHidden/>
@@ -618,7 +628,7 @@
             </w:tabs>
             <w:rPr/>
           </w:pPr>
-          <w:hyperlink w:anchor="__RefHeading___Toc1458_3565172465">
+          <w:hyperlink w:anchor="__RefHeading___Toc1466_1290560413">
             <w:r>
               <w:rPr>
                 <w:webHidden/>
@@ -639,7 +649,7 @@
             </w:tabs>
             <w:rPr/>
           </w:pPr>
-          <w:hyperlink w:anchor="__RefHeading___Toc1460_3565172465">
+          <w:hyperlink w:anchor="__RefHeading___Toc1468_1290560413">
             <w:r>
               <w:rPr>
                 <w:webHidden/>
@@ -660,7 +670,7 @@
             </w:tabs>
             <w:rPr/>
           </w:pPr>
-          <w:hyperlink w:anchor="__RefHeading___Toc1462_3565172465">
+          <w:hyperlink w:anchor="__RefHeading___Toc1470_1290560413">
             <w:r>
               <w:rPr>
                 <w:webHidden/>
@@ -681,7 +691,7 @@
             </w:tabs>
             <w:rPr/>
           </w:pPr>
-          <w:hyperlink w:anchor="__RefHeading___Toc1464_3565172465">
+          <w:hyperlink w:anchor="__RefHeading___Toc1472_1290560413">
             <w:r>
               <w:rPr>
                 <w:webHidden/>
@@ -702,7 +712,7 @@
             </w:tabs>
             <w:rPr/>
           </w:pPr>
-          <w:hyperlink w:anchor="__RefHeading___Toc1466_3565172465">
+          <w:hyperlink w:anchor="__RefHeading___Toc1474_1290560413">
             <w:r>
               <w:rPr>
                 <w:webHidden/>
@@ -723,7 +733,7 @@
             </w:tabs>
             <w:rPr/>
           </w:pPr>
-          <w:hyperlink w:anchor="__RefHeading___Toc1468_3565172465">
+          <w:hyperlink w:anchor="__RefHeading___Toc1476_1290560413">
             <w:r>
               <w:rPr>
                 <w:webHidden/>
@@ -744,7 +754,7 @@
             </w:tabs>
             <w:rPr/>
           </w:pPr>
-          <w:hyperlink w:anchor="__RefHeading___Toc1470_3565172465">
+          <w:hyperlink w:anchor="__RefHeading___Toc1478_1290560413">
             <w:r>
               <w:rPr>
                 <w:webHidden/>
@@ -765,7 +775,7 @@
             </w:tabs>
             <w:rPr/>
           </w:pPr>
-          <w:hyperlink w:anchor="__RefHeading___Toc1472_3565172465">
+          <w:hyperlink w:anchor="__RefHeading___Toc1480_1290560413">
             <w:r>
               <w:rPr>
                 <w:webHidden/>
@@ -786,7 +796,7 @@
             </w:tabs>
             <w:rPr/>
           </w:pPr>
-          <w:hyperlink w:anchor="__RefHeading___Toc1474_3565172465">
+          <w:hyperlink w:anchor="__RefHeading___Toc1482_1290560413">
             <w:r>
               <w:rPr>
                 <w:webHidden/>
@@ -807,7 +817,7 @@
             </w:tabs>
             <w:rPr/>
           </w:pPr>
-          <w:hyperlink w:anchor="__RefHeading___Toc1476_3565172465">
+          <w:hyperlink w:anchor="__RefHeading___Toc1484_1290560413">
             <w:r>
               <w:rPr>
                 <w:webHidden/>
@@ -828,7 +838,7 @@
             </w:tabs>
             <w:rPr/>
           </w:pPr>
-          <w:hyperlink w:anchor="__RefHeading___Toc1478_3565172465">
+          <w:hyperlink w:anchor="__RefHeading___Toc1486_1290560413">
             <w:r>
               <w:rPr>
                 <w:webHidden/>
@@ -849,7 +859,7 @@
             </w:tabs>
             <w:rPr/>
           </w:pPr>
-          <w:hyperlink w:anchor="__RefHeading___Toc1480_3565172465">
+          <w:hyperlink w:anchor="__RefHeading___Toc1488_1290560413">
             <w:r>
               <w:rPr>
                 <w:webHidden/>
@@ -870,7 +880,7 @@
             </w:tabs>
             <w:rPr/>
           </w:pPr>
-          <w:hyperlink w:anchor="__RefHeading___Toc1482_3565172465">
+          <w:hyperlink w:anchor="__RefHeading___Toc1490_1290560413">
             <w:r>
               <w:rPr>
                 <w:webHidden/>
@@ -891,7 +901,7 @@
             </w:tabs>
             <w:rPr/>
           </w:pPr>
-          <w:hyperlink w:anchor="__RefHeading___Toc1484_3565172465">
+          <w:hyperlink w:anchor="__RefHeading___Toc1492_1290560413">
             <w:r>
               <w:rPr>
                 <w:webHidden/>
@@ -912,7 +922,7 @@
             </w:tabs>
             <w:rPr/>
           </w:pPr>
-          <w:hyperlink w:anchor="__RefHeading___Toc1486_3565172465">
+          <w:hyperlink w:anchor="__RefHeading___Toc1494_1290560413">
             <w:r>
               <w:rPr>
                 <w:webHidden/>
@@ -937,7 +947,7 @@
         <w:pStyle w:val="Heading1"/>
         <w:rPr/>
       </w:pPr>
-      <w:bookmarkStart w:id="0" w:name="__RefHeading___Toc1408_3565172465"/>
+      <w:bookmarkStart w:id="0" w:name="__RefHeading___Toc1416_1290560413"/>
       <w:bookmarkEnd w:id="0"/>
       <w:r>
         <w:rPr>
@@ -1468,7 +1478,7 @@
         <w:pStyle w:val="Heading1"/>
         <w:rPr/>
       </w:pPr>
-      <w:bookmarkStart w:id="2" w:name="__RefHeading___Toc1410_3565172465"/>
+      <w:bookmarkStart w:id="2" w:name="__RefHeading___Toc1418_1290560413"/>
       <w:bookmarkEnd w:id="2"/>
       <w:r>
         <w:rPr>
@@ -1487,7 +1497,7 @@
         <w:pStyle w:val="Heading2"/>
         <w:rPr/>
       </w:pPr>
-      <w:bookmarkStart w:id="3" w:name="__RefHeading___Toc1412_3565172465"/>
+      <w:bookmarkStart w:id="3" w:name="__RefHeading___Toc1420_1290560413"/>
       <w:bookmarkStart w:id="4" w:name="роли"/>
       <w:bookmarkEnd w:id="3"/>
       <w:r>
@@ -1965,7 +1975,7 @@
         <w:pStyle w:val="Heading2"/>
         <w:rPr/>
       </w:pPr>
-      <w:bookmarkStart w:id="6" w:name="__RefHeading___Toc1414_3565172465"/>
+      <w:bookmarkStart w:id="6" w:name="__RefHeading___Toc1422_1290560413"/>
       <w:bookmarkStart w:id="7" w:name="защита-от-ошибок"/>
       <w:bookmarkEnd w:id="6"/>
       <w:r>
@@ -2043,7 +2053,7 @@
         <w:pStyle w:val="Heading1"/>
         <w:rPr/>
       </w:pPr>
-      <w:bookmarkStart w:id="9" w:name="__RefHeading___Toc1416_3565172465"/>
+      <w:bookmarkStart w:id="9" w:name="__RefHeading___Toc1424_1290560413"/>
       <w:bookmarkStart w:id="10" w:name="первичная-настройка"/>
       <w:bookmarkEnd w:id="9"/>
       <w:r>
@@ -2063,7 +2073,7 @@
         <w:pStyle w:val="Heading2"/>
         <w:rPr/>
       </w:pPr>
-      <w:bookmarkStart w:id="11" w:name="__RefHeading___Toc1418_3565172465"/>
+      <w:bookmarkStart w:id="11" w:name="__RefHeading___Toc1426_1290560413"/>
       <w:bookmarkStart w:id="12" w:name="первый-вход"/>
       <w:bookmarkEnd w:id="11"/>
       <w:r>
@@ -2184,7 +2194,7 @@
         <w:pStyle w:val="Heading2"/>
         <w:rPr/>
       </w:pPr>
-      <w:bookmarkStart w:id="13" w:name="__RefHeading___Toc1420_3565172465"/>
+      <w:bookmarkStart w:id="13" w:name="__RefHeading___Toc1428_1290560413"/>
       <w:bookmarkStart w:id="14" w:name="порядок-настройки"/>
       <w:bookmarkEnd w:id="13"/>
       <w:r>
@@ -2310,7 +2320,7 @@
         <w:pStyle w:val="Heading2"/>
         <w:rPr/>
       </w:pPr>
-      <w:bookmarkStart w:id="15" w:name="__RefHeading___Toc1422_3565172465"/>
+      <w:bookmarkStart w:id="15" w:name="__RefHeading___Toc1430_1290560413"/>
       <w:bookmarkStart w:id="16" w:name="административные-разделы"/>
       <w:bookmarkEnd w:id="15"/>
       <w:r>
@@ -2433,7 +2443,7 @@
         <w:pStyle w:val="Heading1"/>
         <w:rPr/>
       </w:pPr>
-      <w:bookmarkStart w:id="19" w:name="__RefHeading___Toc1424_3565172465"/>
+      <w:bookmarkStart w:id="19" w:name="__RefHeading___Toc1432_1290560413"/>
       <w:bookmarkStart w:id="20" w:name="пользователи-и-доступ"/>
       <w:bookmarkEnd w:id="19"/>
       <w:r>
@@ -2453,7 +2463,7 @@
         <w:pStyle w:val="Heading2"/>
         <w:rPr/>
       </w:pPr>
-      <w:bookmarkStart w:id="21" w:name="__RefHeading___Toc1426_3565172465"/>
+      <w:bookmarkStart w:id="21" w:name="__RefHeading___Toc1434_1290560413"/>
       <w:bookmarkStart w:id="22" w:name="список-пользователей"/>
       <w:bookmarkEnd w:id="21"/>
       <w:r>
@@ -2580,7 +2590,7 @@
         <w:pStyle w:val="Heading2"/>
         <w:rPr/>
       </w:pPr>
-      <w:bookmarkStart w:id="24" w:name="__RefHeading___Toc1428_3565172465"/>
+      <w:bookmarkStart w:id="24" w:name="__RefHeading___Toc1436_1290560413"/>
       <w:bookmarkStart w:id="25" w:name="доступ-к-проектам"/>
       <w:bookmarkEnd w:id="24"/>
       <w:r>
@@ -2700,7 +2710,7 @@
         <w:pStyle w:val="Heading2"/>
         <w:rPr/>
       </w:pPr>
-      <w:bookmarkStart w:id="27" w:name="__RefHeading___Toc1430_3565172465"/>
+      <w:bookmarkStart w:id="27" w:name="__RefHeading___Toc1438_1290560413"/>
       <w:bookmarkStart w:id="28" w:name="создание-пользователя"/>
       <w:bookmarkEnd w:id="27"/>
       <w:r>
@@ -2844,7 +2854,7 @@
         <w:pStyle w:val="Heading2"/>
         <w:rPr/>
       </w:pPr>
-      <w:bookmarkStart w:id="30" w:name="__RefHeading___Toc1432_3565172465"/>
+      <w:bookmarkStart w:id="30" w:name="__RefHeading___Toc1440_1290560413"/>
       <w:bookmarkStart w:id="31" w:name="редактирование-и-удаление"/>
       <w:bookmarkEnd w:id="30"/>
       <w:r>
@@ -2955,7 +2965,7 @@
         <w:pStyle w:val="Heading1"/>
         <w:rPr/>
       </w:pPr>
-      <w:bookmarkStart w:id="34" w:name="__RefHeading___Toc1434_3565172465"/>
+      <w:bookmarkStart w:id="34" w:name="__RefHeading___Toc1442_1290560413"/>
       <w:bookmarkStart w:id="35" w:name="проекты"/>
       <w:bookmarkEnd w:id="34"/>
       <w:r>
@@ -3154,7 +3164,7 @@
         <w:pStyle w:val="Heading2"/>
         <w:rPr/>
       </w:pPr>
-      <w:bookmarkStart w:id="36" w:name="__RefHeading___Toc1436_3565172465"/>
+      <w:bookmarkStart w:id="36" w:name="__RefHeading___Toc1444_1290560413"/>
       <w:bookmarkStart w:id="37" w:name="экспорт-проекта-в-json"/>
       <w:bookmarkEnd w:id="36"/>
       <w:r>
@@ -3197,7 +3207,7 @@
         <w:pStyle w:val="Heading1"/>
         <w:rPr/>
       </w:pPr>
-      <w:bookmarkStart w:id="38" w:name="__RefHeading___Toc1438_3565172465"/>
+      <w:bookmarkStart w:id="38" w:name="__RefHeading___Toc1446_1290560413"/>
       <w:bookmarkStart w:id="39" w:name="реестр-изменений"/>
       <w:bookmarkEnd w:id="38"/>
       <w:r>
@@ -3361,7 +3371,7 @@
         <w:pStyle w:val="Heading2"/>
         <w:rPr/>
       </w:pPr>
-      <w:bookmarkStart w:id="40" w:name="__RefHeading___Toc1440_3565172465"/>
+      <w:bookmarkStart w:id="40" w:name="__RefHeading___Toc1448_1290560413"/>
       <w:bookmarkStart w:id="41" w:name="контроль-автозаполнения"/>
       <w:bookmarkEnd w:id="40"/>
       <w:r>
@@ -3481,7 +3491,7 @@
         <w:pStyle w:val="Heading1"/>
         <w:rPr/>
       </w:pPr>
-      <w:bookmarkStart w:id="42" w:name="__RefHeading___Toc1442_3565172465"/>
+      <w:bookmarkStart w:id="42" w:name="__RefHeading___Toc1450_1290560413"/>
       <w:bookmarkStart w:id="43" w:name="связь-с-jira"/>
       <w:bookmarkEnd w:id="42"/>
       <w:r>
@@ -3567,7 +3577,7 @@
         <w:pStyle w:val="Heading2"/>
         <w:rPr/>
       </w:pPr>
-      <w:bookmarkStart w:id="44" w:name="__RefHeading___Toc1444_3565172465"/>
+      <w:bookmarkStart w:id="44" w:name="__RefHeading___Toc1452_1290560413"/>
       <w:bookmarkStart w:id="45" w:name="требования"/>
       <w:bookmarkEnd w:id="44"/>
       <w:r>
@@ -4108,7 +4118,7 @@
         <w:pStyle w:val="Heading2"/>
         <w:rPr/>
       </w:pPr>
-      <w:bookmarkStart w:id="47" w:name="__RefHeading___Toc1446_3565172465"/>
+      <w:bookmarkStart w:id="47" w:name="__RefHeading___Toc1454_1290560413"/>
       <w:bookmarkStart w:id="48" w:name="типы-подключения"/>
       <w:bookmarkEnd w:id="47"/>
       <w:r>
@@ -4584,7 +4594,7 @@
         <w:pStyle w:val="Heading2"/>
         <w:rPr/>
       </w:pPr>
-      <w:bookmarkStart w:id="50" w:name="__RefHeading___Toc1448_3565172465"/>
+      <w:bookmarkStart w:id="50" w:name="__RefHeading___Toc1456_1290560413"/>
       <w:bookmarkStart w:id="51" w:name="хранение-токена"/>
       <w:bookmarkEnd w:id="50"/>
       <w:r>
@@ -4710,7 +4720,7 @@
         <w:pStyle w:val="Heading1"/>
         <w:rPr/>
       </w:pPr>
-      <w:bookmarkStart w:id="52" w:name="__RefHeading___Toc1450_3565172465"/>
+      <w:bookmarkStart w:id="52" w:name="__RefHeading___Toc1458_1290560413"/>
       <w:bookmarkEnd w:id="52"/>
       <w:r>
         <w:rPr>
@@ -4729,7 +4739,7 @@
         <w:pStyle w:val="Heading2"/>
         <w:rPr/>
       </w:pPr>
-      <w:bookmarkStart w:id="53" w:name="__RefHeading___Toc1452_3565172465"/>
+      <w:bookmarkStart w:id="53" w:name="__RefHeading___Toc1460_1290560413"/>
       <w:bookmarkStart w:id="54" w:name="как-это-работает"/>
       <w:bookmarkEnd w:id="53"/>
       <w:r>
@@ -4905,7 +4915,7 @@
         <w:pStyle w:val="Heading2"/>
         <w:rPr/>
       </w:pPr>
-      <w:bookmarkStart w:id="56" w:name="__RefHeading___Toc1454_3565172465"/>
+      <w:bookmarkStart w:id="56" w:name="__RefHeading___Toc1462_1290560413"/>
       <w:bookmarkStart w:id="57" w:name="настройка-сервера"/>
       <w:bookmarkEnd w:id="56"/>
       <w:r>
@@ -5210,7 +5220,7 @@
         <w:pStyle w:val="Heading2"/>
         <w:rPr/>
       </w:pPr>
-      <w:bookmarkStart w:id="58" w:name="__RefHeading___Toc1456_3565172465"/>
+      <w:bookmarkStart w:id="58" w:name="__RefHeading___Toc1464_1290560413"/>
       <w:bookmarkEnd w:id="58"/>
       <w:r>
         <w:rPr>
@@ -5763,7 +5773,7 @@
         <w:pStyle w:val="Heading1"/>
         <w:rPr/>
       </w:pPr>
-      <w:bookmarkStart w:id="61" w:name="__RefHeading___Toc1458_3565172465"/>
+      <w:bookmarkStart w:id="61" w:name="__RefHeading___Toc1466_1290560413"/>
       <w:bookmarkEnd w:id="61"/>
       <w:r>
         <w:rPr>
@@ -5782,7 +5792,7 @@
         <w:pStyle w:val="Heading2"/>
         <w:rPr/>
       </w:pPr>
-      <w:bookmarkStart w:id="62" w:name="__RefHeading___Toc1460_3565172465"/>
+      <w:bookmarkStart w:id="62" w:name="__RefHeading___Toc1468_1290560413"/>
       <w:bookmarkStart w:id="63" w:name="требования-1"/>
       <w:bookmarkEnd w:id="62"/>
       <w:r>
@@ -5865,7 +5875,7 @@
         <w:pStyle w:val="Heading2"/>
         <w:rPr/>
       </w:pPr>
-      <w:bookmarkStart w:id="64" w:name="__RefHeading___Toc1462_3565172465"/>
+      <w:bookmarkStart w:id="64" w:name="__RefHeading___Toc1470_1290560413"/>
       <w:bookmarkStart w:id="65" w:name="установка"/>
       <w:bookmarkEnd w:id="64"/>
       <w:r>
@@ -6172,7 +6182,7 @@
         <w:pStyle w:val="Heading2"/>
         <w:rPr/>
       </w:pPr>
-      <w:bookmarkStart w:id="66" w:name="__RefHeading___Toc1464_3565172465"/>
+      <w:bookmarkStart w:id="66" w:name="__RefHeading___Toc1472_1290560413"/>
       <w:bookmarkStart w:id="67" w:name="служба-systemd"/>
       <w:bookmarkEnd w:id="66"/>
       <w:r>
@@ -7102,7 +7112,7 @@
         <w:pStyle w:val="Heading2"/>
         <w:rPr/>
       </w:pPr>
-      <w:bookmarkStart w:id="68" w:name="__RefHeading___Toc1466_3565172465"/>
+      <w:bookmarkStart w:id="68" w:name="__RefHeading___Toc1474_1290560413"/>
       <w:bookmarkStart w:id="69" w:name="обновление"/>
       <w:bookmarkEnd w:id="68"/>
       <w:r>
@@ -7282,10 +7292,20 @@
         <w:pStyle w:val="FirstParagraph"/>
         <w:rPr/>
       </w:pPr>
+      <w:r>
+        <w:rPr/>
+        <w:t>Структура базы обновляется автоматически при запуске: новые таблицы и столбцы добавляются, существующие данные — пользователи, пароли, проекты, эпики, замеры, цели, настройки, реестр изменений, подключения к Jira и сохранённые токены — не изменяются. Обновление проверено на базах всех предыдущих версий, начиная с первой.</w:t>
+      </w:r>
+    </w:p>
+    <w:p>
+      <w:pPr>
+        <w:pStyle w:val="BodyText"/>
+        <w:rPr/>
+      </w:pPr>
       <w:bookmarkStart w:id="70" w:name="обновление"/>
       <w:r>
         <w:rPr/>
-        <w:t>Структура базы обновляется автоматически при запуске: новые таблицы и столбцы добавляются, существующие данные не изменяются.</w:t>
+        <w:t>Если после замены файлов забыть шаг 3, приложение всё равно запустится и будет работать с данными; недоступна будет только связь с Jira — с сообщением «На сервере не установлены библиотеки для связи с Jira… выполните pip install -r requirements.txt и перезапустите приложение».</w:t>
       </w:r>
       <w:bookmarkEnd w:id="70"/>
     </w:p>
@@ -7294,7 +7314,7 @@
         <w:pStyle w:val="Heading1"/>
         <w:rPr/>
       </w:pPr>
-      <w:bookmarkStart w:id="71" w:name="__RefHeading___Toc1468_3565172465"/>
+      <w:bookmarkStart w:id="71" w:name="__RefHeading___Toc1476_1290560413"/>
       <w:bookmarkStart w:id="72" w:name="резервное-копирование-и-восстановление"/>
       <w:bookmarkEnd w:id="71"/>
       <w:r>
@@ -7525,7 +7545,7 @@
         <w:pStyle w:val="Heading1"/>
         <w:rPr/>
       </w:pPr>
-      <w:bookmarkStart w:id="73" w:name="__RefHeading___Toc1470_3565172465"/>
+      <w:bookmarkStart w:id="73" w:name="__RefHeading___Toc1478_1290560413"/>
       <w:bookmarkStart w:id="74" w:name="сценарии-администратора"/>
       <w:bookmarkEnd w:id="73"/>
       <w:r>
@@ -7545,7 +7565,7 @@
         <w:pStyle w:val="Heading2"/>
         <w:rPr/>
       </w:pPr>
-      <w:bookmarkStart w:id="75" w:name="__RefHeading___Toc1472_3565172465"/>
+      <w:bookmarkStart w:id="75" w:name="__RefHeading___Toc1480_1290560413"/>
       <w:bookmarkStart w:id="76" w:name="сценарий-а1.-новый-проект"/>
       <w:bookmarkEnd w:id="75"/>
       <w:r>
@@ -7667,7 +7687,7 @@
         <w:pStyle w:val="Heading2"/>
         <w:rPr/>
       </w:pPr>
-      <w:bookmarkStart w:id="78" w:name="__RefHeading___Toc1474_3565172465"/>
+      <w:bookmarkStart w:id="78" w:name="__RefHeading___Toc1482_1290560413"/>
       <w:bookmarkStart w:id="79" w:name="сценарий-а2.-новый-сотрудник"/>
       <w:bookmarkEnd w:id="78"/>
       <w:r>
@@ -7742,7 +7762,7 @@
         <w:pStyle w:val="Heading2"/>
         <w:rPr/>
       </w:pPr>
-      <w:bookmarkStart w:id="81" w:name="__RefHeading___Toc1476_3565172465"/>
+      <w:bookmarkStart w:id="81" w:name="__RefHeading___Toc1484_1290560413"/>
       <w:bookmarkStart w:id="82" w:name="Xdac5262738a70cef597d2535e62f8ce80d4892e"/>
       <w:bookmarkEnd w:id="81"/>
       <w:r>
@@ -7803,7 +7823,7 @@
         <w:pStyle w:val="Heading2"/>
         <w:rPr/>
       </w:pPr>
-      <w:bookmarkStart w:id="84" w:name="__RefHeading___Toc1478_3565172465"/>
+      <w:bookmarkStart w:id="84" w:name="__RefHeading___Toc1486_1290560413"/>
       <w:bookmarkStart w:id="85" w:name="Xad674adc18c3900d6d31adc418d8d237a22893d"/>
       <w:bookmarkEnd w:id="84"/>
       <w:r>
@@ -7927,7 +7947,7 @@
         <w:pStyle w:val="Heading2"/>
         <w:rPr/>
       </w:pPr>
-      <w:bookmarkStart w:id="87" w:name="__RefHeading___Toc1480_3565172465"/>
+      <w:bookmarkStart w:id="87" w:name="__RefHeading___Toc1488_1290560413"/>
       <w:bookmarkStart w:id="88" w:name="сценарий-а5.-истёк-токен-jira"/>
       <w:bookmarkEnd w:id="87"/>
       <w:r>
@@ -8008,7 +8028,7 @@
         <w:pStyle w:val="Heading2"/>
         <w:rPr/>
       </w:pPr>
-      <w:bookmarkStart w:id="89" w:name="__RefHeading___Toc1482_3565172465"/>
+      <w:bookmarkStart w:id="89" w:name="__RefHeading___Toc1490_1290560413"/>
       <w:bookmarkStart w:id="90" w:name="сценарий-а6.-перенос-на-новый-сервер"/>
       <w:bookmarkEnd w:id="89"/>
       <w:r>
@@ -8114,7 +8134,7 @@
         <w:pStyle w:val="Heading1"/>
         <w:rPr/>
       </w:pPr>
-      <w:bookmarkStart w:id="93" w:name="__RefHeading___Toc1484_3565172465"/>
+      <w:bookmarkStart w:id="93" w:name="__RefHeading___Toc1492_1290560413"/>
       <w:bookmarkStart w:id="94" w:name="рекомендации-по-безопасности"/>
       <w:bookmarkEnd w:id="93"/>
       <w:r>
@@ -8285,7 +8305,7 @@
         <w:pStyle w:val="Heading1"/>
         <w:rPr/>
       </w:pPr>
-      <w:bookmarkStart w:id="96" w:name="__RefHeading___Toc1486_3565172465"/>
+      <w:bookmarkStart w:id="96" w:name="__RefHeading___Toc1494_1290560413"/>
       <w:bookmarkStart w:id="97" w:name="частые-вопросы"/>
       <w:bookmarkEnd w:id="96"/>
       <w:r>
@@ -12252,10 +12272,11 @@
       <w:jc w:val="center"/>
     </w:pPr>
     <w:rPr>
-      <w:rFonts w:ascii="Cambria" w:hAnsi="Cambria" w:eastAsia="Cambria" w:cs="" w:asciiTheme="minorHAnsi" w:cstheme="minorBidi" w:eastAsiaTheme="minorHAnsi" w:hAnsiTheme="minorHAnsi"/>
-      <w:color w:val="auto"/>
+      <w:rFonts w:ascii="Arial" w:hAnsi="Arial" w:eastAsia="Arial" w:cs="Arial"/>
+      <w:b w:val="false"/>
+      <w:color w:val="6B7385"/>
       <w:kern w:val="0"/>
-      <w:sz w:val="24"/>
+      <w:sz w:val="22"/>
       <w:szCs w:val="24"/>
       <w:lang w:val="ru-RU" w:eastAsia="en-US" w:bidi="ar-SA"/>
     </w:rPr>

--- a/docs/manuals/admin-guide.docx
+++ b/docs/manuals/admin-guide.docx
@@ -23,7 +23,7 @@
       </w:pPr>
       <w:r>
         <w:rPr/>
-        <w:t>Версия 1.1.0</w:t>
+        <w:t>Версия 1.2.0</w:t>
       </w:r>
     </w:p>
     <w:p>
@@ -103,7 +103,7 @@
             </w:rPr>
             <w:fldChar w:fldCharType="separate"/>
           </w:r>
-          <w:hyperlink w:anchor="__RefHeading___Toc1416_1290560413">
+          <w:hyperlink w:anchor="__RefHeading___Toc1442_2033735133">
             <w:r>
               <w:rPr>
                 <w:webHidden/>
@@ -124,7 +124,7 @@
             </w:tabs>
             <w:rPr/>
           </w:pPr>
-          <w:hyperlink w:anchor="__RefHeading___Toc1418_1290560413">
+          <w:hyperlink w:anchor="__RefHeading___Toc1444_2033735133">
             <w:r>
               <w:rPr>
                 <w:webHidden/>
@@ -145,7 +145,7 @@
             </w:tabs>
             <w:rPr/>
           </w:pPr>
-          <w:hyperlink w:anchor="__RefHeading___Toc1420_1290560413">
+          <w:hyperlink w:anchor="__RefHeading___Toc1446_2033735133">
             <w:r>
               <w:rPr>
                 <w:webHidden/>
@@ -166,7 +166,7 @@
             </w:tabs>
             <w:rPr/>
           </w:pPr>
-          <w:hyperlink w:anchor="__RefHeading___Toc1422_1290560413">
+          <w:hyperlink w:anchor="__RefHeading___Toc1448_2033735133">
             <w:r>
               <w:rPr>
                 <w:webHidden/>
@@ -187,7 +187,7 @@
             </w:tabs>
             <w:rPr/>
           </w:pPr>
-          <w:hyperlink w:anchor="__RefHeading___Toc1424_1290560413">
+          <w:hyperlink w:anchor="__RefHeading___Toc1450_2033735133">
             <w:r>
               <w:rPr>
                 <w:webHidden/>
@@ -208,7 +208,7 @@
             </w:tabs>
             <w:rPr/>
           </w:pPr>
-          <w:hyperlink w:anchor="__RefHeading___Toc1426_1290560413">
+          <w:hyperlink w:anchor="__RefHeading___Toc1452_2033735133">
             <w:r>
               <w:rPr>
                 <w:webHidden/>
@@ -229,7 +229,7 @@
             </w:tabs>
             <w:rPr/>
           </w:pPr>
-          <w:hyperlink w:anchor="__RefHeading___Toc1428_1290560413">
+          <w:hyperlink w:anchor="__RefHeading___Toc1454_2033735133">
             <w:r>
               <w:rPr>
                 <w:webHidden/>
@@ -250,7 +250,7 @@
             </w:tabs>
             <w:rPr/>
           </w:pPr>
-          <w:hyperlink w:anchor="__RefHeading___Toc1430_1290560413">
+          <w:hyperlink w:anchor="__RefHeading___Toc1456_2033735133">
             <w:r>
               <w:rPr>
                 <w:webHidden/>
@@ -271,7 +271,7 @@
             </w:tabs>
             <w:rPr/>
           </w:pPr>
-          <w:hyperlink w:anchor="__RefHeading___Toc1432_1290560413">
+          <w:hyperlink w:anchor="__RefHeading___Toc1458_2033735133">
             <w:r>
               <w:rPr>
                 <w:webHidden/>
@@ -292,7 +292,7 @@
             </w:tabs>
             <w:rPr/>
           </w:pPr>
-          <w:hyperlink w:anchor="__RefHeading___Toc1434_1290560413">
+          <w:hyperlink w:anchor="__RefHeading___Toc1460_2033735133">
             <w:r>
               <w:rPr>
                 <w:webHidden/>
@@ -313,7 +313,7 @@
             </w:tabs>
             <w:rPr/>
           </w:pPr>
-          <w:hyperlink w:anchor="__RefHeading___Toc1436_1290560413">
+          <w:hyperlink w:anchor="__RefHeading___Toc1462_2033735133">
             <w:r>
               <w:rPr>
                 <w:webHidden/>
@@ -334,7 +334,7 @@
             </w:tabs>
             <w:rPr/>
           </w:pPr>
-          <w:hyperlink w:anchor="__RefHeading___Toc1438_1290560413">
+          <w:hyperlink w:anchor="__RefHeading___Toc1464_2033735133">
             <w:r>
               <w:rPr>
                 <w:webHidden/>
@@ -355,7 +355,7 @@
             </w:tabs>
             <w:rPr/>
           </w:pPr>
-          <w:hyperlink w:anchor="__RefHeading___Toc1440_1290560413">
+          <w:hyperlink w:anchor="__RefHeading___Toc1466_2033735133">
             <w:r>
               <w:rPr>
                 <w:webHidden/>
@@ -376,7 +376,7 @@
             </w:tabs>
             <w:rPr/>
           </w:pPr>
-          <w:hyperlink w:anchor="__RefHeading___Toc1442_1290560413">
+          <w:hyperlink w:anchor="__RefHeading___Toc1468_2033735133">
             <w:r>
               <w:rPr>
                 <w:webHidden/>
@@ -397,7 +397,7 @@
             </w:tabs>
             <w:rPr/>
           </w:pPr>
-          <w:hyperlink w:anchor="__RefHeading___Toc1444_1290560413">
+          <w:hyperlink w:anchor="__RefHeading___Toc1470_2033735133">
             <w:r>
               <w:rPr>
                 <w:webHidden/>
@@ -418,7 +418,7 @@
             </w:tabs>
             <w:rPr/>
           </w:pPr>
-          <w:hyperlink w:anchor="__RefHeading___Toc1446_1290560413">
+          <w:hyperlink w:anchor="__RefHeading___Toc1472_2033735133">
             <w:r>
               <w:rPr>
                 <w:webHidden/>
@@ -439,7 +439,7 @@
             </w:tabs>
             <w:rPr/>
           </w:pPr>
-          <w:hyperlink w:anchor="__RefHeading___Toc1448_1290560413">
+          <w:hyperlink w:anchor="__RefHeading___Toc1474_2033735133">
             <w:r>
               <w:rPr>
                 <w:webHidden/>
@@ -460,7 +460,7 @@
             </w:tabs>
             <w:rPr/>
           </w:pPr>
-          <w:hyperlink w:anchor="__RefHeading___Toc1450_1290560413">
+          <w:hyperlink w:anchor="__RefHeading___Toc1476_2033735133">
             <w:r>
               <w:rPr>
                 <w:webHidden/>
@@ -481,7 +481,7 @@
             </w:tabs>
             <w:rPr/>
           </w:pPr>
-          <w:hyperlink w:anchor="__RefHeading___Toc1452_1290560413">
+          <w:hyperlink w:anchor="__RefHeading___Toc1478_2033735133">
             <w:r>
               <w:rPr>
                 <w:webHidden/>
@@ -502,7 +502,7 @@
             </w:tabs>
             <w:rPr/>
           </w:pPr>
-          <w:hyperlink w:anchor="__RefHeading___Toc1454_1290560413">
+          <w:hyperlink w:anchor="__RefHeading___Toc1480_2033735133">
             <w:r>
               <w:rPr>
                 <w:webHidden/>
@@ -523,13 +523,34 @@
             </w:tabs>
             <w:rPr/>
           </w:pPr>
-          <w:hyperlink w:anchor="__RefHeading___Toc1456_1290560413">
+          <w:hyperlink w:anchor="__RefHeading___Toc1482_2033735133">
             <w:r>
               <w:rPr>
                 <w:webHidden/>
                 <w:rStyle w:val="IndexLink"/>
               </w:rPr>
               <w:t>7.3 Хранение токена</w:t>
+              <w:tab/>
+              <w:t>13</w:t>
+            </w:r>
+          </w:hyperlink>
+        </w:p>
+        <w:p>
+          <w:pPr>
+            <w:pStyle w:val="TOC2"/>
+            <w:tabs>
+              <w:tab w:val="clear" w:pos="9077"/>
+              <w:tab w:val="right" w:pos="9359" w:leader="dot"/>
+            </w:tabs>
+            <w:rPr/>
+          </w:pPr>
+          <w:hyperlink w:anchor="__RefHeading___Toc1484_2033735133">
+            <w:r>
+              <w:rPr>
+                <w:webHidden/>
+                <w:rStyle w:val="IndexLink"/>
+              </w:rPr>
+              <w:t>7.4 Состав эпиков по задачам</w:t>
               <w:tab/>
               <w:t>13</w:t>
             </w:r>
@@ -544,7 +565,7 @@
             </w:tabs>
             <w:rPr/>
           </w:pPr>
-          <w:hyperlink w:anchor="__RefHeading___Toc1458_1290560413">
+          <w:hyperlink w:anchor="__RefHeading___Toc1486_2033735133">
             <w:r>
               <w:rPr>
                 <w:webHidden/>
@@ -565,7 +586,7 @@
             </w:tabs>
             <w:rPr/>
           </w:pPr>
-          <w:hyperlink w:anchor="__RefHeading___Toc1460_1290560413">
+          <w:hyperlink w:anchor="__RefHeading___Toc1488_2033735133">
             <w:r>
               <w:rPr>
                 <w:webHidden/>
@@ -586,7 +607,7 @@
             </w:tabs>
             <w:rPr/>
           </w:pPr>
-          <w:hyperlink w:anchor="__RefHeading___Toc1462_1290560413">
+          <w:hyperlink w:anchor="__RefHeading___Toc1490_2033735133">
             <w:r>
               <w:rPr>
                 <w:webHidden/>
@@ -607,7 +628,7 @@
             </w:tabs>
             <w:rPr/>
           </w:pPr>
-          <w:hyperlink w:anchor="__RefHeading___Toc1464_1290560413">
+          <w:hyperlink w:anchor="__RefHeading___Toc1492_2033735133">
             <w:r>
               <w:rPr>
                 <w:webHidden/>
@@ -628,7 +649,7 @@
             </w:tabs>
             <w:rPr/>
           </w:pPr>
-          <w:hyperlink w:anchor="__RefHeading___Toc1466_1290560413">
+          <w:hyperlink w:anchor="__RefHeading___Toc1494_2033735133">
             <w:r>
               <w:rPr>
                 <w:webHidden/>
@@ -649,7 +670,7 @@
             </w:tabs>
             <w:rPr/>
           </w:pPr>
-          <w:hyperlink w:anchor="__RefHeading___Toc1468_1290560413">
+          <w:hyperlink w:anchor="__RefHeading___Toc1496_2033735133">
             <w:r>
               <w:rPr>
                 <w:webHidden/>
@@ -670,7 +691,7 @@
             </w:tabs>
             <w:rPr/>
           </w:pPr>
-          <w:hyperlink w:anchor="__RefHeading___Toc1470_1290560413">
+          <w:hyperlink w:anchor="__RefHeading___Toc1498_2033735133">
             <w:r>
               <w:rPr>
                 <w:webHidden/>
@@ -691,7 +712,7 @@
             </w:tabs>
             <w:rPr/>
           </w:pPr>
-          <w:hyperlink w:anchor="__RefHeading___Toc1472_1290560413">
+          <w:hyperlink w:anchor="__RefHeading___Toc1500_2033735133">
             <w:r>
               <w:rPr>
                 <w:webHidden/>
@@ -712,7 +733,7 @@
             </w:tabs>
             <w:rPr/>
           </w:pPr>
-          <w:hyperlink w:anchor="__RefHeading___Toc1474_1290560413">
+          <w:hyperlink w:anchor="__RefHeading___Toc1502_2033735133">
             <w:r>
               <w:rPr>
                 <w:webHidden/>
@@ -733,7 +754,7 @@
             </w:tabs>
             <w:rPr/>
           </w:pPr>
-          <w:hyperlink w:anchor="__RefHeading___Toc1476_1290560413">
+          <w:hyperlink w:anchor="__RefHeading___Toc1504_2033735133">
             <w:r>
               <w:rPr>
                 <w:webHidden/>
@@ -754,7 +775,7 @@
             </w:tabs>
             <w:rPr/>
           </w:pPr>
-          <w:hyperlink w:anchor="__RefHeading___Toc1478_1290560413">
+          <w:hyperlink w:anchor="__RefHeading___Toc1506_2033735133">
             <w:r>
               <w:rPr>
                 <w:webHidden/>
@@ -775,7 +796,7 @@
             </w:tabs>
             <w:rPr/>
           </w:pPr>
-          <w:hyperlink w:anchor="__RefHeading___Toc1480_1290560413">
+          <w:hyperlink w:anchor="__RefHeading___Toc1508_2033735133">
             <w:r>
               <w:rPr>
                 <w:webHidden/>
@@ -796,7 +817,7 @@
             </w:tabs>
             <w:rPr/>
           </w:pPr>
-          <w:hyperlink w:anchor="__RefHeading___Toc1482_1290560413">
+          <w:hyperlink w:anchor="__RefHeading___Toc1510_2033735133">
             <w:r>
               <w:rPr>
                 <w:webHidden/>
@@ -817,7 +838,7 @@
             </w:tabs>
             <w:rPr/>
           </w:pPr>
-          <w:hyperlink w:anchor="__RefHeading___Toc1484_1290560413">
+          <w:hyperlink w:anchor="__RefHeading___Toc1512_2033735133">
             <w:r>
               <w:rPr>
                 <w:webHidden/>
@@ -838,7 +859,7 @@
             </w:tabs>
             <w:rPr/>
           </w:pPr>
-          <w:hyperlink w:anchor="__RefHeading___Toc1486_1290560413">
+          <w:hyperlink w:anchor="__RefHeading___Toc1514_2033735133">
             <w:r>
               <w:rPr>
                 <w:webHidden/>
@@ -859,7 +880,7 @@
             </w:tabs>
             <w:rPr/>
           </w:pPr>
-          <w:hyperlink w:anchor="__RefHeading___Toc1488_1290560413">
+          <w:hyperlink w:anchor="__RefHeading___Toc1516_2033735133">
             <w:r>
               <w:rPr>
                 <w:webHidden/>
@@ -880,7 +901,7 @@
             </w:tabs>
             <w:rPr/>
           </w:pPr>
-          <w:hyperlink w:anchor="__RefHeading___Toc1490_1290560413">
+          <w:hyperlink w:anchor="__RefHeading___Toc1518_2033735133">
             <w:r>
               <w:rPr>
                 <w:webHidden/>
@@ -901,7 +922,7 @@
             </w:tabs>
             <w:rPr/>
           </w:pPr>
-          <w:hyperlink w:anchor="__RefHeading___Toc1492_1290560413">
+          <w:hyperlink w:anchor="__RefHeading___Toc1520_2033735133">
             <w:r>
               <w:rPr>
                 <w:webHidden/>
@@ -922,7 +943,7 @@
             </w:tabs>
             <w:rPr/>
           </w:pPr>
-          <w:hyperlink w:anchor="__RefHeading___Toc1494_1290560413">
+          <w:hyperlink w:anchor="__RefHeading___Toc1522_2033735133">
             <w:r>
               <w:rPr>
                 <w:webHidden/>
@@ -947,7 +968,7 @@
         <w:pStyle w:val="Heading1"/>
         <w:rPr/>
       </w:pPr>
-      <w:bookmarkStart w:id="0" w:name="__RefHeading___Toc1416_1290560413"/>
+      <w:bookmarkStart w:id="0" w:name="__RefHeading___Toc1442_2033735133"/>
       <w:bookmarkEnd w:id="0"/>
       <w:r>
         <w:rPr>
@@ -968,7 +989,7 @@
       </w:pPr>
       <w:r>
         <w:rPr/>
-        <w:t>Руководство описывает администрирование Burndown версии 1.1.0: учётные записи и роли, доступ к проектам, создание и удаление проектов, реестр изменений и экспорт, подключение к Jira и работу автозаполнения по расписанию, а также установку, обновление, резервное копирование и безопасность сервера.</w:t>
+        <w:t>Руководство описывает администрирование Burndown версии 1.2.0: учётные записи и роли, доступ к проектам, создание и удаление проектов, реестр изменений и экспорт, подключение к Jira и работу автозаполнения по расписанию, а также установку, обновление, резервное копирование и безопасность сервера.</w:t>
       </w:r>
     </w:p>
     <w:p>
@@ -1478,7 +1499,7 @@
         <w:pStyle w:val="Heading1"/>
         <w:rPr/>
       </w:pPr>
-      <w:bookmarkStart w:id="2" w:name="__RefHeading___Toc1418_1290560413"/>
+      <w:bookmarkStart w:id="2" w:name="__RefHeading___Toc1444_2033735133"/>
       <w:bookmarkEnd w:id="2"/>
       <w:r>
         <w:rPr>
@@ -1497,7 +1518,7 @@
         <w:pStyle w:val="Heading2"/>
         <w:rPr/>
       </w:pPr>
-      <w:bookmarkStart w:id="3" w:name="__RefHeading___Toc1420_1290560413"/>
+      <w:bookmarkStart w:id="3" w:name="__RefHeading___Toc1446_2033735133"/>
       <w:bookmarkStart w:id="4" w:name="роли"/>
       <w:bookmarkEnd w:id="3"/>
       <w:r>
@@ -1975,7 +1996,7 @@
         <w:pStyle w:val="Heading2"/>
         <w:rPr/>
       </w:pPr>
-      <w:bookmarkStart w:id="6" w:name="__RefHeading___Toc1422_1290560413"/>
+      <w:bookmarkStart w:id="6" w:name="__RefHeading___Toc1448_2033735133"/>
       <w:bookmarkStart w:id="7" w:name="защита-от-ошибок"/>
       <w:bookmarkEnd w:id="6"/>
       <w:r>
@@ -2053,7 +2074,7 @@
         <w:pStyle w:val="Heading1"/>
         <w:rPr/>
       </w:pPr>
-      <w:bookmarkStart w:id="9" w:name="__RefHeading___Toc1424_1290560413"/>
+      <w:bookmarkStart w:id="9" w:name="__RefHeading___Toc1450_2033735133"/>
       <w:bookmarkStart w:id="10" w:name="первичная-настройка"/>
       <w:bookmarkEnd w:id="9"/>
       <w:r>
@@ -2073,7 +2094,7 @@
         <w:pStyle w:val="Heading2"/>
         <w:rPr/>
       </w:pPr>
-      <w:bookmarkStart w:id="11" w:name="__RefHeading___Toc1426_1290560413"/>
+      <w:bookmarkStart w:id="11" w:name="__RefHeading___Toc1452_2033735133"/>
       <w:bookmarkStart w:id="12" w:name="первый-вход"/>
       <w:bookmarkEnd w:id="11"/>
       <w:r>
@@ -2123,7 +2144,7 @@
         <w:pStyle w:val="Compact"/>
         <w:numPr>
           <w:ilvl w:val="0"/>
-          <w:numId w:val="22"/>
+          <w:numId w:val="23"/>
         </w:numPr>
         <w:rPr/>
       </w:pPr>
@@ -2194,7 +2215,7 @@
         <w:pStyle w:val="Heading2"/>
         <w:rPr/>
       </w:pPr>
-      <w:bookmarkStart w:id="13" w:name="__RefHeading___Toc1428_1290560413"/>
+      <w:bookmarkStart w:id="13" w:name="__RefHeading___Toc1454_2033735133"/>
       <w:bookmarkStart w:id="14" w:name="порядок-настройки"/>
       <w:bookmarkEnd w:id="13"/>
       <w:r>
@@ -2207,27 +2228,6 @@
         <w:rPr/>
         <w:tab/>
         <w:t>Порядок настройки</w:t>
-      </w:r>
-    </w:p>
-    <w:p>
-      <w:pPr>
-        <w:pStyle w:val="Compact"/>
-        <w:numPr>
-          <w:ilvl w:val="0"/>
-          <w:numId w:val="23"/>
-        </w:numPr>
-        <w:rPr/>
-      </w:pPr>
-      <w:r>
-        <w:rPr>
-          <w:b/>
-          <w:bCs/>
-        </w:rPr>
-        <w:t>Проекты</w:t>
-      </w:r>
-      <w:r>
-        <w:rPr/>
-        <w:t xml:space="preserve"> — создайте проекты (раздел «Проекты»).</w:t>
       </w:r>
     </w:p>
     <w:p>
@@ -2244,11 +2244,11 @@
           <w:b/>
           <w:bCs/>
         </w:rPr>
-        <w:t>Пользователи</w:t>
-      </w:r>
-      <w:r>
-        <w:rPr/>
-        <w:t xml:space="preserve"> — заведите учётные записи сотрудников.</w:t>
+        <w:t>Проекты</w:t>
+      </w:r>
+      <w:r>
+        <w:rPr/>
+        <w:t xml:space="preserve"> — создайте проекты (раздел «Проекты»).</w:t>
       </w:r>
     </w:p>
     <w:p>
@@ -2265,11 +2265,11 @@
           <w:b/>
           <w:bCs/>
         </w:rPr>
-        <w:t>Доступ</w:t>
-      </w:r>
-      <w:r>
-        <w:rPr/>
-        <w:t xml:space="preserve"> — назначьте каждому сотруднику проекты и роль в них.</w:t>
+        <w:t>Пользователи</w:t>
+      </w:r>
+      <w:r>
+        <w:rPr/>
+        <w:t xml:space="preserve"> — заведите учётные записи сотрудников.</w:t>
       </w:r>
     </w:p>
     <w:p>
@@ -2286,11 +2286,11 @@
           <w:b/>
           <w:bCs/>
         </w:rPr>
-        <w:t>Эпики и цели</w:t>
-      </w:r>
-      <w:r>
-        <w:rPr/>
-        <w:t xml:space="preserve"> — руководитель проекта заводит эпики, этапы и целевые даты, проверяет настройки прогноза.</w:t>
+        <w:t>Доступ</w:t>
+      </w:r>
+      <w:r>
+        <w:rPr/>
+        <w:t xml:space="preserve"> — назначьте каждому сотруднику проекты и роль в них.</w:t>
       </w:r>
     </w:p>
     <w:p>
@@ -2307,6 +2307,27 @@
           <w:b/>
           <w:bCs/>
         </w:rPr>
+        <w:t>Эпики и цели</w:t>
+      </w:r>
+      <w:r>
+        <w:rPr/>
+        <w:t xml:space="preserve"> — руководитель проекта заводит эпики, этапы и целевые даты, проверяет настройки прогноза.</w:t>
+      </w:r>
+    </w:p>
+    <w:p>
+      <w:pPr>
+        <w:pStyle w:val="Compact"/>
+        <w:numPr>
+          <w:ilvl w:val="0"/>
+          <w:numId w:val="28"/>
+        </w:numPr>
+        <w:rPr/>
+      </w:pPr>
+      <w:r>
+        <w:rPr>
+          <w:b/>
+          <w:bCs/>
+        </w:rPr>
         <w:t>Jira</w:t>
       </w:r>
       <w:r>
@@ -2320,7 +2341,7 @@
         <w:pStyle w:val="Heading2"/>
         <w:rPr/>
       </w:pPr>
-      <w:bookmarkStart w:id="15" w:name="__RefHeading___Toc1430_1290560413"/>
+      <w:bookmarkStart w:id="15" w:name="__RefHeading___Toc1456_2033735133"/>
       <w:bookmarkStart w:id="16" w:name="административные-разделы"/>
       <w:bookmarkEnd w:id="15"/>
       <w:r>
@@ -2443,7 +2464,7 @@
         <w:pStyle w:val="Heading1"/>
         <w:rPr/>
       </w:pPr>
-      <w:bookmarkStart w:id="19" w:name="__RefHeading___Toc1432_1290560413"/>
+      <w:bookmarkStart w:id="19" w:name="__RefHeading___Toc1458_2033735133"/>
       <w:bookmarkStart w:id="20" w:name="пользователи-и-доступ"/>
       <w:bookmarkEnd w:id="19"/>
       <w:r>
@@ -2463,7 +2484,7 @@
         <w:pStyle w:val="Heading2"/>
         <w:rPr/>
       </w:pPr>
-      <w:bookmarkStart w:id="21" w:name="__RefHeading___Toc1434_1290560413"/>
+      <w:bookmarkStart w:id="21" w:name="__RefHeading___Toc1460_2033735133"/>
       <w:bookmarkStart w:id="22" w:name="список-пользователей"/>
       <w:bookmarkEnd w:id="21"/>
       <w:r>
@@ -2539,7 +2560,7 @@
         <w:pStyle w:val="Compact"/>
         <w:numPr>
           <w:ilvl w:val="0"/>
-          <w:numId w:val="28"/>
+          <w:numId w:val="29"/>
         </w:numPr>
         <w:rPr/>
       </w:pPr>
@@ -2553,20 +2574,6 @@
       <w:r>
         <w:rPr/>
         <w:t xml:space="preserve"> фильтрует список.</w:t>
-      </w:r>
-    </w:p>
-    <w:p>
-      <w:pPr>
-        <w:pStyle w:val="Compact"/>
-        <w:numPr>
-          <w:ilvl w:val="0"/>
-          <w:numId w:val="29"/>
-        </w:numPr>
-        <w:rPr/>
-      </w:pPr>
-      <w:r>
-        <w:rPr/>
-        <w:t>Щелчок по строке выбирает пользователя: в блоке «Доступ к проектам» появляются его проекты и роли.</w:t>
       </w:r>
     </w:p>
     <w:p>
@@ -2578,41 +2585,9 @@
         </w:numPr>
         <w:rPr/>
       </w:pPr>
-      <w:bookmarkStart w:id="23" w:name="список-пользователей"/>
-      <w:r>
-        <w:rPr/>
-        <w:t>Карандаш открывает редактирование, корзина — удаление.</w:t>
-      </w:r>
-      <w:bookmarkEnd w:id="23"/>
-    </w:p>
-    <w:p>
-      <w:pPr>
-        <w:pStyle w:val="Heading2"/>
-        <w:rPr/>
-      </w:pPr>
-      <w:bookmarkStart w:id="24" w:name="__RefHeading___Toc1436_1290560413"/>
-      <w:bookmarkStart w:id="25" w:name="доступ-к-проектам"/>
-      <w:bookmarkEnd w:id="24"/>
-      <w:r>
-        <w:rPr>
-          <w:rStyle w:val="SectionNumber"/>
-        </w:rPr>
-        <w:t>4.2</w:t>
-      </w:r>
-      <w:r>
-        <w:rPr/>
-        <w:tab/>
-        <w:t>Доступ к проектам</w:t>
-      </w:r>
-    </w:p>
-    <w:p>
-      <w:pPr>
-        <w:pStyle w:val="FirstParagraph"/>
-        <w:rPr/>
-      </w:pPr>
-      <w:r>
-        <w:rPr/>
-        <w:t>Для каждого проекта в блоке «Доступ к проектам»:</w:t>
+      <w:r>
+        <w:rPr/>
+        <w:t>Щелчок по строке выбирает пользователя: в блоке «Доступ к проектам» появляются его проекты и роли.</w:t>
       </w:r>
     </w:p>
     <w:p>
@@ -2624,16 +2599,41 @@
         </w:numPr>
         <w:rPr/>
       </w:pPr>
-      <w:r>
-        <w:rPr>
-          <w:b/>
-          <w:bCs/>
-        </w:rPr>
-        <w:t>Назначить</w:t>
-      </w:r>
-      <w:r>
-        <w:rPr/>
-        <w:t xml:space="preserve"> — открыть пользователю доступ;</w:t>
+      <w:bookmarkStart w:id="23" w:name="список-пользователей"/>
+      <w:r>
+        <w:rPr/>
+        <w:t>Карандаш открывает редактирование, корзина — удаление.</w:t>
+      </w:r>
+      <w:bookmarkEnd w:id="23"/>
+    </w:p>
+    <w:p>
+      <w:pPr>
+        <w:pStyle w:val="Heading2"/>
+        <w:rPr/>
+      </w:pPr>
+      <w:bookmarkStart w:id="24" w:name="__RefHeading___Toc1462_2033735133"/>
+      <w:bookmarkStart w:id="25" w:name="доступ-к-проектам"/>
+      <w:bookmarkEnd w:id="24"/>
+      <w:r>
+        <w:rPr>
+          <w:rStyle w:val="SectionNumber"/>
+        </w:rPr>
+        <w:t>4.2</w:t>
+      </w:r>
+      <w:r>
+        <w:rPr/>
+        <w:tab/>
+        <w:t>Доступ к проектам</w:t>
+      </w:r>
+    </w:p>
+    <w:p>
+      <w:pPr>
+        <w:pStyle w:val="FirstParagraph"/>
+        <w:rPr/>
+      </w:pPr>
+      <w:r>
+        <w:rPr/>
+        <w:t>Для каждого проекта в блоке «Доступ к проектам»:</w:t>
       </w:r>
     </w:p>
     <w:p>
@@ -2646,30 +2646,15 @@
         <w:rPr/>
       </w:pPr>
       <w:r>
-        <w:rPr/>
-        <w:t xml:space="preserve">выбрать роль: </w:t>
-      </w:r>
-      <w:r>
         <w:rPr>
           <w:b/>
           <w:bCs/>
         </w:rPr>
-        <w:t>Пользователь (только просмотр)</w:t>
-      </w:r>
-      <w:r>
-        <w:rPr/>
-        <w:t xml:space="preserve"> или </w:t>
-      </w:r>
-      <w:r>
-        <w:rPr>
-          <w:b/>
-          <w:bCs/>
-        </w:rPr>
-        <w:t>Руководитель (редактирование)</w:t>
-      </w:r>
-      <w:r>
-        <w:rPr/>
-        <w:t>;</w:t>
+        <w:t>Назначить</w:t>
+      </w:r>
+      <w:r>
+        <w:rPr/>
+        <w:t xml:space="preserve"> — открыть пользователю доступ;</w:t>
       </w:r>
     </w:p>
     <w:p>
@@ -2682,47 +2667,30 @@
         <w:rPr/>
       </w:pPr>
       <w:r>
+        <w:rPr/>
+        <w:t xml:space="preserve">выбрать роль: </w:t>
+      </w:r>
+      <w:r>
         <w:rPr>
           <w:b/>
           <w:bCs/>
         </w:rPr>
-        <w:t>Убрать</w:t>
-      </w:r>
-      <w:r>
-        <w:rPr/>
-        <w:t xml:space="preserve"> — закрыть доступ.</w:t>
-      </w:r>
-    </w:p>
-    <w:p>
-      <w:pPr>
-        <w:pStyle w:val="FirstParagraph"/>
-        <w:rPr/>
-      </w:pPr>
-      <w:bookmarkStart w:id="26" w:name="доступ-к-проектам"/>
-      <w:r>
-        <w:rPr/>
-        <w:t>Изменения действуют сразу: при следующем действии пользователь увидит или потеряет проект.</w:t>
-      </w:r>
-      <w:bookmarkEnd w:id="26"/>
-    </w:p>
-    <w:p>
-      <w:pPr>
-        <w:pStyle w:val="Heading2"/>
-        <w:rPr/>
-      </w:pPr>
-      <w:bookmarkStart w:id="27" w:name="__RefHeading___Toc1438_1290560413"/>
-      <w:bookmarkStart w:id="28" w:name="создание-пользователя"/>
-      <w:bookmarkEnd w:id="27"/>
-      <w:r>
-        <w:rPr>
-          <w:rStyle w:val="SectionNumber"/>
-        </w:rPr>
-        <w:t>4.3</w:t>
-      </w:r>
-      <w:r>
-        <w:rPr/>
-        <w:tab/>
-        <w:t>Создание пользователя</w:t>
+        <w:t>Пользователь (только просмотр)</w:t>
+      </w:r>
+      <w:r>
+        <w:rPr/>
+        <w:t xml:space="preserve"> или </w:t>
+      </w:r>
+      <w:r>
+        <w:rPr>
+          <w:b/>
+          <w:bCs/>
+        </w:rPr>
+        <w:t>Руководитель (редактирование)</w:t>
+      </w:r>
+      <w:r>
+        <w:rPr/>
+        <w:t>;</w:t>
       </w:r>
     </w:p>
     <w:p>
@@ -2735,30 +2703,47 @@
         <w:rPr/>
       </w:pPr>
       <w:r>
-        <w:rPr/>
-        <w:t xml:space="preserve">Заполните </w:t>
-      </w:r>
-      <w:r>
         <w:rPr>
           <w:b/>
           <w:bCs/>
         </w:rPr>
-        <w:t>Логин</w:t>
-      </w:r>
-      <w:r>
-        <w:rPr/>
-        <w:t xml:space="preserve"> и </w:t>
-      </w:r>
-      <w:r>
-        <w:rPr>
-          <w:b/>
-          <w:bCs/>
-        </w:rPr>
-        <w:t>Пароль</w:t>
-      </w:r>
-      <w:r>
-        <w:rPr/>
-        <w:t xml:space="preserve"> (обязательно), при необходимости — имя, email, должность и фото.</w:t>
+        <w:t>Убрать</w:t>
+      </w:r>
+      <w:r>
+        <w:rPr/>
+        <w:t xml:space="preserve"> — закрыть доступ.</w:t>
+      </w:r>
+    </w:p>
+    <w:p>
+      <w:pPr>
+        <w:pStyle w:val="FirstParagraph"/>
+        <w:rPr/>
+      </w:pPr>
+      <w:bookmarkStart w:id="26" w:name="доступ-к-проектам"/>
+      <w:r>
+        <w:rPr/>
+        <w:t>Изменения действуют сразу: при следующем действии пользователь увидит или потеряет проект.</w:t>
+      </w:r>
+      <w:bookmarkEnd w:id="26"/>
+    </w:p>
+    <w:p>
+      <w:pPr>
+        <w:pStyle w:val="Heading2"/>
+        <w:rPr/>
+      </w:pPr>
+      <w:bookmarkStart w:id="27" w:name="__RefHeading___Toc1464_2033735133"/>
+      <w:bookmarkStart w:id="28" w:name="создание-пользователя"/>
+      <w:bookmarkEnd w:id="27"/>
+      <w:r>
+        <w:rPr>
+          <w:rStyle w:val="SectionNumber"/>
+        </w:rPr>
+        <w:t>4.3</w:t>
+      </w:r>
+      <w:r>
+        <w:rPr/>
+        <w:tab/>
+        <w:t>Создание пользователя</w:t>
       </w:r>
     </w:p>
     <w:p>
@@ -2772,40 +2757,29 @@
       </w:pPr>
       <w:r>
         <w:rPr/>
-        <w:t xml:space="preserve">Выберите роль: </w:t>
+        <w:t xml:space="preserve">Заполните </w:t>
       </w:r>
       <w:r>
         <w:rPr>
           <w:b/>
           <w:bCs/>
         </w:rPr>
-        <w:t>Пользователь</w:t>
-      </w:r>
-      <w:r>
-        <w:rPr/>
-        <w:t xml:space="preserve">, </w:t>
+        <w:t>Логин</w:t>
+      </w:r>
+      <w:r>
+        <w:rPr/>
+        <w:t xml:space="preserve"> и </w:t>
       </w:r>
       <w:r>
         <w:rPr>
           <w:b/>
           <w:bCs/>
         </w:rPr>
-        <w:t>Руководитель проекта</w:t>
-      </w:r>
-      <w:r>
-        <w:rPr/>
-        <w:t xml:space="preserve"> или </w:t>
-      </w:r>
-      <w:r>
-        <w:rPr>
-          <w:b/>
-          <w:bCs/>
-        </w:rPr>
-        <w:t>Администратор</w:t>
-      </w:r>
-      <w:r>
-        <w:rPr/>
-        <w:t>.</w:t>
+        <w:t>Пароль</w:t>
+      </w:r>
+      <w:r>
+        <w:rPr/>
+        <w:t xml:space="preserve"> (обязательно), при необходимости — имя, email, должность и фото.</w:t>
       </w:r>
     </w:p>
     <w:p>
@@ -2819,18 +2793,40 @@
       </w:pPr>
       <w:r>
         <w:rPr/>
-        <w:t xml:space="preserve">Нажмите </w:t>
+        <w:t xml:space="preserve">Выберите роль: </w:t>
       </w:r>
       <w:r>
         <w:rPr>
           <w:b/>
           <w:bCs/>
         </w:rPr>
-        <w:t>+ Добавить пользователя</w:t>
-      </w:r>
-      <w:r>
-        <w:rPr/>
-        <w:t>. Новый пользователь сразу выбирается в списке — назначьте ему проекты.</w:t>
+        <w:t>Пользователь</w:t>
+      </w:r>
+      <w:r>
+        <w:rPr/>
+        <w:t xml:space="preserve">, </w:t>
+      </w:r>
+      <w:r>
+        <w:rPr>
+          <w:b/>
+          <w:bCs/>
+        </w:rPr>
+        <w:t>Руководитель проекта</w:t>
+      </w:r>
+      <w:r>
+        <w:rPr/>
+        <w:t xml:space="preserve"> или </w:t>
+      </w:r>
+      <w:r>
+        <w:rPr>
+          <w:b/>
+          <w:bCs/>
+        </w:rPr>
+        <w:t>Администратор</w:t>
+      </w:r>
+      <w:r>
+        <w:rPr/>
+        <w:t>.</w:t>
       </w:r>
     </w:p>
     <w:p>
@@ -2842,6 +2838,31 @@
         </w:numPr>
         <w:rPr/>
       </w:pPr>
+      <w:r>
+        <w:rPr/>
+        <w:t xml:space="preserve">Нажмите </w:t>
+      </w:r>
+      <w:r>
+        <w:rPr>
+          <w:b/>
+          <w:bCs/>
+        </w:rPr>
+        <w:t>+ Добавить пользователя</w:t>
+      </w:r>
+      <w:r>
+        <w:rPr/>
+        <w:t>. Новый пользователь сразу выбирается в списке — назначьте ему проекты.</w:t>
+      </w:r>
+    </w:p>
+    <w:p>
+      <w:pPr>
+        <w:pStyle w:val="Compact"/>
+        <w:numPr>
+          <w:ilvl w:val="0"/>
+          <w:numId w:val="38"/>
+        </w:numPr>
+        <w:rPr/>
+      </w:pPr>
       <w:bookmarkStart w:id="29" w:name="создание-пользователя"/>
       <w:r>
         <w:rPr/>
@@ -2854,7 +2875,7 @@
         <w:pStyle w:val="Heading2"/>
         <w:rPr/>
       </w:pPr>
-      <w:bookmarkStart w:id="30" w:name="__RefHeading___Toc1440_1290560413"/>
+      <w:bookmarkStart w:id="30" w:name="__RefHeading___Toc1466_2033735133"/>
       <w:bookmarkStart w:id="31" w:name="редактирование-и-удаление"/>
       <w:bookmarkEnd w:id="30"/>
       <w:r>
@@ -2965,7 +2986,7 @@
         <w:pStyle w:val="Heading1"/>
         <w:rPr/>
       </w:pPr>
-      <w:bookmarkStart w:id="34" w:name="__RefHeading___Toc1442_1290560413"/>
+      <w:bookmarkStart w:id="34" w:name="__RefHeading___Toc1468_2033735133"/>
       <w:bookmarkStart w:id="35" w:name="проекты"/>
       <w:bookmarkEnd w:id="34"/>
       <w:r>
@@ -3041,7 +3062,7 @@
         <w:pStyle w:val="Compact"/>
         <w:numPr>
           <w:ilvl w:val="0"/>
-          <w:numId w:val="38"/>
+          <w:numId w:val="39"/>
         </w:numPr>
         <w:rPr/>
       </w:pPr>
@@ -3055,20 +3076,6 @@
       <w:r>
         <w:rPr/>
         <w:t xml:space="preserve"> создаёт проект с настройками прогноза по умолчанию; название обязательно, описание — нет.</w:t>
-      </w:r>
-    </w:p>
-    <w:p>
-      <w:pPr>
-        <w:pStyle w:val="Compact"/>
-        <w:numPr>
-          <w:ilvl w:val="0"/>
-          <w:numId w:val="39"/>
-        </w:numPr>
-        <w:rPr/>
-      </w:pPr>
-      <w:r>
-        <w:rPr/>
-        <w:t>Карандаш — переименование и правка описания.</w:t>
       </w:r>
     </w:p>
     <w:p>
@@ -3077,6 +3084,20 @@
         <w:numPr>
           <w:ilvl w:val="0"/>
           <w:numId w:val="40"/>
+        </w:numPr>
+        <w:rPr/>
+      </w:pPr>
+      <w:r>
+        <w:rPr/>
+        <w:t>Карандаш — переименование и правка описания.</w:t>
+      </w:r>
+    </w:p>
+    <w:p>
+      <w:pPr>
+        <w:pStyle w:val="Compact"/>
+        <w:numPr>
+          <w:ilvl w:val="0"/>
+          <w:numId w:val="41"/>
         </w:numPr>
         <w:rPr/>
       </w:pPr>
@@ -3164,7 +3185,7 @@
         <w:pStyle w:val="Heading2"/>
         <w:rPr/>
       </w:pPr>
-      <w:bookmarkStart w:id="36" w:name="__RefHeading___Toc1444_1290560413"/>
+      <w:bookmarkStart w:id="36" w:name="__RefHeading___Toc1470_2033735133"/>
       <w:bookmarkStart w:id="37" w:name="экспорт-проекта-в-json"/>
       <w:bookmarkEnd w:id="36"/>
       <w:r>
@@ -3207,7 +3228,7 @@
         <w:pStyle w:val="Heading1"/>
         <w:rPr/>
       </w:pPr>
-      <w:bookmarkStart w:id="38" w:name="__RefHeading___Toc1446_1290560413"/>
+      <w:bookmarkStart w:id="38" w:name="__RefHeading___Toc1472_2033735133"/>
       <w:bookmarkStart w:id="39" w:name="реестр-изменений"/>
       <w:bookmarkEnd w:id="38"/>
       <w:r>
@@ -3241,7 +3262,7 @@
         <w:rPr/>
         <w:drawing>
           <wp:inline distT="0" distB="0" distL="0" distR="0">
-            <wp:extent cx="5334000" cy="3664585"/>
+            <wp:extent cx="5334000" cy="2768600"/>
             <wp:effectExtent l="0" t="0" r="0" b="0"/>
             <wp:docPr id="6" name="Image6" descr="Реестр изменений"/>
             <wp:cNvGraphicFramePr>
@@ -3265,7 +3286,7 @@
                   <pic:spPr bwMode="auto">
                     <a:xfrm>
                       <a:off x="0" y="0"/>
-                      <a:ext cx="5334000" cy="3664585"/>
+                      <a:ext cx="5334000" cy="2768600"/>
                     </a:xfrm>
                     <a:prstGeom prst="rect">
                       <a:avLst/>
@@ -3293,7 +3314,7 @@
         <w:pStyle w:val="Compact"/>
         <w:numPr>
           <w:ilvl w:val="0"/>
-          <w:numId w:val="41"/>
+          <w:numId w:val="42"/>
         </w:numPr>
         <w:rPr/>
       </w:pPr>
@@ -3311,31 +3332,6 @@
       <w:r>
         <w:rPr/>
         <w:t xml:space="preserve"> снимает фильтры.</w:t>
-      </w:r>
-    </w:p>
-    <w:p>
-      <w:pPr>
-        <w:pStyle w:val="Compact"/>
-        <w:numPr>
-          <w:ilvl w:val="0"/>
-          <w:numId w:val="42"/>
-        </w:numPr>
-        <w:rPr/>
-      </w:pPr>
-      <w:r>
-        <w:rPr/>
-        <w:t xml:space="preserve">Сначала загружаются 200 последних записей; </w:t>
-      </w:r>
-      <w:r>
-        <w:rPr>
-          <w:b/>
-          <w:bCs/>
-        </w:rPr>
-        <w:t>Показать ещё</w:t>
-      </w:r>
-      <w:r>
-        <w:rPr/>
-        <w:t xml:space="preserve"> догружает следующие.</w:t>
       </w:r>
     </w:p>
     <w:p>
@@ -3349,7 +3345,18 @@
       </w:pPr>
       <w:r>
         <w:rPr/>
-        <w:t>Таблица сортируется по столбцам; время показывается в часовом поясе вашего компьютера.</w:t>
+        <w:t xml:space="preserve">Сначала загружаются 200 последних записей; </w:t>
+      </w:r>
+      <w:r>
+        <w:rPr>
+          <w:b/>
+          <w:bCs/>
+        </w:rPr>
+        <w:t>Показать ещё</w:t>
+      </w:r>
+      <w:r>
+        <w:rPr/>
+        <w:t xml:space="preserve"> догружает следующие.</w:t>
       </w:r>
     </w:p>
     <w:p>
@@ -3363,6 +3370,20 @@
       </w:pPr>
       <w:r>
         <w:rPr/>
+        <w:t>Таблица сортируется по столбцам; время показывается в часовом поясе вашего компьютера.</w:t>
+      </w:r>
+    </w:p>
+    <w:p>
+      <w:pPr>
+        <w:pStyle w:val="Compact"/>
+        <w:numPr>
+          <w:ilvl w:val="0"/>
+          <w:numId w:val="45"/>
+        </w:numPr>
+        <w:rPr/>
+      </w:pPr>
+      <w:r>
+        <w:rPr/>
         <w:t>Токены Jira в реестр не записываются: фиксируется только факт их изменения.</w:t>
       </w:r>
     </w:p>
@@ -3371,7 +3392,7 @@
         <w:pStyle w:val="Heading2"/>
         <w:rPr/>
       </w:pPr>
-      <w:bookmarkStart w:id="40" w:name="__RefHeading___Toc1448_1290560413"/>
+      <w:bookmarkStart w:id="40" w:name="__RefHeading___Toc1474_2033735133"/>
       <w:bookmarkStart w:id="41" w:name="контроль-автозаполнения"/>
       <w:bookmarkEnd w:id="40"/>
       <w:r>
@@ -3416,7 +3437,7 @@
         <w:rPr/>
         <w:drawing>
           <wp:inline distT="0" distB="0" distL="0" distR="0">
-            <wp:extent cx="5334000" cy="3664585"/>
+            <wp:extent cx="5334000" cy="2768600"/>
             <wp:effectExtent l="0" t="0" r="0" b="0"/>
             <wp:docPr id="7" name="Image7" descr="Записи автозаполнения в реестре изменений"/>
             <wp:cNvGraphicFramePr>
@@ -3440,7 +3461,7 @@
                   <pic:spPr bwMode="auto">
                     <a:xfrm>
                       <a:off x="0" y="0"/>
-                      <a:ext cx="5334000" cy="3664585"/>
+                      <a:ext cx="5334000" cy="2768600"/>
                     </a:xfrm>
                     <a:prstGeom prst="rect">
                       <a:avLst/>
@@ -3491,7 +3512,7 @@
         <w:pStyle w:val="Heading1"/>
         <w:rPr/>
       </w:pPr>
-      <w:bookmarkStart w:id="42" w:name="__RefHeading___Toc1450_1290560413"/>
+      <w:bookmarkStart w:id="42" w:name="__RefHeading___Toc1476_2033735133"/>
       <w:bookmarkStart w:id="43" w:name="связь-с-jira"/>
       <w:bookmarkEnd w:id="42"/>
       <w:r>
@@ -3577,7 +3598,7 @@
         <w:pStyle w:val="Heading2"/>
         <w:rPr/>
       </w:pPr>
-      <w:bookmarkStart w:id="44" w:name="__RefHeading___Toc1452_1290560413"/>
+      <w:bookmarkStart w:id="44" w:name="__RefHeading___Toc1478_2033735133"/>
       <w:bookmarkStart w:id="45" w:name="требования"/>
       <w:bookmarkEnd w:id="44"/>
       <w:r>
@@ -4118,7 +4139,7 @@
         <w:pStyle w:val="Heading2"/>
         <w:rPr/>
       </w:pPr>
-      <w:bookmarkStart w:id="47" w:name="__RefHeading___Toc1454_1290560413"/>
+      <w:bookmarkStart w:id="47" w:name="__RefHeading___Toc1480_2033735133"/>
       <w:bookmarkStart w:id="48" w:name="типы-подключения"/>
       <w:bookmarkEnd w:id="47"/>
       <w:r>
@@ -4594,7 +4615,7 @@
         <w:pStyle w:val="Heading2"/>
         <w:rPr/>
       </w:pPr>
-      <w:bookmarkStart w:id="50" w:name="__RefHeading___Toc1456_1290560413"/>
+      <w:bookmarkStart w:id="50" w:name="__RefHeading___Toc1482_2033735133"/>
       <w:bookmarkStart w:id="51" w:name="хранение-токена"/>
       <w:bookmarkEnd w:id="50"/>
       <w:r>
@@ -4607,30 +4628,6 @@
         <w:rPr/>
         <w:tab/>
         <w:t>Хранение токена</w:t>
-      </w:r>
-    </w:p>
-    <w:p>
-      <w:pPr>
-        <w:pStyle w:val="Compact"/>
-        <w:numPr>
-          <w:ilvl w:val="0"/>
-          <w:numId w:val="45"/>
-        </w:numPr>
-        <w:rPr/>
-      </w:pPr>
-      <w:r>
-        <w:rPr/>
-        <w:t xml:space="preserve">Токен шифруется на сервере ключом, производным от </w:t>
-      </w:r>
-      <w:r>
-        <w:rPr>
-          <w:rStyle w:val="VerbatimChar"/>
-        </w:rPr>
-        <w:t>SECRET_KEY</w:t>
-      </w:r>
-      <w:r>
-        <w:rPr/>
-        <w:t>, и хранится в базе в зашифрованном виде.</w:t>
       </w:r>
     </w:p>
     <w:p>
@@ -4644,7 +4641,17 @@
       </w:pPr>
       <w:r>
         <w:rPr/>
-        <w:t>Токен не возвращается в интерфейс и не пишется в реестр изменений.</w:t>
+        <w:t xml:space="preserve">Токен шифруется на сервере ключом, производным от </w:t>
+      </w:r>
+      <w:r>
+        <w:rPr>
+          <w:rStyle w:val="VerbatimChar"/>
+        </w:rPr>
+        <w:t>SECRET_KEY</w:t>
+      </w:r>
+      <w:r>
+        <w:rPr/>
+        <w:t>, и хранится в базе в зашифрованном виде.</w:t>
       </w:r>
     </w:p>
     <w:p>
@@ -4658,7 +4665,7 @@
       </w:pPr>
       <w:r>
         <w:rPr/>
-        <w:t>Сохранённый токен отправляется только на тот адрес Jira, для которого он введён: при смене адреса токен нужно ввести заново.</w:t>
+        <w:t>Токен не возвращается в интерфейс и не пишется в реестр изменений.</w:t>
       </w:r>
     </w:p>
     <w:p>
@@ -4672,86 +4679,7 @@
       </w:pPr>
       <w:r>
         <w:rPr/>
-        <w:t xml:space="preserve">Если </w:t>
-      </w:r>
-      <w:r>
-        <w:rPr>
-          <w:rStyle w:val="VerbatimChar"/>
-        </w:rPr>
-        <w:t>SECRET_KEY</w:t>
-      </w:r>
-      <w:r>
-        <w:rPr/>
-        <w:t xml:space="preserve"> сменился (или потерян файл </w:t>
-      </w:r>
-      <w:r>
-        <w:rPr>
-          <w:rStyle w:val="VerbatimChar"/>
-        </w:rPr>
-        <w:t>.secret_key</w:t>
-      </w:r>
-      <w:r>
-        <w:rPr/>
-        <w:t>), сохранённые токены расшифровать нельзя: срез сообщит «Сохранённый токен не удаётся расшифровать (сменился SECRET_KEY сервера) — введите токен заново».</w:t>
-      </w:r>
-    </w:p>
-    <w:p>
-      <w:pPr>
-        <w:pStyle w:val="BlockText"/>
-        <w:shd w:val="clear" w:color="auto" w:fill="EEF6F5"/>
-        <w:rPr/>
-      </w:pPr>
-      <w:r>
-        <w:rPr>
-          <w:b/>
-          <w:bCs/>
-        </w:rPr>
-        <w:t>Совет.</w:t>
-      </w:r>
-      <w:r>
-        <w:rPr/>
-        <w:t xml:space="preserve"> Заведите в Jira сервисную учётную запись только с правом просмотра и выпустите для неё PAT. Так срезы и автозаполнение не зависят от конкретного сотрудника, а права легко ограничить.</w:t>
-      </w:r>
-      <w:bookmarkEnd w:id="43"/>
-      <w:bookmarkEnd w:id="51"/>
-    </w:p>
-    <w:p>
-      <w:pPr>
-        <w:pStyle w:val="Heading1"/>
-        <w:rPr/>
-      </w:pPr>
-      <w:bookmarkStart w:id="52" w:name="__RefHeading___Toc1458_1290560413"/>
-      <w:bookmarkEnd w:id="52"/>
-      <w:r>
-        <w:rPr>
-          <w:rStyle w:val="SectionNumber"/>
-        </w:rPr>
-        <w:t>8</w:t>
-      </w:r>
-      <w:r>
-        <w:rPr/>
-        <w:tab/>
-        <w:t>Автозаполнение по расписанию</w:t>
-      </w:r>
-    </w:p>
-    <w:p>
-      <w:pPr>
-        <w:pStyle w:val="Heading2"/>
-        <w:rPr/>
-      </w:pPr>
-      <w:bookmarkStart w:id="53" w:name="__RefHeading___Toc1460_1290560413"/>
-      <w:bookmarkStart w:id="54" w:name="как-это-работает"/>
-      <w:bookmarkEnd w:id="53"/>
-      <w:r>
-        <w:rPr>
-          <w:rStyle w:val="SectionNumber"/>
-        </w:rPr>
-        <w:t>8.1</w:t>
-      </w:r>
-      <w:r>
-        <w:rPr/>
-        <w:tab/>
-        <w:t>Как это работает</w:t>
+        <w:t>Сохранённый токен отправляется только на тот адрес Jira, для которого он введён: при смене адреса токен нужно ввести заново.</w:t>
       </w:r>
     </w:p>
     <w:p>
@@ -4765,7 +4693,76 @@
       </w:pPr>
       <w:r>
         <w:rPr/>
-        <w:t>Расписание задаётся для каждой кнопки среза в разделе «Автозаполнение» проекта: дни недели, время, часовой пояс и режим перезаписи.</w:t>
+        <w:t xml:space="preserve">Если </w:t>
+      </w:r>
+      <w:r>
+        <w:rPr>
+          <w:rStyle w:val="VerbatimChar"/>
+        </w:rPr>
+        <w:t>SECRET_KEY</w:t>
+      </w:r>
+      <w:r>
+        <w:rPr/>
+        <w:t xml:space="preserve"> сменился (или потерян файл </w:t>
+      </w:r>
+      <w:r>
+        <w:rPr>
+          <w:rStyle w:val="VerbatimChar"/>
+        </w:rPr>
+        <w:t>.secret_key</w:t>
+      </w:r>
+      <w:r>
+        <w:rPr/>
+        <w:t>), сохранённые токены расшифровать нельзя: срез сообщит «Сохранённый токен не удаётся расшифровать (сменился SECRET_KEY сервера) — введите токен заново».</w:t>
+      </w:r>
+    </w:p>
+    <w:p>
+      <w:pPr>
+        <w:pStyle w:val="BlockText"/>
+        <w:shd w:val="clear" w:color="auto" w:fill="EEF6F5"/>
+        <w:rPr/>
+      </w:pPr>
+      <w:r>
+        <w:rPr>
+          <w:b/>
+          <w:bCs/>
+        </w:rPr>
+        <w:t>Совет.</w:t>
+      </w:r>
+      <w:r>
+        <w:rPr/>
+        <w:t xml:space="preserve"> Заведите в Jira сервисную учётную запись только с правом просмотра и выпустите для неё PAT. Так срезы и автозаполнение не зависят от конкретного сотрудника, а права легко ограничить.</w:t>
+      </w:r>
+      <w:bookmarkEnd w:id="51"/>
+    </w:p>
+    <w:p>
+      <w:pPr>
+        <w:pStyle w:val="Heading2"/>
+        <w:rPr/>
+      </w:pPr>
+      <w:bookmarkStart w:id="52" w:name="__RefHeading___Toc1484_2033735133"/>
+      <w:bookmarkStart w:id="53" w:name="состав-эпиков-по-задачам"/>
+      <w:bookmarkEnd w:id="52"/>
+      <w:r>
+        <w:rPr>
+          <w:rStyle w:val="SectionNumber"/>
+        </w:rPr>
+        <w:t>7.4</w:t>
+      </w:r>
+      <w:r>
+        <w:rPr/>
+        <w:tab/>
+        <w:t>Состав эпиков по задачам</w:t>
+      </w:r>
+    </w:p>
+    <w:p>
+      <w:pPr>
+        <w:pStyle w:val="FirstParagraph"/>
+        <w:rPr/>
+      </w:pPr>
+      <w:r>
+        <w:rPr/>
+        <w:t>С версии 1.2.0 каждый срез сохраняет состав эпиков по задачам Jira на день среза: ключ и тему задачи, статус и его категорию, остаток, затраченное время, оценку и признаки неполных данных. Из этих данных строятся блок «Задачи Jira по эпикам», burn-up эпика и список задач на дашборде.</w:t>
       </w:r>
     </w:p>
     <w:p>
@@ -4779,7 +4776,37 @@
       </w:pPr>
       <w:r>
         <w:rPr/>
-        <w:t>Включить расписание можно только после первого успешного среза по кнопке, выполненного вручную.</w:t>
+        <w:t xml:space="preserve">Дополнительно к полям учёта времени запрашиваются поля </w:t>
+      </w:r>
+      <w:r>
+        <w:rPr>
+          <w:rStyle w:val="VerbatimChar"/>
+        </w:rPr>
+        <w:t>summary</w:t>
+      </w:r>
+      <w:r>
+        <w:rPr/>
+        <w:t xml:space="preserve">, </w:t>
+      </w:r>
+      <w:r>
+        <w:rPr>
+          <w:rStyle w:val="VerbatimChar"/>
+        </w:rPr>
+        <w:t>status</w:t>
+      </w:r>
+      <w:r>
+        <w:rPr/>
+        <w:t xml:space="preserve"> и </w:t>
+      </w:r>
+      <w:r>
+        <w:rPr>
+          <w:rStyle w:val="VerbatimChar"/>
+        </w:rPr>
+        <w:t>parent</w:t>
+      </w:r>
+      <w:r>
+        <w:rPr/>
+        <w:t xml:space="preserve"> — отдельных прав в Jira не требуется.</w:t>
       </w:r>
     </w:p>
     <w:p>
@@ -4793,7 +4820,17 @@
       </w:pPr>
       <w:r>
         <w:rPr/>
-        <w:t>Планировщик — фоновый поток внутри процесса Burndown. Раз в 30 секунд он проверяет расписания и выполняет наступившие запуски.</w:t>
+        <w:t xml:space="preserve">Состав хранится в таблице </w:t>
+      </w:r>
+      <w:r>
+        <w:rPr>
+          <w:rStyle w:val="VerbatimChar"/>
+        </w:rPr>
+        <w:t>jira_issue_snapshots</w:t>
+      </w:r>
+      <w:r>
+        <w:rPr/>
+        <w:t>: одна запись на задачу эпика в день; повторный срез за тот же день заменяет записи. Ориентир объёма: 6 эпиков по 200 задач при ежедневном автозаполнении — около 440 тыс. строк в год, это нормальная нагрузка для SQLite.</w:t>
       </w:r>
     </w:p>
     <w:p>
@@ -4807,7 +4844,7 @@
       </w:pPr>
       <w:r>
         <w:rPr/>
-        <w:t>Каждая кнопка запускается один раз в день. День «захватывается» атомарно в базе, поэтому при нескольких воркерах gunicorn срез выполняет только один из них.</w:t>
+        <w:t>Состав виден всем участникам проекта, включая роль «Пользователь»: темы задач Jira становятся доступны им в Burndown. Учитывайте это, если в темах бывают конфиденциальные сведения.</w:t>
       </w:r>
     </w:p>
     <w:p>
@@ -4821,7 +4858,7 @@
       </w:pPr>
       <w:r>
         <w:rPr/>
-        <w:t>Если в момент запуска сервер был остановлен, срез выполнится после старта в тот же день; пропущенные дни не догоняются.</w:t>
+        <w:t>Состав удаляется вместе с эпиком или проектом; удаление кнопки среза историю состава не удаляет.</w:t>
       </w:r>
     </w:p>
     <w:p>
@@ -4833,9 +4870,52 @@
         </w:numPr>
         <w:rPr/>
       </w:pPr>
-      <w:r>
-        <w:rPr/>
-        <w:t>Замер сохраняется на текущую дату в часовом поясе расписания. Показатели без значения из Jira не затирают внесённые вручную.</w:t>
+      <w:bookmarkStart w:id="54" w:name="связь-с-jira"/>
+      <w:bookmarkStart w:id="55" w:name="состав-эпиков-по-задачам"/>
+      <w:r>
+        <w:rPr/>
+        <w:t>В экспорт проекта в JSON состав не входит — его можно получить заново из Jira.</w:t>
+      </w:r>
+      <w:bookmarkEnd w:id="54"/>
+      <w:bookmarkEnd w:id="55"/>
+    </w:p>
+    <w:p>
+      <w:pPr>
+        <w:pStyle w:val="Heading1"/>
+        <w:rPr/>
+      </w:pPr>
+      <w:bookmarkStart w:id="56" w:name="__RefHeading___Toc1486_2033735133"/>
+      <w:bookmarkEnd w:id="56"/>
+      <w:r>
+        <w:rPr>
+          <w:rStyle w:val="SectionNumber"/>
+        </w:rPr>
+        <w:t>8</w:t>
+      </w:r>
+      <w:r>
+        <w:rPr/>
+        <w:tab/>
+        <w:t>Автозаполнение по расписанию</w:t>
+      </w:r>
+    </w:p>
+    <w:p>
+      <w:pPr>
+        <w:pStyle w:val="Heading2"/>
+        <w:rPr/>
+      </w:pPr>
+      <w:bookmarkStart w:id="57" w:name="__RefHeading___Toc1488_2033735133"/>
+      <w:bookmarkStart w:id="58" w:name="как-это-работает"/>
+      <w:bookmarkEnd w:id="57"/>
+      <w:r>
+        <w:rPr>
+          <w:rStyle w:val="SectionNumber"/>
+        </w:rPr>
+        <w:t>8.1</w:t>
+      </w:r>
+      <w:r>
+        <w:rPr/>
+        <w:tab/>
+        <w:t>Как это работает</w:t>
       </w:r>
     </w:p>
     <w:p>
@@ -4844,6 +4924,90 @@
         <w:numPr>
           <w:ilvl w:val="0"/>
           <w:numId w:val="55"/>
+        </w:numPr>
+        <w:rPr/>
+      </w:pPr>
+      <w:r>
+        <w:rPr/>
+        <w:t>Расписание задаётся для каждой кнопки среза в разделе «Автозаполнение» проекта: дни недели, время, часовой пояс и режим перезаписи.</w:t>
+      </w:r>
+    </w:p>
+    <w:p>
+      <w:pPr>
+        <w:pStyle w:val="Compact"/>
+        <w:numPr>
+          <w:ilvl w:val="0"/>
+          <w:numId w:val="56"/>
+        </w:numPr>
+        <w:rPr/>
+      </w:pPr>
+      <w:r>
+        <w:rPr/>
+        <w:t>Включить расписание можно только после первого успешного среза по кнопке, выполненного вручную.</w:t>
+      </w:r>
+    </w:p>
+    <w:p>
+      <w:pPr>
+        <w:pStyle w:val="Compact"/>
+        <w:numPr>
+          <w:ilvl w:val="0"/>
+          <w:numId w:val="57"/>
+        </w:numPr>
+        <w:rPr/>
+      </w:pPr>
+      <w:r>
+        <w:rPr/>
+        <w:t>Планировщик — фоновый поток внутри процесса Burndown. Раз в 30 секунд он проверяет расписания и выполняет наступившие запуски.</w:t>
+      </w:r>
+    </w:p>
+    <w:p>
+      <w:pPr>
+        <w:pStyle w:val="Compact"/>
+        <w:numPr>
+          <w:ilvl w:val="0"/>
+          <w:numId w:val="58"/>
+        </w:numPr>
+        <w:rPr/>
+      </w:pPr>
+      <w:r>
+        <w:rPr/>
+        <w:t>Каждая кнопка запускается один раз в день. День «захватывается» атомарно в базе, поэтому при нескольких воркерах gunicorn срез выполняет только один из них.</w:t>
+      </w:r>
+    </w:p>
+    <w:p>
+      <w:pPr>
+        <w:pStyle w:val="Compact"/>
+        <w:numPr>
+          <w:ilvl w:val="0"/>
+          <w:numId w:val="59"/>
+        </w:numPr>
+        <w:rPr/>
+      </w:pPr>
+      <w:r>
+        <w:rPr/>
+        <w:t>Если в момент запуска сервер был остановлен, срез выполнится после старта в тот же день; пропущенные дни не догоняются.</w:t>
+      </w:r>
+    </w:p>
+    <w:p>
+      <w:pPr>
+        <w:pStyle w:val="Compact"/>
+        <w:numPr>
+          <w:ilvl w:val="0"/>
+          <w:numId w:val="60"/>
+        </w:numPr>
+        <w:rPr/>
+      </w:pPr>
+      <w:r>
+        <w:rPr/>
+        <w:t>Замер сохраняется на текущую дату в часовом поясе расписания. Показатели без значения из Jira не затирают внесённые вручную.</w:t>
+      </w:r>
+    </w:p>
+    <w:p>
+      <w:pPr>
+        <w:pStyle w:val="Compact"/>
+        <w:numPr>
+          <w:ilvl w:val="0"/>
+          <w:numId w:val="61"/>
         </w:numPr>
         <w:rPr/>
       </w:pPr>
@@ -4903,21 +5067,21 @@
         <w:pStyle w:val="ImageCaption"/>
         <w:rPr/>
       </w:pPr>
-      <w:bookmarkStart w:id="55" w:name="как-это-работает"/>
+      <w:bookmarkStart w:id="59" w:name="как-это-работает"/>
       <w:r>
         <w:rPr/>
         <w:t>Раздел «Автозаполнение» проекта</w:t>
       </w:r>
-      <w:bookmarkEnd w:id="55"/>
+      <w:bookmarkEnd w:id="59"/>
     </w:p>
     <w:p>
       <w:pPr>
         <w:pStyle w:val="Heading2"/>
         <w:rPr/>
       </w:pPr>
-      <w:bookmarkStart w:id="56" w:name="__RefHeading___Toc1462_1290560413"/>
-      <w:bookmarkStart w:id="57" w:name="настройка-сервера"/>
-      <w:bookmarkEnd w:id="56"/>
+      <w:bookmarkStart w:id="60" w:name="__RefHeading___Toc1490_2033735133"/>
+      <w:bookmarkStart w:id="61" w:name="настройка-сервера"/>
+      <w:bookmarkEnd w:id="60"/>
       <w:r>
         <w:rPr>
           <w:rStyle w:val="SectionNumber"/>
@@ -5213,15 +5377,15 @@
         <w:rPr/>
         <w:t>). При запуске вручную из терминала автозаполнение остановится вместе с терминалом.</w:t>
       </w:r>
-      <w:bookmarkEnd w:id="57"/>
+      <w:bookmarkEnd w:id="61"/>
     </w:p>
     <w:p>
       <w:pPr>
         <w:pStyle w:val="Heading2"/>
         <w:rPr/>
       </w:pPr>
-      <w:bookmarkStart w:id="58" w:name="__RefHeading___Toc1464_1290560413"/>
-      <w:bookmarkEnd w:id="58"/>
+      <w:bookmarkStart w:id="62" w:name="__RefHeading___Toc1492_2033735133"/>
+      <w:bookmarkEnd w:id="62"/>
       <w:r>
         <w:rPr>
           <w:rStyle w:val="SectionNumber"/>
@@ -5760,10 +5924,10 @@
               </w:rPr>
               <w:t>burndown.autofill</w:t>
             </w:r>
-            <w:bookmarkStart w:id="59" w:name="автозаполнение-по-расписанию"/>
-            <w:bookmarkStart w:id="60" w:name="диагностика"/>
-            <w:bookmarkEnd w:id="59"/>
-            <w:bookmarkEnd w:id="60"/>
+            <w:bookmarkStart w:id="63" w:name="автозаполнение-по-расписанию"/>
+            <w:bookmarkStart w:id="64" w:name="диагностика"/>
+            <w:bookmarkEnd w:id="63"/>
+            <w:bookmarkEnd w:id="64"/>
           </w:p>
         </w:tc>
       </w:tr>
@@ -5773,8 +5937,8 @@
         <w:pStyle w:val="Heading1"/>
         <w:rPr/>
       </w:pPr>
-      <w:bookmarkStart w:id="61" w:name="__RefHeading___Toc1466_1290560413"/>
-      <w:bookmarkEnd w:id="61"/>
+      <w:bookmarkStart w:id="65" w:name="__RefHeading___Toc1494_2033735133"/>
+      <w:bookmarkEnd w:id="65"/>
       <w:r>
         <w:rPr>
           <w:rStyle w:val="SectionNumber"/>
@@ -5792,9 +5956,9 @@
         <w:pStyle w:val="Heading2"/>
         <w:rPr/>
       </w:pPr>
-      <w:bookmarkStart w:id="62" w:name="__RefHeading___Toc1468_1290560413"/>
-      <w:bookmarkStart w:id="63" w:name="требования-1"/>
-      <w:bookmarkEnd w:id="62"/>
+      <w:bookmarkStart w:id="66" w:name="__RefHeading___Toc1496_2033735133"/>
+      <w:bookmarkStart w:id="67" w:name="требования-1"/>
+      <w:bookmarkEnd w:id="66"/>
       <w:r>
         <w:rPr>
           <w:rStyle w:val="SectionNumber"/>
@@ -5812,7 +5976,7 @@
         <w:pStyle w:val="Compact"/>
         <w:numPr>
           <w:ilvl w:val="0"/>
-          <w:numId w:val="56"/>
+          <w:numId w:val="62"/>
         </w:numPr>
         <w:rPr/>
       </w:pPr>
@@ -5826,7 +5990,7 @@
         <w:pStyle w:val="Compact"/>
         <w:numPr>
           <w:ilvl w:val="0"/>
-          <w:numId w:val="57"/>
+          <w:numId w:val="63"/>
         </w:numPr>
         <w:rPr/>
       </w:pPr>
@@ -5840,7 +6004,7 @@
         <w:pStyle w:val="Compact"/>
         <w:numPr>
           <w:ilvl w:val="0"/>
-          <w:numId w:val="58"/>
+          <w:numId w:val="64"/>
         </w:numPr>
         <w:rPr/>
       </w:pPr>
@@ -5868,16 +6032,16 @@
         <w:rPr/>
         <w:t>.</w:t>
       </w:r>
-      <w:bookmarkEnd w:id="63"/>
+      <w:bookmarkEnd w:id="67"/>
     </w:p>
     <w:p>
       <w:pPr>
         <w:pStyle w:val="Heading2"/>
         <w:rPr/>
       </w:pPr>
-      <w:bookmarkStart w:id="64" w:name="__RefHeading___Toc1470_1290560413"/>
-      <w:bookmarkStart w:id="65" w:name="установка"/>
-      <w:bookmarkEnd w:id="64"/>
+      <w:bookmarkStart w:id="68" w:name="__RefHeading___Toc1498_2033735133"/>
+      <w:bookmarkStart w:id="69" w:name="установка"/>
+      <w:bookmarkEnd w:id="68"/>
       <w:r>
         <w:rPr>
           <w:rStyle w:val="SectionNumber"/>
@@ -6175,16 +6339,16 @@
         <w:rPr/>
         <w:t xml:space="preserve"> пересоздаёт базу с нуля. Запускайте его только при первой установке — никогда при обновлении.</w:t>
       </w:r>
-      <w:bookmarkEnd w:id="65"/>
+      <w:bookmarkEnd w:id="69"/>
     </w:p>
     <w:p>
       <w:pPr>
         <w:pStyle w:val="Heading2"/>
         <w:rPr/>
       </w:pPr>
-      <w:bookmarkStart w:id="66" w:name="__RefHeading___Toc1472_1290560413"/>
-      <w:bookmarkStart w:id="67" w:name="служба-systemd"/>
-      <w:bookmarkEnd w:id="66"/>
+      <w:bookmarkStart w:id="70" w:name="__RefHeading___Toc1500_2033735133"/>
+      <w:bookmarkStart w:id="71" w:name="служба-systemd"/>
+      <w:bookmarkEnd w:id="70"/>
       <w:r>
         <w:rPr>
           <w:rStyle w:val="SectionNumber"/>
@@ -7105,16 +7269,16 @@
         <w:rPr/>
         <w:t>.</w:t>
       </w:r>
-      <w:bookmarkEnd w:id="67"/>
+      <w:bookmarkEnd w:id="71"/>
     </w:p>
     <w:p>
       <w:pPr>
         <w:pStyle w:val="Heading2"/>
         <w:rPr/>
       </w:pPr>
-      <w:bookmarkStart w:id="68" w:name="__RefHeading___Toc1474_1290560413"/>
-      <w:bookmarkStart w:id="69" w:name="обновление"/>
-      <w:bookmarkEnd w:id="68"/>
+      <w:bookmarkStart w:id="72" w:name="__RefHeading___Toc1502_2033735133"/>
+      <w:bookmarkStart w:id="73" w:name="обновление"/>
+      <w:bookmarkEnd w:id="72"/>
       <w:r>
         <w:rPr>
           <w:rStyle w:val="SectionNumber"/>
@@ -7135,228 +7299,6 @@
       <w:r>
         <w:rPr/>
         <w:t>Сборка на сервере не нужна: приложение — Python и готовые статические файлы.</w:t>
-      </w:r>
-    </w:p>
-    <w:p>
-      <w:pPr>
-        <w:pStyle w:val="Compact"/>
-        <w:numPr>
-          <w:ilvl w:val="0"/>
-          <w:numId w:val="59"/>
-        </w:numPr>
-        <w:rPr/>
-      </w:pPr>
-      <w:r>
-        <w:rPr/>
-        <w:t xml:space="preserve">Сделайте резервную копию базы и </w:t>
-      </w:r>
-      <w:r>
-        <w:rPr>
-          <w:rStyle w:val="VerbatimChar"/>
-        </w:rPr>
-        <w:t>.secret_key</w:t>
-      </w:r>
-      <w:r>
-        <w:rPr/>
-        <w:t xml:space="preserve"> (раздел «Резервное копирование»).</w:t>
-      </w:r>
-    </w:p>
-    <w:p>
-      <w:pPr>
-        <w:pStyle w:val="Compact"/>
-        <w:numPr>
-          <w:ilvl w:val="0"/>
-          <w:numId w:val="60"/>
-        </w:numPr>
-        <w:rPr/>
-      </w:pPr>
-      <w:r>
-        <w:rPr/>
-        <w:t xml:space="preserve">Замените файлы приложения новой версией (например, </w:t>
-      </w:r>
-      <w:r>
-        <w:rPr>
-          <w:rStyle w:val="VerbatimChar"/>
-        </w:rPr>
-        <w:t>git pull</w:t>
-      </w:r>
-      <w:r>
-        <w:rPr/>
-        <w:t xml:space="preserve"> или копированием), не трогая </w:t>
-      </w:r>
-      <w:r>
-        <w:rPr>
-          <w:rStyle w:val="VerbatimChar"/>
-        </w:rPr>
-        <w:t>burndown.db</w:t>
-      </w:r>
-      <w:r>
-        <w:rPr/>
-        <w:t xml:space="preserve"> и </w:t>
-      </w:r>
-      <w:r>
-        <w:rPr>
-          <w:rStyle w:val="VerbatimChar"/>
-        </w:rPr>
-        <w:t>.secret_key</w:t>
-      </w:r>
-      <w:r>
-        <w:rPr/>
-        <w:t>.</w:t>
-      </w:r>
-    </w:p>
-    <w:p>
-      <w:pPr>
-        <w:pStyle w:val="Compact"/>
-        <w:numPr>
-          <w:ilvl w:val="0"/>
-          <w:numId w:val="61"/>
-        </w:numPr>
-        <w:rPr/>
-      </w:pPr>
-      <w:r>
-        <w:rPr/>
-        <w:t xml:space="preserve">Обновите зависимости: </w:t>
-      </w:r>
-      <w:r>
-        <w:rPr>
-          <w:rStyle w:val="VerbatimChar"/>
-        </w:rPr>
-        <w:t>venv/bin/pip install -r requirements.txt</w:t>
-      </w:r>
-      <w:r>
-        <w:rPr/>
-        <w:t xml:space="preserve"> (в 1.1.0 добавлены </w:t>
-      </w:r>
-      <w:r>
-        <w:rPr>
-          <w:rStyle w:val="VerbatimChar"/>
-        </w:rPr>
-        <w:t>requests</w:t>
-      </w:r>
-      <w:r>
-        <w:rPr/>
-        <w:t xml:space="preserve"> и </w:t>
-      </w:r>
-      <w:r>
-        <w:rPr>
-          <w:rStyle w:val="VerbatimChar"/>
-        </w:rPr>
-        <w:t>cryptography</w:t>
-      </w:r>
-      <w:r>
-        <w:rPr/>
-        <w:t xml:space="preserve"> для связи с Jira).</w:t>
-      </w:r>
-    </w:p>
-    <w:p>
-      <w:pPr>
-        <w:pStyle w:val="Compact"/>
-        <w:numPr>
-          <w:ilvl w:val="0"/>
-          <w:numId w:val="62"/>
-        </w:numPr>
-        <w:rPr/>
-      </w:pPr>
-      <w:r>
-        <w:rPr/>
-        <w:t xml:space="preserve">Перезапустите службу: </w:t>
-      </w:r>
-      <w:r>
-        <w:rPr>
-          <w:rStyle w:val="VerbatimChar"/>
-        </w:rPr>
-        <w:t>sudo systemctl restart burndown</w:t>
-      </w:r>
-      <w:r>
-        <w:rPr/>
-        <w:t>.</w:t>
-      </w:r>
-    </w:p>
-    <w:p>
-      <w:pPr>
-        <w:pStyle w:val="Compact"/>
-        <w:numPr>
-          <w:ilvl w:val="0"/>
-          <w:numId w:val="63"/>
-        </w:numPr>
-        <w:rPr/>
-      </w:pPr>
-      <w:r>
-        <w:rPr/>
-        <w:t>Попросите пользователей обновить страницу (Ctrl+F5).</w:t>
-      </w:r>
-    </w:p>
-    <w:p>
-      <w:pPr>
-        <w:pStyle w:val="FirstParagraph"/>
-        <w:rPr/>
-      </w:pPr>
-      <w:r>
-        <w:rPr/>
-        <w:t>Структура базы обновляется автоматически при запуске: новые таблицы и столбцы добавляются, существующие данные — пользователи, пароли, проекты, эпики, замеры, цели, настройки, реестр изменений, подключения к Jira и сохранённые токены — не изменяются. Обновление проверено на базах всех предыдущих версий, начиная с первой.</w:t>
-      </w:r>
-    </w:p>
-    <w:p>
-      <w:pPr>
-        <w:pStyle w:val="BodyText"/>
-        <w:rPr/>
-      </w:pPr>
-      <w:bookmarkStart w:id="70" w:name="обновление"/>
-      <w:r>
-        <w:rPr/>
-        <w:t>Если после замены файлов забыть шаг 3, приложение всё равно запустится и будет работать с данными; недоступна будет только связь с Jira — с сообщением «На сервере не установлены библиотеки для связи с Jira… выполните pip install -r requirements.txt и перезапустите приложение».</w:t>
-      </w:r>
-      <w:bookmarkEnd w:id="70"/>
-    </w:p>
-    <w:p>
-      <w:pPr>
-        <w:pStyle w:val="Heading1"/>
-        <w:rPr/>
-      </w:pPr>
-      <w:bookmarkStart w:id="71" w:name="__RefHeading___Toc1476_1290560413"/>
-      <w:bookmarkStart w:id="72" w:name="резервное-копирование-и-восстановление"/>
-      <w:bookmarkEnd w:id="71"/>
-      <w:r>
-        <w:rPr>
-          <w:rStyle w:val="SectionNumber"/>
-        </w:rPr>
-        <w:t>10</w:t>
-      </w:r>
-      <w:r>
-        <w:rPr/>
-        <w:tab/>
-        <w:t>Резервное копирование и восстановление</w:t>
-      </w:r>
-    </w:p>
-    <w:p>
-      <w:pPr>
-        <w:pStyle w:val="FirstParagraph"/>
-        <w:rPr/>
-      </w:pPr>
-      <w:r>
-        <w:rPr/>
-        <w:t>Сохраняйте два файла:</w:t>
-      </w:r>
-    </w:p>
-    <w:p>
-      <w:pPr>
-        <w:pStyle w:val="Compact"/>
-        <w:numPr>
-          <w:ilvl w:val="0"/>
-          <w:numId w:val="64"/>
-        </w:numPr>
-        <w:rPr/>
-      </w:pPr>
-      <w:r>
-        <w:rPr>
-          <w:rStyle w:val="VerbatimChar"/>
-        </w:rPr>
-        <w:t>burndown.db</w:t>
-      </w:r>
-      <w:r>
-        <w:rPr/>
-        <w:t xml:space="preserve"> — все данные;</w:t>
       </w:r>
     </w:p>
     <w:p>
@@ -7369,6 +7311,10 @@
         <w:rPr/>
       </w:pPr>
       <w:r>
+        <w:rPr/>
+        <w:t xml:space="preserve">Сделайте резервную копию базы и </w:t>
+      </w:r>
+      <w:r>
         <w:rPr>
           <w:rStyle w:val="VerbatimChar"/>
         </w:rPr>
@@ -7376,208 +7322,7 @@
       </w:r>
       <w:r>
         <w:rPr/>
-        <w:t xml:space="preserve"> (если </w:t>
-      </w:r>
-      <w:r>
-        <w:rPr>
-          <w:rStyle w:val="VerbatimChar"/>
-        </w:rPr>
-        <w:t>SECRET_KEY</w:t>
-      </w:r>
-      <w:r>
-        <w:rPr/>
-        <w:t xml:space="preserve"> не задан в окружении) — без него после восстановления пользователям придётся войти заново, а токены Jira — ввести заново.</w:t>
-      </w:r>
-    </w:p>
-    <w:p>
-      <w:pPr>
-        <w:pStyle w:val="FirstParagraph"/>
-        <w:rPr/>
-      </w:pPr>
-      <w:r>
-        <w:rPr/>
-        <w:t xml:space="preserve">Копия работающей базы без остановки службы (нужен пакет </w:t>
-      </w:r>
-      <w:r>
-        <w:rPr>
-          <w:rStyle w:val="VerbatimChar"/>
-        </w:rPr>
-        <w:t>sqlite3</w:t>
-      </w:r>
-      <w:r>
-        <w:rPr/>
-        <w:t xml:space="preserve">: </w:t>
-      </w:r>
-      <w:r>
-        <w:rPr>
-          <w:rStyle w:val="VerbatimChar"/>
-        </w:rPr>
-        <w:t>sudo apt install -y sqlite3</w:t>
-      </w:r>
-      <w:r>
-        <w:rPr/>
-        <w:t>):</w:t>
-      </w:r>
-    </w:p>
-    <w:p>
-      <w:pPr>
-        <w:pStyle w:val="SourceCode"/>
-        <w:rPr/>
-      </w:pPr>
-      <w:r>
-        <w:rPr>
-          <w:rStyle w:val="FunctionTok"/>
-        </w:rPr>
-        <w:t>sudo</w:t>
-      </w:r>
-      <w:r>
-        <w:rPr>
-          <w:rStyle w:val="NormalTok"/>
-        </w:rPr>
-        <w:t xml:space="preserve"> </w:t>
-      </w:r>
-      <w:r>
-        <w:rPr>
-          <w:rStyle w:val="AttributeTok"/>
-        </w:rPr>
-        <w:t>-u</w:t>
-      </w:r>
-      <w:r>
-        <w:rPr>
-          <w:rStyle w:val="NormalTok"/>
-        </w:rPr>
-        <w:t xml:space="preserve"> burndown sqlite3 /opt/burndown/burndown.db </w:t>
-      </w:r>
-      <w:r>
-        <w:rPr>
-          <w:rStyle w:val="DataTypeTok"/>
-        </w:rPr>
-        <w:t>\</w:t>
-      </w:r>
-      <w:r>
-        <w:rPr/>
-        <w:br/>
-      </w:r>
-      <w:r>
-        <w:rPr>
-          <w:rStyle w:val="NormalTok"/>
-        </w:rPr>
-        <w:t xml:space="preserve">  </w:t>
-      </w:r>
-      <w:r>
-        <w:rPr>
-          <w:rStyle w:val="StringTok"/>
-        </w:rPr>
-        <w:t>".backup /opt/burndown/backup/burndown-</w:t>
-      </w:r>
-      <w:r>
-        <w:rPr>
-          <w:rStyle w:val="VariableTok"/>
-        </w:rPr>
-        <w:t>$(</w:t>
-      </w:r>
-      <w:r>
-        <w:rPr>
-          <w:rStyle w:val="FunctionTok"/>
-        </w:rPr>
-        <w:t>date</w:t>
-      </w:r>
-      <w:r>
-        <w:rPr>
-          <w:rStyle w:val="NormalTok"/>
-        </w:rPr>
-        <w:t xml:space="preserve"> +%Y%m%d</w:t>
-      </w:r>
-      <w:r>
-        <w:rPr>
-          <w:rStyle w:val="VariableTok"/>
-        </w:rPr>
-        <w:t>)</w:t>
-      </w:r>
-      <w:r>
-        <w:rPr>
-          <w:rStyle w:val="StringTok"/>
-        </w:rPr>
-        <w:t>.db"</w:t>
-      </w:r>
-    </w:p>
-    <w:p>
-      <w:pPr>
-        <w:pStyle w:val="FirstParagraph"/>
-        <w:rPr/>
-      </w:pPr>
-      <w:r>
-        <w:rPr/>
-        <w:t xml:space="preserve">Восстановление: остановите службу, замените </w:t>
-      </w:r>
-      <w:r>
-        <w:rPr>
-          <w:rStyle w:val="VerbatimChar"/>
-        </w:rPr>
-        <w:t>burndown.db</w:t>
-      </w:r>
-      <w:r>
-        <w:rPr/>
-        <w:t xml:space="preserve"> копией, запустите службу.</w:t>
-      </w:r>
-    </w:p>
-    <w:p>
-      <w:pPr>
-        <w:pStyle w:val="BlockText"/>
-        <w:shd w:val="clear" w:color="auto" w:fill="EEF6F5"/>
-        <w:rPr/>
-      </w:pPr>
-      <w:r>
-        <w:rPr>
-          <w:b/>
-          <w:bCs/>
-        </w:rPr>
-        <w:t>Совет.</w:t>
-      </w:r>
-      <w:r>
-        <w:rPr/>
-        <w:t xml:space="preserve"> Настройте ежедневную копию через cron и храните копии вне сервера. Для отдельных проектов дополнительно используйте экспорт в JSON.</w:t>
-      </w:r>
-      <w:bookmarkEnd w:id="72"/>
-    </w:p>
-    <w:p>
-      <w:pPr>
-        <w:pStyle w:val="Heading1"/>
-        <w:rPr/>
-      </w:pPr>
-      <w:bookmarkStart w:id="73" w:name="__RefHeading___Toc1478_1290560413"/>
-      <w:bookmarkStart w:id="74" w:name="сценарии-администратора"/>
-      <w:bookmarkEnd w:id="73"/>
-      <w:r>
-        <w:rPr>
-          <w:rStyle w:val="SectionNumber"/>
-        </w:rPr>
-        <w:t>11</w:t>
-      </w:r>
-      <w:r>
-        <w:rPr/>
-        <w:tab/>
-        <w:t>Сценарии администратора</w:t>
-      </w:r>
-    </w:p>
-    <w:p>
-      <w:pPr>
-        <w:pStyle w:val="Heading2"/>
-        <w:rPr/>
-      </w:pPr>
-      <w:bookmarkStart w:id="75" w:name="__RefHeading___Toc1480_1290560413"/>
-      <w:bookmarkStart w:id="76" w:name="сценарий-а1.-новый-проект"/>
-      <w:bookmarkEnd w:id="75"/>
-      <w:r>
-        <w:rPr>
-          <w:rStyle w:val="SectionNumber"/>
-        </w:rPr>
-        <w:t>11.1</w:t>
-      </w:r>
-      <w:r>
-        <w:rPr/>
-        <w:tab/>
-        <w:t>Сценарий А1. Новый проект</w:t>
+        <w:t xml:space="preserve"> (раздел «Резервное копирование»).</w:t>
       </w:r>
     </w:p>
     <w:p>
@@ -7591,18 +7336,37 @@
       </w:pPr>
       <w:r>
         <w:rPr/>
-        <w:t xml:space="preserve">«Проекты» → </w:t>
-      </w:r>
-      <w:r>
-        <w:rPr>
-          <w:b/>
-          <w:bCs/>
-        </w:rPr>
-        <w:t>+ Добавить проект</w:t>
-      </w:r>
-      <w:r>
-        <w:rPr/>
-        <w:t>, название и описание.</w:t>
+        <w:t xml:space="preserve">Замените файлы приложения новой версией (например, </w:t>
+      </w:r>
+      <w:r>
+        <w:rPr>
+          <w:rStyle w:val="VerbatimChar"/>
+        </w:rPr>
+        <w:t>git pull</w:t>
+      </w:r>
+      <w:r>
+        <w:rPr/>
+        <w:t xml:space="preserve"> или копированием), не трогая </w:t>
+      </w:r>
+      <w:r>
+        <w:rPr>
+          <w:rStyle w:val="VerbatimChar"/>
+        </w:rPr>
+        <w:t>burndown.db</w:t>
+      </w:r>
+      <w:r>
+        <w:rPr/>
+        <w:t xml:space="preserve"> и </w:t>
+      </w:r>
+      <w:r>
+        <w:rPr>
+          <w:rStyle w:val="VerbatimChar"/>
+        </w:rPr>
+        <w:t>.secret_key</w:t>
+      </w:r>
+      <w:r>
+        <w:rPr/>
+        <w:t>.</w:t>
       </w:r>
     </w:p>
     <w:p>
@@ -7616,29 +7380,37 @@
       </w:pPr>
       <w:r>
         <w:rPr/>
-        <w:t xml:space="preserve">«Пользователи» → выбрать руководителя → </w:t>
-      </w:r>
-      <w:r>
-        <w:rPr>
-          <w:b/>
-          <w:bCs/>
-        </w:rPr>
-        <w:t>Назначить</w:t>
-      </w:r>
-      <w:r>
-        <w:rPr/>
-        <w:t xml:space="preserve"> проект с ролью </w:t>
-      </w:r>
-      <w:r>
-        <w:rPr>
-          <w:b/>
-          <w:bCs/>
-        </w:rPr>
-        <w:t>Руководитель (редактирование)</w:t>
-      </w:r>
-      <w:r>
-        <w:rPr/>
-        <w:t>.</w:t>
+        <w:t xml:space="preserve">Обновите зависимости: </w:t>
+      </w:r>
+      <w:r>
+        <w:rPr>
+          <w:rStyle w:val="VerbatimChar"/>
+        </w:rPr>
+        <w:t>venv/bin/pip install -r requirements.txt</w:t>
+      </w:r>
+      <w:r>
+        <w:rPr/>
+        <w:t xml:space="preserve"> (в 1.1.0 добавлены </w:t>
+      </w:r>
+      <w:r>
+        <w:rPr>
+          <w:rStyle w:val="VerbatimChar"/>
+        </w:rPr>
+        <w:t>requests</w:t>
+      </w:r>
+      <w:r>
+        <w:rPr/>
+        <w:t xml:space="preserve"> и </w:t>
+      </w:r>
+      <w:r>
+        <w:rPr>
+          <w:rStyle w:val="VerbatimChar"/>
+        </w:rPr>
+        <w:t>cryptography</w:t>
+      </w:r>
+      <w:r>
+        <w:rPr/>
+        <w:t xml:space="preserve"> для связи с Jira; в 1.2.0 новых зависимостей нет).</w:t>
       </w:r>
     </w:p>
     <w:p>
@@ -7652,14 +7424,13 @@
       </w:pPr>
       <w:r>
         <w:rPr/>
-        <w:t xml:space="preserve">Остальным участникам — </w:t>
-      </w:r>
-      <w:r>
-        <w:rPr>
-          <w:b/>
-          <w:bCs/>
-        </w:rPr>
-        <w:t>Пользователь (только просмотр)</w:t>
+        <w:t xml:space="preserve">Перезапустите службу: </w:t>
+      </w:r>
+      <w:r>
+        <w:rPr>
+          <w:rStyle w:val="VerbatimChar"/>
+        </w:rPr>
+        <w:t>sudo systemctl restart burndown</w:t>
       </w:r>
       <w:r>
         <w:rPr/>
@@ -7675,31 +7446,61 @@
         </w:numPr>
         <w:rPr/>
       </w:pPr>
-      <w:bookmarkStart w:id="77" w:name="сценарий-а1.-новый-проект"/>
-      <w:r>
-        <w:rPr/>
-        <w:t>Руководитель проекта заводит эпики и цели, подключает Jira.</w:t>
-      </w:r>
-      <w:bookmarkEnd w:id="77"/>
-    </w:p>
-    <w:p>
-      <w:pPr>
-        <w:pStyle w:val="Heading2"/>
-        <w:rPr/>
-      </w:pPr>
-      <w:bookmarkStart w:id="78" w:name="__RefHeading___Toc1482_1290560413"/>
-      <w:bookmarkStart w:id="79" w:name="сценарий-а2.-новый-сотрудник"/>
-      <w:bookmarkEnd w:id="78"/>
+      <w:r>
+        <w:rPr/>
+        <w:t>Попросите пользователей обновить страницу (Ctrl+F5).</w:t>
+      </w:r>
+    </w:p>
+    <w:p>
+      <w:pPr>
+        <w:pStyle w:val="FirstParagraph"/>
+        <w:rPr/>
+      </w:pPr>
+      <w:r>
+        <w:rPr/>
+        <w:t>Структура базы обновляется автоматически при запуске: новые таблицы и столбцы добавляются, существующие данные — пользователи, пароли, проекты, эпики, замеры, цели, настройки, реестр изменений, подключения к Jira и сохранённые токены — не изменяются. Обновление проверено на базах всех предыдущих версий, начиная с первой.</w:t>
+      </w:r>
+    </w:p>
+    <w:p>
+      <w:pPr>
+        <w:pStyle w:val="BodyText"/>
+        <w:rPr/>
+      </w:pPr>
+      <w:bookmarkStart w:id="74" w:name="обновление"/>
+      <w:r>
+        <w:rPr/>
+        <w:t>Если после замены файлов забыть шаг 3, приложение всё равно запустится и будет работать с данными; недоступна будет только связь с Jira — с сообщением «На сервере не установлены библиотеки для связи с Jira… выполните pip install -r requirements.txt и перезапустите приложение».</w:t>
+      </w:r>
+      <w:bookmarkEnd w:id="74"/>
+    </w:p>
+    <w:p>
+      <w:pPr>
+        <w:pStyle w:val="Heading1"/>
+        <w:rPr/>
+      </w:pPr>
+      <w:bookmarkStart w:id="75" w:name="__RefHeading___Toc1504_2033735133"/>
+      <w:bookmarkStart w:id="76" w:name="резервное-копирование-и-восстановление"/>
+      <w:bookmarkEnd w:id="75"/>
       <w:r>
         <w:rPr>
           <w:rStyle w:val="SectionNumber"/>
         </w:rPr>
-        <w:t>11.2</w:t>
+        <w:t>10</w:t>
       </w:r>
       <w:r>
         <w:rPr/>
         <w:tab/>
-        <w:t>Сценарий А2. Новый сотрудник</w:t>
+        <w:t>Резервное копирование и восстановление</w:t>
+      </w:r>
+    </w:p>
+    <w:p>
+      <w:pPr>
+        <w:pStyle w:val="FirstParagraph"/>
+        <w:rPr/>
+      </w:pPr>
+      <w:r>
+        <w:rPr/>
+        <w:t>Сохраняйте два файла:</w:t>
       </w:r>
     </w:p>
     <w:p>
@@ -7712,19 +7513,14 @@
         <w:rPr/>
       </w:pPr>
       <w:r>
-        <w:rPr/>
-        <w:t xml:space="preserve">Заполнить форму «Добавить пользователя» → </w:t>
-      </w:r>
-      <w:r>
-        <w:rPr>
-          <w:b/>
-          <w:bCs/>
-        </w:rPr>
-        <w:t>+ Добавить пользователя</w:t>
-      </w:r>
-      <w:r>
-        <w:rPr/>
-        <w:t>.</w:t>
+        <w:rPr>
+          <w:rStyle w:val="VerbatimChar"/>
+        </w:rPr>
+        <w:t>burndown.db</w:t>
+      </w:r>
+      <w:r>
+        <w:rPr/>
+        <w:t xml:space="preserve"> — все данные;</w:t>
       </w:r>
     </w:p>
     <w:p>
@@ -7737,8 +7533,215 @@
         <w:rPr/>
       </w:pPr>
       <w:r>
-        <w:rPr/>
-        <w:t>В «Доступе к проектам» назначить проекты и роли.</w:t>
+        <w:rPr>
+          <w:rStyle w:val="VerbatimChar"/>
+        </w:rPr>
+        <w:t>.secret_key</w:t>
+      </w:r>
+      <w:r>
+        <w:rPr/>
+        <w:t xml:space="preserve"> (если </w:t>
+      </w:r>
+      <w:r>
+        <w:rPr>
+          <w:rStyle w:val="VerbatimChar"/>
+        </w:rPr>
+        <w:t>SECRET_KEY</w:t>
+      </w:r>
+      <w:r>
+        <w:rPr/>
+        <w:t xml:space="preserve"> не задан в окружении) — без него после восстановления пользователям придётся войти заново, а токены Jira — ввести заново.</w:t>
+      </w:r>
+    </w:p>
+    <w:p>
+      <w:pPr>
+        <w:pStyle w:val="FirstParagraph"/>
+        <w:rPr/>
+      </w:pPr>
+      <w:r>
+        <w:rPr/>
+        <w:t xml:space="preserve">Копия работающей базы без остановки службы (нужен пакет </w:t>
+      </w:r>
+      <w:r>
+        <w:rPr>
+          <w:rStyle w:val="VerbatimChar"/>
+        </w:rPr>
+        <w:t>sqlite3</w:t>
+      </w:r>
+      <w:r>
+        <w:rPr/>
+        <w:t xml:space="preserve">: </w:t>
+      </w:r>
+      <w:r>
+        <w:rPr>
+          <w:rStyle w:val="VerbatimChar"/>
+        </w:rPr>
+        <w:t>sudo apt install -y sqlite3</w:t>
+      </w:r>
+      <w:r>
+        <w:rPr/>
+        <w:t>):</w:t>
+      </w:r>
+    </w:p>
+    <w:p>
+      <w:pPr>
+        <w:pStyle w:val="SourceCode"/>
+        <w:rPr/>
+      </w:pPr>
+      <w:r>
+        <w:rPr>
+          <w:rStyle w:val="FunctionTok"/>
+        </w:rPr>
+        <w:t>sudo</w:t>
+      </w:r>
+      <w:r>
+        <w:rPr>
+          <w:rStyle w:val="NormalTok"/>
+        </w:rPr>
+        <w:t xml:space="preserve"> </w:t>
+      </w:r>
+      <w:r>
+        <w:rPr>
+          <w:rStyle w:val="AttributeTok"/>
+        </w:rPr>
+        <w:t>-u</w:t>
+      </w:r>
+      <w:r>
+        <w:rPr>
+          <w:rStyle w:val="NormalTok"/>
+        </w:rPr>
+        <w:t xml:space="preserve"> burndown sqlite3 /opt/burndown/burndown.db </w:t>
+      </w:r>
+      <w:r>
+        <w:rPr>
+          <w:rStyle w:val="DataTypeTok"/>
+        </w:rPr>
+        <w:t>\</w:t>
+      </w:r>
+      <w:r>
+        <w:rPr/>
+        <w:br/>
+      </w:r>
+      <w:r>
+        <w:rPr>
+          <w:rStyle w:val="NormalTok"/>
+        </w:rPr>
+        <w:t xml:space="preserve">  </w:t>
+      </w:r>
+      <w:r>
+        <w:rPr>
+          <w:rStyle w:val="StringTok"/>
+        </w:rPr>
+        <w:t>".backup /opt/burndown/backup/burndown-</w:t>
+      </w:r>
+      <w:r>
+        <w:rPr>
+          <w:rStyle w:val="VariableTok"/>
+        </w:rPr>
+        <w:t>$(</w:t>
+      </w:r>
+      <w:r>
+        <w:rPr>
+          <w:rStyle w:val="FunctionTok"/>
+        </w:rPr>
+        <w:t>date</w:t>
+      </w:r>
+      <w:r>
+        <w:rPr>
+          <w:rStyle w:val="NormalTok"/>
+        </w:rPr>
+        <w:t xml:space="preserve"> +%Y%m%d</w:t>
+      </w:r>
+      <w:r>
+        <w:rPr>
+          <w:rStyle w:val="VariableTok"/>
+        </w:rPr>
+        <w:t>)</w:t>
+      </w:r>
+      <w:r>
+        <w:rPr>
+          <w:rStyle w:val="StringTok"/>
+        </w:rPr>
+        <w:t>.db"</w:t>
+      </w:r>
+    </w:p>
+    <w:p>
+      <w:pPr>
+        <w:pStyle w:val="FirstParagraph"/>
+        <w:rPr/>
+      </w:pPr>
+      <w:r>
+        <w:rPr/>
+        <w:t xml:space="preserve">Восстановление: остановите службу, замените </w:t>
+      </w:r>
+      <w:r>
+        <w:rPr>
+          <w:rStyle w:val="VerbatimChar"/>
+        </w:rPr>
+        <w:t>burndown.db</w:t>
+      </w:r>
+      <w:r>
+        <w:rPr/>
+        <w:t xml:space="preserve"> копией, запустите службу.</w:t>
+      </w:r>
+    </w:p>
+    <w:p>
+      <w:pPr>
+        <w:pStyle w:val="BlockText"/>
+        <w:shd w:val="clear" w:color="auto" w:fill="EEF6F5"/>
+        <w:rPr/>
+      </w:pPr>
+      <w:r>
+        <w:rPr>
+          <w:b/>
+          <w:bCs/>
+        </w:rPr>
+        <w:t>Совет.</w:t>
+      </w:r>
+      <w:r>
+        <w:rPr/>
+        <w:t xml:space="preserve"> Настройте ежедневную копию через cron и храните копии вне сервера. Для отдельных проектов дополнительно используйте экспорт в JSON.</w:t>
+      </w:r>
+      <w:bookmarkEnd w:id="76"/>
+    </w:p>
+    <w:p>
+      <w:pPr>
+        <w:pStyle w:val="Heading1"/>
+        <w:rPr/>
+      </w:pPr>
+      <w:bookmarkStart w:id="77" w:name="__RefHeading___Toc1506_2033735133"/>
+      <w:bookmarkStart w:id="78" w:name="сценарии-администратора"/>
+      <w:bookmarkEnd w:id="77"/>
+      <w:r>
+        <w:rPr>
+          <w:rStyle w:val="SectionNumber"/>
+        </w:rPr>
+        <w:t>11</w:t>
+      </w:r>
+      <w:r>
+        <w:rPr/>
+        <w:tab/>
+        <w:t>Сценарии администратора</w:t>
+      </w:r>
+    </w:p>
+    <w:p>
+      <w:pPr>
+        <w:pStyle w:val="Heading2"/>
+        <w:rPr/>
+      </w:pPr>
+      <w:bookmarkStart w:id="79" w:name="__RefHeading___Toc1508_2033735133"/>
+      <w:bookmarkStart w:id="80" w:name="сценарий-а1.-новый-проект"/>
+      <w:bookmarkEnd w:id="79"/>
+      <w:r>
+        <w:rPr>
+          <w:rStyle w:val="SectionNumber"/>
+        </w:rPr>
+        <w:t>11.1</w:t>
+      </w:r>
+      <w:r>
+        <w:rPr/>
+        <w:tab/>
+        <w:t>Сценарий А1. Новый проект</w:t>
       </w:r>
     </w:p>
     <w:p>
@@ -7750,31 +7753,20 @@
         </w:numPr>
         <w:rPr/>
       </w:pPr>
-      <w:bookmarkStart w:id="80" w:name="сценарий-а2.-новый-сотрудник"/>
-      <w:r>
-        <w:rPr/>
-        <w:t>Передать адрес, логин и пароль.</w:t>
-      </w:r>
-      <w:bookmarkEnd w:id="80"/>
-    </w:p>
-    <w:p>
-      <w:pPr>
-        <w:pStyle w:val="Heading2"/>
-        <w:rPr/>
-      </w:pPr>
-      <w:bookmarkStart w:id="81" w:name="__RefHeading___Toc1484_1290560413"/>
-      <w:bookmarkStart w:id="82" w:name="Xdac5262738a70cef597d2535e62f8ce80d4892e"/>
-      <w:bookmarkEnd w:id="81"/>
-      <w:r>
-        <w:rPr>
-          <w:rStyle w:val="SectionNumber"/>
-        </w:rPr>
-        <w:t>11.3</w:t>
-      </w:r>
-      <w:r>
-        <w:rPr/>
-        <w:tab/>
-        <w:t>Сценарий А3. Сотрудник уходит из проекта или компании</w:t>
+      <w:r>
+        <w:rPr/>
+        <w:t xml:space="preserve">«Проекты» → </w:t>
+      </w:r>
+      <w:r>
+        <w:rPr>
+          <w:b/>
+          <w:bCs/>
+        </w:rPr>
+        <w:t>+ Добавить проект</w:t>
+      </w:r>
+      <w:r>
+        <w:rPr/>
+        <w:t>, название и описание.</w:t>
       </w:r>
     </w:p>
     <w:p>
@@ -7788,18 +7780,29 @@
       </w:pPr>
       <w:r>
         <w:rPr/>
-        <w:t>Убрать доступ к проекту (</w:t>
+        <w:t xml:space="preserve">«Пользователи» → выбрать руководителя → </w:t>
       </w:r>
       <w:r>
         <w:rPr>
           <w:b/>
           <w:bCs/>
         </w:rPr>
-        <w:t>Убрать</w:t>
-      </w:r>
-      <w:r>
-        <w:rPr/>
-        <w:t>) или удалить учётную запись.</w:t>
+        <w:t>Назначить</w:t>
+      </w:r>
+      <w:r>
+        <w:rPr/>
+        <w:t xml:space="preserve"> проект с ролью </w:t>
+      </w:r>
+      <w:r>
+        <w:rPr>
+          <w:b/>
+          <w:bCs/>
+        </w:rPr>
+        <w:t>Руководитель (редактирование)</w:t>
+      </w:r>
+      <w:r>
+        <w:rPr/>
+        <w:t>.</w:t>
       </w:r>
     </w:p>
     <w:p>
@@ -7811,31 +7814,20 @@
         </w:numPr>
         <w:rPr/>
       </w:pPr>
-      <w:bookmarkStart w:id="83" w:name="Xdac5262738a70cef597d2535e62f8ce80d4892e"/>
-      <w:r>
-        <w:rPr/>
-        <w:t>Если на его токене Jira работали кнопки среза — выпустить токен сервисной учётной записи и ввести его в «Связь с Jira» проекта.</w:t>
-      </w:r>
-      <w:bookmarkEnd w:id="83"/>
-    </w:p>
-    <w:p>
-      <w:pPr>
-        <w:pStyle w:val="Heading2"/>
-        <w:rPr/>
-      </w:pPr>
-      <w:bookmarkStart w:id="84" w:name="__RefHeading___Toc1486_1290560413"/>
-      <w:bookmarkStart w:id="85" w:name="Xad674adc18c3900d6d31adc418d8d237a22893d"/>
-      <w:bookmarkEnd w:id="84"/>
-      <w:r>
-        <w:rPr>
-          <w:rStyle w:val="SectionNumber"/>
-        </w:rPr>
-        <w:t>11.4</w:t>
-      </w:r>
-      <w:r>
-        <w:rPr/>
-        <w:tab/>
-        <w:t>Сценарий А4. Подключение проекта к Jira с автозаполнением</w:t>
+      <w:r>
+        <w:rPr/>
+        <w:t xml:space="preserve">Остальным участникам — </w:t>
+      </w:r>
+      <w:r>
+        <w:rPr>
+          <w:b/>
+          <w:bCs/>
+        </w:rPr>
+        <w:t>Пользователь (только просмотр)</w:t>
+      </w:r>
+      <w:r>
+        <w:rPr/>
+        <w:t>.</w:t>
       </w:r>
     </w:p>
     <w:p>
@@ -7847,19 +7839,31 @@
         </w:numPr>
         <w:rPr/>
       </w:pPr>
-      <w:r>
-        <w:rPr/>
-        <w:t xml:space="preserve">Проверить с сервера доступ к Jira: </w:t>
-      </w:r>
-      <w:r>
-        <w:rPr>
-          <w:rStyle w:val="VerbatimChar"/>
-        </w:rPr>
-        <w:t>curl -I https://jira.example.ru</w:t>
-      </w:r>
-      <w:r>
-        <w:rPr/>
-        <w:t>.</w:t>
+      <w:bookmarkStart w:id="81" w:name="сценарий-а1.-новый-проект"/>
+      <w:r>
+        <w:rPr/>
+        <w:t>Руководитель проекта заводит эпики и цели, подключает Jira.</w:t>
+      </w:r>
+      <w:bookmarkEnd w:id="81"/>
+    </w:p>
+    <w:p>
+      <w:pPr>
+        <w:pStyle w:val="Heading2"/>
+        <w:rPr/>
+      </w:pPr>
+      <w:bookmarkStart w:id="82" w:name="__RefHeading___Toc1510_2033735133"/>
+      <w:bookmarkStart w:id="83" w:name="сценарий-а2.-новый-сотрудник"/>
+      <w:bookmarkEnd w:id="82"/>
+      <w:r>
+        <w:rPr>
+          <w:rStyle w:val="SectionNumber"/>
+        </w:rPr>
+        <w:t>11.2</w:t>
+      </w:r>
+      <w:r>
+        <w:rPr/>
+        <w:tab/>
+        <w:t>Сценарий А2. Новый сотрудник</w:t>
       </w:r>
     </w:p>
     <w:p>
@@ -7873,7 +7877,18 @@
       </w:pPr>
       <w:r>
         <w:rPr/>
-        <w:t>Выпустить PAT сервисной учётной записи Jira с правом просмотра.</w:t>
+        <w:t xml:space="preserve">Заполнить форму «Добавить пользователя» → </w:t>
+      </w:r>
+      <w:r>
+        <w:rPr>
+          <w:b/>
+          <w:bCs/>
+        </w:rPr>
+        <w:t>+ Добавить пользователя</w:t>
+      </w:r>
+      <w:r>
+        <w:rPr/>
+        <w:t>.</w:t>
       </w:r>
     </w:p>
     <w:p>
@@ -7887,29 +7902,7 @@
       </w:pPr>
       <w:r>
         <w:rPr/>
-        <w:t xml:space="preserve">В «Связь с Jira» проекта ввести адрес и PAT, </w:t>
-      </w:r>
-      <w:r>
-        <w:rPr>
-          <w:b/>
-          <w:bCs/>
-        </w:rPr>
-        <w:t>Проверить подключение</w:t>
-      </w:r>
-      <w:r>
-        <w:rPr/>
-        <w:t xml:space="preserve">, </w:t>
-      </w:r>
-      <w:r>
-        <w:rPr>
-          <w:b/>
-          <w:bCs/>
-        </w:rPr>
-        <w:t>Сохранить</w:t>
-      </w:r>
-      <w:r>
-        <w:rPr/>
-        <w:t>.</w:t>
+        <w:t>В «Доступе к проектам» назначить проекты и роли.</w:t>
       </w:r>
     </w:p>
     <w:p>
@@ -7921,9 +7914,31 @@
         </w:numPr>
         <w:rPr/>
       </w:pPr>
-      <w:r>
-        <w:rPr/>
-        <w:t>Вместе с руководителем проекта создать кнопку среза, выполнить первый срез и проверить значения.</w:t>
+      <w:bookmarkStart w:id="84" w:name="сценарий-а2.-новый-сотрудник"/>
+      <w:r>
+        <w:rPr/>
+        <w:t>Передать адрес, логин и пароль.</w:t>
+      </w:r>
+      <w:bookmarkEnd w:id="84"/>
+    </w:p>
+    <w:p>
+      <w:pPr>
+        <w:pStyle w:val="Heading2"/>
+        <w:rPr/>
+      </w:pPr>
+      <w:bookmarkStart w:id="85" w:name="__RefHeading___Toc1512_2033735133"/>
+      <w:bookmarkStart w:id="86" w:name="Xdac5262738a70cef597d2535e62f8ce80d4892e"/>
+      <w:bookmarkEnd w:id="85"/>
+      <w:r>
+        <w:rPr>
+          <w:rStyle w:val="SectionNumber"/>
+        </w:rPr>
+        <w:t>11.3</w:t>
+      </w:r>
+      <w:r>
+        <w:rPr/>
+        <w:tab/>
+        <w:t>Сценарий А3. Сотрудник уходит из проекта или компании</w:t>
       </w:r>
     </w:p>
     <w:p>
@@ -7935,31 +7950,20 @@
         </w:numPr>
         <w:rPr/>
       </w:pPr>
-      <w:bookmarkStart w:id="86" w:name="Xad674adc18c3900d6d31adc418d8d237a22893d"/>
-      <w:r>
-        <w:rPr/>
-        <w:t>Включить расписание в «Автозаполнении» и на следующий день проверить «Последний автозапуск» и реестр изменений.</w:t>
-      </w:r>
-      <w:bookmarkEnd w:id="86"/>
-    </w:p>
-    <w:p>
-      <w:pPr>
-        <w:pStyle w:val="Heading2"/>
-        <w:rPr/>
-      </w:pPr>
-      <w:bookmarkStart w:id="87" w:name="__RefHeading___Toc1488_1290560413"/>
-      <w:bookmarkStart w:id="88" w:name="сценарий-а5.-истёк-токен-jira"/>
-      <w:bookmarkEnd w:id="87"/>
-      <w:r>
-        <w:rPr>
-          <w:rStyle w:val="SectionNumber"/>
-        </w:rPr>
-        <w:t>11.5</w:t>
-      </w:r>
-      <w:r>
-        <w:rPr/>
-        <w:tab/>
-        <w:t>Сценарий А5. Истёк токен Jira</w:t>
+      <w:r>
+        <w:rPr/>
+        <w:t>Убрать доступ к проекту (</w:t>
+      </w:r>
+      <w:r>
+        <w:rPr>
+          <w:b/>
+          <w:bCs/>
+        </w:rPr>
+        <w:t>Убрать</w:t>
+      </w:r>
+      <w:r>
+        <w:rPr/>
+        <w:t>) или удалить учётную запись.</w:t>
       </w:r>
     </w:p>
     <w:p>
@@ -7971,9 +7975,31 @@
         </w:numPr>
         <w:rPr/>
       </w:pPr>
-      <w:r>
-        <w:rPr/>
-        <w:t>В карточке автозаполнения или при срезе — «Jira отклонила логин/токен (401)».</w:t>
+      <w:bookmarkStart w:id="87" w:name="Xdac5262738a70cef597d2535e62f8ce80d4892e"/>
+      <w:r>
+        <w:rPr/>
+        <w:t>Если на его токене Jira работали кнопки среза — выпустить токен сервисной учётной записи и ввести его в «Связь с Jira» проекта.</w:t>
+      </w:r>
+      <w:bookmarkEnd w:id="87"/>
+    </w:p>
+    <w:p>
+      <w:pPr>
+        <w:pStyle w:val="Heading2"/>
+        <w:rPr/>
+      </w:pPr>
+      <w:bookmarkStart w:id="88" w:name="__RefHeading___Toc1514_2033735133"/>
+      <w:bookmarkStart w:id="89" w:name="Xad674adc18c3900d6d31adc418d8d237a22893d"/>
+      <w:bookmarkEnd w:id="88"/>
+      <w:r>
+        <w:rPr>
+          <w:rStyle w:val="SectionNumber"/>
+        </w:rPr>
+        <w:t>11.4</w:t>
+      </w:r>
+      <w:r>
+        <w:rPr/>
+        <w:tab/>
+        <w:t>Сценарий А4. Подключение проекта к Jira с автозаполнением</w:t>
       </w:r>
     </w:p>
     <w:p>
@@ -7987,14 +8013,13 @@
       </w:pPr>
       <w:r>
         <w:rPr/>
-        <w:t xml:space="preserve">Выпустить новый токен и ввести его в «Связь с Jira», </w:t>
-      </w:r>
-      <w:r>
-        <w:rPr>
-          <w:b/>
-          <w:bCs/>
-        </w:rPr>
-        <w:t>Сохранить</w:t>
+        <w:t xml:space="preserve">Проверить с сервера доступ к Jira: </w:t>
+      </w:r>
+      <w:r>
+        <w:rPr>
+          <w:rStyle w:val="VerbatimChar"/>
+        </w:rPr>
+        <w:t>curl -I https://jira.example.ru</w:t>
       </w:r>
       <w:r>
         <w:rPr/>
@@ -8011,36 +8036,8 @@
         <w:rPr/>
       </w:pPr>
       <w:r>
-        <w:rPr>
-          <w:b/>
-          <w:bCs/>
-        </w:rPr>
-        <w:t>Запустить сейчас</w:t>
-      </w:r>
-      <w:r>
-        <w:rPr/>
-        <w:t xml:space="preserve"> в «Автозаполнении», чтобы заполнить сегодняшний день.</w:t>
-      </w:r>
-      <w:bookmarkEnd w:id="88"/>
-    </w:p>
-    <w:p>
-      <w:pPr>
-        <w:pStyle w:val="Heading2"/>
-        <w:rPr/>
-      </w:pPr>
-      <w:bookmarkStart w:id="89" w:name="__RefHeading___Toc1490_1290560413"/>
-      <w:bookmarkStart w:id="90" w:name="сценарий-а6.-перенос-на-новый-сервер"/>
-      <w:bookmarkEnd w:id="89"/>
-      <w:r>
-        <w:rPr>
-          <w:rStyle w:val="SectionNumber"/>
-        </w:rPr>
-        <w:t>11.6</w:t>
-      </w:r>
-      <w:r>
-        <w:rPr/>
-        <w:tab/>
-        <w:t>Сценарий А6. Перенос на новый сервер</w:t>
+        <w:rPr/>
+        <w:t>Выпустить PAT сервисной учётной записи Jira с правом просмотра.</w:t>
       </w:r>
     </w:p>
     <w:p>
@@ -8054,17 +8051,29 @@
       </w:pPr>
       <w:r>
         <w:rPr/>
-        <w:t xml:space="preserve">Установить Burndown на новом сервере (без </w:t>
-      </w:r>
-      <w:r>
-        <w:rPr>
-          <w:rStyle w:val="VerbatimChar"/>
-        </w:rPr>
-        <w:t>init_db.py</w:t>
-      </w:r>
-      <w:r>
-        <w:rPr/>
-        <w:t>).</w:t>
+        <w:t xml:space="preserve">В «Связь с Jira» проекта ввести адрес и PAT, </w:t>
+      </w:r>
+      <w:r>
+        <w:rPr>
+          <w:b/>
+          <w:bCs/>
+        </w:rPr>
+        <w:t>Проверить подключение</w:t>
+      </w:r>
+      <w:r>
+        <w:rPr/>
+        <w:t xml:space="preserve">, </w:t>
+      </w:r>
+      <w:r>
+        <w:rPr>
+          <w:b/>
+          <w:bCs/>
+        </w:rPr>
+        <w:t>Сохранить</w:t>
+      </w:r>
+      <w:r>
+        <w:rPr/>
+        <w:t>.</w:t>
       </w:r>
     </w:p>
     <w:p>
@@ -8078,37 +8087,7 @@
       </w:pPr>
       <w:r>
         <w:rPr/>
-        <w:t xml:space="preserve">Перенести </w:t>
-      </w:r>
-      <w:r>
-        <w:rPr>
-          <w:rStyle w:val="VerbatimChar"/>
-        </w:rPr>
-        <w:t>burndown.db</w:t>
-      </w:r>
-      <w:r>
-        <w:rPr/>
-        <w:t xml:space="preserve"> и </w:t>
-      </w:r>
-      <w:r>
-        <w:rPr>
-          <w:rStyle w:val="VerbatimChar"/>
-        </w:rPr>
-        <w:t>.secret_key</w:t>
-      </w:r>
-      <w:r>
-        <w:rPr/>
-        <w:t xml:space="preserve"> (или тот же </w:t>
-      </w:r>
-      <w:r>
-        <w:rPr>
-          <w:rStyle w:val="VerbatimChar"/>
-        </w:rPr>
-        <w:t>SECRET_KEY</w:t>
-      </w:r>
-      <w:r>
-        <w:rPr/>
-        <w:t xml:space="preserve"> в окружении).</w:t>
+        <w:t>Вместе с руководителем проекта создать кнопку среза, выполнить первый срез и проверить значения.</w:t>
       </w:r>
     </w:p>
     <w:p>
@@ -8120,33 +8099,31 @@
         </w:numPr>
         <w:rPr/>
       </w:pPr>
-      <w:bookmarkStart w:id="91" w:name="сценарии-администратора"/>
-      <w:bookmarkStart w:id="92" w:name="сценарий-а6.-перенос-на-новый-сервер"/>
-      <w:r>
-        <w:rPr/>
-        <w:t>Запустить службу и проверить вход, данные и срез из Jira.</w:t>
-      </w:r>
+      <w:bookmarkStart w:id="90" w:name="Xad674adc18c3900d6d31adc418d8d237a22893d"/>
+      <w:r>
+        <w:rPr/>
+        <w:t>Включить расписание в «Автозаполнении» и на следующий день проверить «Последний автозапуск» и реестр изменений.</w:t>
+      </w:r>
+      <w:bookmarkEnd w:id="90"/>
+    </w:p>
+    <w:p>
+      <w:pPr>
+        <w:pStyle w:val="Heading2"/>
+        <w:rPr/>
+      </w:pPr>
+      <w:bookmarkStart w:id="91" w:name="__RefHeading___Toc1516_2033735133"/>
+      <w:bookmarkStart w:id="92" w:name="сценарий-а5.-истёк-токен-jira"/>
       <w:bookmarkEnd w:id="91"/>
-      <w:bookmarkEnd w:id="92"/>
-    </w:p>
-    <w:p>
-      <w:pPr>
-        <w:pStyle w:val="Heading1"/>
-        <w:rPr/>
-      </w:pPr>
-      <w:bookmarkStart w:id="93" w:name="__RefHeading___Toc1492_1290560413"/>
-      <w:bookmarkStart w:id="94" w:name="рекомендации-по-безопасности"/>
-      <w:bookmarkEnd w:id="93"/>
       <w:r>
         <w:rPr>
           <w:rStyle w:val="SectionNumber"/>
         </w:rPr>
-        <w:t>12</w:t>
+        <w:t>11.5</w:t>
       </w:r>
       <w:r>
         <w:rPr/>
         <w:tab/>
-        <w:t>Рекомендации по безопасности</w:t>
+        <w:t>Сценарий А5. Истёк токен Jira</w:t>
       </w:r>
     </w:p>
     <w:p>
@@ -8160,17 +8137,7 @@
       </w:pPr>
       <w:r>
         <w:rPr/>
-        <w:t xml:space="preserve">Смените пароль </w:t>
-      </w:r>
-      <w:r>
-        <w:rPr>
-          <w:rStyle w:val="VerbatimChar"/>
-        </w:rPr>
-        <w:t>admin</w:t>
-      </w:r>
-      <w:r>
-        <w:rPr/>
-        <w:t xml:space="preserve"> по умолчанию сразу после установки.</w:t>
+        <w:t>В карточке автозаполнения или при срезе — «Jira отклонила логин/токен (401)».</w:t>
       </w:r>
     </w:p>
     <w:p>
@@ -8184,13 +8151,14 @@
       </w:pPr>
       <w:r>
         <w:rPr/>
-        <w:t xml:space="preserve">Работайте только по HTTPS и включите </w:t>
-      </w:r>
-      <w:r>
-        <w:rPr>
-          <w:rStyle w:val="VerbatimChar"/>
-        </w:rPr>
-        <w:t>SESSION_COOKIE_SECURE=1</w:t>
+        <w:t xml:space="preserve">Выпустить новый токен и ввести его в «Связь с Jira», </w:t>
+      </w:r>
+      <w:r>
+        <w:rPr>
+          <w:b/>
+          <w:bCs/>
+        </w:rPr>
+        <w:t>Сохранить</w:t>
       </w:r>
       <w:r>
         <w:rPr/>
@@ -8207,28 +8175,36 @@
         <w:rPr/>
       </w:pPr>
       <w:r>
-        <w:rPr/>
-        <w:t xml:space="preserve">Задайте длинный случайный </w:t>
-      </w:r>
-      <w:r>
-        <w:rPr>
-          <w:rStyle w:val="VerbatimChar"/>
-        </w:rPr>
-        <w:t>SECRET_KEY</w:t>
-      </w:r>
-      <w:r>
-        <w:rPr/>
-        <w:t xml:space="preserve"> или защитите файл </w:t>
-      </w:r>
-      <w:r>
-        <w:rPr>
-          <w:rStyle w:val="VerbatimChar"/>
-        </w:rPr>
-        <w:t>.secret_key</w:t>
-      </w:r>
-      <w:r>
-        <w:rPr/>
-        <w:t xml:space="preserve"> (права 600) и включите его в резервные копии.</w:t>
+        <w:rPr>
+          <w:b/>
+          <w:bCs/>
+        </w:rPr>
+        <w:t>Запустить сейчас</w:t>
+      </w:r>
+      <w:r>
+        <w:rPr/>
+        <w:t xml:space="preserve"> в «Автозаполнении», чтобы заполнить сегодняшний день.</w:t>
+      </w:r>
+      <w:bookmarkEnd w:id="92"/>
+    </w:p>
+    <w:p>
+      <w:pPr>
+        <w:pStyle w:val="Heading2"/>
+        <w:rPr/>
+      </w:pPr>
+      <w:bookmarkStart w:id="93" w:name="__RefHeading___Toc1518_2033735133"/>
+      <w:bookmarkStart w:id="94" w:name="сценарий-а6.-перенос-на-новый-сервер"/>
+      <w:bookmarkEnd w:id="93"/>
+      <w:r>
+        <w:rPr>
+          <w:rStyle w:val="SectionNumber"/>
+        </w:rPr>
+        <w:t>11.6</w:t>
+      </w:r>
+      <w:r>
+        <w:rPr/>
+        <w:tab/>
+        <w:t>Сценарий А6. Перенос на новый сервер</w:t>
       </w:r>
     </w:p>
     <w:p>
@@ -8242,7 +8218,17 @@
       </w:pPr>
       <w:r>
         <w:rPr/>
-        <w:t>Для Jira используйте сервисную учётную запись с правом только просмотра и PAT вместо пароля; тип «логин + пароль» — только по HTTPS.</w:t>
+        <w:t xml:space="preserve">Установить Burndown на новом сервере (без </w:t>
+      </w:r>
+      <w:r>
+        <w:rPr>
+          <w:rStyle w:val="VerbatimChar"/>
+        </w:rPr>
+        <w:t>init_db.py</w:t>
+      </w:r>
+      <w:r>
+        <w:rPr/>
+        <w:t>).</w:t>
       </w:r>
     </w:p>
     <w:p>
@@ -8256,18 +8242,37 @@
       </w:pPr>
       <w:r>
         <w:rPr/>
-        <w:t xml:space="preserve">Опцию </w:t>
-      </w:r>
-      <w:r>
-        <w:rPr>
-          <w:b/>
-          <w:bCs/>
-        </w:rPr>
-        <w:t>Не проверять TLS-сертификат</w:t>
-      </w:r>
-      <w:r>
-        <w:rPr/>
-        <w:t xml:space="preserve"> включайте только для доверенной корпоративной Jira; лучше добавить корневой сертификат компании в систему.</w:t>
+        <w:t xml:space="preserve">Перенести </w:t>
+      </w:r>
+      <w:r>
+        <w:rPr>
+          <w:rStyle w:val="VerbatimChar"/>
+        </w:rPr>
+        <w:t>burndown.db</w:t>
+      </w:r>
+      <w:r>
+        <w:rPr/>
+        <w:t xml:space="preserve"> и </w:t>
+      </w:r>
+      <w:r>
+        <w:rPr>
+          <w:rStyle w:val="VerbatimChar"/>
+        </w:rPr>
+        <w:t>.secret_key</w:t>
+      </w:r>
+      <w:r>
+        <w:rPr/>
+        <w:t xml:space="preserve"> (или тот же </w:t>
+      </w:r>
+      <w:r>
+        <w:rPr>
+          <w:rStyle w:val="VerbatimChar"/>
+        </w:rPr>
+        <w:t>SECRET_KEY</w:t>
+      </w:r>
+      <w:r>
+        <w:rPr/>
+        <w:t xml:space="preserve"> в окружении).</w:t>
       </w:r>
     </w:p>
     <w:p>
@@ -8279,9 +8284,33 @@
         </w:numPr>
         <w:rPr/>
       </w:pPr>
-      <w:r>
-        <w:rPr/>
-        <w:t>Выдавайте роль «Администратор» минимальному числу сотрудников, ведение проектов — через роль «Руководитель проекта».</w:t>
+      <w:bookmarkStart w:id="95" w:name="сценарии-администратора"/>
+      <w:bookmarkStart w:id="96" w:name="сценарий-а6.-перенос-на-новый-сервер"/>
+      <w:r>
+        <w:rPr/>
+        <w:t>Запустить службу и проверить вход, данные и срез из Jira.</w:t>
+      </w:r>
+      <w:bookmarkEnd w:id="95"/>
+      <w:bookmarkEnd w:id="96"/>
+    </w:p>
+    <w:p>
+      <w:pPr>
+        <w:pStyle w:val="Heading1"/>
+        <w:rPr/>
+      </w:pPr>
+      <w:bookmarkStart w:id="97" w:name="__RefHeading___Toc1520_2033735133"/>
+      <w:bookmarkStart w:id="98" w:name="рекомендации-по-безопасности"/>
+      <w:bookmarkEnd w:id="97"/>
+      <w:r>
+        <w:rPr>
+          <w:rStyle w:val="SectionNumber"/>
+        </w:rPr>
+        <w:t>12</w:t>
+      </w:r>
+      <w:r>
+        <w:rPr/>
+        <w:tab/>
+        <w:t>Рекомендации по безопасности</w:t>
       </w:r>
     </w:p>
     <w:p>
@@ -8293,21 +8322,156 @@
         </w:numPr>
         <w:rPr/>
       </w:pPr>
-      <w:bookmarkStart w:id="95" w:name="рекомендации-по-безопасности"/>
+      <w:r>
+        <w:rPr/>
+        <w:t xml:space="preserve">Смените пароль </w:t>
+      </w:r>
+      <w:r>
+        <w:rPr>
+          <w:rStyle w:val="VerbatimChar"/>
+        </w:rPr>
+        <w:t>admin</w:t>
+      </w:r>
+      <w:r>
+        <w:rPr/>
+        <w:t xml:space="preserve"> по умолчанию сразу после установки.</w:t>
+      </w:r>
+    </w:p>
+    <w:p>
+      <w:pPr>
+        <w:pStyle w:val="Compact"/>
+        <w:numPr>
+          <w:ilvl w:val="0"/>
+          <w:numId w:val="93"/>
+        </w:numPr>
+        <w:rPr/>
+      </w:pPr>
+      <w:r>
+        <w:rPr/>
+        <w:t xml:space="preserve">Работайте только по HTTPS и включите </w:t>
+      </w:r>
+      <w:r>
+        <w:rPr>
+          <w:rStyle w:val="VerbatimChar"/>
+        </w:rPr>
+        <w:t>SESSION_COOKIE_SECURE=1</w:t>
+      </w:r>
+      <w:r>
+        <w:rPr/>
+        <w:t>.</w:t>
+      </w:r>
+    </w:p>
+    <w:p>
+      <w:pPr>
+        <w:pStyle w:val="Compact"/>
+        <w:numPr>
+          <w:ilvl w:val="0"/>
+          <w:numId w:val="94"/>
+        </w:numPr>
+        <w:rPr/>
+      </w:pPr>
+      <w:r>
+        <w:rPr/>
+        <w:t xml:space="preserve">Задайте длинный случайный </w:t>
+      </w:r>
+      <w:r>
+        <w:rPr>
+          <w:rStyle w:val="VerbatimChar"/>
+        </w:rPr>
+        <w:t>SECRET_KEY</w:t>
+      </w:r>
+      <w:r>
+        <w:rPr/>
+        <w:t xml:space="preserve"> или защитите файл </w:t>
+      </w:r>
+      <w:r>
+        <w:rPr>
+          <w:rStyle w:val="VerbatimChar"/>
+        </w:rPr>
+        <w:t>.secret_key</w:t>
+      </w:r>
+      <w:r>
+        <w:rPr/>
+        <w:t xml:space="preserve"> (права 600) и включите его в резервные копии.</w:t>
+      </w:r>
+    </w:p>
+    <w:p>
+      <w:pPr>
+        <w:pStyle w:val="Compact"/>
+        <w:numPr>
+          <w:ilvl w:val="0"/>
+          <w:numId w:val="95"/>
+        </w:numPr>
+        <w:rPr/>
+      </w:pPr>
+      <w:r>
+        <w:rPr/>
+        <w:t>Для Jira используйте сервисную учётную запись с правом только просмотра и PAT вместо пароля; тип «логин + пароль» — только по HTTPS.</w:t>
+      </w:r>
+    </w:p>
+    <w:p>
+      <w:pPr>
+        <w:pStyle w:val="Compact"/>
+        <w:numPr>
+          <w:ilvl w:val="0"/>
+          <w:numId w:val="96"/>
+        </w:numPr>
+        <w:rPr/>
+      </w:pPr>
+      <w:r>
+        <w:rPr/>
+        <w:t xml:space="preserve">Опцию </w:t>
+      </w:r>
+      <w:r>
+        <w:rPr>
+          <w:b/>
+          <w:bCs/>
+        </w:rPr>
+        <w:t>Не проверять TLS-сертификат</w:t>
+      </w:r>
+      <w:r>
+        <w:rPr/>
+        <w:t xml:space="preserve"> включайте только для доверенной корпоративной Jira; лучше добавить корневой сертификат компании в систему.</w:t>
+      </w:r>
+    </w:p>
+    <w:p>
+      <w:pPr>
+        <w:pStyle w:val="Compact"/>
+        <w:numPr>
+          <w:ilvl w:val="0"/>
+          <w:numId w:val="97"/>
+        </w:numPr>
+        <w:rPr/>
+      </w:pPr>
+      <w:r>
+        <w:rPr/>
+        <w:t>Выдавайте роль «Администратор» минимальному числу сотрудников, ведение проектов — через роль «Руководитель проекта».</w:t>
+      </w:r>
+    </w:p>
+    <w:p>
+      <w:pPr>
+        <w:pStyle w:val="Compact"/>
+        <w:numPr>
+          <w:ilvl w:val="0"/>
+          <w:numId w:val="98"/>
+        </w:numPr>
+        <w:rPr/>
+      </w:pPr>
+      <w:bookmarkStart w:id="99" w:name="рекомендации-по-безопасности"/>
       <w:r>
         <w:rPr/>
         <w:t>Регулярно просматривайте реестр изменений и записи «Автозаполнения».</w:t>
       </w:r>
-      <w:bookmarkEnd w:id="95"/>
+      <w:bookmarkEnd w:id="99"/>
     </w:p>
     <w:p>
       <w:pPr>
         <w:pStyle w:val="Heading1"/>
         <w:rPr/>
       </w:pPr>
-      <w:bookmarkStart w:id="96" w:name="__RefHeading___Toc1494_1290560413"/>
-      <w:bookmarkStart w:id="97" w:name="частые-вопросы"/>
-      <w:bookmarkEnd w:id="96"/>
+      <w:bookmarkStart w:id="100" w:name="__RefHeading___Toc1522_2033735133"/>
+      <w:bookmarkStart w:id="101" w:name="частые-вопросы"/>
+      <w:bookmarkEnd w:id="100"/>
       <w:r>
         <w:rPr>
           <w:rStyle w:val="SectionNumber"/>
@@ -8501,7 +8665,7 @@
         <w:rPr/>
         <w:t xml:space="preserve"> на рабочей базе.</w:t>
       </w:r>
-      <w:bookmarkEnd w:id="97"/>
+      <w:bookmarkEnd w:id="101"/>
     </w:p>
     <w:sectPr>
       <w:footerReference w:type="even" r:id="rId11"/>
@@ -8547,7 +8711,7 @@
         <w:color w:val="8A92A6"/>
         <w:sz w:val="16"/>
       </w:rPr>
-      <w:t xml:space="preserve">Burndown 1.1.0 · Руководство администратора · стр. </w:t>
+      <w:t xml:space="preserve">Burndown 1.2.0 · Руководство администратора · стр. </w:t>
     </w:r>
     <w:r>
       <w:rPr/>
@@ -8586,7 +8750,7 @@
         <w:color w:val="8A92A6"/>
         <w:sz w:val="16"/>
       </w:rPr>
-      <w:t xml:space="preserve">Burndown 1.1.0 · Руководство администратора · стр. </w:t>
+      <w:t xml:space="preserve">Burndown 1.2.0 · Руководство администратора · стр. </w:t>
     </w:r>
     <w:r>
       <w:rPr/>
@@ -10061,6 +10225,142 @@
   </w:abstractNum>
   <w:abstractNum w:abstractNumId="12">
     <w:lvl w:ilvl="0">
+      <w:numFmt w:val="bullet"/>
+      <w:lvlText w:val=""/>
+      <w:lvlJc w:val="left"/>
+      <w:pPr>
+        <w:tabs>
+          <w:tab w:val="num" w:pos="0"/>
+        </w:tabs>
+        <w:ind w:left="720" w:hanging="480"/>
+      </w:pPr>
+      <w:rPr>
+        <w:rFonts w:ascii="Symbol" w:hAnsi="Symbol" w:cs="Symbol" w:hint="default"/>
+      </w:rPr>
+    </w:lvl>
+    <w:lvl w:ilvl="1">
+      <w:start w:val="0"/>
+      <w:numFmt w:val="bullet"/>
+      <w:lvlText w:val=""/>
+      <w:lvlJc w:val="left"/>
+      <w:pPr>
+        <w:tabs>
+          <w:tab w:val="num" w:pos="0"/>
+        </w:tabs>
+        <w:ind w:left="1440" w:hanging="480"/>
+      </w:pPr>
+      <w:rPr>
+        <w:rFonts w:ascii="Symbol" w:hAnsi="Symbol" w:cs="Symbol" w:hint="default"/>
+      </w:rPr>
+    </w:lvl>
+    <w:lvl w:ilvl="2">
+      <w:start w:val="0"/>
+      <w:numFmt w:val="bullet"/>
+      <w:lvlText w:val=""/>
+      <w:lvlJc w:val="left"/>
+      <w:pPr>
+        <w:tabs>
+          <w:tab w:val="num" w:pos="0"/>
+        </w:tabs>
+        <w:ind w:left="2160" w:hanging="480"/>
+      </w:pPr>
+      <w:rPr>
+        <w:rFonts w:ascii="Symbol" w:hAnsi="Symbol" w:cs="Symbol" w:hint="default"/>
+      </w:rPr>
+    </w:lvl>
+    <w:lvl w:ilvl="3">
+      <w:start w:val="0"/>
+      <w:numFmt w:val="bullet"/>
+      <w:lvlText w:val=""/>
+      <w:lvlJc w:val="left"/>
+      <w:pPr>
+        <w:tabs>
+          <w:tab w:val="num" w:pos="0"/>
+        </w:tabs>
+        <w:ind w:left="2880" w:hanging="480"/>
+      </w:pPr>
+      <w:rPr>
+        <w:rFonts w:ascii="Symbol" w:hAnsi="Symbol" w:cs="Symbol" w:hint="default"/>
+      </w:rPr>
+    </w:lvl>
+    <w:lvl w:ilvl="4">
+      <w:start w:val="0"/>
+      <w:numFmt w:val="bullet"/>
+      <w:lvlText w:val=""/>
+      <w:lvlJc w:val="left"/>
+      <w:pPr>
+        <w:tabs>
+          <w:tab w:val="num" w:pos="0"/>
+        </w:tabs>
+        <w:ind w:left="3600" w:hanging="480"/>
+      </w:pPr>
+      <w:rPr>
+        <w:rFonts w:ascii="Symbol" w:hAnsi="Symbol" w:cs="Symbol" w:hint="default"/>
+      </w:rPr>
+    </w:lvl>
+    <w:lvl w:ilvl="5">
+      <w:start w:val="0"/>
+      <w:numFmt w:val="bullet"/>
+      <w:lvlText w:val=""/>
+      <w:lvlJc w:val="left"/>
+      <w:pPr>
+        <w:tabs>
+          <w:tab w:val="num" w:pos="0"/>
+        </w:tabs>
+        <w:ind w:left="4320" w:hanging="480"/>
+      </w:pPr>
+      <w:rPr>
+        <w:rFonts w:ascii="Symbol" w:hAnsi="Symbol" w:cs="Symbol" w:hint="default"/>
+      </w:rPr>
+    </w:lvl>
+    <w:lvl w:ilvl="6">
+      <w:start w:val="0"/>
+      <w:numFmt w:val="bullet"/>
+      <w:lvlText w:val=""/>
+      <w:lvlJc w:val="left"/>
+      <w:pPr>
+        <w:tabs>
+          <w:tab w:val="num" w:pos="0"/>
+        </w:tabs>
+        <w:ind w:left="5040" w:hanging="480"/>
+      </w:pPr>
+      <w:rPr>
+        <w:rFonts w:ascii="Symbol" w:hAnsi="Symbol" w:cs="Symbol" w:hint="default"/>
+      </w:rPr>
+    </w:lvl>
+    <w:lvl w:ilvl="7">
+      <w:start w:val="0"/>
+      <w:numFmt w:val="bullet"/>
+      <w:lvlText w:val=""/>
+      <w:lvlJc w:val="left"/>
+      <w:pPr>
+        <w:tabs>
+          <w:tab w:val="num" w:pos="0"/>
+        </w:tabs>
+        <w:ind w:left="5760" w:hanging="480"/>
+      </w:pPr>
+      <w:rPr>
+        <w:rFonts w:ascii="Symbol" w:hAnsi="Symbol" w:cs="Symbol" w:hint="default"/>
+      </w:rPr>
+    </w:lvl>
+    <w:lvl w:ilvl="8">
+      <w:start w:val="0"/>
+      <w:numFmt w:val="bullet"/>
+      <w:lvlText w:val=""/>
+      <w:lvlJc w:val="left"/>
+      <w:pPr>
+        <w:tabs>
+          <w:tab w:val="num" w:pos="0"/>
+        </w:tabs>
+        <w:ind w:left="6480" w:hanging="480"/>
+      </w:pPr>
+      <w:rPr>
+        <w:rFonts w:ascii="Symbol" w:hAnsi="Symbol" w:cs="Symbol" w:hint="default"/>
+      </w:rPr>
+    </w:lvl>
+  </w:abstractNum>
+  <w:abstractNum w:abstractNumId="13">
+    <w:lvl w:ilvl="0">
       <w:start w:val="1"/>
       <w:numFmt w:val="decimal"/>
       <w:lvlText w:val="%1."/>
@@ -10178,7 +10478,7 @@
       <w:rPr/>
     </w:lvl>
   </w:abstractNum>
-  <w:abstractNum w:abstractNumId="13">
+  <w:abstractNum w:abstractNumId="14">
     <w:lvl w:ilvl="0">
       <w:numFmt w:val="bullet"/>
       <w:lvlText w:val=""/>
@@ -10312,125 +10612,6 @@
       <w:rPr>
         <w:rFonts w:ascii="Symbol" w:hAnsi="Symbol" w:cs="Symbol" w:hint="default"/>
       </w:rPr>
-    </w:lvl>
-  </w:abstractNum>
-  <w:abstractNum w:abstractNumId="14">
-    <w:lvl w:ilvl="0">
-      <w:start w:val="1"/>
-      <w:numFmt w:val="decimal"/>
-      <w:lvlText w:val="%1."/>
-      <w:lvlJc w:val="left"/>
-      <w:pPr>
-        <w:tabs>
-          <w:tab w:val="num" w:pos="0"/>
-        </w:tabs>
-        <w:ind w:left="720" w:hanging="480"/>
-      </w:pPr>
-      <w:rPr/>
-    </w:lvl>
-    <w:lvl w:ilvl="1">
-      <w:start w:val="1"/>
-      <w:numFmt w:val="decimal"/>
-      <w:lvlText w:val="%2."/>
-      <w:lvlJc w:val="left"/>
-      <w:pPr>
-        <w:tabs>
-          <w:tab w:val="num" w:pos="0"/>
-        </w:tabs>
-        <w:ind w:left="1440" w:hanging="480"/>
-      </w:pPr>
-      <w:rPr/>
-    </w:lvl>
-    <w:lvl w:ilvl="2">
-      <w:start w:val="1"/>
-      <w:numFmt w:val="decimal"/>
-      <w:lvlText w:val="%3."/>
-      <w:lvlJc w:val="left"/>
-      <w:pPr>
-        <w:tabs>
-          <w:tab w:val="num" w:pos="0"/>
-        </w:tabs>
-        <w:ind w:left="2160" w:hanging="480"/>
-      </w:pPr>
-      <w:rPr/>
-    </w:lvl>
-    <w:lvl w:ilvl="3">
-      <w:start w:val="1"/>
-      <w:numFmt w:val="decimal"/>
-      <w:lvlText w:val="%4."/>
-      <w:lvlJc w:val="left"/>
-      <w:pPr>
-        <w:tabs>
-          <w:tab w:val="num" w:pos="0"/>
-        </w:tabs>
-        <w:ind w:left="2880" w:hanging="480"/>
-      </w:pPr>
-      <w:rPr/>
-    </w:lvl>
-    <w:lvl w:ilvl="4">
-      <w:start w:val="1"/>
-      <w:numFmt w:val="decimal"/>
-      <w:lvlText w:val="%5."/>
-      <w:lvlJc w:val="left"/>
-      <w:pPr>
-        <w:tabs>
-          <w:tab w:val="num" w:pos="0"/>
-        </w:tabs>
-        <w:ind w:left="3600" w:hanging="480"/>
-      </w:pPr>
-      <w:rPr/>
-    </w:lvl>
-    <w:lvl w:ilvl="5">
-      <w:start w:val="1"/>
-      <w:numFmt w:val="decimal"/>
-      <w:lvlText w:val="%6."/>
-      <w:lvlJc w:val="left"/>
-      <w:pPr>
-        <w:tabs>
-          <w:tab w:val="num" w:pos="0"/>
-        </w:tabs>
-        <w:ind w:left="4320" w:hanging="480"/>
-      </w:pPr>
-      <w:rPr/>
-    </w:lvl>
-    <w:lvl w:ilvl="6">
-      <w:start w:val="1"/>
-      <w:numFmt w:val="decimal"/>
-      <w:lvlText w:val="%7."/>
-      <w:lvlJc w:val="left"/>
-      <w:pPr>
-        <w:tabs>
-          <w:tab w:val="num" w:pos="0"/>
-        </w:tabs>
-        <w:ind w:left="5040" w:hanging="480"/>
-      </w:pPr>
-      <w:rPr/>
-    </w:lvl>
-    <w:lvl w:ilvl="7">
-      <w:start w:val="1"/>
-      <w:numFmt w:val="decimal"/>
-      <w:lvlText w:val="%8."/>
-      <w:lvlJc w:val="left"/>
-      <w:pPr>
-        <w:tabs>
-          <w:tab w:val="num" w:pos="0"/>
-        </w:tabs>
-        <w:ind w:left="5760" w:hanging="480"/>
-      </w:pPr>
-      <w:rPr/>
-    </w:lvl>
-    <w:lvl w:ilvl="8">
-      <w:start w:val="1"/>
-      <w:numFmt w:val="decimal"/>
-      <w:lvlText w:val="%9."/>
-      <w:lvlJc w:val="left"/>
-      <w:pPr>
-        <w:tabs>
-          <w:tab w:val="num" w:pos="0"/>
-        </w:tabs>
-        <w:ind w:left="6480" w:hanging="480"/>
-      </w:pPr>
-      <w:rPr/>
     </w:lvl>
   </w:abstractNum>
   <w:abstractNum w:abstractNumId="15">
@@ -11030,6 +11211,125 @@
   </w:abstractNum>
   <w:abstractNum w:abstractNumId="20">
     <w:lvl w:ilvl="0">
+      <w:start w:val="1"/>
+      <w:numFmt w:val="decimal"/>
+      <w:lvlText w:val="%1."/>
+      <w:lvlJc w:val="left"/>
+      <w:pPr>
+        <w:tabs>
+          <w:tab w:val="num" w:pos="0"/>
+        </w:tabs>
+        <w:ind w:left="720" w:hanging="480"/>
+      </w:pPr>
+      <w:rPr/>
+    </w:lvl>
+    <w:lvl w:ilvl="1">
+      <w:start w:val="1"/>
+      <w:numFmt w:val="decimal"/>
+      <w:lvlText w:val="%2."/>
+      <w:lvlJc w:val="left"/>
+      <w:pPr>
+        <w:tabs>
+          <w:tab w:val="num" w:pos="0"/>
+        </w:tabs>
+        <w:ind w:left="1440" w:hanging="480"/>
+      </w:pPr>
+      <w:rPr/>
+    </w:lvl>
+    <w:lvl w:ilvl="2">
+      <w:start w:val="1"/>
+      <w:numFmt w:val="decimal"/>
+      <w:lvlText w:val="%3."/>
+      <w:lvlJc w:val="left"/>
+      <w:pPr>
+        <w:tabs>
+          <w:tab w:val="num" w:pos="0"/>
+        </w:tabs>
+        <w:ind w:left="2160" w:hanging="480"/>
+      </w:pPr>
+      <w:rPr/>
+    </w:lvl>
+    <w:lvl w:ilvl="3">
+      <w:start w:val="1"/>
+      <w:numFmt w:val="decimal"/>
+      <w:lvlText w:val="%4."/>
+      <w:lvlJc w:val="left"/>
+      <w:pPr>
+        <w:tabs>
+          <w:tab w:val="num" w:pos="0"/>
+        </w:tabs>
+        <w:ind w:left="2880" w:hanging="480"/>
+      </w:pPr>
+      <w:rPr/>
+    </w:lvl>
+    <w:lvl w:ilvl="4">
+      <w:start w:val="1"/>
+      <w:numFmt w:val="decimal"/>
+      <w:lvlText w:val="%5."/>
+      <w:lvlJc w:val="left"/>
+      <w:pPr>
+        <w:tabs>
+          <w:tab w:val="num" w:pos="0"/>
+        </w:tabs>
+        <w:ind w:left="3600" w:hanging="480"/>
+      </w:pPr>
+      <w:rPr/>
+    </w:lvl>
+    <w:lvl w:ilvl="5">
+      <w:start w:val="1"/>
+      <w:numFmt w:val="decimal"/>
+      <w:lvlText w:val="%6."/>
+      <w:lvlJc w:val="left"/>
+      <w:pPr>
+        <w:tabs>
+          <w:tab w:val="num" w:pos="0"/>
+        </w:tabs>
+        <w:ind w:left="4320" w:hanging="480"/>
+      </w:pPr>
+      <w:rPr/>
+    </w:lvl>
+    <w:lvl w:ilvl="6">
+      <w:start w:val="1"/>
+      <w:numFmt w:val="decimal"/>
+      <w:lvlText w:val="%7."/>
+      <w:lvlJc w:val="left"/>
+      <w:pPr>
+        <w:tabs>
+          <w:tab w:val="num" w:pos="0"/>
+        </w:tabs>
+        <w:ind w:left="5040" w:hanging="480"/>
+      </w:pPr>
+      <w:rPr/>
+    </w:lvl>
+    <w:lvl w:ilvl="7">
+      <w:start w:val="1"/>
+      <w:numFmt w:val="decimal"/>
+      <w:lvlText w:val="%8."/>
+      <w:lvlJc w:val="left"/>
+      <w:pPr>
+        <w:tabs>
+          <w:tab w:val="num" w:pos="0"/>
+        </w:tabs>
+        <w:ind w:left="5760" w:hanging="480"/>
+      </w:pPr>
+      <w:rPr/>
+    </w:lvl>
+    <w:lvl w:ilvl="8">
+      <w:start w:val="1"/>
+      <w:numFmt w:val="decimal"/>
+      <w:lvlText w:val="%9."/>
+      <w:lvlJc w:val="left"/>
+      <w:pPr>
+        <w:tabs>
+          <w:tab w:val="num" w:pos="0"/>
+        </w:tabs>
+        <w:ind w:left="6480" w:hanging="480"/>
+      </w:pPr>
+      <w:rPr/>
+    </w:lvl>
+  </w:abstractNum>
+  <w:abstractNum w:abstractNumId="21">
+    <w:lvl w:ilvl="0">
       <w:numFmt w:val="bullet"/>
       <w:lvlText w:val=""/>
       <w:lvlJc w:val="left"/>
@@ -11164,7 +11464,7 @@
       </w:rPr>
     </w:lvl>
   </w:abstractNum>
-  <w:abstractNum w:abstractNumId="21">
+  <w:abstractNum w:abstractNumId="22">
     <w:lvl w:ilvl="0">
       <w:start w:val="1"/>
       <w:numFmt w:val="none"/>
@@ -11347,10 +11647,7 @@
     <w:abstractNumId w:val="21"/>
   </w:num>
   <w:num w:numId="22">
-    <w:abstractNumId w:val="2"/>
-    <w:lvlOverride w:ilvl="0">
-      <w:startOverride w:val="1"/>
-    </w:lvlOverride>
+    <w:abstractNumId w:val="22"/>
   </w:num>
   <w:num w:numId="23">
     <w:abstractNumId w:val="2"/>
@@ -11360,6 +11657,9 @@
   </w:num>
   <w:num w:numId="24">
     <w:abstractNumId w:val="2"/>
+    <w:lvlOverride w:ilvl="0">
+      <w:startOverride w:val="1"/>
+    </w:lvlOverride>
   </w:num>
   <w:num w:numId="25">
     <w:abstractNumId w:val="2"/>
@@ -11371,7 +11671,7 @@
     <w:abstractNumId w:val="2"/>
   </w:num>
   <w:num w:numId="28">
-    <w:abstractNumId w:val="1"/>
+    <w:abstractNumId w:val="2"/>
   </w:num>
   <w:num w:numId="29">
     <w:abstractNumId w:val="1"/>
@@ -11389,13 +11689,13 @@
     <w:abstractNumId w:val="1"/>
   </w:num>
   <w:num w:numId="34">
+    <w:abstractNumId w:val="1"/>
+  </w:num>
+  <w:num w:numId="35">
     <w:abstractNumId w:val="2"/>
     <w:lvlOverride w:ilvl="0">
       <w:startOverride w:val="1"/>
     </w:lvlOverride>
-  </w:num>
-  <w:num w:numId="35">
-    <w:abstractNumId w:val="2"/>
   </w:num>
   <w:num w:numId="36">
     <w:abstractNumId w:val="2"/>
@@ -11404,7 +11704,7 @@
     <w:abstractNumId w:val="2"/>
   </w:num>
   <w:num w:numId="38">
-    <w:abstractNumId w:val="1"/>
+    <w:abstractNumId w:val="2"/>
   </w:num>
   <w:num w:numId="39">
     <w:abstractNumId w:val="1"/>
@@ -11467,34 +11767,31 @@
     <w:abstractNumId w:val="1"/>
   </w:num>
   <w:num w:numId="59">
+    <w:abstractNumId w:val="1"/>
+  </w:num>
+  <w:num w:numId="60">
+    <w:abstractNumId w:val="1"/>
+  </w:num>
+  <w:num w:numId="61">
+    <w:abstractNumId w:val="1"/>
+  </w:num>
+  <w:num w:numId="62">
+    <w:abstractNumId w:val="1"/>
+  </w:num>
+  <w:num w:numId="63">
+    <w:abstractNumId w:val="1"/>
+  </w:num>
+  <w:num w:numId="64">
+    <w:abstractNumId w:val="1"/>
+  </w:num>
+  <w:num w:numId="65">
     <w:abstractNumId w:val="2"/>
     <w:lvlOverride w:ilvl="0">
       <w:startOverride w:val="1"/>
     </w:lvlOverride>
   </w:num>
-  <w:num w:numId="60">
-    <w:abstractNumId w:val="2"/>
-  </w:num>
-  <w:num w:numId="61">
-    <w:abstractNumId w:val="2"/>
-  </w:num>
-  <w:num w:numId="62">
-    <w:abstractNumId w:val="2"/>
-  </w:num>
-  <w:num w:numId="63">
-    <w:abstractNumId w:val="2"/>
-  </w:num>
-  <w:num w:numId="64">
-    <w:abstractNumId w:val="1"/>
-  </w:num>
-  <w:num w:numId="65">
-    <w:abstractNumId w:val="1"/>
-  </w:num>
   <w:num w:numId="66">
     <w:abstractNumId w:val="2"/>
-    <w:lvlOverride w:ilvl="0">
-      <w:startOverride w:val="1"/>
-    </w:lvlOverride>
   </w:num>
   <w:num w:numId="67">
     <w:abstractNumId w:val="2"/>
@@ -11506,34 +11803,31 @@
     <w:abstractNumId w:val="2"/>
   </w:num>
   <w:num w:numId="70">
+    <w:abstractNumId w:val="1"/>
+  </w:num>
+  <w:num w:numId="71">
+    <w:abstractNumId w:val="1"/>
+  </w:num>
+  <w:num w:numId="72">
     <w:abstractNumId w:val="2"/>
     <w:lvlOverride w:ilvl="0">
       <w:startOverride w:val="1"/>
     </w:lvlOverride>
   </w:num>
-  <w:num w:numId="71">
-    <w:abstractNumId w:val="2"/>
-  </w:num>
-  <w:num w:numId="72">
-    <w:abstractNumId w:val="2"/>
-  </w:num>
   <w:num w:numId="73">
     <w:abstractNumId w:val="2"/>
-    <w:lvlOverride w:ilvl="0">
-      <w:startOverride w:val="1"/>
-    </w:lvlOverride>
   </w:num>
   <w:num w:numId="74">
     <w:abstractNumId w:val="2"/>
   </w:num>
   <w:num w:numId="75">
     <w:abstractNumId w:val="2"/>
+  </w:num>
+  <w:num w:numId="76">
+    <w:abstractNumId w:val="2"/>
     <w:lvlOverride w:ilvl="0">
       <w:startOverride w:val="1"/>
     </w:lvlOverride>
-  </w:num>
-  <w:num w:numId="76">
-    <w:abstractNumId w:val="2"/>
   </w:num>
   <w:num w:numId="77">
     <w:abstractNumId w:val="2"/>
@@ -11543,24 +11837,24 @@
   </w:num>
   <w:num w:numId="79">
     <w:abstractNumId w:val="2"/>
+    <w:lvlOverride w:ilvl="0">
+      <w:startOverride w:val="1"/>
+    </w:lvlOverride>
   </w:num>
   <w:num w:numId="80">
+    <w:abstractNumId w:val="2"/>
+  </w:num>
+  <w:num w:numId="81">
     <w:abstractNumId w:val="2"/>
     <w:lvlOverride w:ilvl="0">
       <w:startOverride w:val="1"/>
     </w:lvlOverride>
-  </w:num>
-  <w:num w:numId="81">
-    <w:abstractNumId w:val="2"/>
   </w:num>
   <w:num w:numId="82">
     <w:abstractNumId w:val="2"/>
   </w:num>
   <w:num w:numId="83">
     <w:abstractNumId w:val="2"/>
-    <w:lvlOverride w:ilvl="0">
-      <w:startOverride w:val="1"/>
-    </w:lvlOverride>
   </w:num>
   <w:num w:numId="84">
     <w:abstractNumId w:val="2"/>
@@ -11569,24 +11863,48 @@
     <w:abstractNumId w:val="2"/>
   </w:num>
   <w:num w:numId="86">
+    <w:abstractNumId w:val="2"/>
+    <w:lvlOverride w:ilvl="0">
+      <w:startOverride w:val="1"/>
+    </w:lvlOverride>
+  </w:num>
+  <w:num w:numId="87">
+    <w:abstractNumId w:val="2"/>
+  </w:num>
+  <w:num w:numId="88">
+    <w:abstractNumId w:val="2"/>
+  </w:num>
+  <w:num w:numId="89">
+    <w:abstractNumId w:val="2"/>
+    <w:lvlOverride w:ilvl="0">
+      <w:startOverride w:val="1"/>
+    </w:lvlOverride>
+  </w:num>
+  <w:num w:numId="90">
+    <w:abstractNumId w:val="2"/>
+  </w:num>
+  <w:num w:numId="91">
+    <w:abstractNumId w:val="2"/>
+  </w:num>
+  <w:num w:numId="92">
     <w:abstractNumId w:val="1"/>
   </w:num>
-  <w:num w:numId="87">
+  <w:num w:numId="93">
     <w:abstractNumId w:val="1"/>
   </w:num>
-  <w:num w:numId="88">
+  <w:num w:numId="94">
     <w:abstractNumId w:val="1"/>
   </w:num>
-  <w:num w:numId="89">
+  <w:num w:numId="95">
     <w:abstractNumId w:val="1"/>
   </w:num>
-  <w:num w:numId="90">
+  <w:num w:numId="96">
     <w:abstractNumId w:val="1"/>
   </w:num>
-  <w:num w:numId="91">
+  <w:num w:numId="97">
     <w:abstractNumId w:val="1"/>
   </w:num>
-  <w:num w:numId="92">
+  <w:num w:numId="98">
     <w:abstractNumId w:val="1"/>
   </w:num>
 </w:numbering>

--- a/docs/manuals/admin-guide.docx
+++ b/docs/manuals/admin-guide.docx
@@ -23,7 +23,7 @@
       </w:pPr>
       <w:r>
         <w:rPr/>
-        <w:t>Версия 1.2.0</w:t>
+        <w:t>Версия 1.3.0</w:t>
       </w:r>
     </w:p>
     <w:p>
@@ -103,7 +103,7 @@
             </w:rPr>
             <w:fldChar w:fldCharType="separate"/>
           </w:r>
-          <w:hyperlink w:anchor="__RefHeading___Toc1442_2033735133">
+          <w:hyperlink w:anchor="__RefHeading___Toc1474_1888550335">
             <w:r>
               <w:rPr>
                 <w:webHidden/>
@@ -124,7 +124,7 @@
             </w:tabs>
             <w:rPr/>
           </w:pPr>
-          <w:hyperlink w:anchor="__RefHeading___Toc1444_2033735133">
+          <w:hyperlink w:anchor="__RefHeading___Toc1476_1888550335">
             <w:r>
               <w:rPr>
                 <w:webHidden/>
@@ -145,7 +145,7 @@
             </w:tabs>
             <w:rPr/>
           </w:pPr>
-          <w:hyperlink w:anchor="__RefHeading___Toc1446_2033735133">
+          <w:hyperlink w:anchor="__RefHeading___Toc1478_1888550335">
             <w:r>
               <w:rPr>
                 <w:webHidden/>
@@ -166,7 +166,7 @@
             </w:tabs>
             <w:rPr/>
           </w:pPr>
-          <w:hyperlink w:anchor="__RefHeading___Toc1448_2033735133">
+          <w:hyperlink w:anchor="__RefHeading___Toc1480_1888550335">
             <w:r>
               <w:rPr>
                 <w:webHidden/>
@@ -187,7 +187,7 @@
             </w:tabs>
             <w:rPr/>
           </w:pPr>
-          <w:hyperlink w:anchor="__RefHeading___Toc1450_2033735133">
+          <w:hyperlink w:anchor="__RefHeading___Toc1482_1888550335">
             <w:r>
               <w:rPr>
                 <w:webHidden/>
@@ -208,7 +208,7 @@
             </w:tabs>
             <w:rPr/>
           </w:pPr>
-          <w:hyperlink w:anchor="__RefHeading___Toc1452_2033735133">
+          <w:hyperlink w:anchor="__RefHeading___Toc1484_1888550335">
             <w:r>
               <w:rPr>
                 <w:webHidden/>
@@ -229,7 +229,7 @@
             </w:tabs>
             <w:rPr/>
           </w:pPr>
-          <w:hyperlink w:anchor="__RefHeading___Toc1454_2033735133">
+          <w:hyperlink w:anchor="__RefHeading___Toc1486_1888550335">
             <w:r>
               <w:rPr>
                 <w:webHidden/>
@@ -250,7 +250,7 @@
             </w:tabs>
             <w:rPr/>
           </w:pPr>
-          <w:hyperlink w:anchor="__RefHeading___Toc1456_2033735133">
+          <w:hyperlink w:anchor="__RefHeading___Toc1488_1888550335">
             <w:r>
               <w:rPr>
                 <w:webHidden/>
@@ -271,7 +271,7 @@
             </w:tabs>
             <w:rPr/>
           </w:pPr>
-          <w:hyperlink w:anchor="__RefHeading___Toc1458_2033735133">
+          <w:hyperlink w:anchor="__RefHeading___Toc1490_1888550335">
             <w:r>
               <w:rPr>
                 <w:webHidden/>
@@ -292,7 +292,7 @@
             </w:tabs>
             <w:rPr/>
           </w:pPr>
-          <w:hyperlink w:anchor="__RefHeading___Toc1460_2033735133">
+          <w:hyperlink w:anchor="__RefHeading___Toc1492_1888550335">
             <w:r>
               <w:rPr>
                 <w:webHidden/>
@@ -313,7 +313,7 @@
             </w:tabs>
             <w:rPr/>
           </w:pPr>
-          <w:hyperlink w:anchor="__RefHeading___Toc1462_2033735133">
+          <w:hyperlink w:anchor="__RefHeading___Toc1494_1888550335">
             <w:r>
               <w:rPr>
                 <w:webHidden/>
@@ -334,7 +334,7 @@
             </w:tabs>
             <w:rPr/>
           </w:pPr>
-          <w:hyperlink w:anchor="__RefHeading___Toc1464_2033735133">
+          <w:hyperlink w:anchor="__RefHeading___Toc1496_1888550335">
             <w:r>
               <w:rPr>
                 <w:webHidden/>
@@ -355,7 +355,7 @@
             </w:tabs>
             <w:rPr/>
           </w:pPr>
-          <w:hyperlink w:anchor="__RefHeading___Toc1466_2033735133">
+          <w:hyperlink w:anchor="__RefHeading___Toc1498_1888550335">
             <w:r>
               <w:rPr>
                 <w:webHidden/>
@@ -376,7 +376,7 @@
             </w:tabs>
             <w:rPr/>
           </w:pPr>
-          <w:hyperlink w:anchor="__RefHeading___Toc1468_2033735133">
+          <w:hyperlink w:anchor="__RefHeading___Toc1500_1888550335">
             <w:r>
               <w:rPr>
                 <w:webHidden/>
@@ -397,7 +397,7 @@
             </w:tabs>
             <w:rPr/>
           </w:pPr>
-          <w:hyperlink w:anchor="__RefHeading___Toc1470_2033735133">
+          <w:hyperlink w:anchor="__RefHeading___Toc1502_1888550335">
             <w:r>
               <w:rPr>
                 <w:webHidden/>
@@ -418,7 +418,7 @@
             </w:tabs>
             <w:rPr/>
           </w:pPr>
-          <w:hyperlink w:anchor="__RefHeading___Toc1472_2033735133">
+          <w:hyperlink w:anchor="__RefHeading___Toc1504_1888550335">
             <w:r>
               <w:rPr>
                 <w:webHidden/>
@@ -439,7 +439,7 @@
             </w:tabs>
             <w:rPr/>
           </w:pPr>
-          <w:hyperlink w:anchor="__RefHeading___Toc1474_2033735133">
+          <w:hyperlink w:anchor="__RefHeading___Toc1506_1888550335">
             <w:r>
               <w:rPr>
                 <w:webHidden/>
@@ -460,7 +460,7 @@
             </w:tabs>
             <w:rPr/>
           </w:pPr>
-          <w:hyperlink w:anchor="__RefHeading___Toc1476_2033735133">
+          <w:hyperlink w:anchor="__RefHeading___Toc1508_1888550335">
             <w:r>
               <w:rPr>
                 <w:webHidden/>
@@ -481,7 +481,7 @@
             </w:tabs>
             <w:rPr/>
           </w:pPr>
-          <w:hyperlink w:anchor="__RefHeading___Toc1478_2033735133">
+          <w:hyperlink w:anchor="__RefHeading___Toc1510_1888550335">
             <w:r>
               <w:rPr>
                 <w:webHidden/>
@@ -502,7 +502,7 @@
             </w:tabs>
             <w:rPr/>
           </w:pPr>
-          <w:hyperlink w:anchor="__RefHeading___Toc1480_2033735133">
+          <w:hyperlink w:anchor="__RefHeading___Toc1512_1888550335">
             <w:r>
               <w:rPr>
                 <w:webHidden/>
@@ -523,7 +523,7 @@
             </w:tabs>
             <w:rPr/>
           </w:pPr>
-          <w:hyperlink w:anchor="__RefHeading___Toc1482_2033735133">
+          <w:hyperlink w:anchor="__RefHeading___Toc1514_1888550335">
             <w:r>
               <w:rPr>
                 <w:webHidden/>
@@ -544,13 +544,34 @@
             </w:tabs>
             <w:rPr/>
           </w:pPr>
-          <w:hyperlink w:anchor="__RefHeading___Toc1484_2033735133">
+          <w:hyperlink w:anchor="__RefHeading___Toc1516_1888550335">
             <w:r>
               <w:rPr>
                 <w:webHidden/>
                 <w:rStyle w:val="IndexLink"/>
               </w:rPr>
               <w:t>7.4 Состав эпиков по задачам</w:t>
+              <w:tab/>
+              <w:t>13</w:t>
+            </w:r>
+          </w:hyperlink>
+        </w:p>
+        <w:p>
+          <w:pPr>
+            <w:pStyle w:val="TOC2"/>
+            <w:tabs>
+              <w:tab w:val="clear" w:pos="9077"/>
+              <w:tab w:val="right" w:pos="9359" w:leader="dot"/>
+            </w:tabs>
+            <w:rPr/>
+          </w:pPr>
+          <w:hyperlink w:anchor="__RefHeading___Toc1518_1888550335">
+            <w:r>
+              <w:rPr>
+                <w:webHidden/>
+                <w:rStyle w:val="IndexLink"/>
+              </w:rPr>
+              <w:t>7.5 Восстановление истории</w:t>
               <w:tab/>
               <w:t>13</w:t>
             </w:r>
@@ -565,7 +586,7 @@
             </w:tabs>
             <w:rPr/>
           </w:pPr>
-          <w:hyperlink w:anchor="__RefHeading___Toc1486_2033735133">
+          <w:hyperlink w:anchor="__RefHeading___Toc1520_1888550335">
             <w:r>
               <w:rPr>
                 <w:webHidden/>
@@ -573,7 +594,7 @@
               </w:rPr>
               <w:t>8 Автозаполнение по расписанию</w:t>
               <w:tab/>
-              <w:t>14</w:t>
+              <w:t>15</w:t>
             </w:r>
           </w:hyperlink>
         </w:p>
@@ -586,7 +607,7 @@
             </w:tabs>
             <w:rPr/>
           </w:pPr>
-          <w:hyperlink w:anchor="__RefHeading___Toc1488_2033735133">
+          <w:hyperlink w:anchor="__RefHeading___Toc1522_1888550335">
             <w:r>
               <w:rPr>
                 <w:webHidden/>
@@ -594,7 +615,7 @@
               </w:rPr>
               <w:t>8.1 Как это работает</w:t>
               <w:tab/>
-              <w:t>14</w:t>
+              <w:t>15</w:t>
             </w:r>
           </w:hyperlink>
         </w:p>
@@ -607,7 +628,7 @@
             </w:tabs>
             <w:rPr/>
           </w:pPr>
-          <w:hyperlink w:anchor="__RefHeading___Toc1490_2033735133">
+          <w:hyperlink w:anchor="__RefHeading___Toc1524_1888550335">
             <w:r>
               <w:rPr>
                 <w:webHidden/>
@@ -615,7 +636,7 @@
               </w:rPr>
               <w:t>8.2 Настройка сервера</w:t>
               <w:tab/>
-              <w:t>15</w:t>
+              <w:t>16</w:t>
             </w:r>
           </w:hyperlink>
         </w:p>
@@ -628,7 +649,7 @@
             </w:tabs>
             <w:rPr/>
           </w:pPr>
-          <w:hyperlink w:anchor="__RefHeading___Toc1492_2033735133">
+          <w:hyperlink w:anchor="__RefHeading___Toc1526_1888550335">
             <w:r>
               <w:rPr>
                 <w:webHidden/>
@@ -636,7 +657,7 @@
               </w:rPr>
               <w:t>8.3 Диагностика</w:t>
               <w:tab/>
-              <w:t>15</w:t>
+              <w:t>16</w:t>
             </w:r>
           </w:hyperlink>
         </w:p>
@@ -649,7 +670,7 @@
             </w:tabs>
             <w:rPr/>
           </w:pPr>
-          <w:hyperlink w:anchor="__RefHeading___Toc1494_2033735133">
+          <w:hyperlink w:anchor="__RefHeading___Toc1528_1888550335">
             <w:r>
               <w:rPr>
                 <w:webHidden/>
@@ -657,7 +678,7 @@
               </w:rPr>
               <w:t>9 Установка и обновление</w:t>
               <w:tab/>
-              <w:t>16</w:t>
+              <w:t>17</w:t>
             </w:r>
           </w:hyperlink>
         </w:p>
@@ -670,7 +691,7 @@
             </w:tabs>
             <w:rPr/>
           </w:pPr>
-          <w:hyperlink w:anchor="__RefHeading___Toc1496_2033735133">
+          <w:hyperlink w:anchor="__RefHeading___Toc1530_1888550335">
             <w:r>
               <w:rPr>
                 <w:webHidden/>
@@ -678,7 +699,7 @@
               </w:rPr>
               <w:t>9.1 Требования</w:t>
               <w:tab/>
-              <w:t>16</w:t>
+              <w:t>17</w:t>
             </w:r>
           </w:hyperlink>
         </w:p>
@@ -691,7 +712,7 @@
             </w:tabs>
             <w:rPr/>
           </w:pPr>
-          <w:hyperlink w:anchor="__RefHeading___Toc1498_2033735133">
+          <w:hyperlink w:anchor="__RefHeading___Toc1532_1888550335">
             <w:r>
               <w:rPr>
                 <w:webHidden/>
@@ -699,7 +720,7 @@
               </w:rPr>
               <w:t>9.2 Установка</w:t>
               <w:tab/>
-              <w:t>16</w:t>
+              <w:t>17</w:t>
             </w:r>
           </w:hyperlink>
         </w:p>
@@ -712,7 +733,7 @@
             </w:tabs>
             <w:rPr/>
           </w:pPr>
-          <w:hyperlink w:anchor="__RefHeading___Toc1500_2033735133">
+          <w:hyperlink w:anchor="__RefHeading___Toc1534_1888550335">
             <w:r>
               <w:rPr>
                 <w:webHidden/>
@@ -720,7 +741,7 @@
               </w:rPr>
               <w:t>9.3 Служба systemd</w:t>
               <w:tab/>
-              <w:t>16</w:t>
+              <w:t>17</w:t>
             </w:r>
           </w:hyperlink>
         </w:p>
@@ -733,7 +754,7 @@
             </w:tabs>
             <w:rPr/>
           </w:pPr>
-          <w:hyperlink w:anchor="__RefHeading___Toc1502_2033735133">
+          <w:hyperlink w:anchor="__RefHeading___Toc1536_1888550335">
             <w:r>
               <w:rPr>
                 <w:webHidden/>
@@ -741,7 +762,7 @@
               </w:rPr>
               <w:t>9.4 Обновление</w:t>
               <w:tab/>
-              <w:t>17</w:t>
+              <w:t>18</w:t>
             </w:r>
           </w:hyperlink>
         </w:p>
@@ -754,7 +775,7 @@
             </w:tabs>
             <w:rPr/>
           </w:pPr>
-          <w:hyperlink w:anchor="__RefHeading___Toc1504_2033735133">
+          <w:hyperlink w:anchor="__RefHeading___Toc1538_1888550335">
             <w:r>
               <w:rPr>
                 <w:webHidden/>
@@ -762,7 +783,7 @@
               </w:rPr>
               <w:t>10 Резервное копирование и восстановление</w:t>
               <w:tab/>
-              <w:t>18</w:t>
+              <w:t>19</w:t>
             </w:r>
           </w:hyperlink>
         </w:p>
@@ -775,7 +796,7 @@
             </w:tabs>
             <w:rPr/>
           </w:pPr>
-          <w:hyperlink w:anchor="__RefHeading___Toc1506_2033735133">
+          <w:hyperlink w:anchor="__RefHeading___Toc1540_1888550335">
             <w:r>
               <w:rPr>
                 <w:webHidden/>
@@ -783,7 +804,7 @@
               </w:rPr>
               <w:t>11 Сценарии администратора</w:t>
               <w:tab/>
-              <w:t>19</w:t>
+              <w:t>20</w:t>
             </w:r>
           </w:hyperlink>
         </w:p>
@@ -796,7 +817,7 @@
             </w:tabs>
             <w:rPr/>
           </w:pPr>
-          <w:hyperlink w:anchor="__RefHeading___Toc1508_2033735133">
+          <w:hyperlink w:anchor="__RefHeading___Toc1542_1888550335">
             <w:r>
               <w:rPr>
                 <w:webHidden/>
@@ -804,7 +825,7 @@
               </w:rPr>
               <w:t>11.1 Сценарий А1. Новый проект</w:t>
               <w:tab/>
-              <w:t>19</w:t>
+              <w:t>20</w:t>
             </w:r>
           </w:hyperlink>
         </w:p>
@@ -817,7 +838,7 @@
             </w:tabs>
             <w:rPr/>
           </w:pPr>
-          <w:hyperlink w:anchor="__RefHeading___Toc1510_2033735133">
+          <w:hyperlink w:anchor="__RefHeading___Toc1544_1888550335">
             <w:r>
               <w:rPr>
                 <w:webHidden/>
@@ -825,7 +846,7 @@
               </w:rPr>
               <w:t>11.2 Сценарий А2. Новый сотрудник</w:t>
               <w:tab/>
-              <w:t>19</w:t>
+              <w:t>20</w:t>
             </w:r>
           </w:hyperlink>
         </w:p>
@@ -838,7 +859,7 @@
             </w:tabs>
             <w:rPr/>
           </w:pPr>
-          <w:hyperlink w:anchor="__RefHeading___Toc1512_2033735133">
+          <w:hyperlink w:anchor="__RefHeading___Toc1546_1888550335">
             <w:r>
               <w:rPr>
                 <w:webHidden/>
@@ -846,7 +867,7 @@
               </w:rPr>
               <w:t>11.3 Сценарий А3. Сотрудник уходит из проекта или компании</w:t>
               <w:tab/>
-              <w:t>19</w:t>
+              <w:t>20</w:t>
             </w:r>
           </w:hyperlink>
         </w:p>
@@ -859,7 +880,7 @@
             </w:tabs>
             <w:rPr/>
           </w:pPr>
-          <w:hyperlink w:anchor="__RefHeading___Toc1514_2033735133">
+          <w:hyperlink w:anchor="__RefHeading___Toc1548_1888550335">
             <w:r>
               <w:rPr>
                 <w:webHidden/>
@@ -867,7 +888,7 @@
               </w:rPr>
               <w:t>11.4 Сценарий А4. Подключение проекта к Jira с автозаполнением</w:t>
               <w:tab/>
-              <w:t>19</w:t>
+              <w:t>20</w:t>
             </w:r>
           </w:hyperlink>
         </w:p>
@@ -880,7 +901,7 @@
             </w:tabs>
             <w:rPr/>
           </w:pPr>
-          <w:hyperlink w:anchor="__RefHeading___Toc1516_2033735133">
+          <w:hyperlink w:anchor="__RefHeading___Toc1550_1888550335">
             <w:r>
               <w:rPr>
                 <w:webHidden/>
@@ -888,7 +909,7 @@
               </w:rPr>
               <w:t>11.5 Сценарий А5. Истёк токен Jira</w:t>
               <w:tab/>
-              <w:t>19</w:t>
+              <w:t>20</w:t>
             </w:r>
           </w:hyperlink>
         </w:p>
@@ -901,7 +922,7 @@
             </w:tabs>
             <w:rPr/>
           </w:pPr>
-          <w:hyperlink w:anchor="__RefHeading___Toc1518_2033735133">
+          <w:hyperlink w:anchor="__RefHeading___Toc1552_1888550335">
             <w:r>
               <w:rPr>
                 <w:webHidden/>
@@ -909,7 +930,7 @@
               </w:rPr>
               <w:t>11.6 Сценарий А6. Перенос на новый сервер</w:t>
               <w:tab/>
-              <w:t>19</w:t>
+              <w:t>20</w:t>
             </w:r>
           </w:hyperlink>
         </w:p>
@@ -922,7 +943,7 @@
             </w:tabs>
             <w:rPr/>
           </w:pPr>
-          <w:hyperlink w:anchor="__RefHeading___Toc1520_2033735133">
+          <w:hyperlink w:anchor="__RefHeading___Toc1554_1888550335">
             <w:r>
               <w:rPr>
                 <w:webHidden/>
@@ -930,7 +951,7 @@
               </w:rPr>
               <w:t>12 Рекомендации по безопасности</w:t>
               <w:tab/>
-              <w:t>21</w:t>
+              <w:t>22</w:t>
             </w:r>
           </w:hyperlink>
         </w:p>
@@ -943,7 +964,7 @@
             </w:tabs>
             <w:rPr/>
           </w:pPr>
-          <w:hyperlink w:anchor="__RefHeading___Toc1522_2033735133">
+          <w:hyperlink w:anchor="__RefHeading___Toc1556_1888550335">
             <w:r>
               <w:rPr>
                 <w:webHidden/>
@@ -951,7 +972,7 @@
               </w:rPr>
               <w:t>13 Частые вопросы</w:t>
               <w:tab/>
-              <w:t>22</w:t>
+              <w:t>23</w:t>
             </w:r>
           </w:hyperlink>
           <w:r>
@@ -968,7 +989,7 @@
         <w:pStyle w:val="Heading1"/>
         <w:rPr/>
       </w:pPr>
-      <w:bookmarkStart w:id="0" w:name="__RefHeading___Toc1442_2033735133"/>
+      <w:bookmarkStart w:id="0" w:name="__RefHeading___Toc1474_1888550335"/>
       <w:bookmarkEnd w:id="0"/>
       <w:r>
         <w:rPr>
@@ -989,7 +1010,7 @@
       </w:pPr>
       <w:r>
         <w:rPr/>
-        <w:t>Руководство описывает администрирование Burndown версии 1.2.0: учётные записи и роли, доступ к проектам, создание и удаление проектов, реестр изменений и экспорт, подключение к Jira и работу автозаполнения по расписанию, а также установку, обновление, резервное копирование и безопасность сервера.</w:t>
+        <w:t>Руководство описывает администрирование Burndown версии 1.3.0: учётные записи и роли, доступ к проектам, создание и удаление проектов, реестр изменений и экспорт, подключение к Jira и работу автозаполнения по расписанию, а также установку, обновление, резервное копирование и безопасность сервера.</w:t>
       </w:r>
     </w:p>
     <w:p>
@@ -1499,7 +1520,7 @@
         <w:pStyle w:val="Heading1"/>
         <w:rPr/>
       </w:pPr>
-      <w:bookmarkStart w:id="2" w:name="__RefHeading___Toc1444_2033735133"/>
+      <w:bookmarkStart w:id="2" w:name="__RefHeading___Toc1476_1888550335"/>
       <w:bookmarkEnd w:id="2"/>
       <w:r>
         <w:rPr>
@@ -1518,7 +1539,7 @@
         <w:pStyle w:val="Heading2"/>
         <w:rPr/>
       </w:pPr>
-      <w:bookmarkStart w:id="3" w:name="__RefHeading___Toc1446_2033735133"/>
+      <w:bookmarkStart w:id="3" w:name="__RefHeading___Toc1478_1888550335"/>
       <w:bookmarkStart w:id="4" w:name="роли"/>
       <w:bookmarkEnd w:id="3"/>
       <w:r>
@@ -1996,7 +2017,7 @@
         <w:pStyle w:val="Heading2"/>
         <w:rPr/>
       </w:pPr>
-      <w:bookmarkStart w:id="6" w:name="__RefHeading___Toc1448_2033735133"/>
+      <w:bookmarkStart w:id="6" w:name="__RefHeading___Toc1480_1888550335"/>
       <w:bookmarkStart w:id="7" w:name="защита-от-ошибок"/>
       <w:bookmarkEnd w:id="6"/>
       <w:r>
@@ -2074,7 +2095,7 @@
         <w:pStyle w:val="Heading1"/>
         <w:rPr/>
       </w:pPr>
-      <w:bookmarkStart w:id="9" w:name="__RefHeading___Toc1450_2033735133"/>
+      <w:bookmarkStart w:id="9" w:name="__RefHeading___Toc1482_1888550335"/>
       <w:bookmarkStart w:id="10" w:name="первичная-настройка"/>
       <w:bookmarkEnd w:id="9"/>
       <w:r>
@@ -2094,7 +2115,7 @@
         <w:pStyle w:val="Heading2"/>
         <w:rPr/>
       </w:pPr>
-      <w:bookmarkStart w:id="11" w:name="__RefHeading___Toc1452_2033735133"/>
+      <w:bookmarkStart w:id="11" w:name="__RefHeading___Toc1484_1888550335"/>
       <w:bookmarkStart w:id="12" w:name="первый-вход"/>
       <w:bookmarkEnd w:id="11"/>
       <w:r>
@@ -2144,7 +2165,7 @@
         <w:pStyle w:val="Compact"/>
         <w:numPr>
           <w:ilvl w:val="0"/>
-          <w:numId w:val="23"/>
+          <w:numId w:val="24"/>
         </w:numPr>
         <w:rPr/>
       </w:pPr>
@@ -2215,7 +2236,7 @@
         <w:pStyle w:val="Heading2"/>
         <w:rPr/>
       </w:pPr>
-      <w:bookmarkStart w:id="13" w:name="__RefHeading___Toc1454_2033735133"/>
+      <w:bookmarkStart w:id="13" w:name="__RefHeading___Toc1486_1888550335"/>
       <w:bookmarkStart w:id="14" w:name="порядок-настройки"/>
       <w:bookmarkEnd w:id="13"/>
       <w:r>
@@ -2228,27 +2249,6 @@
         <w:rPr/>
         <w:tab/>
         <w:t>Порядок настройки</w:t>
-      </w:r>
-    </w:p>
-    <w:p>
-      <w:pPr>
-        <w:pStyle w:val="Compact"/>
-        <w:numPr>
-          <w:ilvl w:val="0"/>
-          <w:numId w:val="24"/>
-        </w:numPr>
-        <w:rPr/>
-      </w:pPr>
-      <w:r>
-        <w:rPr>
-          <w:b/>
-          <w:bCs/>
-        </w:rPr>
-        <w:t>Проекты</w:t>
-      </w:r>
-      <w:r>
-        <w:rPr/>
-        <w:t xml:space="preserve"> — создайте проекты (раздел «Проекты»).</w:t>
       </w:r>
     </w:p>
     <w:p>
@@ -2265,11 +2265,11 @@
           <w:b/>
           <w:bCs/>
         </w:rPr>
-        <w:t>Пользователи</w:t>
-      </w:r>
-      <w:r>
-        <w:rPr/>
-        <w:t xml:space="preserve"> — заведите учётные записи сотрудников.</w:t>
+        <w:t>Проекты</w:t>
+      </w:r>
+      <w:r>
+        <w:rPr/>
+        <w:t xml:space="preserve"> — создайте проекты (раздел «Проекты»).</w:t>
       </w:r>
     </w:p>
     <w:p>
@@ -2286,11 +2286,11 @@
           <w:b/>
           <w:bCs/>
         </w:rPr>
-        <w:t>Доступ</w:t>
-      </w:r>
-      <w:r>
-        <w:rPr/>
-        <w:t xml:space="preserve"> — назначьте каждому сотруднику проекты и роль в них.</w:t>
+        <w:t>Пользователи</w:t>
+      </w:r>
+      <w:r>
+        <w:rPr/>
+        <w:t xml:space="preserve"> — заведите учётные записи сотрудников.</w:t>
       </w:r>
     </w:p>
     <w:p>
@@ -2307,11 +2307,11 @@
           <w:b/>
           <w:bCs/>
         </w:rPr>
-        <w:t>Эпики и цели</w:t>
-      </w:r>
-      <w:r>
-        <w:rPr/>
-        <w:t xml:space="preserve"> — руководитель проекта заводит эпики, этапы и целевые даты, проверяет настройки прогноза.</w:t>
+        <w:t>Доступ</w:t>
+      </w:r>
+      <w:r>
+        <w:rPr/>
+        <w:t xml:space="preserve"> — назначьте каждому сотруднику проекты и роль в них.</w:t>
       </w:r>
     </w:p>
     <w:p>
@@ -2328,6 +2328,27 @@
           <w:b/>
           <w:bCs/>
         </w:rPr>
+        <w:t>Эпики и цели</w:t>
+      </w:r>
+      <w:r>
+        <w:rPr/>
+        <w:t xml:space="preserve"> — руководитель проекта заводит эпики, этапы и целевые даты, проверяет настройки прогноза.</w:t>
+      </w:r>
+    </w:p>
+    <w:p>
+      <w:pPr>
+        <w:pStyle w:val="Compact"/>
+        <w:numPr>
+          <w:ilvl w:val="0"/>
+          <w:numId w:val="29"/>
+        </w:numPr>
+        <w:rPr/>
+      </w:pPr>
+      <w:r>
+        <w:rPr>
+          <w:b/>
+          <w:bCs/>
+        </w:rPr>
         <w:t>Jira</w:t>
       </w:r>
       <w:r>
@@ -2341,7 +2362,7 @@
         <w:pStyle w:val="Heading2"/>
         <w:rPr/>
       </w:pPr>
-      <w:bookmarkStart w:id="15" w:name="__RefHeading___Toc1456_2033735133"/>
+      <w:bookmarkStart w:id="15" w:name="__RefHeading___Toc1488_1888550335"/>
       <w:bookmarkStart w:id="16" w:name="административные-разделы"/>
       <w:bookmarkEnd w:id="15"/>
       <w:r>
@@ -2464,7 +2485,7 @@
         <w:pStyle w:val="Heading1"/>
         <w:rPr/>
       </w:pPr>
-      <w:bookmarkStart w:id="19" w:name="__RefHeading___Toc1458_2033735133"/>
+      <w:bookmarkStart w:id="19" w:name="__RefHeading___Toc1490_1888550335"/>
       <w:bookmarkStart w:id="20" w:name="пользователи-и-доступ"/>
       <w:bookmarkEnd w:id="19"/>
       <w:r>
@@ -2484,7 +2505,7 @@
         <w:pStyle w:val="Heading2"/>
         <w:rPr/>
       </w:pPr>
-      <w:bookmarkStart w:id="21" w:name="__RefHeading___Toc1460_2033735133"/>
+      <w:bookmarkStart w:id="21" w:name="__RefHeading___Toc1492_1888550335"/>
       <w:bookmarkStart w:id="22" w:name="список-пользователей"/>
       <w:bookmarkEnd w:id="21"/>
       <w:r>
@@ -2560,7 +2581,7 @@
         <w:pStyle w:val="Compact"/>
         <w:numPr>
           <w:ilvl w:val="0"/>
-          <w:numId w:val="29"/>
+          <w:numId w:val="30"/>
         </w:numPr>
         <w:rPr/>
       </w:pPr>
@@ -2574,20 +2595,6 @@
       <w:r>
         <w:rPr/>
         <w:t xml:space="preserve"> фильтрует список.</w:t>
-      </w:r>
-    </w:p>
-    <w:p>
-      <w:pPr>
-        <w:pStyle w:val="Compact"/>
-        <w:numPr>
-          <w:ilvl w:val="0"/>
-          <w:numId w:val="30"/>
-        </w:numPr>
-        <w:rPr/>
-      </w:pPr>
-      <w:r>
-        <w:rPr/>
-        <w:t>Щелчок по строке выбирает пользователя: в блоке «Доступ к проектам» появляются его проекты и роли.</w:t>
       </w:r>
     </w:p>
     <w:p>
@@ -2599,41 +2606,9 @@
         </w:numPr>
         <w:rPr/>
       </w:pPr>
-      <w:bookmarkStart w:id="23" w:name="список-пользователей"/>
-      <w:r>
-        <w:rPr/>
-        <w:t>Карандаш открывает редактирование, корзина — удаление.</w:t>
-      </w:r>
-      <w:bookmarkEnd w:id="23"/>
-    </w:p>
-    <w:p>
-      <w:pPr>
-        <w:pStyle w:val="Heading2"/>
-        <w:rPr/>
-      </w:pPr>
-      <w:bookmarkStart w:id="24" w:name="__RefHeading___Toc1462_2033735133"/>
-      <w:bookmarkStart w:id="25" w:name="доступ-к-проектам"/>
-      <w:bookmarkEnd w:id="24"/>
-      <w:r>
-        <w:rPr>
-          <w:rStyle w:val="SectionNumber"/>
-        </w:rPr>
-        <w:t>4.2</w:t>
-      </w:r>
-      <w:r>
-        <w:rPr/>
-        <w:tab/>
-        <w:t>Доступ к проектам</w:t>
-      </w:r>
-    </w:p>
-    <w:p>
-      <w:pPr>
-        <w:pStyle w:val="FirstParagraph"/>
-        <w:rPr/>
-      </w:pPr>
-      <w:r>
-        <w:rPr/>
-        <w:t>Для каждого проекта в блоке «Доступ к проектам»:</w:t>
+      <w:r>
+        <w:rPr/>
+        <w:t>Щелчок по строке выбирает пользователя: в блоке «Доступ к проектам» появляются его проекты и роли.</w:t>
       </w:r>
     </w:p>
     <w:p>
@@ -2645,16 +2620,41 @@
         </w:numPr>
         <w:rPr/>
       </w:pPr>
-      <w:r>
-        <w:rPr>
-          <w:b/>
-          <w:bCs/>
-        </w:rPr>
-        <w:t>Назначить</w:t>
-      </w:r>
-      <w:r>
-        <w:rPr/>
-        <w:t xml:space="preserve"> — открыть пользователю доступ;</w:t>
+      <w:bookmarkStart w:id="23" w:name="список-пользователей"/>
+      <w:r>
+        <w:rPr/>
+        <w:t>Карандаш открывает редактирование, корзина — удаление.</w:t>
+      </w:r>
+      <w:bookmarkEnd w:id="23"/>
+    </w:p>
+    <w:p>
+      <w:pPr>
+        <w:pStyle w:val="Heading2"/>
+        <w:rPr/>
+      </w:pPr>
+      <w:bookmarkStart w:id="24" w:name="__RefHeading___Toc1494_1888550335"/>
+      <w:bookmarkStart w:id="25" w:name="доступ-к-проектам"/>
+      <w:bookmarkEnd w:id="24"/>
+      <w:r>
+        <w:rPr>
+          <w:rStyle w:val="SectionNumber"/>
+        </w:rPr>
+        <w:t>4.2</w:t>
+      </w:r>
+      <w:r>
+        <w:rPr/>
+        <w:tab/>
+        <w:t>Доступ к проектам</w:t>
+      </w:r>
+    </w:p>
+    <w:p>
+      <w:pPr>
+        <w:pStyle w:val="FirstParagraph"/>
+        <w:rPr/>
+      </w:pPr>
+      <w:r>
+        <w:rPr/>
+        <w:t>Для каждого проекта в блоке «Доступ к проектам»:</w:t>
       </w:r>
     </w:p>
     <w:p>
@@ -2667,30 +2667,15 @@
         <w:rPr/>
       </w:pPr>
       <w:r>
-        <w:rPr/>
-        <w:t xml:space="preserve">выбрать роль: </w:t>
-      </w:r>
-      <w:r>
         <w:rPr>
           <w:b/>
           <w:bCs/>
         </w:rPr>
-        <w:t>Пользователь (только просмотр)</w:t>
-      </w:r>
-      <w:r>
-        <w:rPr/>
-        <w:t xml:space="preserve"> или </w:t>
-      </w:r>
-      <w:r>
-        <w:rPr>
-          <w:b/>
-          <w:bCs/>
-        </w:rPr>
-        <w:t>Руководитель (редактирование)</w:t>
-      </w:r>
-      <w:r>
-        <w:rPr/>
-        <w:t>;</w:t>
+        <w:t>Назначить</w:t>
+      </w:r>
+      <w:r>
+        <w:rPr/>
+        <w:t xml:space="preserve"> — открыть пользователю доступ;</w:t>
       </w:r>
     </w:p>
     <w:p>
@@ -2703,47 +2688,30 @@
         <w:rPr/>
       </w:pPr>
       <w:r>
+        <w:rPr/>
+        <w:t xml:space="preserve">выбрать роль: </w:t>
+      </w:r>
+      <w:r>
         <w:rPr>
           <w:b/>
           <w:bCs/>
         </w:rPr>
-        <w:t>Убрать</w:t>
-      </w:r>
-      <w:r>
-        <w:rPr/>
-        <w:t xml:space="preserve"> — закрыть доступ.</w:t>
-      </w:r>
-    </w:p>
-    <w:p>
-      <w:pPr>
-        <w:pStyle w:val="FirstParagraph"/>
-        <w:rPr/>
-      </w:pPr>
-      <w:bookmarkStart w:id="26" w:name="доступ-к-проектам"/>
-      <w:r>
-        <w:rPr/>
-        <w:t>Изменения действуют сразу: при следующем действии пользователь увидит или потеряет проект.</w:t>
-      </w:r>
-      <w:bookmarkEnd w:id="26"/>
-    </w:p>
-    <w:p>
-      <w:pPr>
-        <w:pStyle w:val="Heading2"/>
-        <w:rPr/>
-      </w:pPr>
-      <w:bookmarkStart w:id="27" w:name="__RefHeading___Toc1464_2033735133"/>
-      <w:bookmarkStart w:id="28" w:name="создание-пользователя"/>
-      <w:bookmarkEnd w:id="27"/>
-      <w:r>
-        <w:rPr>
-          <w:rStyle w:val="SectionNumber"/>
-        </w:rPr>
-        <w:t>4.3</w:t>
-      </w:r>
-      <w:r>
-        <w:rPr/>
-        <w:tab/>
-        <w:t>Создание пользователя</w:t>
+        <w:t>Пользователь (только просмотр)</w:t>
+      </w:r>
+      <w:r>
+        <w:rPr/>
+        <w:t xml:space="preserve"> или </w:t>
+      </w:r>
+      <w:r>
+        <w:rPr>
+          <w:b/>
+          <w:bCs/>
+        </w:rPr>
+        <w:t>Руководитель (редактирование)</w:t>
+      </w:r>
+      <w:r>
+        <w:rPr/>
+        <w:t>;</w:t>
       </w:r>
     </w:p>
     <w:p>
@@ -2756,30 +2724,47 @@
         <w:rPr/>
       </w:pPr>
       <w:r>
-        <w:rPr/>
-        <w:t xml:space="preserve">Заполните </w:t>
-      </w:r>
-      <w:r>
         <w:rPr>
           <w:b/>
           <w:bCs/>
         </w:rPr>
-        <w:t>Логин</w:t>
-      </w:r>
-      <w:r>
-        <w:rPr/>
-        <w:t xml:space="preserve"> и </w:t>
-      </w:r>
-      <w:r>
-        <w:rPr>
-          <w:b/>
-          <w:bCs/>
-        </w:rPr>
-        <w:t>Пароль</w:t>
-      </w:r>
-      <w:r>
-        <w:rPr/>
-        <w:t xml:space="preserve"> (обязательно), при необходимости — имя, email, должность и фото.</w:t>
+        <w:t>Убрать</w:t>
+      </w:r>
+      <w:r>
+        <w:rPr/>
+        <w:t xml:space="preserve"> — закрыть доступ.</w:t>
+      </w:r>
+    </w:p>
+    <w:p>
+      <w:pPr>
+        <w:pStyle w:val="FirstParagraph"/>
+        <w:rPr/>
+      </w:pPr>
+      <w:bookmarkStart w:id="26" w:name="доступ-к-проектам"/>
+      <w:r>
+        <w:rPr/>
+        <w:t>Изменения действуют сразу: при следующем действии пользователь увидит или потеряет проект.</w:t>
+      </w:r>
+      <w:bookmarkEnd w:id="26"/>
+    </w:p>
+    <w:p>
+      <w:pPr>
+        <w:pStyle w:val="Heading2"/>
+        <w:rPr/>
+      </w:pPr>
+      <w:bookmarkStart w:id="27" w:name="__RefHeading___Toc1496_1888550335"/>
+      <w:bookmarkStart w:id="28" w:name="создание-пользователя"/>
+      <w:bookmarkEnd w:id="27"/>
+      <w:r>
+        <w:rPr>
+          <w:rStyle w:val="SectionNumber"/>
+        </w:rPr>
+        <w:t>4.3</w:t>
+      </w:r>
+      <w:r>
+        <w:rPr/>
+        <w:tab/>
+        <w:t>Создание пользователя</w:t>
       </w:r>
     </w:p>
     <w:p>
@@ -2793,40 +2778,29 @@
       </w:pPr>
       <w:r>
         <w:rPr/>
-        <w:t xml:space="preserve">Выберите роль: </w:t>
+        <w:t xml:space="preserve">Заполните </w:t>
       </w:r>
       <w:r>
         <w:rPr>
           <w:b/>
           <w:bCs/>
         </w:rPr>
-        <w:t>Пользователь</w:t>
-      </w:r>
-      <w:r>
-        <w:rPr/>
-        <w:t xml:space="preserve">, </w:t>
+        <w:t>Логин</w:t>
+      </w:r>
+      <w:r>
+        <w:rPr/>
+        <w:t xml:space="preserve"> и </w:t>
       </w:r>
       <w:r>
         <w:rPr>
           <w:b/>
           <w:bCs/>
         </w:rPr>
-        <w:t>Руководитель проекта</w:t>
-      </w:r>
-      <w:r>
-        <w:rPr/>
-        <w:t xml:space="preserve"> или </w:t>
-      </w:r>
-      <w:r>
-        <w:rPr>
-          <w:b/>
-          <w:bCs/>
-        </w:rPr>
-        <w:t>Администратор</w:t>
-      </w:r>
-      <w:r>
-        <w:rPr/>
-        <w:t>.</w:t>
+        <w:t>Пароль</w:t>
+      </w:r>
+      <w:r>
+        <w:rPr/>
+        <w:t xml:space="preserve"> (обязательно), при необходимости — имя, email, должность и фото.</w:t>
       </w:r>
     </w:p>
     <w:p>
@@ -2840,18 +2814,40 @@
       </w:pPr>
       <w:r>
         <w:rPr/>
-        <w:t xml:space="preserve">Нажмите </w:t>
+        <w:t xml:space="preserve">Выберите роль: </w:t>
       </w:r>
       <w:r>
         <w:rPr>
           <w:b/>
           <w:bCs/>
         </w:rPr>
-        <w:t>+ Добавить пользователя</w:t>
-      </w:r>
-      <w:r>
-        <w:rPr/>
-        <w:t>. Новый пользователь сразу выбирается в списке — назначьте ему проекты.</w:t>
+        <w:t>Пользователь</w:t>
+      </w:r>
+      <w:r>
+        <w:rPr/>
+        <w:t xml:space="preserve">, </w:t>
+      </w:r>
+      <w:r>
+        <w:rPr>
+          <w:b/>
+          <w:bCs/>
+        </w:rPr>
+        <w:t>Руководитель проекта</w:t>
+      </w:r>
+      <w:r>
+        <w:rPr/>
+        <w:t xml:space="preserve"> или </w:t>
+      </w:r>
+      <w:r>
+        <w:rPr>
+          <w:b/>
+          <w:bCs/>
+        </w:rPr>
+        <w:t>Администратор</w:t>
+      </w:r>
+      <w:r>
+        <w:rPr/>
+        <w:t>.</w:t>
       </w:r>
     </w:p>
     <w:p>
@@ -2863,6 +2859,31 @@
         </w:numPr>
         <w:rPr/>
       </w:pPr>
+      <w:r>
+        <w:rPr/>
+        <w:t xml:space="preserve">Нажмите </w:t>
+      </w:r>
+      <w:r>
+        <w:rPr>
+          <w:b/>
+          <w:bCs/>
+        </w:rPr>
+        <w:t>+ Добавить пользователя</w:t>
+      </w:r>
+      <w:r>
+        <w:rPr/>
+        <w:t>. Новый пользователь сразу выбирается в списке — назначьте ему проекты.</w:t>
+      </w:r>
+    </w:p>
+    <w:p>
+      <w:pPr>
+        <w:pStyle w:val="Compact"/>
+        <w:numPr>
+          <w:ilvl w:val="0"/>
+          <w:numId w:val="39"/>
+        </w:numPr>
+        <w:rPr/>
+      </w:pPr>
       <w:bookmarkStart w:id="29" w:name="создание-пользователя"/>
       <w:r>
         <w:rPr/>
@@ -2875,7 +2896,7 @@
         <w:pStyle w:val="Heading2"/>
         <w:rPr/>
       </w:pPr>
-      <w:bookmarkStart w:id="30" w:name="__RefHeading___Toc1466_2033735133"/>
+      <w:bookmarkStart w:id="30" w:name="__RefHeading___Toc1498_1888550335"/>
       <w:bookmarkStart w:id="31" w:name="редактирование-и-удаление"/>
       <w:bookmarkEnd w:id="30"/>
       <w:r>
@@ -2986,7 +3007,7 @@
         <w:pStyle w:val="Heading1"/>
         <w:rPr/>
       </w:pPr>
-      <w:bookmarkStart w:id="34" w:name="__RefHeading___Toc1468_2033735133"/>
+      <w:bookmarkStart w:id="34" w:name="__RefHeading___Toc1500_1888550335"/>
       <w:bookmarkStart w:id="35" w:name="проекты"/>
       <w:bookmarkEnd w:id="34"/>
       <w:r>
@@ -3062,7 +3083,7 @@
         <w:pStyle w:val="Compact"/>
         <w:numPr>
           <w:ilvl w:val="0"/>
-          <w:numId w:val="39"/>
+          <w:numId w:val="40"/>
         </w:numPr>
         <w:rPr/>
       </w:pPr>
@@ -3076,20 +3097,6 @@
       <w:r>
         <w:rPr/>
         <w:t xml:space="preserve"> создаёт проект с настройками прогноза по умолчанию; название обязательно, описание — нет.</w:t>
-      </w:r>
-    </w:p>
-    <w:p>
-      <w:pPr>
-        <w:pStyle w:val="Compact"/>
-        <w:numPr>
-          <w:ilvl w:val="0"/>
-          <w:numId w:val="40"/>
-        </w:numPr>
-        <w:rPr/>
-      </w:pPr>
-      <w:r>
-        <w:rPr/>
-        <w:t>Карандаш — переименование и правка описания.</w:t>
       </w:r>
     </w:p>
     <w:p>
@@ -3098,6 +3105,20 @@
         <w:numPr>
           <w:ilvl w:val="0"/>
           <w:numId w:val="41"/>
+        </w:numPr>
+        <w:rPr/>
+      </w:pPr>
+      <w:r>
+        <w:rPr/>
+        <w:t>Карандаш — переименование и правка описания.</w:t>
+      </w:r>
+    </w:p>
+    <w:p>
+      <w:pPr>
+        <w:pStyle w:val="Compact"/>
+        <w:numPr>
+          <w:ilvl w:val="0"/>
+          <w:numId w:val="42"/>
         </w:numPr>
         <w:rPr/>
       </w:pPr>
@@ -3185,7 +3206,7 @@
         <w:pStyle w:val="Heading2"/>
         <w:rPr/>
       </w:pPr>
-      <w:bookmarkStart w:id="36" w:name="__RefHeading___Toc1470_2033735133"/>
+      <w:bookmarkStart w:id="36" w:name="__RefHeading___Toc1502_1888550335"/>
       <w:bookmarkStart w:id="37" w:name="экспорт-проекта-в-json"/>
       <w:bookmarkEnd w:id="36"/>
       <w:r>
@@ -3228,7 +3249,7 @@
         <w:pStyle w:val="Heading1"/>
         <w:rPr/>
       </w:pPr>
-      <w:bookmarkStart w:id="38" w:name="__RefHeading___Toc1472_2033735133"/>
+      <w:bookmarkStart w:id="38" w:name="__RefHeading___Toc1504_1888550335"/>
       <w:bookmarkStart w:id="39" w:name="реестр-изменений"/>
       <w:bookmarkEnd w:id="38"/>
       <w:r>
@@ -3314,7 +3335,7 @@
         <w:pStyle w:val="Compact"/>
         <w:numPr>
           <w:ilvl w:val="0"/>
-          <w:numId w:val="42"/>
+          <w:numId w:val="43"/>
         </w:numPr>
         <w:rPr/>
       </w:pPr>
@@ -3332,31 +3353,6 @@
       <w:r>
         <w:rPr/>
         <w:t xml:space="preserve"> снимает фильтры.</w:t>
-      </w:r>
-    </w:p>
-    <w:p>
-      <w:pPr>
-        <w:pStyle w:val="Compact"/>
-        <w:numPr>
-          <w:ilvl w:val="0"/>
-          <w:numId w:val="43"/>
-        </w:numPr>
-        <w:rPr/>
-      </w:pPr>
-      <w:r>
-        <w:rPr/>
-        <w:t xml:space="preserve">Сначала загружаются 200 последних записей; </w:t>
-      </w:r>
-      <w:r>
-        <w:rPr>
-          <w:b/>
-          <w:bCs/>
-        </w:rPr>
-        <w:t>Показать ещё</w:t>
-      </w:r>
-      <w:r>
-        <w:rPr/>
-        <w:t xml:space="preserve"> догружает следующие.</w:t>
       </w:r>
     </w:p>
     <w:p>
@@ -3370,7 +3366,18 @@
       </w:pPr>
       <w:r>
         <w:rPr/>
-        <w:t>Таблица сортируется по столбцам; время показывается в часовом поясе вашего компьютера.</w:t>
+        <w:t xml:space="preserve">Сначала загружаются 200 последних записей; </w:t>
+      </w:r>
+      <w:r>
+        <w:rPr>
+          <w:b/>
+          <w:bCs/>
+        </w:rPr>
+        <w:t>Показать ещё</w:t>
+      </w:r>
+      <w:r>
+        <w:rPr/>
+        <w:t xml:space="preserve"> догружает следующие.</w:t>
       </w:r>
     </w:p>
     <w:p>
@@ -3384,6 +3391,20 @@
       </w:pPr>
       <w:r>
         <w:rPr/>
+        <w:t>Таблица сортируется по столбцам; время показывается в часовом поясе вашего компьютера.</w:t>
+      </w:r>
+    </w:p>
+    <w:p>
+      <w:pPr>
+        <w:pStyle w:val="Compact"/>
+        <w:numPr>
+          <w:ilvl w:val="0"/>
+          <w:numId w:val="46"/>
+        </w:numPr>
+        <w:rPr/>
+      </w:pPr>
+      <w:r>
+        <w:rPr/>
         <w:t>Токены Jira в реестр не записываются: фиксируется только факт их изменения.</w:t>
       </w:r>
     </w:p>
@@ -3392,7 +3413,7 @@
         <w:pStyle w:val="Heading2"/>
         <w:rPr/>
       </w:pPr>
-      <w:bookmarkStart w:id="40" w:name="__RefHeading___Toc1474_2033735133"/>
+      <w:bookmarkStart w:id="40" w:name="__RefHeading___Toc1506_1888550335"/>
       <w:bookmarkStart w:id="41" w:name="контроль-автозаполнения"/>
       <w:bookmarkEnd w:id="40"/>
       <w:r>
@@ -3512,7 +3533,7 @@
         <w:pStyle w:val="Heading1"/>
         <w:rPr/>
       </w:pPr>
-      <w:bookmarkStart w:id="42" w:name="__RefHeading___Toc1476_2033735133"/>
+      <w:bookmarkStart w:id="42" w:name="__RefHeading___Toc1508_1888550335"/>
       <w:bookmarkStart w:id="43" w:name="связь-с-jira"/>
       <w:bookmarkEnd w:id="42"/>
       <w:r>
@@ -3598,7 +3619,7 @@
         <w:pStyle w:val="Heading2"/>
         <w:rPr/>
       </w:pPr>
-      <w:bookmarkStart w:id="44" w:name="__RefHeading___Toc1478_2033735133"/>
+      <w:bookmarkStart w:id="44" w:name="__RefHeading___Toc1510_1888550335"/>
       <w:bookmarkStart w:id="45" w:name="требования"/>
       <w:bookmarkEnd w:id="44"/>
       <w:r>
@@ -4139,7 +4160,7 @@
         <w:pStyle w:val="Heading2"/>
         <w:rPr/>
       </w:pPr>
-      <w:bookmarkStart w:id="47" w:name="__RefHeading___Toc1480_2033735133"/>
+      <w:bookmarkStart w:id="47" w:name="__RefHeading___Toc1512_1888550335"/>
       <w:bookmarkStart w:id="48" w:name="типы-подключения"/>
       <w:bookmarkEnd w:id="47"/>
       <w:r>
@@ -4615,7 +4636,7 @@
         <w:pStyle w:val="Heading2"/>
         <w:rPr/>
       </w:pPr>
-      <w:bookmarkStart w:id="50" w:name="__RefHeading___Toc1482_2033735133"/>
+      <w:bookmarkStart w:id="50" w:name="__RefHeading___Toc1514_1888550335"/>
       <w:bookmarkStart w:id="51" w:name="хранение-токена"/>
       <w:bookmarkEnd w:id="50"/>
       <w:r>
@@ -4628,30 +4649,6 @@
         <w:rPr/>
         <w:tab/>
         <w:t>Хранение токена</w:t>
-      </w:r>
-    </w:p>
-    <w:p>
-      <w:pPr>
-        <w:pStyle w:val="Compact"/>
-        <w:numPr>
-          <w:ilvl w:val="0"/>
-          <w:numId w:val="46"/>
-        </w:numPr>
-        <w:rPr/>
-      </w:pPr>
-      <w:r>
-        <w:rPr/>
-        <w:t xml:space="preserve">Токен шифруется на сервере ключом, производным от </w:t>
-      </w:r>
-      <w:r>
-        <w:rPr>
-          <w:rStyle w:val="VerbatimChar"/>
-        </w:rPr>
-        <w:t>SECRET_KEY</w:t>
-      </w:r>
-      <w:r>
-        <w:rPr/>
-        <w:t>, и хранится в базе в зашифрованном виде.</w:t>
       </w:r>
     </w:p>
     <w:p>
@@ -4665,7 +4662,17 @@
       </w:pPr>
       <w:r>
         <w:rPr/>
-        <w:t>Токен не возвращается в интерфейс и не пишется в реестр изменений.</w:t>
+        <w:t xml:space="preserve">Токен шифруется на сервере ключом, производным от </w:t>
+      </w:r>
+      <w:r>
+        <w:rPr>
+          <w:rStyle w:val="VerbatimChar"/>
+        </w:rPr>
+        <w:t>SECRET_KEY</w:t>
+      </w:r>
+      <w:r>
+        <w:rPr/>
+        <w:t>, и хранится в базе в зашифрованном виде.</w:t>
       </w:r>
     </w:p>
     <w:p>
@@ -4679,7 +4686,7 @@
       </w:pPr>
       <w:r>
         <w:rPr/>
-        <w:t>Сохранённый токен отправляется только на тот адрес Jira, для которого он введён: при смене адреса токен нужно ввести заново.</w:t>
+        <w:t>Токен не возвращается в интерфейс и не пишется в реестр изменений.</w:t>
       </w:r>
     </w:p>
     <w:p>
@@ -4693,76 +4700,7 @@
       </w:pPr>
       <w:r>
         <w:rPr/>
-        <w:t xml:space="preserve">Если </w:t>
-      </w:r>
-      <w:r>
-        <w:rPr>
-          <w:rStyle w:val="VerbatimChar"/>
-        </w:rPr>
-        <w:t>SECRET_KEY</w:t>
-      </w:r>
-      <w:r>
-        <w:rPr/>
-        <w:t xml:space="preserve"> сменился (или потерян файл </w:t>
-      </w:r>
-      <w:r>
-        <w:rPr>
-          <w:rStyle w:val="VerbatimChar"/>
-        </w:rPr>
-        <w:t>.secret_key</w:t>
-      </w:r>
-      <w:r>
-        <w:rPr/>
-        <w:t>), сохранённые токены расшифровать нельзя: срез сообщит «Сохранённый токен не удаётся расшифровать (сменился SECRET_KEY сервера) — введите токен заново».</w:t>
-      </w:r>
-    </w:p>
-    <w:p>
-      <w:pPr>
-        <w:pStyle w:val="BlockText"/>
-        <w:shd w:val="clear" w:color="auto" w:fill="EEF6F5"/>
-        <w:rPr/>
-      </w:pPr>
-      <w:r>
-        <w:rPr>
-          <w:b/>
-          <w:bCs/>
-        </w:rPr>
-        <w:t>Совет.</w:t>
-      </w:r>
-      <w:r>
-        <w:rPr/>
-        <w:t xml:space="preserve"> Заведите в Jira сервисную учётную запись только с правом просмотра и выпустите для неё PAT. Так срезы и автозаполнение не зависят от конкретного сотрудника, а права легко ограничить.</w:t>
-      </w:r>
-      <w:bookmarkEnd w:id="51"/>
-    </w:p>
-    <w:p>
-      <w:pPr>
-        <w:pStyle w:val="Heading2"/>
-        <w:rPr/>
-      </w:pPr>
-      <w:bookmarkStart w:id="52" w:name="__RefHeading___Toc1484_2033735133"/>
-      <w:bookmarkStart w:id="53" w:name="состав-эпиков-по-задачам"/>
-      <w:bookmarkEnd w:id="52"/>
-      <w:r>
-        <w:rPr>
-          <w:rStyle w:val="SectionNumber"/>
-        </w:rPr>
-        <w:t>7.4</w:t>
-      </w:r>
-      <w:r>
-        <w:rPr/>
-        <w:tab/>
-        <w:t>Состав эпиков по задачам</w:t>
-      </w:r>
-    </w:p>
-    <w:p>
-      <w:pPr>
-        <w:pStyle w:val="FirstParagraph"/>
-        <w:rPr/>
-      </w:pPr>
-      <w:r>
-        <w:rPr/>
-        <w:t>С версии 1.2.0 каждый срез сохраняет состав эпиков по задачам Jira на день среза: ключ и тему задачи, статус и его категорию, остаток, затраченное время, оценку и признаки неполных данных. Из этих данных строятся блок «Задачи Jira по эпикам», burn-up эпика и список задач на дашборде.</w:t>
+        <w:t>Сохранённый токен отправляется только на тот адрес Jira, для которого он введён: при смене адреса токен нужно ввести заново.</w:t>
       </w:r>
     </w:p>
     <w:p>
@@ -4776,37 +4714,76 @@
       </w:pPr>
       <w:r>
         <w:rPr/>
-        <w:t xml:space="preserve">Дополнительно к полям учёта времени запрашиваются поля </w:t>
+        <w:t xml:space="preserve">Если </w:t>
       </w:r>
       <w:r>
         <w:rPr>
           <w:rStyle w:val="VerbatimChar"/>
         </w:rPr>
-        <w:t>summary</w:t>
-      </w:r>
-      <w:r>
-        <w:rPr/>
-        <w:t xml:space="preserve">, </w:t>
+        <w:t>SECRET_KEY</w:t>
+      </w:r>
+      <w:r>
+        <w:rPr/>
+        <w:t xml:space="preserve"> сменился (или потерян файл </w:t>
       </w:r>
       <w:r>
         <w:rPr>
           <w:rStyle w:val="VerbatimChar"/>
         </w:rPr>
-        <w:t>status</w:t>
-      </w:r>
-      <w:r>
-        <w:rPr/>
-        <w:t xml:space="preserve"> и </w:t>
-      </w:r>
-      <w:r>
-        <w:rPr>
-          <w:rStyle w:val="VerbatimChar"/>
-        </w:rPr>
-        <w:t>parent</w:t>
-      </w:r>
-      <w:r>
-        <w:rPr/>
-        <w:t xml:space="preserve"> — отдельных прав в Jira не требуется.</w:t>
+        <w:t>.secret_key</w:t>
+      </w:r>
+      <w:r>
+        <w:rPr/>
+        <w:t>), сохранённые токены расшифровать нельзя: срез сообщит «Сохранённый токен не удаётся расшифровать (сменился SECRET_KEY сервера) — введите токен заново».</w:t>
+      </w:r>
+    </w:p>
+    <w:p>
+      <w:pPr>
+        <w:pStyle w:val="BlockText"/>
+        <w:shd w:val="clear" w:color="auto" w:fill="EEF6F5"/>
+        <w:rPr/>
+      </w:pPr>
+      <w:r>
+        <w:rPr>
+          <w:b/>
+          <w:bCs/>
+        </w:rPr>
+        <w:t>Совет.</w:t>
+      </w:r>
+      <w:r>
+        <w:rPr/>
+        <w:t xml:space="preserve"> Заведите в Jira сервисную учётную запись только с правом просмотра и выпустите для неё PAT. Так срезы и автозаполнение не зависят от конкретного сотрудника, а права легко ограничить.</w:t>
+      </w:r>
+      <w:bookmarkEnd w:id="51"/>
+    </w:p>
+    <w:p>
+      <w:pPr>
+        <w:pStyle w:val="Heading2"/>
+        <w:rPr/>
+      </w:pPr>
+      <w:bookmarkStart w:id="52" w:name="__RefHeading___Toc1516_1888550335"/>
+      <w:bookmarkStart w:id="53" w:name="состав-эпиков-по-задачам"/>
+      <w:bookmarkEnd w:id="52"/>
+      <w:r>
+        <w:rPr>
+          <w:rStyle w:val="SectionNumber"/>
+        </w:rPr>
+        <w:t>7.4</w:t>
+      </w:r>
+      <w:r>
+        <w:rPr/>
+        <w:tab/>
+        <w:t>Состав эпиков по задачам</w:t>
+      </w:r>
+    </w:p>
+    <w:p>
+      <w:pPr>
+        <w:pStyle w:val="FirstParagraph"/>
+        <w:rPr/>
+      </w:pPr>
+      <w:r>
+        <w:rPr/>
+        <w:t>С версии 1.2.0 каждый срез сохраняет состав эпиков по задачам Jira на день среза: ключ и тему задачи, статус и его категорию, остаток, затраченное время, оценку и признаки неполных данных. Из этих данных строятся блок «Задачи Jira по эпикам», burn-up эпика и список задач на дашборде.</w:t>
       </w:r>
     </w:p>
     <w:p>
@@ -4820,17 +4797,37 @@
       </w:pPr>
       <w:r>
         <w:rPr/>
-        <w:t xml:space="preserve">Состав хранится в таблице </w:t>
+        <w:t xml:space="preserve">Дополнительно к полям учёта времени запрашиваются поля </w:t>
       </w:r>
       <w:r>
         <w:rPr>
           <w:rStyle w:val="VerbatimChar"/>
         </w:rPr>
-        <w:t>jira_issue_snapshots</w:t>
-      </w:r>
-      <w:r>
-        <w:rPr/>
-        <w:t>: одна запись на задачу эпика в день; повторный срез за тот же день заменяет записи. Ориентир объёма: 6 эпиков по 200 задач при ежедневном автозаполнении — около 440 тыс. строк в год, это нормальная нагрузка для SQLite.</w:t>
+        <w:t>summary</w:t>
+      </w:r>
+      <w:r>
+        <w:rPr/>
+        <w:t xml:space="preserve">, </w:t>
+      </w:r>
+      <w:r>
+        <w:rPr>
+          <w:rStyle w:val="VerbatimChar"/>
+        </w:rPr>
+        <w:t>status</w:t>
+      </w:r>
+      <w:r>
+        <w:rPr/>
+        <w:t xml:space="preserve"> и </w:t>
+      </w:r>
+      <w:r>
+        <w:rPr>
+          <w:rStyle w:val="VerbatimChar"/>
+        </w:rPr>
+        <w:t>parent</w:t>
+      </w:r>
+      <w:r>
+        <w:rPr/>
+        <w:t xml:space="preserve"> — отдельных прав в Jira не требуется.</w:t>
       </w:r>
     </w:p>
     <w:p>
@@ -4844,7 +4841,17 @@
       </w:pPr>
       <w:r>
         <w:rPr/>
-        <w:t>Состав виден всем участникам проекта, включая роль «Пользователь»: темы задач Jira становятся доступны им в Burndown. Учитывайте это, если в темах бывают конфиденциальные сведения.</w:t>
+        <w:t xml:space="preserve">Состав хранится в таблице </w:t>
+      </w:r>
+      <w:r>
+        <w:rPr>
+          <w:rStyle w:val="VerbatimChar"/>
+        </w:rPr>
+        <w:t>jira_issue_snapshots</w:t>
+      </w:r>
+      <w:r>
+        <w:rPr/>
+        <w:t>: одна запись на задачу эпика в день; повторный срез за тот же день заменяет записи. Ориентир объёма: 6 эпиков по 200 задач при ежедневном автозаполнении — около 440 тыс. строк в год, это нормальная нагрузка для SQLite.</w:t>
       </w:r>
     </w:p>
     <w:p>
@@ -4858,7 +4865,7 @@
       </w:pPr>
       <w:r>
         <w:rPr/>
-        <w:t>Состав удаляется вместе с эпиком или проектом; удаление кнопки среза историю состава не удаляет.</w:t>
+        <w:t>Состав виден всем участникам проекта, включая роль «Пользователь»: темы задач Jira становятся доступны им в Burndown. Учитывайте это, если в темах бывают конфиденциальные сведения.</w:t>
       </w:r>
     </w:p>
     <w:p>
@@ -4870,52 +4877,9 @@
         </w:numPr>
         <w:rPr/>
       </w:pPr>
-      <w:bookmarkStart w:id="54" w:name="связь-с-jira"/>
-      <w:bookmarkStart w:id="55" w:name="состав-эпиков-по-задачам"/>
-      <w:r>
-        <w:rPr/>
-        <w:t>В экспорт проекта в JSON состав не входит — его можно получить заново из Jira.</w:t>
-      </w:r>
-      <w:bookmarkEnd w:id="54"/>
-      <w:bookmarkEnd w:id="55"/>
-    </w:p>
-    <w:p>
-      <w:pPr>
-        <w:pStyle w:val="Heading1"/>
-        <w:rPr/>
-      </w:pPr>
-      <w:bookmarkStart w:id="56" w:name="__RefHeading___Toc1486_2033735133"/>
-      <w:bookmarkEnd w:id="56"/>
-      <w:r>
-        <w:rPr>
-          <w:rStyle w:val="SectionNumber"/>
-        </w:rPr>
-        <w:t>8</w:t>
-      </w:r>
-      <w:r>
-        <w:rPr/>
-        <w:tab/>
-        <w:t>Автозаполнение по расписанию</w:t>
-      </w:r>
-    </w:p>
-    <w:p>
-      <w:pPr>
-        <w:pStyle w:val="Heading2"/>
-        <w:rPr/>
-      </w:pPr>
-      <w:bookmarkStart w:id="57" w:name="__RefHeading___Toc1488_2033735133"/>
-      <w:bookmarkStart w:id="58" w:name="как-это-работает"/>
-      <w:bookmarkEnd w:id="57"/>
-      <w:r>
-        <w:rPr>
-          <w:rStyle w:val="SectionNumber"/>
-        </w:rPr>
-        <w:t>8.1</w:t>
-      </w:r>
-      <w:r>
-        <w:rPr/>
-        <w:tab/>
-        <w:t>Как это работает</w:t>
+      <w:r>
+        <w:rPr/>
+        <w:t>Состав удаляется вместе с эпиком или проектом; удаление кнопки среза историю состава не удаляет.</w:t>
       </w:r>
     </w:p>
     <w:p>
@@ -4927,9 +4891,52 @@
         </w:numPr>
         <w:rPr/>
       </w:pPr>
-      <w:r>
-        <w:rPr/>
-        <w:t>Расписание задаётся для каждой кнопки среза в разделе «Автозаполнение» проекта: дни недели, время, часовой пояс и режим перезаписи.</w:t>
+      <w:bookmarkStart w:id="54" w:name="состав-эпиков-по-задачам"/>
+      <w:r>
+        <w:rPr/>
+        <w:t>В экспорт проекта в JSON состав не входит — его можно получить заново из Jira.</w:t>
+      </w:r>
+      <w:bookmarkEnd w:id="54"/>
+    </w:p>
+    <w:p>
+      <w:pPr>
+        <w:pStyle w:val="Heading2"/>
+        <w:rPr/>
+      </w:pPr>
+      <w:bookmarkStart w:id="55" w:name="__RefHeading___Toc1518_1888550335"/>
+      <w:bookmarkStart w:id="56" w:name="восстановление-истории"/>
+      <w:bookmarkEnd w:id="55"/>
+      <w:r>
+        <w:rPr>
+          <w:rStyle w:val="SectionNumber"/>
+        </w:rPr>
+        <w:t>7.5</w:t>
+      </w:r>
+      <w:r>
+        <w:rPr/>
+        <w:tab/>
+        <w:t>Восстановление истории</w:t>
+      </w:r>
+    </w:p>
+    <w:p>
+      <w:pPr>
+        <w:pStyle w:val="FirstParagraph"/>
+        <w:rPr/>
+      </w:pPr>
+      <w:r>
+        <w:rPr/>
+        <w:t xml:space="preserve">С версии 1.3.0 руководитель проекта может восстановить замеры и состав задач на прошлые даты по журналу изменений Jira (кнопка </w:t>
+      </w:r>
+      <w:r>
+        <w:rPr>
+          <w:b/>
+          <w:bCs/>
+        </w:rPr>
+        <w:t>↺ История</w:t>
+      </w:r>
+      <w:r>
+        <w:rPr/>
+        <w:t xml:space="preserve"> у кнопки среза).</w:t>
       </w:r>
     </w:p>
     <w:p>
@@ -4942,8 +4949,25 @@
         <w:rPr/>
       </w:pPr>
       <w:r>
-        <w:rPr/>
-        <w:t>Включить расписание можно только после первого успешного среза по кнопке, выполненного вручную.</w:t>
+        <w:rPr>
+          <w:b/>
+          <w:bCs/>
+        </w:rPr>
+        <w:t>Нагрузка на Jira.</w:t>
+      </w:r>
+      <w:r>
+        <w:rPr/>
+        <w:t xml:space="preserve"> Текущий срез, затем поиск задач с журналом изменений пакетами по 50 задач и один запрос списка статусов. В Jira Cloud поиск отдаёт журнал не полностью — для каждой задачи с историей выполняется отдельный запрос </w:t>
+      </w:r>
+      <w:r>
+        <w:rPr>
+          <w:rStyle w:val="VerbatimChar"/>
+        </w:rPr>
+        <w:t>/issue/{key}/changelog</w:t>
+      </w:r>
+      <w:r>
+        <w:rPr/>
+        <w:t>. Запускайте восстановление больших структур вне часов пик.</w:t>
       </w:r>
     </w:p>
     <w:p>
@@ -4956,8 +4980,15 @@
         <w:rPr/>
       </w:pPr>
       <w:r>
-        <w:rPr/>
-        <w:t>Планировщик — фоновый поток внутри процесса Burndown. Раз в 30 секунд он проверяет расписания и выполняет наступившие запуски.</w:t>
+        <w:rPr>
+          <w:b/>
+          <w:bCs/>
+        </w:rPr>
+        <w:t>Права.</w:t>
+      </w:r>
+      <w:r>
+        <w:rPr/>
+        <w:t xml:space="preserve"> Достаточно права просмотра задач; журнал изменений Jira отдаёт вместе с задачей.</w:t>
       </w:r>
     </w:p>
     <w:p>
@@ -4970,8 +5001,25 @@
         <w:rPr/>
       </w:pPr>
       <w:r>
-        <w:rPr/>
-        <w:t>Каждая кнопка запускается один раз в день. День «захватывается» атомарно в базе, поэтому при нескольких воркерах gunicorn срез выполняет только один из них.</w:t>
+        <w:rPr>
+          <w:b/>
+          <w:bCs/>
+        </w:rPr>
+        <w:t>Фоновая задача.</w:t>
+      </w:r>
+      <w:r>
+        <w:rPr/>
+        <w:t xml:space="preserve"> Восстановление выполняется в отдельном потоке процесса, ход сохраняется в таблице </w:t>
+      </w:r>
+      <w:r>
+        <w:rPr>
+          <w:rStyle w:val="VerbatimChar"/>
+        </w:rPr>
+        <w:t>jira_history_jobs</w:t>
+      </w:r>
+      <w:r>
+        <w:rPr/>
+        <w:t>, интерфейс опрашивает его раз в секунду. Ограничения тайм-аута gunicorn на него не действуют. По одной кнопке одновременно идёт только одно восстановление.</w:t>
       </w:r>
     </w:p>
     <w:p>
@@ -4984,8 +5032,15 @@
         <w:rPr/>
       </w:pPr>
       <w:r>
-        <w:rPr/>
-        <w:t>Если в момент запуска сервер был остановлен, срез выполнится после старта в тот же день; пропущенные дни не догоняются.</w:t>
+        <w:rPr>
+          <w:b/>
+          <w:bCs/>
+        </w:rPr>
+        <w:t>Перезапуск сервера.</w:t>
+      </w:r>
+      <w:r>
+        <w:rPr/>
+        <w:t xml:space="preserve"> Восстановление, прерванное перезапуском, через 15 минут без обновлений помечается «прервано», и его можно запустить снова. Уже сохранённые даты при повторном запуске не дублируются: замеры с отметкой «не изменять» пропускаются.</w:t>
       </w:r>
     </w:p>
     <w:p>
@@ -4998,8 +5053,56 @@
         <w:rPr/>
       </w:pPr>
       <w:r>
-        <w:rPr/>
-        <w:t>Замер сохраняется на текущую дату в часовом поясе расписания. Показатели без значения из Jira не затирают внесённые вручную.</w:t>
+        <w:rPr>
+          <w:b/>
+          <w:bCs/>
+        </w:rPr>
+        <w:t>Аудит.</w:t>
+      </w:r>
+      <w:r>
+        <w:rPr/>
+        <w:t xml:space="preserve"> Восстановленные замеры записываются в реестр от имени запустившего пользователя; итог — отдельной записью «Восстановление истории».</w:t>
+      </w:r>
+      <w:bookmarkEnd w:id="43"/>
+      <w:bookmarkEnd w:id="56"/>
+    </w:p>
+    <w:p>
+      <w:pPr>
+        <w:pStyle w:val="Heading1"/>
+        <w:rPr/>
+      </w:pPr>
+      <w:bookmarkStart w:id="57" w:name="__RefHeading___Toc1520_1888550335"/>
+      <w:bookmarkEnd w:id="57"/>
+      <w:r>
+        <w:rPr>
+          <w:rStyle w:val="SectionNumber"/>
+        </w:rPr>
+        <w:t>8</w:t>
+      </w:r>
+      <w:r>
+        <w:rPr/>
+        <w:tab/>
+        <w:t>Автозаполнение по расписанию</w:t>
+      </w:r>
+    </w:p>
+    <w:p>
+      <w:pPr>
+        <w:pStyle w:val="Heading2"/>
+        <w:rPr/>
+      </w:pPr>
+      <w:bookmarkStart w:id="58" w:name="__RefHeading___Toc1522_1888550335"/>
+      <w:bookmarkStart w:id="59" w:name="как-это-работает"/>
+      <w:bookmarkEnd w:id="58"/>
+      <w:r>
+        <w:rPr>
+          <w:rStyle w:val="SectionNumber"/>
+        </w:rPr>
+        <w:t>8.1</w:t>
+      </w:r>
+      <w:r>
+        <w:rPr/>
+        <w:tab/>
+        <w:t>Как это работает</w:t>
       </w:r>
     </w:p>
     <w:p>
@@ -5008,6 +5111,90 @@
         <w:numPr>
           <w:ilvl w:val="0"/>
           <w:numId w:val="61"/>
+        </w:numPr>
+        <w:rPr/>
+      </w:pPr>
+      <w:r>
+        <w:rPr/>
+        <w:t>Расписание задаётся для каждой кнопки среза в разделе «Автозаполнение» проекта: дни недели, время, часовой пояс и режим перезаписи.</w:t>
+      </w:r>
+    </w:p>
+    <w:p>
+      <w:pPr>
+        <w:pStyle w:val="Compact"/>
+        <w:numPr>
+          <w:ilvl w:val="0"/>
+          <w:numId w:val="62"/>
+        </w:numPr>
+        <w:rPr/>
+      </w:pPr>
+      <w:r>
+        <w:rPr/>
+        <w:t>Включить расписание можно только после первого успешного среза по кнопке, выполненного вручную.</w:t>
+      </w:r>
+    </w:p>
+    <w:p>
+      <w:pPr>
+        <w:pStyle w:val="Compact"/>
+        <w:numPr>
+          <w:ilvl w:val="0"/>
+          <w:numId w:val="63"/>
+        </w:numPr>
+        <w:rPr/>
+      </w:pPr>
+      <w:r>
+        <w:rPr/>
+        <w:t>Планировщик — фоновый поток внутри процесса Burndown. Раз в 30 секунд он проверяет расписания и выполняет наступившие запуски.</w:t>
+      </w:r>
+    </w:p>
+    <w:p>
+      <w:pPr>
+        <w:pStyle w:val="Compact"/>
+        <w:numPr>
+          <w:ilvl w:val="0"/>
+          <w:numId w:val="64"/>
+        </w:numPr>
+        <w:rPr/>
+      </w:pPr>
+      <w:r>
+        <w:rPr/>
+        <w:t>Каждая кнопка запускается один раз в день. День «захватывается» атомарно в базе, поэтому при нескольких воркерах gunicorn срез выполняет только один из них.</w:t>
+      </w:r>
+    </w:p>
+    <w:p>
+      <w:pPr>
+        <w:pStyle w:val="Compact"/>
+        <w:numPr>
+          <w:ilvl w:val="0"/>
+          <w:numId w:val="65"/>
+        </w:numPr>
+        <w:rPr/>
+      </w:pPr>
+      <w:r>
+        <w:rPr/>
+        <w:t>Если в момент запуска сервер был остановлен, срез выполнится после старта в тот же день; пропущенные дни не догоняются.</w:t>
+      </w:r>
+    </w:p>
+    <w:p>
+      <w:pPr>
+        <w:pStyle w:val="Compact"/>
+        <w:numPr>
+          <w:ilvl w:val="0"/>
+          <w:numId w:val="66"/>
+        </w:numPr>
+        <w:rPr/>
+      </w:pPr>
+      <w:r>
+        <w:rPr/>
+        <w:t>Замер сохраняется на текущую дату в часовом поясе расписания. Показатели без значения из Jira не затирают внесённые вручную.</w:t>
+      </w:r>
+    </w:p>
+    <w:p>
+      <w:pPr>
+        <w:pStyle w:val="Compact"/>
+        <w:numPr>
+          <w:ilvl w:val="0"/>
+          <w:numId w:val="67"/>
         </w:numPr>
         <w:rPr/>
       </w:pPr>
@@ -5067,21 +5254,21 @@
         <w:pStyle w:val="ImageCaption"/>
         <w:rPr/>
       </w:pPr>
-      <w:bookmarkStart w:id="59" w:name="как-это-работает"/>
+      <w:bookmarkStart w:id="60" w:name="как-это-работает"/>
       <w:r>
         <w:rPr/>
         <w:t>Раздел «Автозаполнение» проекта</w:t>
       </w:r>
-      <w:bookmarkEnd w:id="59"/>
+      <w:bookmarkEnd w:id="60"/>
     </w:p>
     <w:p>
       <w:pPr>
         <w:pStyle w:val="Heading2"/>
         <w:rPr/>
       </w:pPr>
-      <w:bookmarkStart w:id="60" w:name="__RefHeading___Toc1490_2033735133"/>
-      <w:bookmarkStart w:id="61" w:name="настройка-сервера"/>
-      <w:bookmarkEnd w:id="60"/>
+      <w:bookmarkStart w:id="61" w:name="__RefHeading___Toc1524_1888550335"/>
+      <w:bookmarkStart w:id="62" w:name="настройка-сервера"/>
+      <w:bookmarkEnd w:id="61"/>
       <w:r>
         <w:rPr>
           <w:rStyle w:val="SectionNumber"/>
@@ -5377,15 +5564,15 @@
         <w:rPr/>
         <w:t>). При запуске вручную из терминала автозаполнение остановится вместе с терминалом.</w:t>
       </w:r>
-      <w:bookmarkEnd w:id="61"/>
+      <w:bookmarkEnd w:id="62"/>
     </w:p>
     <w:p>
       <w:pPr>
         <w:pStyle w:val="Heading2"/>
         <w:rPr/>
       </w:pPr>
-      <w:bookmarkStart w:id="62" w:name="__RefHeading___Toc1492_2033735133"/>
-      <w:bookmarkEnd w:id="62"/>
+      <w:bookmarkStart w:id="63" w:name="__RefHeading___Toc1526_1888550335"/>
+      <w:bookmarkEnd w:id="63"/>
       <w:r>
         <w:rPr>
           <w:rStyle w:val="SectionNumber"/>
@@ -5924,10 +6111,10 @@
               </w:rPr>
               <w:t>burndown.autofill</w:t>
             </w:r>
-            <w:bookmarkStart w:id="63" w:name="автозаполнение-по-расписанию"/>
-            <w:bookmarkStart w:id="64" w:name="диагностика"/>
-            <w:bookmarkEnd w:id="63"/>
+            <w:bookmarkStart w:id="64" w:name="автозаполнение-по-расписанию"/>
+            <w:bookmarkStart w:id="65" w:name="диагностика"/>
             <w:bookmarkEnd w:id="64"/>
+            <w:bookmarkEnd w:id="65"/>
           </w:p>
         </w:tc>
       </w:tr>
@@ -5937,8 +6124,8 @@
         <w:pStyle w:val="Heading1"/>
         <w:rPr/>
       </w:pPr>
-      <w:bookmarkStart w:id="65" w:name="__RefHeading___Toc1494_2033735133"/>
-      <w:bookmarkEnd w:id="65"/>
+      <w:bookmarkStart w:id="66" w:name="__RefHeading___Toc1528_1888550335"/>
+      <w:bookmarkEnd w:id="66"/>
       <w:r>
         <w:rPr>
           <w:rStyle w:val="SectionNumber"/>
@@ -5956,9 +6143,9 @@
         <w:pStyle w:val="Heading2"/>
         <w:rPr/>
       </w:pPr>
-      <w:bookmarkStart w:id="66" w:name="__RefHeading___Toc1496_2033735133"/>
-      <w:bookmarkStart w:id="67" w:name="требования-1"/>
-      <w:bookmarkEnd w:id="66"/>
+      <w:bookmarkStart w:id="67" w:name="__RefHeading___Toc1530_1888550335"/>
+      <w:bookmarkStart w:id="68" w:name="требования-1"/>
+      <w:bookmarkEnd w:id="67"/>
       <w:r>
         <w:rPr>
           <w:rStyle w:val="SectionNumber"/>
@@ -5976,7 +6163,7 @@
         <w:pStyle w:val="Compact"/>
         <w:numPr>
           <w:ilvl w:val="0"/>
-          <w:numId w:val="62"/>
+          <w:numId w:val="68"/>
         </w:numPr>
         <w:rPr/>
       </w:pPr>
@@ -5990,7 +6177,7 @@
         <w:pStyle w:val="Compact"/>
         <w:numPr>
           <w:ilvl w:val="0"/>
-          <w:numId w:val="63"/>
+          <w:numId w:val="69"/>
         </w:numPr>
         <w:rPr/>
       </w:pPr>
@@ -6004,7 +6191,7 @@
         <w:pStyle w:val="Compact"/>
         <w:numPr>
           <w:ilvl w:val="0"/>
-          <w:numId w:val="64"/>
+          <w:numId w:val="70"/>
         </w:numPr>
         <w:rPr/>
       </w:pPr>
@@ -6032,16 +6219,16 @@
         <w:rPr/>
         <w:t>.</w:t>
       </w:r>
-      <w:bookmarkEnd w:id="67"/>
+      <w:bookmarkEnd w:id="68"/>
     </w:p>
     <w:p>
       <w:pPr>
         <w:pStyle w:val="Heading2"/>
         <w:rPr/>
       </w:pPr>
-      <w:bookmarkStart w:id="68" w:name="__RefHeading___Toc1498_2033735133"/>
-      <w:bookmarkStart w:id="69" w:name="установка"/>
-      <w:bookmarkEnd w:id="68"/>
+      <w:bookmarkStart w:id="69" w:name="__RefHeading___Toc1532_1888550335"/>
+      <w:bookmarkStart w:id="70" w:name="установка"/>
+      <w:bookmarkEnd w:id="69"/>
       <w:r>
         <w:rPr>
           <w:rStyle w:val="SectionNumber"/>
@@ -6339,16 +6526,16 @@
         <w:rPr/>
         <w:t xml:space="preserve"> пересоздаёт базу с нуля. Запускайте его только при первой установке — никогда при обновлении.</w:t>
       </w:r>
-      <w:bookmarkEnd w:id="69"/>
+      <w:bookmarkEnd w:id="70"/>
     </w:p>
     <w:p>
       <w:pPr>
         <w:pStyle w:val="Heading2"/>
         <w:rPr/>
       </w:pPr>
-      <w:bookmarkStart w:id="70" w:name="__RefHeading___Toc1500_2033735133"/>
-      <w:bookmarkStart w:id="71" w:name="служба-systemd"/>
-      <w:bookmarkEnd w:id="70"/>
+      <w:bookmarkStart w:id="71" w:name="__RefHeading___Toc1534_1888550335"/>
+      <w:bookmarkStart w:id="72" w:name="служба-systemd"/>
+      <w:bookmarkEnd w:id="71"/>
       <w:r>
         <w:rPr>
           <w:rStyle w:val="SectionNumber"/>
@@ -7269,16 +7456,16 @@
         <w:rPr/>
         <w:t>.</w:t>
       </w:r>
-      <w:bookmarkEnd w:id="71"/>
+      <w:bookmarkEnd w:id="72"/>
     </w:p>
     <w:p>
       <w:pPr>
         <w:pStyle w:val="Heading2"/>
         <w:rPr/>
       </w:pPr>
-      <w:bookmarkStart w:id="72" w:name="__RefHeading___Toc1502_2033735133"/>
-      <w:bookmarkStart w:id="73" w:name="обновление"/>
-      <w:bookmarkEnd w:id="72"/>
+      <w:bookmarkStart w:id="73" w:name="__RefHeading___Toc1536_1888550335"/>
+      <w:bookmarkStart w:id="74" w:name="обновление"/>
+      <w:bookmarkEnd w:id="73"/>
       <w:r>
         <w:rPr>
           <w:rStyle w:val="SectionNumber"/>
@@ -7299,228 +7486,6 @@
       <w:r>
         <w:rPr/>
         <w:t>Сборка на сервере не нужна: приложение — Python и готовые статические файлы.</w:t>
-      </w:r>
-    </w:p>
-    <w:p>
-      <w:pPr>
-        <w:pStyle w:val="Compact"/>
-        <w:numPr>
-          <w:ilvl w:val="0"/>
-          <w:numId w:val="65"/>
-        </w:numPr>
-        <w:rPr/>
-      </w:pPr>
-      <w:r>
-        <w:rPr/>
-        <w:t xml:space="preserve">Сделайте резервную копию базы и </w:t>
-      </w:r>
-      <w:r>
-        <w:rPr>
-          <w:rStyle w:val="VerbatimChar"/>
-        </w:rPr>
-        <w:t>.secret_key</w:t>
-      </w:r>
-      <w:r>
-        <w:rPr/>
-        <w:t xml:space="preserve"> (раздел «Резервное копирование»).</w:t>
-      </w:r>
-    </w:p>
-    <w:p>
-      <w:pPr>
-        <w:pStyle w:val="Compact"/>
-        <w:numPr>
-          <w:ilvl w:val="0"/>
-          <w:numId w:val="66"/>
-        </w:numPr>
-        <w:rPr/>
-      </w:pPr>
-      <w:r>
-        <w:rPr/>
-        <w:t xml:space="preserve">Замените файлы приложения новой версией (например, </w:t>
-      </w:r>
-      <w:r>
-        <w:rPr>
-          <w:rStyle w:val="VerbatimChar"/>
-        </w:rPr>
-        <w:t>git pull</w:t>
-      </w:r>
-      <w:r>
-        <w:rPr/>
-        <w:t xml:space="preserve"> или копированием), не трогая </w:t>
-      </w:r>
-      <w:r>
-        <w:rPr>
-          <w:rStyle w:val="VerbatimChar"/>
-        </w:rPr>
-        <w:t>burndown.db</w:t>
-      </w:r>
-      <w:r>
-        <w:rPr/>
-        <w:t xml:space="preserve"> и </w:t>
-      </w:r>
-      <w:r>
-        <w:rPr>
-          <w:rStyle w:val="VerbatimChar"/>
-        </w:rPr>
-        <w:t>.secret_key</w:t>
-      </w:r>
-      <w:r>
-        <w:rPr/>
-        <w:t>.</w:t>
-      </w:r>
-    </w:p>
-    <w:p>
-      <w:pPr>
-        <w:pStyle w:val="Compact"/>
-        <w:numPr>
-          <w:ilvl w:val="0"/>
-          <w:numId w:val="67"/>
-        </w:numPr>
-        <w:rPr/>
-      </w:pPr>
-      <w:r>
-        <w:rPr/>
-        <w:t xml:space="preserve">Обновите зависимости: </w:t>
-      </w:r>
-      <w:r>
-        <w:rPr>
-          <w:rStyle w:val="VerbatimChar"/>
-        </w:rPr>
-        <w:t>venv/bin/pip install -r requirements.txt</w:t>
-      </w:r>
-      <w:r>
-        <w:rPr/>
-        <w:t xml:space="preserve"> (в 1.1.0 добавлены </w:t>
-      </w:r>
-      <w:r>
-        <w:rPr>
-          <w:rStyle w:val="VerbatimChar"/>
-        </w:rPr>
-        <w:t>requests</w:t>
-      </w:r>
-      <w:r>
-        <w:rPr/>
-        <w:t xml:space="preserve"> и </w:t>
-      </w:r>
-      <w:r>
-        <w:rPr>
-          <w:rStyle w:val="VerbatimChar"/>
-        </w:rPr>
-        <w:t>cryptography</w:t>
-      </w:r>
-      <w:r>
-        <w:rPr/>
-        <w:t xml:space="preserve"> для связи с Jira; в 1.2.0 новых зависимостей нет).</w:t>
-      </w:r>
-    </w:p>
-    <w:p>
-      <w:pPr>
-        <w:pStyle w:val="Compact"/>
-        <w:numPr>
-          <w:ilvl w:val="0"/>
-          <w:numId w:val="68"/>
-        </w:numPr>
-        <w:rPr/>
-      </w:pPr>
-      <w:r>
-        <w:rPr/>
-        <w:t xml:space="preserve">Перезапустите службу: </w:t>
-      </w:r>
-      <w:r>
-        <w:rPr>
-          <w:rStyle w:val="VerbatimChar"/>
-        </w:rPr>
-        <w:t>sudo systemctl restart burndown</w:t>
-      </w:r>
-      <w:r>
-        <w:rPr/>
-        <w:t>.</w:t>
-      </w:r>
-    </w:p>
-    <w:p>
-      <w:pPr>
-        <w:pStyle w:val="Compact"/>
-        <w:numPr>
-          <w:ilvl w:val="0"/>
-          <w:numId w:val="69"/>
-        </w:numPr>
-        <w:rPr/>
-      </w:pPr>
-      <w:r>
-        <w:rPr/>
-        <w:t>Попросите пользователей обновить страницу (Ctrl+F5).</w:t>
-      </w:r>
-    </w:p>
-    <w:p>
-      <w:pPr>
-        <w:pStyle w:val="FirstParagraph"/>
-        <w:rPr/>
-      </w:pPr>
-      <w:r>
-        <w:rPr/>
-        <w:t>Структура базы обновляется автоматически при запуске: новые таблицы и столбцы добавляются, существующие данные — пользователи, пароли, проекты, эпики, замеры, цели, настройки, реестр изменений, подключения к Jira и сохранённые токены — не изменяются. Обновление проверено на базах всех предыдущих версий, начиная с первой.</w:t>
-      </w:r>
-    </w:p>
-    <w:p>
-      <w:pPr>
-        <w:pStyle w:val="BodyText"/>
-        <w:rPr/>
-      </w:pPr>
-      <w:bookmarkStart w:id="74" w:name="обновление"/>
-      <w:r>
-        <w:rPr/>
-        <w:t>Если после замены файлов забыть шаг 3, приложение всё равно запустится и будет работать с данными; недоступна будет только связь с Jira — с сообщением «На сервере не установлены библиотеки для связи с Jira… выполните pip install -r requirements.txt и перезапустите приложение».</w:t>
-      </w:r>
-      <w:bookmarkEnd w:id="74"/>
-    </w:p>
-    <w:p>
-      <w:pPr>
-        <w:pStyle w:val="Heading1"/>
-        <w:rPr/>
-      </w:pPr>
-      <w:bookmarkStart w:id="75" w:name="__RefHeading___Toc1504_2033735133"/>
-      <w:bookmarkStart w:id="76" w:name="резервное-копирование-и-восстановление"/>
-      <w:bookmarkEnd w:id="75"/>
-      <w:r>
-        <w:rPr>
-          <w:rStyle w:val="SectionNumber"/>
-        </w:rPr>
-        <w:t>10</w:t>
-      </w:r>
-      <w:r>
-        <w:rPr/>
-        <w:tab/>
-        <w:t>Резервное копирование и восстановление</w:t>
-      </w:r>
-    </w:p>
-    <w:p>
-      <w:pPr>
-        <w:pStyle w:val="FirstParagraph"/>
-        <w:rPr/>
-      </w:pPr>
-      <w:r>
-        <w:rPr/>
-        <w:t>Сохраняйте два файла:</w:t>
-      </w:r>
-    </w:p>
-    <w:p>
-      <w:pPr>
-        <w:pStyle w:val="Compact"/>
-        <w:numPr>
-          <w:ilvl w:val="0"/>
-          <w:numId w:val="70"/>
-        </w:numPr>
-        <w:rPr/>
-      </w:pPr>
-      <w:r>
-        <w:rPr>
-          <w:rStyle w:val="VerbatimChar"/>
-        </w:rPr>
-        <w:t>burndown.db</w:t>
-      </w:r>
-      <w:r>
-        <w:rPr/>
-        <w:t xml:space="preserve"> — все данные;</w:t>
       </w:r>
     </w:p>
     <w:p>
@@ -7533,6 +7498,10 @@
         <w:rPr/>
       </w:pPr>
       <w:r>
+        <w:rPr/>
+        <w:t xml:space="preserve">Сделайте резервную копию базы и </w:t>
+      </w:r>
+      <w:r>
         <w:rPr>
           <w:rStyle w:val="VerbatimChar"/>
         </w:rPr>
@@ -7540,208 +7509,7 @@
       </w:r>
       <w:r>
         <w:rPr/>
-        <w:t xml:space="preserve"> (если </w:t>
-      </w:r>
-      <w:r>
-        <w:rPr>
-          <w:rStyle w:val="VerbatimChar"/>
-        </w:rPr>
-        <w:t>SECRET_KEY</w:t>
-      </w:r>
-      <w:r>
-        <w:rPr/>
-        <w:t xml:space="preserve"> не задан в окружении) — без него после восстановления пользователям придётся войти заново, а токены Jira — ввести заново.</w:t>
-      </w:r>
-    </w:p>
-    <w:p>
-      <w:pPr>
-        <w:pStyle w:val="FirstParagraph"/>
-        <w:rPr/>
-      </w:pPr>
-      <w:r>
-        <w:rPr/>
-        <w:t xml:space="preserve">Копия работающей базы без остановки службы (нужен пакет </w:t>
-      </w:r>
-      <w:r>
-        <w:rPr>
-          <w:rStyle w:val="VerbatimChar"/>
-        </w:rPr>
-        <w:t>sqlite3</w:t>
-      </w:r>
-      <w:r>
-        <w:rPr/>
-        <w:t xml:space="preserve">: </w:t>
-      </w:r>
-      <w:r>
-        <w:rPr>
-          <w:rStyle w:val="VerbatimChar"/>
-        </w:rPr>
-        <w:t>sudo apt install -y sqlite3</w:t>
-      </w:r>
-      <w:r>
-        <w:rPr/>
-        <w:t>):</w:t>
-      </w:r>
-    </w:p>
-    <w:p>
-      <w:pPr>
-        <w:pStyle w:val="SourceCode"/>
-        <w:rPr/>
-      </w:pPr>
-      <w:r>
-        <w:rPr>
-          <w:rStyle w:val="FunctionTok"/>
-        </w:rPr>
-        <w:t>sudo</w:t>
-      </w:r>
-      <w:r>
-        <w:rPr>
-          <w:rStyle w:val="NormalTok"/>
-        </w:rPr>
-        <w:t xml:space="preserve"> </w:t>
-      </w:r>
-      <w:r>
-        <w:rPr>
-          <w:rStyle w:val="AttributeTok"/>
-        </w:rPr>
-        <w:t>-u</w:t>
-      </w:r>
-      <w:r>
-        <w:rPr>
-          <w:rStyle w:val="NormalTok"/>
-        </w:rPr>
-        <w:t xml:space="preserve"> burndown sqlite3 /opt/burndown/burndown.db </w:t>
-      </w:r>
-      <w:r>
-        <w:rPr>
-          <w:rStyle w:val="DataTypeTok"/>
-        </w:rPr>
-        <w:t>\</w:t>
-      </w:r>
-      <w:r>
-        <w:rPr/>
-        <w:br/>
-      </w:r>
-      <w:r>
-        <w:rPr>
-          <w:rStyle w:val="NormalTok"/>
-        </w:rPr>
-        <w:t xml:space="preserve">  </w:t>
-      </w:r>
-      <w:r>
-        <w:rPr>
-          <w:rStyle w:val="StringTok"/>
-        </w:rPr>
-        <w:t>".backup /opt/burndown/backup/burndown-</w:t>
-      </w:r>
-      <w:r>
-        <w:rPr>
-          <w:rStyle w:val="VariableTok"/>
-        </w:rPr>
-        <w:t>$(</w:t>
-      </w:r>
-      <w:r>
-        <w:rPr>
-          <w:rStyle w:val="FunctionTok"/>
-        </w:rPr>
-        <w:t>date</w:t>
-      </w:r>
-      <w:r>
-        <w:rPr>
-          <w:rStyle w:val="NormalTok"/>
-        </w:rPr>
-        <w:t xml:space="preserve"> +%Y%m%d</w:t>
-      </w:r>
-      <w:r>
-        <w:rPr>
-          <w:rStyle w:val="VariableTok"/>
-        </w:rPr>
-        <w:t>)</w:t>
-      </w:r>
-      <w:r>
-        <w:rPr>
-          <w:rStyle w:val="StringTok"/>
-        </w:rPr>
-        <w:t>.db"</w:t>
-      </w:r>
-    </w:p>
-    <w:p>
-      <w:pPr>
-        <w:pStyle w:val="FirstParagraph"/>
-        <w:rPr/>
-      </w:pPr>
-      <w:r>
-        <w:rPr/>
-        <w:t xml:space="preserve">Восстановление: остановите службу, замените </w:t>
-      </w:r>
-      <w:r>
-        <w:rPr>
-          <w:rStyle w:val="VerbatimChar"/>
-        </w:rPr>
-        <w:t>burndown.db</w:t>
-      </w:r>
-      <w:r>
-        <w:rPr/>
-        <w:t xml:space="preserve"> копией, запустите службу.</w:t>
-      </w:r>
-    </w:p>
-    <w:p>
-      <w:pPr>
-        <w:pStyle w:val="BlockText"/>
-        <w:shd w:val="clear" w:color="auto" w:fill="EEF6F5"/>
-        <w:rPr/>
-      </w:pPr>
-      <w:r>
-        <w:rPr>
-          <w:b/>
-          <w:bCs/>
-        </w:rPr>
-        <w:t>Совет.</w:t>
-      </w:r>
-      <w:r>
-        <w:rPr/>
-        <w:t xml:space="preserve"> Настройте ежедневную копию через cron и храните копии вне сервера. Для отдельных проектов дополнительно используйте экспорт в JSON.</w:t>
-      </w:r>
-      <w:bookmarkEnd w:id="76"/>
-    </w:p>
-    <w:p>
-      <w:pPr>
-        <w:pStyle w:val="Heading1"/>
-        <w:rPr/>
-      </w:pPr>
-      <w:bookmarkStart w:id="77" w:name="__RefHeading___Toc1506_2033735133"/>
-      <w:bookmarkStart w:id="78" w:name="сценарии-администратора"/>
-      <w:bookmarkEnd w:id="77"/>
-      <w:r>
-        <w:rPr>
-          <w:rStyle w:val="SectionNumber"/>
-        </w:rPr>
-        <w:t>11</w:t>
-      </w:r>
-      <w:r>
-        <w:rPr/>
-        <w:tab/>
-        <w:t>Сценарии администратора</w:t>
-      </w:r>
-    </w:p>
-    <w:p>
-      <w:pPr>
-        <w:pStyle w:val="Heading2"/>
-        <w:rPr/>
-      </w:pPr>
-      <w:bookmarkStart w:id="79" w:name="__RefHeading___Toc1508_2033735133"/>
-      <w:bookmarkStart w:id="80" w:name="сценарий-а1.-новый-проект"/>
-      <w:bookmarkEnd w:id="79"/>
-      <w:r>
-        <w:rPr>
-          <w:rStyle w:val="SectionNumber"/>
-        </w:rPr>
-        <w:t>11.1</w:t>
-      </w:r>
-      <w:r>
-        <w:rPr/>
-        <w:tab/>
-        <w:t>Сценарий А1. Новый проект</w:t>
+        <w:t xml:space="preserve"> (раздел «Резервное копирование»).</w:t>
       </w:r>
     </w:p>
     <w:p>
@@ -7755,18 +7523,37 @@
       </w:pPr>
       <w:r>
         <w:rPr/>
-        <w:t xml:space="preserve">«Проекты» → </w:t>
-      </w:r>
-      <w:r>
-        <w:rPr>
-          <w:b/>
-          <w:bCs/>
-        </w:rPr>
-        <w:t>+ Добавить проект</w:t>
-      </w:r>
-      <w:r>
-        <w:rPr/>
-        <w:t>, название и описание.</w:t>
+        <w:t xml:space="preserve">Замените файлы приложения новой версией (например, </w:t>
+      </w:r>
+      <w:r>
+        <w:rPr>
+          <w:rStyle w:val="VerbatimChar"/>
+        </w:rPr>
+        <w:t>git pull</w:t>
+      </w:r>
+      <w:r>
+        <w:rPr/>
+        <w:t xml:space="preserve"> или копированием), не трогая </w:t>
+      </w:r>
+      <w:r>
+        <w:rPr>
+          <w:rStyle w:val="VerbatimChar"/>
+        </w:rPr>
+        <w:t>burndown.db</w:t>
+      </w:r>
+      <w:r>
+        <w:rPr/>
+        <w:t xml:space="preserve"> и </w:t>
+      </w:r>
+      <w:r>
+        <w:rPr>
+          <w:rStyle w:val="VerbatimChar"/>
+        </w:rPr>
+        <w:t>.secret_key</w:t>
+      </w:r>
+      <w:r>
+        <w:rPr/>
+        <w:t>.</w:t>
       </w:r>
     </w:p>
     <w:p>
@@ -7780,29 +7567,37 @@
       </w:pPr>
       <w:r>
         <w:rPr/>
-        <w:t xml:space="preserve">«Пользователи» → выбрать руководителя → </w:t>
-      </w:r>
-      <w:r>
-        <w:rPr>
-          <w:b/>
-          <w:bCs/>
-        </w:rPr>
-        <w:t>Назначить</w:t>
-      </w:r>
-      <w:r>
-        <w:rPr/>
-        <w:t xml:space="preserve"> проект с ролью </w:t>
-      </w:r>
-      <w:r>
-        <w:rPr>
-          <w:b/>
-          <w:bCs/>
-        </w:rPr>
-        <w:t>Руководитель (редактирование)</w:t>
-      </w:r>
-      <w:r>
-        <w:rPr/>
-        <w:t>.</w:t>
+        <w:t xml:space="preserve">Обновите зависимости: </w:t>
+      </w:r>
+      <w:r>
+        <w:rPr>
+          <w:rStyle w:val="VerbatimChar"/>
+        </w:rPr>
+        <w:t>venv/bin/pip install -r requirements.txt</w:t>
+      </w:r>
+      <w:r>
+        <w:rPr/>
+        <w:t xml:space="preserve"> (в 1.1.0 добавлены </w:t>
+      </w:r>
+      <w:r>
+        <w:rPr>
+          <w:rStyle w:val="VerbatimChar"/>
+        </w:rPr>
+        <w:t>requests</w:t>
+      </w:r>
+      <w:r>
+        <w:rPr/>
+        <w:t xml:space="preserve"> и </w:t>
+      </w:r>
+      <w:r>
+        <w:rPr>
+          <w:rStyle w:val="VerbatimChar"/>
+        </w:rPr>
+        <w:t>cryptography</w:t>
+      </w:r>
+      <w:r>
+        <w:rPr/>
+        <w:t xml:space="preserve"> для связи с Jira; в 1.2.0 и 1.3.0 новых зависимостей нет).</w:t>
       </w:r>
     </w:p>
     <w:p>
@@ -7816,14 +7611,13 @@
       </w:pPr>
       <w:r>
         <w:rPr/>
-        <w:t xml:space="preserve">Остальным участникам — </w:t>
-      </w:r>
-      <w:r>
-        <w:rPr>
-          <w:b/>
-          <w:bCs/>
-        </w:rPr>
-        <w:t>Пользователь (только просмотр)</w:t>
+        <w:t xml:space="preserve">Перезапустите службу: </w:t>
+      </w:r>
+      <w:r>
+        <w:rPr>
+          <w:rStyle w:val="VerbatimChar"/>
+        </w:rPr>
+        <w:t>sudo systemctl restart burndown</w:t>
       </w:r>
       <w:r>
         <w:rPr/>
@@ -7839,31 +7633,61 @@
         </w:numPr>
         <w:rPr/>
       </w:pPr>
-      <w:bookmarkStart w:id="81" w:name="сценарий-а1.-новый-проект"/>
-      <w:r>
-        <w:rPr/>
-        <w:t>Руководитель проекта заводит эпики и цели, подключает Jira.</w:t>
-      </w:r>
-      <w:bookmarkEnd w:id="81"/>
-    </w:p>
-    <w:p>
-      <w:pPr>
-        <w:pStyle w:val="Heading2"/>
-        <w:rPr/>
-      </w:pPr>
-      <w:bookmarkStart w:id="82" w:name="__RefHeading___Toc1510_2033735133"/>
-      <w:bookmarkStart w:id="83" w:name="сценарий-а2.-новый-сотрудник"/>
-      <w:bookmarkEnd w:id="82"/>
+      <w:r>
+        <w:rPr/>
+        <w:t>Попросите пользователей обновить страницу (Ctrl+F5).</w:t>
+      </w:r>
+    </w:p>
+    <w:p>
+      <w:pPr>
+        <w:pStyle w:val="FirstParagraph"/>
+        <w:rPr/>
+      </w:pPr>
+      <w:r>
+        <w:rPr/>
+        <w:t>Структура базы обновляется автоматически при запуске: новые таблицы и столбцы добавляются, существующие данные — пользователи, пароли, проекты, эпики, замеры, цели, настройки, реестр изменений, подключения к Jira и сохранённые токены — не изменяются. Обновление проверено на базах всех предыдущих версий, начиная с первой.</w:t>
+      </w:r>
+    </w:p>
+    <w:p>
+      <w:pPr>
+        <w:pStyle w:val="BodyText"/>
+        <w:rPr/>
+      </w:pPr>
+      <w:bookmarkStart w:id="75" w:name="обновление"/>
+      <w:r>
+        <w:rPr/>
+        <w:t>Если после замены файлов забыть шаг 3, приложение всё равно запустится и будет работать с данными; недоступна будет только связь с Jira — с сообщением «На сервере не установлены библиотеки для связи с Jira… выполните pip install -r requirements.txt и перезапустите приложение».</w:t>
+      </w:r>
+      <w:bookmarkEnd w:id="75"/>
+    </w:p>
+    <w:p>
+      <w:pPr>
+        <w:pStyle w:val="Heading1"/>
+        <w:rPr/>
+      </w:pPr>
+      <w:bookmarkStart w:id="76" w:name="__RefHeading___Toc1538_1888550335"/>
+      <w:bookmarkStart w:id="77" w:name="резервное-копирование-и-восстановление"/>
+      <w:bookmarkEnd w:id="76"/>
       <w:r>
         <w:rPr>
           <w:rStyle w:val="SectionNumber"/>
         </w:rPr>
-        <w:t>11.2</w:t>
+        <w:t>10</w:t>
       </w:r>
       <w:r>
         <w:rPr/>
         <w:tab/>
-        <w:t>Сценарий А2. Новый сотрудник</w:t>
+        <w:t>Резервное копирование и восстановление</w:t>
+      </w:r>
+    </w:p>
+    <w:p>
+      <w:pPr>
+        <w:pStyle w:val="FirstParagraph"/>
+        <w:rPr/>
+      </w:pPr>
+      <w:r>
+        <w:rPr/>
+        <w:t>Сохраняйте два файла:</w:t>
       </w:r>
     </w:p>
     <w:p>
@@ -7876,19 +7700,14 @@
         <w:rPr/>
       </w:pPr>
       <w:r>
-        <w:rPr/>
-        <w:t xml:space="preserve">Заполнить форму «Добавить пользователя» → </w:t>
-      </w:r>
-      <w:r>
-        <w:rPr>
-          <w:b/>
-          <w:bCs/>
-        </w:rPr>
-        <w:t>+ Добавить пользователя</w:t>
-      </w:r>
-      <w:r>
-        <w:rPr/>
-        <w:t>.</w:t>
+        <w:rPr>
+          <w:rStyle w:val="VerbatimChar"/>
+        </w:rPr>
+        <w:t>burndown.db</w:t>
+      </w:r>
+      <w:r>
+        <w:rPr/>
+        <w:t xml:space="preserve"> — все данные;</w:t>
       </w:r>
     </w:p>
     <w:p>
@@ -7901,8 +7720,215 @@
         <w:rPr/>
       </w:pPr>
       <w:r>
-        <w:rPr/>
-        <w:t>В «Доступе к проектам» назначить проекты и роли.</w:t>
+        <w:rPr>
+          <w:rStyle w:val="VerbatimChar"/>
+        </w:rPr>
+        <w:t>.secret_key</w:t>
+      </w:r>
+      <w:r>
+        <w:rPr/>
+        <w:t xml:space="preserve"> (если </w:t>
+      </w:r>
+      <w:r>
+        <w:rPr>
+          <w:rStyle w:val="VerbatimChar"/>
+        </w:rPr>
+        <w:t>SECRET_KEY</w:t>
+      </w:r>
+      <w:r>
+        <w:rPr/>
+        <w:t xml:space="preserve"> не задан в окружении) — без него после восстановления пользователям придётся войти заново, а токены Jira — ввести заново.</w:t>
+      </w:r>
+    </w:p>
+    <w:p>
+      <w:pPr>
+        <w:pStyle w:val="FirstParagraph"/>
+        <w:rPr/>
+      </w:pPr>
+      <w:r>
+        <w:rPr/>
+        <w:t xml:space="preserve">Копия работающей базы без остановки службы (нужен пакет </w:t>
+      </w:r>
+      <w:r>
+        <w:rPr>
+          <w:rStyle w:val="VerbatimChar"/>
+        </w:rPr>
+        <w:t>sqlite3</w:t>
+      </w:r>
+      <w:r>
+        <w:rPr/>
+        <w:t xml:space="preserve">: </w:t>
+      </w:r>
+      <w:r>
+        <w:rPr>
+          <w:rStyle w:val="VerbatimChar"/>
+        </w:rPr>
+        <w:t>sudo apt install -y sqlite3</w:t>
+      </w:r>
+      <w:r>
+        <w:rPr/>
+        <w:t>):</w:t>
+      </w:r>
+    </w:p>
+    <w:p>
+      <w:pPr>
+        <w:pStyle w:val="SourceCode"/>
+        <w:rPr/>
+      </w:pPr>
+      <w:r>
+        <w:rPr>
+          <w:rStyle w:val="FunctionTok"/>
+        </w:rPr>
+        <w:t>sudo</w:t>
+      </w:r>
+      <w:r>
+        <w:rPr>
+          <w:rStyle w:val="NormalTok"/>
+        </w:rPr>
+        <w:t xml:space="preserve"> </w:t>
+      </w:r>
+      <w:r>
+        <w:rPr>
+          <w:rStyle w:val="AttributeTok"/>
+        </w:rPr>
+        <w:t>-u</w:t>
+      </w:r>
+      <w:r>
+        <w:rPr>
+          <w:rStyle w:val="NormalTok"/>
+        </w:rPr>
+        <w:t xml:space="preserve"> burndown sqlite3 /opt/burndown/burndown.db </w:t>
+      </w:r>
+      <w:r>
+        <w:rPr>
+          <w:rStyle w:val="DataTypeTok"/>
+        </w:rPr>
+        <w:t>\</w:t>
+      </w:r>
+      <w:r>
+        <w:rPr/>
+        <w:br/>
+      </w:r>
+      <w:r>
+        <w:rPr>
+          <w:rStyle w:val="NormalTok"/>
+        </w:rPr>
+        <w:t xml:space="preserve">  </w:t>
+      </w:r>
+      <w:r>
+        <w:rPr>
+          <w:rStyle w:val="StringTok"/>
+        </w:rPr>
+        <w:t>".backup /opt/burndown/backup/burndown-</w:t>
+      </w:r>
+      <w:r>
+        <w:rPr>
+          <w:rStyle w:val="VariableTok"/>
+        </w:rPr>
+        <w:t>$(</w:t>
+      </w:r>
+      <w:r>
+        <w:rPr>
+          <w:rStyle w:val="FunctionTok"/>
+        </w:rPr>
+        <w:t>date</w:t>
+      </w:r>
+      <w:r>
+        <w:rPr>
+          <w:rStyle w:val="NormalTok"/>
+        </w:rPr>
+        <w:t xml:space="preserve"> +%Y%m%d</w:t>
+      </w:r>
+      <w:r>
+        <w:rPr>
+          <w:rStyle w:val="VariableTok"/>
+        </w:rPr>
+        <w:t>)</w:t>
+      </w:r>
+      <w:r>
+        <w:rPr>
+          <w:rStyle w:val="StringTok"/>
+        </w:rPr>
+        <w:t>.db"</w:t>
+      </w:r>
+    </w:p>
+    <w:p>
+      <w:pPr>
+        <w:pStyle w:val="FirstParagraph"/>
+        <w:rPr/>
+      </w:pPr>
+      <w:r>
+        <w:rPr/>
+        <w:t xml:space="preserve">Восстановление: остановите службу, замените </w:t>
+      </w:r>
+      <w:r>
+        <w:rPr>
+          <w:rStyle w:val="VerbatimChar"/>
+        </w:rPr>
+        <w:t>burndown.db</w:t>
+      </w:r>
+      <w:r>
+        <w:rPr/>
+        <w:t xml:space="preserve"> копией, запустите службу.</w:t>
+      </w:r>
+    </w:p>
+    <w:p>
+      <w:pPr>
+        <w:pStyle w:val="BlockText"/>
+        <w:shd w:val="clear" w:color="auto" w:fill="EEF6F5"/>
+        <w:rPr/>
+      </w:pPr>
+      <w:r>
+        <w:rPr>
+          <w:b/>
+          <w:bCs/>
+        </w:rPr>
+        <w:t>Совет.</w:t>
+      </w:r>
+      <w:r>
+        <w:rPr/>
+        <w:t xml:space="preserve"> Настройте ежедневную копию через cron и храните копии вне сервера. Для отдельных проектов дополнительно используйте экспорт в JSON.</w:t>
+      </w:r>
+      <w:bookmarkEnd w:id="77"/>
+    </w:p>
+    <w:p>
+      <w:pPr>
+        <w:pStyle w:val="Heading1"/>
+        <w:rPr/>
+      </w:pPr>
+      <w:bookmarkStart w:id="78" w:name="__RefHeading___Toc1540_1888550335"/>
+      <w:bookmarkStart w:id="79" w:name="сценарии-администратора"/>
+      <w:bookmarkEnd w:id="78"/>
+      <w:r>
+        <w:rPr>
+          <w:rStyle w:val="SectionNumber"/>
+        </w:rPr>
+        <w:t>11</w:t>
+      </w:r>
+      <w:r>
+        <w:rPr/>
+        <w:tab/>
+        <w:t>Сценарии администратора</w:t>
+      </w:r>
+    </w:p>
+    <w:p>
+      <w:pPr>
+        <w:pStyle w:val="Heading2"/>
+        <w:rPr/>
+      </w:pPr>
+      <w:bookmarkStart w:id="80" w:name="__RefHeading___Toc1542_1888550335"/>
+      <w:bookmarkStart w:id="81" w:name="сценарий-а1.-новый-проект"/>
+      <w:bookmarkEnd w:id="80"/>
+      <w:r>
+        <w:rPr>
+          <w:rStyle w:val="SectionNumber"/>
+        </w:rPr>
+        <w:t>11.1</w:t>
+      </w:r>
+      <w:r>
+        <w:rPr/>
+        <w:tab/>
+        <w:t>Сценарий А1. Новый проект</w:t>
       </w:r>
     </w:p>
     <w:p>
@@ -7914,31 +7940,20 @@
         </w:numPr>
         <w:rPr/>
       </w:pPr>
-      <w:bookmarkStart w:id="84" w:name="сценарий-а2.-новый-сотрудник"/>
-      <w:r>
-        <w:rPr/>
-        <w:t>Передать адрес, логин и пароль.</w:t>
-      </w:r>
-      <w:bookmarkEnd w:id="84"/>
-    </w:p>
-    <w:p>
-      <w:pPr>
-        <w:pStyle w:val="Heading2"/>
-        <w:rPr/>
-      </w:pPr>
-      <w:bookmarkStart w:id="85" w:name="__RefHeading___Toc1512_2033735133"/>
-      <w:bookmarkStart w:id="86" w:name="Xdac5262738a70cef597d2535e62f8ce80d4892e"/>
-      <w:bookmarkEnd w:id="85"/>
-      <w:r>
-        <w:rPr>
-          <w:rStyle w:val="SectionNumber"/>
-        </w:rPr>
-        <w:t>11.3</w:t>
-      </w:r>
-      <w:r>
-        <w:rPr/>
-        <w:tab/>
-        <w:t>Сценарий А3. Сотрудник уходит из проекта или компании</w:t>
+      <w:r>
+        <w:rPr/>
+        <w:t xml:space="preserve">«Проекты» → </w:t>
+      </w:r>
+      <w:r>
+        <w:rPr>
+          <w:b/>
+          <w:bCs/>
+        </w:rPr>
+        <w:t>+ Добавить проект</w:t>
+      </w:r>
+      <w:r>
+        <w:rPr/>
+        <w:t>, название и описание.</w:t>
       </w:r>
     </w:p>
     <w:p>
@@ -7952,18 +7967,29 @@
       </w:pPr>
       <w:r>
         <w:rPr/>
-        <w:t>Убрать доступ к проекту (</w:t>
+        <w:t xml:space="preserve">«Пользователи» → выбрать руководителя → </w:t>
       </w:r>
       <w:r>
         <w:rPr>
           <w:b/>
           <w:bCs/>
         </w:rPr>
-        <w:t>Убрать</w:t>
-      </w:r>
-      <w:r>
-        <w:rPr/>
-        <w:t>) или удалить учётную запись.</w:t>
+        <w:t>Назначить</w:t>
+      </w:r>
+      <w:r>
+        <w:rPr/>
+        <w:t xml:space="preserve"> проект с ролью </w:t>
+      </w:r>
+      <w:r>
+        <w:rPr>
+          <w:b/>
+          <w:bCs/>
+        </w:rPr>
+        <w:t>Руководитель (редактирование)</w:t>
+      </w:r>
+      <w:r>
+        <w:rPr/>
+        <w:t>.</w:t>
       </w:r>
     </w:p>
     <w:p>
@@ -7975,31 +8001,20 @@
         </w:numPr>
         <w:rPr/>
       </w:pPr>
-      <w:bookmarkStart w:id="87" w:name="Xdac5262738a70cef597d2535e62f8ce80d4892e"/>
-      <w:r>
-        <w:rPr/>
-        <w:t>Если на его токене Jira работали кнопки среза — выпустить токен сервисной учётной записи и ввести его в «Связь с Jira» проекта.</w:t>
-      </w:r>
-      <w:bookmarkEnd w:id="87"/>
-    </w:p>
-    <w:p>
-      <w:pPr>
-        <w:pStyle w:val="Heading2"/>
-        <w:rPr/>
-      </w:pPr>
-      <w:bookmarkStart w:id="88" w:name="__RefHeading___Toc1514_2033735133"/>
-      <w:bookmarkStart w:id="89" w:name="Xad674adc18c3900d6d31adc418d8d237a22893d"/>
-      <w:bookmarkEnd w:id="88"/>
-      <w:r>
-        <w:rPr>
-          <w:rStyle w:val="SectionNumber"/>
-        </w:rPr>
-        <w:t>11.4</w:t>
-      </w:r>
-      <w:r>
-        <w:rPr/>
-        <w:tab/>
-        <w:t>Сценарий А4. Подключение проекта к Jira с автозаполнением</w:t>
+      <w:r>
+        <w:rPr/>
+        <w:t xml:space="preserve">Остальным участникам — </w:t>
+      </w:r>
+      <w:r>
+        <w:rPr>
+          <w:b/>
+          <w:bCs/>
+        </w:rPr>
+        <w:t>Пользователь (только просмотр)</w:t>
+      </w:r>
+      <w:r>
+        <w:rPr/>
+        <w:t>.</w:t>
       </w:r>
     </w:p>
     <w:p>
@@ -8011,19 +8026,31 @@
         </w:numPr>
         <w:rPr/>
       </w:pPr>
-      <w:r>
-        <w:rPr/>
-        <w:t xml:space="preserve">Проверить с сервера доступ к Jira: </w:t>
-      </w:r>
-      <w:r>
-        <w:rPr>
-          <w:rStyle w:val="VerbatimChar"/>
-        </w:rPr>
-        <w:t>curl -I https://jira.example.ru</w:t>
-      </w:r>
-      <w:r>
-        <w:rPr/>
-        <w:t>.</w:t>
+      <w:bookmarkStart w:id="82" w:name="сценарий-а1.-новый-проект"/>
+      <w:r>
+        <w:rPr/>
+        <w:t>Руководитель проекта заводит эпики и цели, подключает Jira.</w:t>
+      </w:r>
+      <w:bookmarkEnd w:id="82"/>
+    </w:p>
+    <w:p>
+      <w:pPr>
+        <w:pStyle w:val="Heading2"/>
+        <w:rPr/>
+      </w:pPr>
+      <w:bookmarkStart w:id="83" w:name="__RefHeading___Toc1544_1888550335"/>
+      <w:bookmarkStart w:id="84" w:name="сценарий-а2.-новый-сотрудник"/>
+      <w:bookmarkEnd w:id="83"/>
+      <w:r>
+        <w:rPr>
+          <w:rStyle w:val="SectionNumber"/>
+        </w:rPr>
+        <w:t>11.2</w:t>
+      </w:r>
+      <w:r>
+        <w:rPr/>
+        <w:tab/>
+        <w:t>Сценарий А2. Новый сотрудник</w:t>
       </w:r>
     </w:p>
     <w:p>
@@ -8037,7 +8064,18 @@
       </w:pPr>
       <w:r>
         <w:rPr/>
-        <w:t>Выпустить PAT сервисной учётной записи Jira с правом просмотра.</w:t>
+        <w:t xml:space="preserve">Заполнить форму «Добавить пользователя» → </w:t>
+      </w:r>
+      <w:r>
+        <w:rPr>
+          <w:b/>
+          <w:bCs/>
+        </w:rPr>
+        <w:t>+ Добавить пользователя</w:t>
+      </w:r>
+      <w:r>
+        <w:rPr/>
+        <w:t>.</w:t>
       </w:r>
     </w:p>
     <w:p>
@@ -8051,29 +8089,7 @@
       </w:pPr>
       <w:r>
         <w:rPr/>
-        <w:t xml:space="preserve">В «Связь с Jira» проекта ввести адрес и PAT, </w:t>
-      </w:r>
-      <w:r>
-        <w:rPr>
-          <w:b/>
-          <w:bCs/>
-        </w:rPr>
-        <w:t>Проверить подключение</w:t>
-      </w:r>
-      <w:r>
-        <w:rPr/>
-        <w:t xml:space="preserve">, </w:t>
-      </w:r>
-      <w:r>
-        <w:rPr>
-          <w:b/>
-          <w:bCs/>
-        </w:rPr>
-        <w:t>Сохранить</w:t>
-      </w:r>
-      <w:r>
-        <w:rPr/>
-        <w:t>.</w:t>
+        <w:t>В «Доступе к проектам» назначить проекты и роли.</w:t>
       </w:r>
     </w:p>
     <w:p>
@@ -8085,9 +8101,31 @@
         </w:numPr>
         <w:rPr/>
       </w:pPr>
-      <w:r>
-        <w:rPr/>
-        <w:t>Вместе с руководителем проекта создать кнопку среза, выполнить первый срез и проверить значения.</w:t>
+      <w:bookmarkStart w:id="85" w:name="сценарий-а2.-новый-сотрудник"/>
+      <w:r>
+        <w:rPr/>
+        <w:t>Передать адрес, логин и пароль.</w:t>
+      </w:r>
+      <w:bookmarkEnd w:id="85"/>
+    </w:p>
+    <w:p>
+      <w:pPr>
+        <w:pStyle w:val="Heading2"/>
+        <w:rPr/>
+      </w:pPr>
+      <w:bookmarkStart w:id="86" w:name="__RefHeading___Toc1546_1888550335"/>
+      <w:bookmarkStart w:id="87" w:name="Xdac5262738a70cef597d2535e62f8ce80d4892e"/>
+      <w:bookmarkEnd w:id="86"/>
+      <w:r>
+        <w:rPr>
+          <w:rStyle w:val="SectionNumber"/>
+        </w:rPr>
+        <w:t>11.3</w:t>
+      </w:r>
+      <w:r>
+        <w:rPr/>
+        <w:tab/>
+        <w:t>Сценарий А3. Сотрудник уходит из проекта или компании</w:t>
       </w:r>
     </w:p>
     <w:p>
@@ -8099,31 +8137,20 @@
         </w:numPr>
         <w:rPr/>
       </w:pPr>
-      <w:bookmarkStart w:id="90" w:name="Xad674adc18c3900d6d31adc418d8d237a22893d"/>
-      <w:r>
-        <w:rPr/>
-        <w:t>Включить расписание в «Автозаполнении» и на следующий день проверить «Последний автозапуск» и реестр изменений.</w:t>
-      </w:r>
-      <w:bookmarkEnd w:id="90"/>
-    </w:p>
-    <w:p>
-      <w:pPr>
-        <w:pStyle w:val="Heading2"/>
-        <w:rPr/>
-      </w:pPr>
-      <w:bookmarkStart w:id="91" w:name="__RefHeading___Toc1516_2033735133"/>
-      <w:bookmarkStart w:id="92" w:name="сценарий-а5.-истёк-токен-jira"/>
-      <w:bookmarkEnd w:id="91"/>
-      <w:r>
-        <w:rPr>
-          <w:rStyle w:val="SectionNumber"/>
-        </w:rPr>
-        <w:t>11.5</w:t>
-      </w:r>
-      <w:r>
-        <w:rPr/>
-        <w:tab/>
-        <w:t>Сценарий А5. Истёк токен Jira</w:t>
+      <w:r>
+        <w:rPr/>
+        <w:t>Убрать доступ к проекту (</w:t>
+      </w:r>
+      <w:r>
+        <w:rPr>
+          <w:b/>
+          <w:bCs/>
+        </w:rPr>
+        <w:t>Убрать</w:t>
+      </w:r>
+      <w:r>
+        <w:rPr/>
+        <w:t>) или удалить учётную запись.</w:t>
       </w:r>
     </w:p>
     <w:p>
@@ -8135,9 +8162,31 @@
         </w:numPr>
         <w:rPr/>
       </w:pPr>
-      <w:r>
-        <w:rPr/>
-        <w:t>В карточке автозаполнения или при срезе — «Jira отклонила логин/токен (401)».</w:t>
+      <w:bookmarkStart w:id="88" w:name="Xdac5262738a70cef597d2535e62f8ce80d4892e"/>
+      <w:r>
+        <w:rPr/>
+        <w:t>Если на его токене Jira работали кнопки среза — выпустить токен сервисной учётной записи и ввести его в «Связь с Jira» проекта.</w:t>
+      </w:r>
+      <w:bookmarkEnd w:id="88"/>
+    </w:p>
+    <w:p>
+      <w:pPr>
+        <w:pStyle w:val="Heading2"/>
+        <w:rPr/>
+      </w:pPr>
+      <w:bookmarkStart w:id="89" w:name="__RefHeading___Toc1548_1888550335"/>
+      <w:bookmarkStart w:id="90" w:name="Xad674adc18c3900d6d31adc418d8d237a22893d"/>
+      <w:bookmarkEnd w:id="89"/>
+      <w:r>
+        <w:rPr>
+          <w:rStyle w:val="SectionNumber"/>
+        </w:rPr>
+        <w:t>11.4</w:t>
+      </w:r>
+      <w:r>
+        <w:rPr/>
+        <w:tab/>
+        <w:t>Сценарий А4. Подключение проекта к Jira с автозаполнением</w:t>
       </w:r>
     </w:p>
     <w:p>
@@ -8151,14 +8200,13 @@
       </w:pPr>
       <w:r>
         <w:rPr/>
-        <w:t xml:space="preserve">Выпустить новый токен и ввести его в «Связь с Jira», </w:t>
-      </w:r>
-      <w:r>
-        <w:rPr>
-          <w:b/>
-          <w:bCs/>
-        </w:rPr>
-        <w:t>Сохранить</w:t>
+        <w:t xml:space="preserve">Проверить с сервера доступ к Jira: </w:t>
+      </w:r>
+      <w:r>
+        <w:rPr>
+          <w:rStyle w:val="VerbatimChar"/>
+        </w:rPr>
+        <w:t>curl -I https://jira.example.ru</w:t>
       </w:r>
       <w:r>
         <w:rPr/>
@@ -8175,36 +8223,8 @@
         <w:rPr/>
       </w:pPr>
       <w:r>
-        <w:rPr>
-          <w:b/>
-          <w:bCs/>
-        </w:rPr>
-        <w:t>Запустить сейчас</w:t>
-      </w:r>
-      <w:r>
-        <w:rPr/>
-        <w:t xml:space="preserve"> в «Автозаполнении», чтобы заполнить сегодняшний день.</w:t>
-      </w:r>
-      <w:bookmarkEnd w:id="92"/>
-    </w:p>
-    <w:p>
-      <w:pPr>
-        <w:pStyle w:val="Heading2"/>
-        <w:rPr/>
-      </w:pPr>
-      <w:bookmarkStart w:id="93" w:name="__RefHeading___Toc1518_2033735133"/>
-      <w:bookmarkStart w:id="94" w:name="сценарий-а6.-перенос-на-новый-сервер"/>
-      <w:bookmarkEnd w:id="93"/>
-      <w:r>
-        <w:rPr>
-          <w:rStyle w:val="SectionNumber"/>
-        </w:rPr>
-        <w:t>11.6</w:t>
-      </w:r>
-      <w:r>
-        <w:rPr/>
-        <w:tab/>
-        <w:t>Сценарий А6. Перенос на новый сервер</w:t>
+        <w:rPr/>
+        <w:t>Выпустить PAT сервисной учётной записи Jira с правом просмотра.</w:t>
       </w:r>
     </w:p>
     <w:p>
@@ -8218,17 +8238,29 @@
       </w:pPr>
       <w:r>
         <w:rPr/>
-        <w:t xml:space="preserve">Установить Burndown на новом сервере (без </w:t>
-      </w:r>
-      <w:r>
-        <w:rPr>
-          <w:rStyle w:val="VerbatimChar"/>
-        </w:rPr>
-        <w:t>init_db.py</w:t>
-      </w:r>
-      <w:r>
-        <w:rPr/>
-        <w:t>).</w:t>
+        <w:t xml:space="preserve">В «Связь с Jira» проекта ввести адрес и PAT, </w:t>
+      </w:r>
+      <w:r>
+        <w:rPr>
+          <w:b/>
+          <w:bCs/>
+        </w:rPr>
+        <w:t>Проверить подключение</w:t>
+      </w:r>
+      <w:r>
+        <w:rPr/>
+        <w:t xml:space="preserve">, </w:t>
+      </w:r>
+      <w:r>
+        <w:rPr>
+          <w:b/>
+          <w:bCs/>
+        </w:rPr>
+        <w:t>Сохранить</w:t>
+      </w:r>
+      <w:r>
+        <w:rPr/>
+        <w:t>.</w:t>
       </w:r>
     </w:p>
     <w:p>
@@ -8242,37 +8274,7 @@
       </w:pPr>
       <w:r>
         <w:rPr/>
-        <w:t xml:space="preserve">Перенести </w:t>
-      </w:r>
-      <w:r>
-        <w:rPr>
-          <w:rStyle w:val="VerbatimChar"/>
-        </w:rPr>
-        <w:t>burndown.db</w:t>
-      </w:r>
-      <w:r>
-        <w:rPr/>
-        <w:t xml:space="preserve"> и </w:t>
-      </w:r>
-      <w:r>
-        <w:rPr>
-          <w:rStyle w:val="VerbatimChar"/>
-        </w:rPr>
-        <w:t>.secret_key</w:t>
-      </w:r>
-      <w:r>
-        <w:rPr/>
-        <w:t xml:space="preserve"> (или тот же </w:t>
-      </w:r>
-      <w:r>
-        <w:rPr>
-          <w:rStyle w:val="VerbatimChar"/>
-        </w:rPr>
-        <w:t>SECRET_KEY</w:t>
-      </w:r>
-      <w:r>
-        <w:rPr/>
-        <w:t xml:space="preserve"> в окружении).</w:t>
+        <w:t>Вместе с руководителем проекта создать кнопку среза, выполнить первый срез и проверить значения.</w:t>
       </w:r>
     </w:p>
     <w:p>
@@ -8284,33 +8286,31 @@
         </w:numPr>
         <w:rPr/>
       </w:pPr>
-      <w:bookmarkStart w:id="95" w:name="сценарии-администратора"/>
-      <w:bookmarkStart w:id="96" w:name="сценарий-а6.-перенос-на-новый-сервер"/>
-      <w:r>
-        <w:rPr/>
-        <w:t>Запустить службу и проверить вход, данные и срез из Jira.</w:t>
-      </w:r>
-      <w:bookmarkEnd w:id="95"/>
-      <w:bookmarkEnd w:id="96"/>
-    </w:p>
-    <w:p>
-      <w:pPr>
-        <w:pStyle w:val="Heading1"/>
-        <w:rPr/>
-      </w:pPr>
-      <w:bookmarkStart w:id="97" w:name="__RefHeading___Toc1520_2033735133"/>
-      <w:bookmarkStart w:id="98" w:name="рекомендации-по-безопасности"/>
-      <w:bookmarkEnd w:id="97"/>
+      <w:bookmarkStart w:id="91" w:name="Xad674adc18c3900d6d31adc418d8d237a22893d"/>
+      <w:r>
+        <w:rPr/>
+        <w:t>Включить расписание в «Автозаполнении» и на следующий день проверить «Последний автозапуск» и реестр изменений.</w:t>
+      </w:r>
+      <w:bookmarkEnd w:id="91"/>
+    </w:p>
+    <w:p>
+      <w:pPr>
+        <w:pStyle w:val="Heading2"/>
+        <w:rPr/>
+      </w:pPr>
+      <w:bookmarkStart w:id="92" w:name="__RefHeading___Toc1550_1888550335"/>
+      <w:bookmarkStart w:id="93" w:name="сценарий-а5.-истёк-токен-jira"/>
+      <w:bookmarkEnd w:id="92"/>
       <w:r>
         <w:rPr>
           <w:rStyle w:val="SectionNumber"/>
         </w:rPr>
-        <w:t>12</w:t>
+        <w:t>11.5</w:t>
       </w:r>
       <w:r>
         <w:rPr/>
         <w:tab/>
-        <w:t>Рекомендации по безопасности</w:t>
+        <w:t>Сценарий А5. Истёк токен Jira</w:t>
       </w:r>
     </w:p>
     <w:p>
@@ -8324,17 +8324,7 @@
       </w:pPr>
       <w:r>
         <w:rPr/>
-        <w:t xml:space="preserve">Смените пароль </w:t>
-      </w:r>
-      <w:r>
-        <w:rPr>
-          <w:rStyle w:val="VerbatimChar"/>
-        </w:rPr>
-        <w:t>admin</w:t>
-      </w:r>
-      <w:r>
-        <w:rPr/>
-        <w:t xml:space="preserve"> по умолчанию сразу после установки.</w:t>
+        <w:t>В карточке автозаполнения или при срезе — «Jira отклонила логин/токен (401)».</w:t>
       </w:r>
     </w:p>
     <w:p>
@@ -8348,13 +8338,14 @@
       </w:pPr>
       <w:r>
         <w:rPr/>
-        <w:t xml:space="preserve">Работайте только по HTTPS и включите </w:t>
-      </w:r>
-      <w:r>
-        <w:rPr>
-          <w:rStyle w:val="VerbatimChar"/>
-        </w:rPr>
-        <w:t>SESSION_COOKIE_SECURE=1</w:t>
+        <w:t xml:space="preserve">Выпустить новый токен и ввести его в «Связь с Jira», </w:t>
+      </w:r>
+      <w:r>
+        <w:rPr>
+          <w:b/>
+          <w:bCs/>
+        </w:rPr>
+        <w:t>Сохранить</w:t>
       </w:r>
       <w:r>
         <w:rPr/>
@@ -8371,28 +8362,36 @@
         <w:rPr/>
       </w:pPr>
       <w:r>
-        <w:rPr/>
-        <w:t xml:space="preserve">Задайте длинный случайный </w:t>
-      </w:r>
-      <w:r>
-        <w:rPr>
-          <w:rStyle w:val="VerbatimChar"/>
-        </w:rPr>
-        <w:t>SECRET_KEY</w:t>
-      </w:r>
-      <w:r>
-        <w:rPr/>
-        <w:t xml:space="preserve"> или защитите файл </w:t>
-      </w:r>
-      <w:r>
-        <w:rPr>
-          <w:rStyle w:val="VerbatimChar"/>
-        </w:rPr>
-        <w:t>.secret_key</w:t>
-      </w:r>
-      <w:r>
-        <w:rPr/>
-        <w:t xml:space="preserve"> (права 600) и включите его в резервные копии.</w:t>
+        <w:rPr>
+          <w:b/>
+          <w:bCs/>
+        </w:rPr>
+        <w:t>Запустить сейчас</w:t>
+      </w:r>
+      <w:r>
+        <w:rPr/>
+        <w:t xml:space="preserve"> в «Автозаполнении», чтобы заполнить сегодняшний день.</w:t>
+      </w:r>
+      <w:bookmarkEnd w:id="93"/>
+    </w:p>
+    <w:p>
+      <w:pPr>
+        <w:pStyle w:val="Heading2"/>
+        <w:rPr/>
+      </w:pPr>
+      <w:bookmarkStart w:id="94" w:name="__RefHeading___Toc1552_1888550335"/>
+      <w:bookmarkStart w:id="95" w:name="сценарий-а6.-перенос-на-новый-сервер"/>
+      <w:bookmarkEnd w:id="94"/>
+      <w:r>
+        <w:rPr>
+          <w:rStyle w:val="SectionNumber"/>
+        </w:rPr>
+        <w:t>11.6</w:t>
+      </w:r>
+      <w:r>
+        <w:rPr/>
+        <w:tab/>
+        <w:t>Сценарий А6. Перенос на новый сервер</w:t>
       </w:r>
     </w:p>
     <w:p>
@@ -8406,7 +8405,17 @@
       </w:pPr>
       <w:r>
         <w:rPr/>
-        <w:t>Для Jira используйте сервисную учётную запись с правом только просмотра и PAT вместо пароля; тип «логин + пароль» — только по HTTPS.</w:t>
+        <w:t xml:space="preserve">Установить Burndown на новом сервере (без </w:t>
+      </w:r>
+      <w:r>
+        <w:rPr>
+          <w:rStyle w:val="VerbatimChar"/>
+        </w:rPr>
+        <w:t>init_db.py</w:t>
+      </w:r>
+      <w:r>
+        <w:rPr/>
+        <w:t>).</w:t>
       </w:r>
     </w:p>
     <w:p>
@@ -8420,18 +8429,37 @@
       </w:pPr>
       <w:r>
         <w:rPr/>
-        <w:t xml:space="preserve">Опцию </w:t>
-      </w:r>
-      <w:r>
-        <w:rPr>
-          <w:b/>
-          <w:bCs/>
-        </w:rPr>
-        <w:t>Не проверять TLS-сертификат</w:t>
-      </w:r>
-      <w:r>
-        <w:rPr/>
-        <w:t xml:space="preserve"> включайте только для доверенной корпоративной Jira; лучше добавить корневой сертификат компании в систему.</w:t>
+        <w:t xml:space="preserve">Перенести </w:t>
+      </w:r>
+      <w:r>
+        <w:rPr>
+          <w:rStyle w:val="VerbatimChar"/>
+        </w:rPr>
+        <w:t>burndown.db</w:t>
+      </w:r>
+      <w:r>
+        <w:rPr/>
+        <w:t xml:space="preserve"> и </w:t>
+      </w:r>
+      <w:r>
+        <w:rPr>
+          <w:rStyle w:val="VerbatimChar"/>
+        </w:rPr>
+        <w:t>.secret_key</w:t>
+      </w:r>
+      <w:r>
+        <w:rPr/>
+        <w:t xml:space="preserve"> (или тот же </w:t>
+      </w:r>
+      <w:r>
+        <w:rPr>
+          <w:rStyle w:val="VerbatimChar"/>
+        </w:rPr>
+        <w:t>SECRET_KEY</w:t>
+      </w:r>
+      <w:r>
+        <w:rPr/>
+        <w:t xml:space="preserve"> в окружении).</w:t>
       </w:r>
     </w:p>
     <w:p>
@@ -8443,9 +8471,33 @@
         </w:numPr>
         <w:rPr/>
       </w:pPr>
-      <w:r>
-        <w:rPr/>
-        <w:t>Выдавайте роль «Администратор» минимальному числу сотрудников, ведение проектов — через роль «Руководитель проекта».</w:t>
+      <w:bookmarkStart w:id="96" w:name="сценарии-администратора"/>
+      <w:bookmarkStart w:id="97" w:name="сценарий-а6.-перенос-на-новый-сервер"/>
+      <w:r>
+        <w:rPr/>
+        <w:t>Запустить службу и проверить вход, данные и срез из Jira.</w:t>
+      </w:r>
+      <w:bookmarkEnd w:id="96"/>
+      <w:bookmarkEnd w:id="97"/>
+    </w:p>
+    <w:p>
+      <w:pPr>
+        <w:pStyle w:val="Heading1"/>
+        <w:rPr/>
+      </w:pPr>
+      <w:bookmarkStart w:id="98" w:name="__RefHeading___Toc1554_1888550335"/>
+      <w:bookmarkStart w:id="99" w:name="рекомендации-по-безопасности"/>
+      <w:bookmarkEnd w:id="98"/>
+      <w:r>
+        <w:rPr>
+          <w:rStyle w:val="SectionNumber"/>
+        </w:rPr>
+        <w:t>12</w:t>
+      </w:r>
+      <w:r>
+        <w:rPr/>
+        <w:tab/>
+        <w:t>Рекомендации по безопасности</w:t>
       </w:r>
     </w:p>
     <w:p>
@@ -8457,21 +8509,156 @@
         </w:numPr>
         <w:rPr/>
       </w:pPr>
-      <w:bookmarkStart w:id="99" w:name="рекомендации-по-безопасности"/>
+      <w:r>
+        <w:rPr/>
+        <w:t xml:space="preserve">Смените пароль </w:t>
+      </w:r>
+      <w:r>
+        <w:rPr>
+          <w:rStyle w:val="VerbatimChar"/>
+        </w:rPr>
+        <w:t>admin</w:t>
+      </w:r>
+      <w:r>
+        <w:rPr/>
+        <w:t xml:space="preserve"> по умолчанию сразу после установки.</w:t>
+      </w:r>
+    </w:p>
+    <w:p>
+      <w:pPr>
+        <w:pStyle w:val="Compact"/>
+        <w:numPr>
+          <w:ilvl w:val="0"/>
+          <w:numId w:val="99"/>
+        </w:numPr>
+        <w:rPr/>
+      </w:pPr>
+      <w:r>
+        <w:rPr/>
+        <w:t xml:space="preserve">Работайте только по HTTPS и включите </w:t>
+      </w:r>
+      <w:r>
+        <w:rPr>
+          <w:rStyle w:val="VerbatimChar"/>
+        </w:rPr>
+        <w:t>SESSION_COOKIE_SECURE=1</w:t>
+      </w:r>
+      <w:r>
+        <w:rPr/>
+        <w:t>.</w:t>
+      </w:r>
+    </w:p>
+    <w:p>
+      <w:pPr>
+        <w:pStyle w:val="Compact"/>
+        <w:numPr>
+          <w:ilvl w:val="0"/>
+          <w:numId w:val="100"/>
+        </w:numPr>
+        <w:rPr/>
+      </w:pPr>
+      <w:r>
+        <w:rPr/>
+        <w:t xml:space="preserve">Задайте длинный случайный </w:t>
+      </w:r>
+      <w:r>
+        <w:rPr>
+          <w:rStyle w:val="VerbatimChar"/>
+        </w:rPr>
+        <w:t>SECRET_KEY</w:t>
+      </w:r>
+      <w:r>
+        <w:rPr/>
+        <w:t xml:space="preserve"> или защитите файл </w:t>
+      </w:r>
+      <w:r>
+        <w:rPr>
+          <w:rStyle w:val="VerbatimChar"/>
+        </w:rPr>
+        <w:t>.secret_key</w:t>
+      </w:r>
+      <w:r>
+        <w:rPr/>
+        <w:t xml:space="preserve"> (права 600) и включите его в резервные копии.</w:t>
+      </w:r>
+    </w:p>
+    <w:p>
+      <w:pPr>
+        <w:pStyle w:val="Compact"/>
+        <w:numPr>
+          <w:ilvl w:val="0"/>
+          <w:numId w:val="101"/>
+        </w:numPr>
+        <w:rPr/>
+      </w:pPr>
+      <w:r>
+        <w:rPr/>
+        <w:t>Для Jira используйте сервисную учётную запись с правом только просмотра и PAT вместо пароля; тип «логин + пароль» — только по HTTPS.</w:t>
+      </w:r>
+    </w:p>
+    <w:p>
+      <w:pPr>
+        <w:pStyle w:val="Compact"/>
+        <w:numPr>
+          <w:ilvl w:val="0"/>
+          <w:numId w:val="102"/>
+        </w:numPr>
+        <w:rPr/>
+      </w:pPr>
+      <w:r>
+        <w:rPr/>
+        <w:t xml:space="preserve">Опцию </w:t>
+      </w:r>
+      <w:r>
+        <w:rPr>
+          <w:b/>
+          <w:bCs/>
+        </w:rPr>
+        <w:t>Не проверять TLS-сертификат</w:t>
+      </w:r>
+      <w:r>
+        <w:rPr/>
+        <w:t xml:space="preserve"> включайте только для доверенной корпоративной Jira; лучше добавить корневой сертификат компании в систему.</w:t>
+      </w:r>
+    </w:p>
+    <w:p>
+      <w:pPr>
+        <w:pStyle w:val="Compact"/>
+        <w:numPr>
+          <w:ilvl w:val="0"/>
+          <w:numId w:val="103"/>
+        </w:numPr>
+        <w:rPr/>
+      </w:pPr>
+      <w:r>
+        <w:rPr/>
+        <w:t>Выдавайте роль «Администратор» минимальному числу сотрудников, ведение проектов — через роль «Руководитель проекта».</w:t>
+      </w:r>
+    </w:p>
+    <w:p>
+      <w:pPr>
+        <w:pStyle w:val="Compact"/>
+        <w:numPr>
+          <w:ilvl w:val="0"/>
+          <w:numId w:val="104"/>
+        </w:numPr>
+        <w:rPr/>
+      </w:pPr>
+      <w:bookmarkStart w:id="100" w:name="рекомендации-по-безопасности"/>
       <w:r>
         <w:rPr/>
         <w:t>Регулярно просматривайте реестр изменений и записи «Автозаполнения».</w:t>
       </w:r>
-      <w:bookmarkEnd w:id="99"/>
+      <w:bookmarkEnd w:id="100"/>
     </w:p>
     <w:p>
       <w:pPr>
         <w:pStyle w:val="Heading1"/>
         <w:rPr/>
       </w:pPr>
-      <w:bookmarkStart w:id="100" w:name="__RefHeading___Toc1522_2033735133"/>
-      <w:bookmarkStart w:id="101" w:name="частые-вопросы"/>
-      <w:bookmarkEnd w:id="100"/>
+      <w:bookmarkStart w:id="101" w:name="__RefHeading___Toc1556_1888550335"/>
+      <w:bookmarkStart w:id="102" w:name="частые-вопросы"/>
+      <w:bookmarkEnd w:id="101"/>
       <w:r>
         <w:rPr>
           <w:rStyle w:val="SectionNumber"/>
@@ -8665,7 +8852,7 @@
         <w:rPr/>
         <w:t xml:space="preserve"> на рабочей базе.</w:t>
       </w:r>
-      <w:bookmarkEnd w:id="101"/>
+      <w:bookmarkEnd w:id="102"/>
     </w:p>
     <w:sectPr>
       <w:footerReference w:type="even" r:id="rId11"/>
@@ -8711,7 +8898,7 @@
         <w:color w:val="8A92A6"/>
         <w:sz w:val="16"/>
       </w:rPr>
-      <w:t xml:space="preserve">Burndown 1.2.0 · Руководство администратора · стр. </w:t>
+      <w:t xml:space="preserve">Burndown 1.3.0 · Руководство администратора · стр. </w:t>
     </w:r>
     <w:r>
       <w:rPr/>
@@ -8727,7 +8914,7 @@
     </w:r>
     <w:r>
       <w:rPr/>
-      <w:t>22</w:t>
+      <w:t>23</w:t>
     </w:r>
     <w:r>
       <w:rPr/>
@@ -8750,7 +8937,7 @@
         <w:color w:val="8A92A6"/>
         <w:sz w:val="16"/>
       </w:rPr>
-      <w:t xml:space="preserve">Burndown 1.2.0 · Руководство администратора · стр. </w:t>
+      <w:t xml:space="preserve">Burndown 1.3.0 · Руководство администратора · стр. </w:t>
     </w:r>
     <w:r>
       <w:rPr/>
@@ -8766,7 +8953,7 @@
     </w:r>
     <w:r>
       <w:rPr/>
-      <w:t>22</w:t>
+      <w:t>23</w:t>
     </w:r>
     <w:r>
       <w:rPr/>
@@ -10361,6 +10548,142 @@
   </w:abstractNum>
   <w:abstractNum w:abstractNumId="13">
     <w:lvl w:ilvl="0">
+      <w:numFmt w:val="bullet"/>
+      <w:lvlText w:val=""/>
+      <w:lvlJc w:val="left"/>
+      <w:pPr>
+        <w:tabs>
+          <w:tab w:val="num" w:pos="0"/>
+        </w:tabs>
+        <w:ind w:left="720" w:hanging="480"/>
+      </w:pPr>
+      <w:rPr>
+        <w:rFonts w:ascii="Symbol" w:hAnsi="Symbol" w:cs="Symbol" w:hint="default"/>
+      </w:rPr>
+    </w:lvl>
+    <w:lvl w:ilvl="1">
+      <w:start w:val="0"/>
+      <w:numFmt w:val="bullet"/>
+      <w:lvlText w:val=""/>
+      <w:lvlJc w:val="left"/>
+      <w:pPr>
+        <w:tabs>
+          <w:tab w:val="num" w:pos="0"/>
+        </w:tabs>
+        <w:ind w:left="1440" w:hanging="480"/>
+      </w:pPr>
+      <w:rPr>
+        <w:rFonts w:ascii="Symbol" w:hAnsi="Symbol" w:cs="Symbol" w:hint="default"/>
+      </w:rPr>
+    </w:lvl>
+    <w:lvl w:ilvl="2">
+      <w:start w:val="0"/>
+      <w:numFmt w:val="bullet"/>
+      <w:lvlText w:val=""/>
+      <w:lvlJc w:val="left"/>
+      <w:pPr>
+        <w:tabs>
+          <w:tab w:val="num" w:pos="0"/>
+        </w:tabs>
+        <w:ind w:left="2160" w:hanging="480"/>
+      </w:pPr>
+      <w:rPr>
+        <w:rFonts w:ascii="Symbol" w:hAnsi="Symbol" w:cs="Symbol" w:hint="default"/>
+      </w:rPr>
+    </w:lvl>
+    <w:lvl w:ilvl="3">
+      <w:start w:val="0"/>
+      <w:numFmt w:val="bullet"/>
+      <w:lvlText w:val=""/>
+      <w:lvlJc w:val="left"/>
+      <w:pPr>
+        <w:tabs>
+          <w:tab w:val="num" w:pos="0"/>
+        </w:tabs>
+        <w:ind w:left="2880" w:hanging="480"/>
+      </w:pPr>
+      <w:rPr>
+        <w:rFonts w:ascii="Symbol" w:hAnsi="Symbol" w:cs="Symbol" w:hint="default"/>
+      </w:rPr>
+    </w:lvl>
+    <w:lvl w:ilvl="4">
+      <w:start w:val="0"/>
+      <w:numFmt w:val="bullet"/>
+      <w:lvlText w:val=""/>
+      <w:lvlJc w:val="left"/>
+      <w:pPr>
+        <w:tabs>
+          <w:tab w:val="num" w:pos="0"/>
+        </w:tabs>
+        <w:ind w:left="3600" w:hanging="480"/>
+      </w:pPr>
+      <w:rPr>
+        <w:rFonts w:ascii="Symbol" w:hAnsi="Symbol" w:cs="Symbol" w:hint="default"/>
+      </w:rPr>
+    </w:lvl>
+    <w:lvl w:ilvl="5">
+      <w:start w:val="0"/>
+      <w:numFmt w:val="bullet"/>
+      <w:lvlText w:val=""/>
+      <w:lvlJc w:val="left"/>
+      <w:pPr>
+        <w:tabs>
+          <w:tab w:val="num" w:pos="0"/>
+        </w:tabs>
+        <w:ind w:left="4320" w:hanging="480"/>
+      </w:pPr>
+      <w:rPr>
+        <w:rFonts w:ascii="Symbol" w:hAnsi="Symbol" w:cs="Symbol" w:hint="default"/>
+      </w:rPr>
+    </w:lvl>
+    <w:lvl w:ilvl="6">
+      <w:start w:val="0"/>
+      <w:numFmt w:val="bullet"/>
+      <w:lvlText w:val=""/>
+      <w:lvlJc w:val="left"/>
+      <w:pPr>
+        <w:tabs>
+          <w:tab w:val="num" w:pos="0"/>
+        </w:tabs>
+        <w:ind w:left="5040" w:hanging="480"/>
+      </w:pPr>
+      <w:rPr>
+        <w:rFonts w:ascii="Symbol" w:hAnsi="Symbol" w:cs="Symbol" w:hint="default"/>
+      </w:rPr>
+    </w:lvl>
+    <w:lvl w:ilvl="7">
+      <w:start w:val="0"/>
+      <w:numFmt w:val="bullet"/>
+      <w:lvlText w:val=""/>
+      <w:lvlJc w:val="left"/>
+      <w:pPr>
+        <w:tabs>
+          <w:tab w:val="num" w:pos="0"/>
+        </w:tabs>
+        <w:ind w:left="5760" w:hanging="480"/>
+      </w:pPr>
+      <w:rPr>
+        <w:rFonts w:ascii="Symbol" w:hAnsi="Symbol" w:cs="Symbol" w:hint="default"/>
+      </w:rPr>
+    </w:lvl>
+    <w:lvl w:ilvl="8">
+      <w:start w:val="0"/>
+      <w:numFmt w:val="bullet"/>
+      <w:lvlText w:val=""/>
+      <w:lvlJc w:val="left"/>
+      <w:pPr>
+        <w:tabs>
+          <w:tab w:val="num" w:pos="0"/>
+        </w:tabs>
+        <w:ind w:left="6480" w:hanging="480"/>
+      </w:pPr>
+      <w:rPr>
+        <w:rFonts w:ascii="Symbol" w:hAnsi="Symbol" w:cs="Symbol" w:hint="default"/>
+      </w:rPr>
+    </w:lvl>
+  </w:abstractNum>
+  <w:abstractNum w:abstractNumId="14">
+    <w:lvl w:ilvl="0">
       <w:start w:val="1"/>
       <w:numFmt w:val="decimal"/>
       <w:lvlText w:val="%1."/>
@@ -10478,7 +10801,7 @@
       <w:rPr/>
     </w:lvl>
   </w:abstractNum>
-  <w:abstractNum w:abstractNumId="14">
+  <w:abstractNum w:abstractNumId="15">
     <w:lvl w:ilvl="0">
       <w:numFmt w:val="bullet"/>
       <w:lvlText w:val=""/>
@@ -10612,125 +10935,6 @@
       <w:rPr>
         <w:rFonts w:ascii="Symbol" w:hAnsi="Symbol" w:cs="Symbol" w:hint="default"/>
       </w:rPr>
-    </w:lvl>
-  </w:abstractNum>
-  <w:abstractNum w:abstractNumId="15">
-    <w:lvl w:ilvl="0">
-      <w:start w:val="1"/>
-      <w:numFmt w:val="decimal"/>
-      <w:lvlText w:val="%1."/>
-      <w:lvlJc w:val="left"/>
-      <w:pPr>
-        <w:tabs>
-          <w:tab w:val="num" w:pos="0"/>
-        </w:tabs>
-        <w:ind w:left="720" w:hanging="480"/>
-      </w:pPr>
-      <w:rPr/>
-    </w:lvl>
-    <w:lvl w:ilvl="1">
-      <w:start w:val="1"/>
-      <w:numFmt w:val="decimal"/>
-      <w:lvlText w:val="%2."/>
-      <w:lvlJc w:val="left"/>
-      <w:pPr>
-        <w:tabs>
-          <w:tab w:val="num" w:pos="0"/>
-        </w:tabs>
-        <w:ind w:left="1440" w:hanging="480"/>
-      </w:pPr>
-      <w:rPr/>
-    </w:lvl>
-    <w:lvl w:ilvl="2">
-      <w:start w:val="1"/>
-      <w:numFmt w:val="decimal"/>
-      <w:lvlText w:val="%3."/>
-      <w:lvlJc w:val="left"/>
-      <w:pPr>
-        <w:tabs>
-          <w:tab w:val="num" w:pos="0"/>
-        </w:tabs>
-        <w:ind w:left="2160" w:hanging="480"/>
-      </w:pPr>
-      <w:rPr/>
-    </w:lvl>
-    <w:lvl w:ilvl="3">
-      <w:start w:val="1"/>
-      <w:numFmt w:val="decimal"/>
-      <w:lvlText w:val="%4."/>
-      <w:lvlJc w:val="left"/>
-      <w:pPr>
-        <w:tabs>
-          <w:tab w:val="num" w:pos="0"/>
-        </w:tabs>
-        <w:ind w:left="2880" w:hanging="480"/>
-      </w:pPr>
-      <w:rPr/>
-    </w:lvl>
-    <w:lvl w:ilvl="4">
-      <w:start w:val="1"/>
-      <w:numFmt w:val="decimal"/>
-      <w:lvlText w:val="%5."/>
-      <w:lvlJc w:val="left"/>
-      <w:pPr>
-        <w:tabs>
-          <w:tab w:val="num" w:pos="0"/>
-        </w:tabs>
-        <w:ind w:left="3600" w:hanging="480"/>
-      </w:pPr>
-      <w:rPr/>
-    </w:lvl>
-    <w:lvl w:ilvl="5">
-      <w:start w:val="1"/>
-      <w:numFmt w:val="decimal"/>
-      <w:lvlText w:val="%6."/>
-      <w:lvlJc w:val="left"/>
-      <w:pPr>
-        <w:tabs>
-          <w:tab w:val="num" w:pos="0"/>
-        </w:tabs>
-        <w:ind w:left="4320" w:hanging="480"/>
-      </w:pPr>
-      <w:rPr/>
-    </w:lvl>
-    <w:lvl w:ilvl="6">
-      <w:start w:val="1"/>
-      <w:numFmt w:val="decimal"/>
-      <w:lvlText w:val="%7."/>
-      <w:lvlJc w:val="left"/>
-      <w:pPr>
-        <w:tabs>
-          <w:tab w:val="num" w:pos="0"/>
-        </w:tabs>
-        <w:ind w:left="5040" w:hanging="480"/>
-      </w:pPr>
-      <w:rPr/>
-    </w:lvl>
-    <w:lvl w:ilvl="7">
-      <w:start w:val="1"/>
-      <w:numFmt w:val="decimal"/>
-      <w:lvlText w:val="%8."/>
-      <w:lvlJc w:val="left"/>
-      <w:pPr>
-        <w:tabs>
-          <w:tab w:val="num" w:pos="0"/>
-        </w:tabs>
-        <w:ind w:left="5760" w:hanging="480"/>
-      </w:pPr>
-      <w:rPr/>
-    </w:lvl>
-    <w:lvl w:ilvl="8">
-      <w:start w:val="1"/>
-      <w:numFmt w:val="decimal"/>
-      <w:lvlText w:val="%9."/>
-      <w:lvlJc w:val="left"/>
-      <w:pPr>
-        <w:tabs>
-          <w:tab w:val="num" w:pos="0"/>
-        </w:tabs>
-        <w:ind w:left="6480" w:hanging="480"/>
-      </w:pPr>
-      <w:rPr/>
     </w:lvl>
   </w:abstractNum>
   <w:abstractNum w:abstractNumId="16">
@@ -11330,6 +11534,125 @@
   </w:abstractNum>
   <w:abstractNum w:abstractNumId="21">
     <w:lvl w:ilvl="0">
+      <w:start w:val="1"/>
+      <w:numFmt w:val="decimal"/>
+      <w:lvlText w:val="%1."/>
+      <w:lvlJc w:val="left"/>
+      <w:pPr>
+        <w:tabs>
+          <w:tab w:val="num" w:pos="0"/>
+        </w:tabs>
+        <w:ind w:left="720" w:hanging="480"/>
+      </w:pPr>
+      <w:rPr/>
+    </w:lvl>
+    <w:lvl w:ilvl="1">
+      <w:start w:val="1"/>
+      <w:numFmt w:val="decimal"/>
+      <w:lvlText w:val="%2."/>
+      <w:lvlJc w:val="left"/>
+      <w:pPr>
+        <w:tabs>
+          <w:tab w:val="num" w:pos="0"/>
+        </w:tabs>
+        <w:ind w:left="1440" w:hanging="480"/>
+      </w:pPr>
+      <w:rPr/>
+    </w:lvl>
+    <w:lvl w:ilvl="2">
+      <w:start w:val="1"/>
+      <w:numFmt w:val="decimal"/>
+      <w:lvlText w:val="%3."/>
+      <w:lvlJc w:val="left"/>
+      <w:pPr>
+        <w:tabs>
+          <w:tab w:val="num" w:pos="0"/>
+        </w:tabs>
+        <w:ind w:left="2160" w:hanging="480"/>
+      </w:pPr>
+      <w:rPr/>
+    </w:lvl>
+    <w:lvl w:ilvl="3">
+      <w:start w:val="1"/>
+      <w:numFmt w:val="decimal"/>
+      <w:lvlText w:val="%4."/>
+      <w:lvlJc w:val="left"/>
+      <w:pPr>
+        <w:tabs>
+          <w:tab w:val="num" w:pos="0"/>
+        </w:tabs>
+        <w:ind w:left="2880" w:hanging="480"/>
+      </w:pPr>
+      <w:rPr/>
+    </w:lvl>
+    <w:lvl w:ilvl="4">
+      <w:start w:val="1"/>
+      <w:numFmt w:val="decimal"/>
+      <w:lvlText w:val="%5."/>
+      <w:lvlJc w:val="left"/>
+      <w:pPr>
+        <w:tabs>
+          <w:tab w:val="num" w:pos="0"/>
+        </w:tabs>
+        <w:ind w:left="3600" w:hanging="480"/>
+      </w:pPr>
+      <w:rPr/>
+    </w:lvl>
+    <w:lvl w:ilvl="5">
+      <w:start w:val="1"/>
+      <w:numFmt w:val="decimal"/>
+      <w:lvlText w:val="%6."/>
+      <w:lvlJc w:val="left"/>
+      <w:pPr>
+        <w:tabs>
+          <w:tab w:val="num" w:pos="0"/>
+        </w:tabs>
+        <w:ind w:left="4320" w:hanging="480"/>
+      </w:pPr>
+      <w:rPr/>
+    </w:lvl>
+    <w:lvl w:ilvl="6">
+      <w:start w:val="1"/>
+      <w:numFmt w:val="decimal"/>
+      <w:lvlText w:val="%7."/>
+      <w:lvlJc w:val="left"/>
+      <w:pPr>
+        <w:tabs>
+          <w:tab w:val="num" w:pos="0"/>
+        </w:tabs>
+        <w:ind w:left="5040" w:hanging="480"/>
+      </w:pPr>
+      <w:rPr/>
+    </w:lvl>
+    <w:lvl w:ilvl="7">
+      <w:start w:val="1"/>
+      <w:numFmt w:val="decimal"/>
+      <w:lvlText w:val="%8."/>
+      <w:lvlJc w:val="left"/>
+      <w:pPr>
+        <w:tabs>
+          <w:tab w:val="num" w:pos="0"/>
+        </w:tabs>
+        <w:ind w:left="5760" w:hanging="480"/>
+      </w:pPr>
+      <w:rPr/>
+    </w:lvl>
+    <w:lvl w:ilvl="8">
+      <w:start w:val="1"/>
+      <w:numFmt w:val="decimal"/>
+      <w:lvlText w:val="%9."/>
+      <w:lvlJc w:val="left"/>
+      <w:pPr>
+        <w:tabs>
+          <w:tab w:val="num" w:pos="0"/>
+        </w:tabs>
+        <w:ind w:left="6480" w:hanging="480"/>
+      </w:pPr>
+      <w:rPr/>
+    </w:lvl>
+  </w:abstractNum>
+  <w:abstractNum w:abstractNumId="22">
+    <w:lvl w:ilvl="0">
       <w:numFmt w:val="bullet"/>
       <w:lvlText w:val=""/>
       <w:lvlJc w:val="left"/>
@@ -11464,7 +11787,7 @@
       </w:rPr>
     </w:lvl>
   </w:abstractNum>
-  <w:abstractNum w:abstractNumId="22">
+  <w:abstractNum w:abstractNumId="23">
     <w:lvl w:ilvl="0">
       <w:start w:val="1"/>
       <w:numFmt w:val="none"/>
@@ -11650,10 +11973,7 @@
     <w:abstractNumId w:val="22"/>
   </w:num>
   <w:num w:numId="23">
-    <w:abstractNumId w:val="2"/>
-    <w:lvlOverride w:ilvl="0">
-      <w:startOverride w:val="1"/>
-    </w:lvlOverride>
+    <w:abstractNumId w:val="23"/>
   </w:num>
   <w:num w:numId="24">
     <w:abstractNumId w:val="2"/>
@@ -11663,6 +11983,9 @@
   </w:num>
   <w:num w:numId="25">
     <w:abstractNumId w:val="2"/>
+    <w:lvlOverride w:ilvl="0">
+      <w:startOverride w:val="1"/>
+    </w:lvlOverride>
   </w:num>
   <w:num w:numId="26">
     <w:abstractNumId w:val="2"/>
@@ -11674,7 +11997,7 @@
     <w:abstractNumId w:val="2"/>
   </w:num>
   <w:num w:numId="29">
-    <w:abstractNumId w:val="1"/>
+    <w:abstractNumId w:val="2"/>
   </w:num>
   <w:num w:numId="30">
     <w:abstractNumId w:val="1"/>
@@ -11692,13 +12015,13 @@
     <w:abstractNumId w:val="1"/>
   </w:num>
   <w:num w:numId="35">
+    <w:abstractNumId w:val="1"/>
+  </w:num>
+  <w:num w:numId="36">
     <w:abstractNumId w:val="2"/>
     <w:lvlOverride w:ilvl="0">
       <w:startOverride w:val="1"/>
     </w:lvlOverride>
-  </w:num>
-  <w:num w:numId="36">
-    <w:abstractNumId w:val="2"/>
   </w:num>
   <w:num w:numId="37">
     <w:abstractNumId w:val="2"/>
@@ -11707,7 +12030,7 @@
     <w:abstractNumId w:val="2"/>
   </w:num>
   <w:num w:numId="39">
-    <w:abstractNumId w:val="1"/>
+    <w:abstractNumId w:val="2"/>
   </w:num>
   <w:num w:numId="40">
     <w:abstractNumId w:val="1"/>
@@ -11785,34 +12108,31 @@
     <w:abstractNumId w:val="1"/>
   </w:num>
   <w:num w:numId="65">
+    <w:abstractNumId w:val="1"/>
+  </w:num>
+  <w:num w:numId="66">
+    <w:abstractNumId w:val="1"/>
+  </w:num>
+  <w:num w:numId="67">
+    <w:abstractNumId w:val="1"/>
+  </w:num>
+  <w:num w:numId="68">
+    <w:abstractNumId w:val="1"/>
+  </w:num>
+  <w:num w:numId="69">
+    <w:abstractNumId w:val="1"/>
+  </w:num>
+  <w:num w:numId="70">
+    <w:abstractNumId w:val="1"/>
+  </w:num>
+  <w:num w:numId="71">
     <w:abstractNumId w:val="2"/>
     <w:lvlOverride w:ilvl="0">
       <w:startOverride w:val="1"/>
     </w:lvlOverride>
   </w:num>
-  <w:num w:numId="66">
-    <w:abstractNumId w:val="2"/>
-  </w:num>
-  <w:num w:numId="67">
-    <w:abstractNumId w:val="2"/>
-  </w:num>
-  <w:num w:numId="68">
-    <w:abstractNumId w:val="2"/>
-  </w:num>
-  <w:num w:numId="69">
-    <w:abstractNumId w:val="2"/>
-  </w:num>
-  <w:num w:numId="70">
-    <w:abstractNumId w:val="1"/>
-  </w:num>
-  <w:num w:numId="71">
-    <w:abstractNumId w:val="1"/>
-  </w:num>
   <w:num w:numId="72">
     <w:abstractNumId w:val="2"/>
-    <w:lvlOverride w:ilvl="0">
-      <w:startOverride w:val="1"/>
-    </w:lvlOverride>
   </w:num>
   <w:num w:numId="73">
     <w:abstractNumId w:val="2"/>
@@ -11824,34 +12144,31 @@
     <w:abstractNumId w:val="2"/>
   </w:num>
   <w:num w:numId="76">
+    <w:abstractNumId w:val="1"/>
+  </w:num>
+  <w:num w:numId="77">
+    <w:abstractNumId w:val="1"/>
+  </w:num>
+  <w:num w:numId="78">
     <w:abstractNumId w:val="2"/>
     <w:lvlOverride w:ilvl="0">
       <w:startOverride w:val="1"/>
     </w:lvlOverride>
   </w:num>
-  <w:num w:numId="77">
-    <w:abstractNumId w:val="2"/>
-  </w:num>
-  <w:num w:numId="78">
-    <w:abstractNumId w:val="2"/>
-  </w:num>
   <w:num w:numId="79">
     <w:abstractNumId w:val="2"/>
-    <w:lvlOverride w:ilvl="0">
-      <w:startOverride w:val="1"/>
-    </w:lvlOverride>
   </w:num>
   <w:num w:numId="80">
     <w:abstractNumId w:val="2"/>
   </w:num>
   <w:num w:numId="81">
     <w:abstractNumId w:val="2"/>
+  </w:num>
+  <w:num w:numId="82">
+    <w:abstractNumId w:val="2"/>
     <w:lvlOverride w:ilvl="0">
       <w:startOverride w:val="1"/>
     </w:lvlOverride>
-  </w:num>
-  <w:num w:numId="82">
-    <w:abstractNumId w:val="2"/>
   </w:num>
   <w:num w:numId="83">
     <w:abstractNumId w:val="2"/>
@@ -11861,24 +12178,24 @@
   </w:num>
   <w:num w:numId="85">
     <w:abstractNumId w:val="2"/>
+    <w:lvlOverride w:ilvl="0">
+      <w:startOverride w:val="1"/>
+    </w:lvlOverride>
   </w:num>
   <w:num w:numId="86">
+    <w:abstractNumId w:val="2"/>
+  </w:num>
+  <w:num w:numId="87">
     <w:abstractNumId w:val="2"/>
     <w:lvlOverride w:ilvl="0">
       <w:startOverride w:val="1"/>
     </w:lvlOverride>
-  </w:num>
-  <w:num w:numId="87">
-    <w:abstractNumId w:val="2"/>
   </w:num>
   <w:num w:numId="88">
     <w:abstractNumId w:val="2"/>
   </w:num>
   <w:num w:numId="89">
     <w:abstractNumId w:val="2"/>
-    <w:lvlOverride w:ilvl="0">
-      <w:startOverride w:val="1"/>
-    </w:lvlOverride>
   </w:num>
   <w:num w:numId="90">
     <w:abstractNumId w:val="2"/>
@@ -11887,24 +12204,48 @@
     <w:abstractNumId w:val="2"/>
   </w:num>
   <w:num w:numId="92">
+    <w:abstractNumId w:val="2"/>
+    <w:lvlOverride w:ilvl="0">
+      <w:startOverride w:val="1"/>
+    </w:lvlOverride>
+  </w:num>
+  <w:num w:numId="93">
+    <w:abstractNumId w:val="2"/>
+  </w:num>
+  <w:num w:numId="94">
+    <w:abstractNumId w:val="2"/>
+  </w:num>
+  <w:num w:numId="95">
+    <w:abstractNumId w:val="2"/>
+    <w:lvlOverride w:ilvl="0">
+      <w:startOverride w:val="1"/>
+    </w:lvlOverride>
+  </w:num>
+  <w:num w:numId="96">
+    <w:abstractNumId w:val="2"/>
+  </w:num>
+  <w:num w:numId="97">
+    <w:abstractNumId w:val="2"/>
+  </w:num>
+  <w:num w:numId="98">
     <w:abstractNumId w:val="1"/>
   </w:num>
-  <w:num w:numId="93">
+  <w:num w:numId="99">
     <w:abstractNumId w:val="1"/>
   </w:num>
-  <w:num w:numId="94">
+  <w:num w:numId="100">
     <w:abstractNumId w:val="1"/>
   </w:num>
-  <w:num w:numId="95">
+  <w:num w:numId="101">
     <w:abstractNumId w:val="1"/>
   </w:num>
-  <w:num w:numId="96">
+  <w:num w:numId="102">
     <w:abstractNumId w:val="1"/>
   </w:num>
-  <w:num w:numId="97">
+  <w:num w:numId="103">
     <w:abstractNumId w:val="1"/>
   </w:num>
-  <w:num w:numId="98">
+  <w:num w:numId="104">
     <w:abstractNumId w:val="1"/>
   </w:num>
 </w:numbering>

--- a/docs/manuals/admin-guide.docx
+++ b/docs/manuals/admin-guide.docx
@@ -23,7 +23,7 @@
       </w:pPr>
       <w:r>
         <w:rPr/>
-        <w:t>Версия 1.3.0</w:t>
+        <w:t>Версия 1.4.0</w:t>
       </w:r>
     </w:p>
     <w:p>
@@ -103,7 +103,7 @@
             </w:rPr>
             <w:fldChar w:fldCharType="separate"/>
           </w:r>
-          <w:hyperlink w:anchor="__RefHeading___Toc1474_1888550335">
+          <w:hyperlink w:anchor="__RefHeading___Toc1474_4177824416">
             <w:r>
               <w:rPr>
                 <w:webHidden/>
@@ -124,7 +124,7 @@
             </w:tabs>
             <w:rPr/>
           </w:pPr>
-          <w:hyperlink w:anchor="__RefHeading___Toc1476_1888550335">
+          <w:hyperlink w:anchor="__RefHeading___Toc1476_4177824416">
             <w:r>
               <w:rPr>
                 <w:webHidden/>
@@ -145,7 +145,7 @@
             </w:tabs>
             <w:rPr/>
           </w:pPr>
-          <w:hyperlink w:anchor="__RefHeading___Toc1478_1888550335">
+          <w:hyperlink w:anchor="__RefHeading___Toc1478_4177824416">
             <w:r>
               <w:rPr>
                 <w:webHidden/>
@@ -166,7 +166,7 @@
             </w:tabs>
             <w:rPr/>
           </w:pPr>
-          <w:hyperlink w:anchor="__RefHeading___Toc1480_1888550335">
+          <w:hyperlink w:anchor="__RefHeading___Toc1480_4177824416">
             <w:r>
               <w:rPr>
                 <w:webHidden/>
@@ -187,7 +187,7 @@
             </w:tabs>
             <w:rPr/>
           </w:pPr>
-          <w:hyperlink w:anchor="__RefHeading___Toc1482_1888550335">
+          <w:hyperlink w:anchor="__RefHeading___Toc1482_4177824416">
             <w:r>
               <w:rPr>
                 <w:webHidden/>
@@ -208,7 +208,7 @@
             </w:tabs>
             <w:rPr/>
           </w:pPr>
-          <w:hyperlink w:anchor="__RefHeading___Toc1484_1888550335">
+          <w:hyperlink w:anchor="__RefHeading___Toc1484_4177824416">
             <w:r>
               <w:rPr>
                 <w:webHidden/>
@@ -229,7 +229,7 @@
             </w:tabs>
             <w:rPr/>
           </w:pPr>
-          <w:hyperlink w:anchor="__RefHeading___Toc1486_1888550335">
+          <w:hyperlink w:anchor="__RefHeading___Toc1486_4177824416">
             <w:r>
               <w:rPr>
                 <w:webHidden/>
@@ -250,7 +250,7 @@
             </w:tabs>
             <w:rPr/>
           </w:pPr>
-          <w:hyperlink w:anchor="__RefHeading___Toc1488_1888550335">
+          <w:hyperlink w:anchor="__RefHeading___Toc1488_4177824416">
             <w:r>
               <w:rPr>
                 <w:webHidden/>
@@ -271,7 +271,7 @@
             </w:tabs>
             <w:rPr/>
           </w:pPr>
-          <w:hyperlink w:anchor="__RefHeading___Toc1490_1888550335">
+          <w:hyperlink w:anchor="__RefHeading___Toc1490_4177824416">
             <w:r>
               <w:rPr>
                 <w:webHidden/>
@@ -292,7 +292,7 @@
             </w:tabs>
             <w:rPr/>
           </w:pPr>
-          <w:hyperlink w:anchor="__RefHeading___Toc1492_1888550335">
+          <w:hyperlink w:anchor="__RefHeading___Toc1492_4177824416">
             <w:r>
               <w:rPr>
                 <w:webHidden/>
@@ -313,7 +313,7 @@
             </w:tabs>
             <w:rPr/>
           </w:pPr>
-          <w:hyperlink w:anchor="__RefHeading___Toc1494_1888550335">
+          <w:hyperlink w:anchor="__RefHeading___Toc1494_4177824416">
             <w:r>
               <w:rPr>
                 <w:webHidden/>
@@ -334,7 +334,7 @@
             </w:tabs>
             <w:rPr/>
           </w:pPr>
-          <w:hyperlink w:anchor="__RefHeading___Toc1496_1888550335">
+          <w:hyperlink w:anchor="__RefHeading___Toc1496_4177824416">
             <w:r>
               <w:rPr>
                 <w:webHidden/>
@@ -355,7 +355,7 @@
             </w:tabs>
             <w:rPr/>
           </w:pPr>
-          <w:hyperlink w:anchor="__RefHeading___Toc1498_1888550335">
+          <w:hyperlink w:anchor="__RefHeading___Toc1498_4177824416">
             <w:r>
               <w:rPr>
                 <w:webHidden/>
@@ -376,7 +376,7 @@
             </w:tabs>
             <w:rPr/>
           </w:pPr>
-          <w:hyperlink w:anchor="__RefHeading___Toc1500_1888550335">
+          <w:hyperlink w:anchor="__RefHeading___Toc1500_4177824416">
             <w:r>
               <w:rPr>
                 <w:webHidden/>
@@ -397,7 +397,7 @@
             </w:tabs>
             <w:rPr/>
           </w:pPr>
-          <w:hyperlink w:anchor="__RefHeading___Toc1502_1888550335">
+          <w:hyperlink w:anchor="__RefHeading___Toc1502_4177824416">
             <w:r>
               <w:rPr>
                 <w:webHidden/>
@@ -418,7 +418,7 @@
             </w:tabs>
             <w:rPr/>
           </w:pPr>
-          <w:hyperlink w:anchor="__RefHeading___Toc1504_1888550335">
+          <w:hyperlink w:anchor="__RefHeading___Toc1504_4177824416">
             <w:r>
               <w:rPr>
                 <w:webHidden/>
@@ -439,7 +439,7 @@
             </w:tabs>
             <w:rPr/>
           </w:pPr>
-          <w:hyperlink w:anchor="__RefHeading___Toc1506_1888550335">
+          <w:hyperlink w:anchor="__RefHeading___Toc1506_4177824416">
             <w:r>
               <w:rPr>
                 <w:webHidden/>
@@ -460,7 +460,7 @@
             </w:tabs>
             <w:rPr/>
           </w:pPr>
-          <w:hyperlink w:anchor="__RefHeading___Toc1508_1888550335">
+          <w:hyperlink w:anchor="__RefHeading___Toc1508_4177824416">
             <w:r>
               <w:rPr>
                 <w:webHidden/>
@@ -481,7 +481,7 @@
             </w:tabs>
             <w:rPr/>
           </w:pPr>
-          <w:hyperlink w:anchor="__RefHeading___Toc1510_1888550335">
+          <w:hyperlink w:anchor="__RefHeading___Toc1510_4177824416">
             <w:r>
               <w:rPr>
                 <w:webHidden/>
@@ -502,7 +502,7 @@
             </w:tabs>
             <w:rPr/>
           </w:pPr>
-          <w:hyperlink w:anchor="__RefHeading___Toc1512_1888550335">
+          <w:hyperlink w:anchor="__RefHeading___Toc1512_4177824416">
             <w:r>
               <w:rPr>
                 <w:webHidden/>
@@ -523,7 +523,7 @@
             </w:tabs>
             <w:rPr/>
           </w:pPr>
-          <w:hyperlink w:anchor="__RefHeading___Toc1514_1888550335">
+          <w:hyperlink w:anchor="__RefHeading___Toc1514_4177824416">
             <w:r>
               <w:rPr>
                 <w:webHidden/>
@@ -544,7 +544,7 @@
             </w:tabs>
             <w:rPr/>
           </w:pPr>
-          <w:hyperlink w:anchor="__RefHeading___Toc1516_1888550335">
+          <w:hyperlink w:anchor="__RefHeading___Toc1516_4177824416">
             <w:r>
               <w:rPr>
                 <w:webHidden/>
@@ -565,7 +565,7 @@
             </w:tabs>
             <w:rPr/>
           </w:pPr>
-          <w:hyperlink w:anchor="__RefHeading___Toc1518_1888550335">
+          <w:hyperlink w:anchor="__RefHeading___Toc1518_4177824416">
             <w:r>
               <w:rPr>
                 <w:webHidden/>
@@ -586,7 +586,7 @@
             </w:tabs>
             <w:rPr/>
           </w:pPr>
-          <w:hyperlink w:anchor="__RefHeading___Toc1520_1888550335">
+          <w:hyperlink w:anchor="__RefHeading___Toc1520_4177824416">
             <w:r>
               <w:rPr>
                 <w:webHidden/>
@@ -607,7 +607,7 @@
             </w:tabs>
             <w:rPr/>
           </w:pPr>
-          <w:hyperlink w:anchor="__RefHeading___Toc1522_1888550335">
+          <w:hyperlink w:anchor="__RefHeading___Toc1522_4177824416">
             <w:r>
               <w:rPr>
                 <w:webHidden/>
@@ -628,7 +628,7 @@
             </w:tabs>
             <w:rPr/>
           </w:pPr>
-          <w:hyperlink w:anchor="__RefHeading___Toc1524_1888550335">
+          <w:hyperlink w:anchor="__RefHeading___Toc1524_4177824416">
             <w:r>
               <w:rPr>
                 <w:webHidden/>
@@ -649,7 +649,7 @@
             </w:tabs>
             <w:rPr/>
           </w:pPr>
-          <w:hyperlink w:anchor="__RefHeading___Toc1526_1888550335">
+          <w:hyperlink w:anchor="__RefHeading___Toc1526_4177824416">
             <w:r>
               <w:rPr>
                 <w:webHidden/>
@@ -670,7 +670,7 @@
             </w:tabs>
             <w:rPr/>
           </w:pPr>
-          <w:hyperlink w:anchor="__RefHeading___Toc1528_1888550335">
+          <w:hyperlink w:anchor="__RefHeading___Toc1528_4177824416">
             <w:r>
               <w:rPr>
                 <w:webHidden/>
@@ -691,7 +691,7 @@
             </w:tabs>
             <w:rPr/>
           </w:pPr>
-          <w:hyperlink w:anchor="__RefHeading___Toc1530_1888550335">
+          <w:hyperlink w:anchor="__RefHeading___Toc1530_4177824416">
             <w:r>
               <w:rPr>
                 <w:webHidden/>
@@ -712,7 +712,7 @@
             </w:tabs>
             <w:rPr/>
           </w:pPr>
-          <w:hyperlink w:anchor="__RefHeading___Toc1532_1888550335">
+          <w:hyperlink w:anchor="__RefHeading___Toc1532_4177824416">
             <w:r>
               <w:rPr>
                 <w:webHidden/>
@@ -733,7 +733,7 @@
             </w:tabs>
             <w:rPr/>
           </w:pPr>
-          <w:hyperlink w:anchor="__RefHeading___Toc1534_1888550335">
+          <w:hyperlink w:anchor="__RefHeading___Toc1534_4177824416">
             <w:r>
               <w:rPr>
                 <w:webHidden/>
@@ -754,7 +754,7 @@
             </w:tabs>
             <w:rPr/>
           </w:pPr>
-          <w:hyperlink w:anchor="__RefHeading___Toc1536_1888550335">
+          <w:hyperlink w:anchor="__RefHeading___Toc1536_4177824416">
             <w:r>
               <w:rPr>
                 <w:webHidden/>
@@ -775,7 +775,7 @@
             </w:tabs>
             <w:rPr/>
           </w:pPr>
-          <w:hyperlink w:anchor="__RefHeading___Toc1538_1888550335">
+          <w:hyperlink w:anchor="__RefHeading___Toc1538_4177824416">
             <w:r>
               <w:rPr>
                 <w:webHidden/>
@@ -796,7 +796,7 @@
             </w:tabs>
             <w:rPr/>
           </w:pPr>
-          <w:hyperlink w:anchor="__RefHeading___Toc1540_1888550335">
+          <w:hyperlink w:anchor="__RefHeading___Toc1540_4177824416">
             <w:r>
               <w:rPr>
                 <w:webHidden/>
@@ -817,7 +817,7 @@
             </w:tabs>
             <w:rPr/>
           </w:pPr>
-          <w:hyperlink w:anchor="__RefHeading___Toc1542_1888550335">
+          <w:hyperlink w:anchor="__RefHeading___Toc1542_4177824416">
             <w:r>
               <w:rPr>
                 <w:webHidden/>
@@ -838,7 +838,7 @@
             </w:tabs>
             <w:rPr/>
           </w:pPr>
-          <w:hyperlink w:anchor="__RefHeading___Toc1544_1888550335">
+          <w:hyperlink w:anchor="__RefHeading___Toc1544_4177824416">
             <w:r>
               <w:rPr>
                 <w:webHidden/>
@@ -859,7 +859,7 @@
             </w:tabs>
             <w:rPr/>
           </w:pPr>
-          <w:hyperlink w:anchor="__RefHeading___Toc1546_1888550335">
+          <w:hyperlink w:anchor="__RefHeading___Toc1546_4177824416">
             <w:r>
               <w:rPr>
                 <w:webHidden/>
@@ -880,7 +880,7 @@
             </w:tabs>
             <w:rPr/>
           </w:pPr>
-          <w:hyperlink w:anchor="__RefHeading___Toc1548_1888550335">
+          <w:hyperlink w:anchor="__RefHeading___Toc1548_4177824416">
             <w:r>
               <w:rPr>
                 <w:webHidden/>
@@ -901,7 +901,7 @@
             </w:tabs>
             <w:rPr/>
           </w:pPr>
-          <w:hyperlink w:anchor="__RefHeading___Toc1550_1888550335">
+          <w:hyperlink w:anchor="__RefHeading___Toc1550_4177824416">
             <w:r>
               <w:rPr>
                 <w:webHidden/>
@@ -922,7 +922,7 @@
             </w:tabs>
             <w:rPr/>
           </w:pPr>
-          <w:hyperlink w:anchor="__RefHeading___Toc1552_1888550335">
+          <w:hyperlink w:anchor="__RefHeading___Toc1552_4177824416">
             <w:r>
               <w:rPr>
                 <w:webHidden/>
@@ -943,7 +943,7 @@
             </w:tabs>
             <w:rPr/>
           </w:pPr>
-          <w:hyperlink w:anchor="__RefHeading___Toc1554_1888550335">
+          <w:hyperlink w:anchor="__RefHeading___Toc1554_4177824416">
             <w:r>
               <w:rPr>
                 <w:webHidden/>
@@ -964,7 +964,7 @@
             </w:tabs>
             <w:rPr/>
           </w:pPr>
-          <w:hyperlink w:anchor="__RefHeading___Toc1556_1888550335">
+          <w:hyperlink w:anchor="__RefHeading___Toc1556_4177824416">
             <w:r>
               <w:rPr>
                 <w:webHidden/>
@@ -989,7 +989,7 @@
         <w:pStyle w:val="Heading1"/>
         <w:rPr/>
       </w:pPr>
-      <w:bookmarkStart w:id="0" w:name="__RefHeading___Toc1474_1888550335"/>
+      <w:bookmarkStart w:id="0" w:name="__RefHeading___Toc1474_4177824416"/>
       <w:bookmarkEnd w:id="0"/>
       <w:r>
         <w:rPr>
@@ -1010,7 +1010,7 @@
       </w:pPr>
       <w:r>
         <w:rPr/>
-        <w:t>Руководство описывает администрирование Burndown версии 1.3.0: учётные записи и роли, доступ к проектам, создание и удаление проектов, реестр изменений и экспорт, подключение к Jira и работу автозаполнения по расписанию, а также установку, обновление, резервное копирование и безопасность сервера.</w:t>
+        <w:t>Руководство описывает администрирование Burndown версии 1.4.0: учётные записи и роли, доступ к проектам, создание и удаление проектов, реестр изменений и экспорт, подключение к Jira и работу автозаполнения по расписанию, а также установку, обновление, резервное копирование и безопасность сервера.</w:t>
       </w:r>
     </w:p>
     <w:p>
@@ -1520,7 +1520,7 @@
         <w:pStyle w:val="Heading1"/>
         <w:rPr/>
       </w:pPr>
-      <w:bookmarkStart w:id="2" w:name="__RefHeading___Toc1476_1888550335"/>
+      <w:bookmarkStart w:id="2" w:name="__RefHeading___Toc1476_4177824416"/>
       <w:bookmarkEnd w:id="2"/>
       <w:r>
         <w:rPr>
@@ -1539,7 +1539,7 @@
         <w:pStyle w:val="Heading2"/>
         <w:rPr/>
       </w:pPr>
-      <w:bookmarkStart w:id="3" w:name="__RefHeading___Toc1478_1888550335"/>
+      <w:bookmarkStart w:id="3" w:name="__RefHeading___Toc1478_4177824416"/>
       <w:bookmarkStart w:id="4" w:name="роли"/>
       <w:bookmarkEnd w:id="3"/>
       <w:r>
@@ -2017,7 +2017,7 @@
         <w:pStyle w:val="Heading2"/>
         <w:rPr/>
       </w:pPr>
-      <w:bookmarkStart w:id="6" w:name="__RefHeading___Toc1480_1888550335"/>
+      <w:bookmarkStart w:id="6" w:name="__RefHeading___Toc1480_4177824416"/>
       <w:bookmarkStart w:id="7" w:name="защита-от-ошибок"/>
       <w:bookmarkEnd w:id="6"/>
       <w:r>
@@ -2095,7 +2095,7 @@
         <w:pStyle w:val="Heading1"/>
         <w:rPr/>
       </w:pPr>
-      <w:bookmarkStart w:id="9" w:name="__RefHeading___Toc1482_1888550335"/>
+      <w:bookmarkStart w:id="9" w:name="__RefHeading___Toc1482_4177824416"/>
       <w:bookmarkStart w:id="10" w:name="первичная-настройка"/>
       <w:bookmarkEnd w:id="9"/>
       <w:r>
@@ -2115,7 +2115,7 @@
         <w:pStyle w:val="Heading2"/>
         <w:rPr/>
       </w:pPr>
-      <w:bookmarkStart w:id="11" w:name="__RefHeading___Toc1484_1888550335"/>
+      <w:bookmarkStart w:id="11" w:name="__RefHeading___Toc1484_4177824416"/>
       <w:bookmarkStart w:id="12" w:name="первый-вход"/>
       <w:bookmarkEnd w:id="11"/>
       <w:r>
@@ -2236,7 +2236,7 @@
         <w:pStyle w:val="Heading2"/>
         <w:rPr/>
       </w:pPr>
-      <w:bookmarkStart w:id="13" w:name="__RefHeading___Toc1486_1888550335"/>
+      <w:bookmarkStart w:id="13" w:name="__RefHeading___Toc1486_4177824416"/>
       <w:bookmarkStart w:id="14" w:name="порядок-настройки"/>
       <w:bookmarkEnd w:id="13"/>
       <w:r>
@@ -2362,7 +2362,7 @@
         <w:pStyle w:val="Heading2"/>
         <w:rPr/>
       </w:pPr>
-      <w:bookmarkStart w:id="15" w:name="__RefHeading___Toc1488_1888550335"/>
+      <w:bookmarkStart w:id="15" w:name="__RefHeading___Toc1488_4177824416"/>
       <w:bookmarkStart w:id="16" w:name="административные-разделы"/>
       <w:bookmarkEnd w:id="15"/>
       <w:r>
@@ -2485,7 +2485,7 @@
         <w:pStyle w:val="Heading1"/>
         <w:rPr/>
       </w:pPr>
-      <w:bookmarkStart w:id="19" w:name="__RefHeading___Toc1490_1888550335"/>
+      <w:bookmarkStart w:id="19" w:name="__RefHeading___Toc1490_4177824416"/>
       <w:bookmarkStart w:id="20" w:name="пользователи-и-доступ"/>
       <w:bookmarkEnd w:id="19"/>
       <w:r>
@@ -2505,7 +2505,7 @@
         <w:pStyle w:val="Heading2"/>
         <w:rPr/>
       </w:pPr>
-      <w:bookmarkStart w:id="21" w:name="__RefHeading___Toc1492_1888550335"/>
+      <w:bookmarkStart w:id="21" w:name="__RefHeading___Toc1492_4177824416"/>
       <w:bookmarkStart w:id="22" w:name="список-пользователей"/>
       <w:bookmarkEnd w:id="21"/>
       <w:r>
@@ -2632,7 +2632,7 @@
         <w:pStyle w:val="Heading2"/>
         <w:rPr/>
       </w:pPr>
-      <w:bookmarkStart w:id="24" w:name="__RefHeading___Toc1494_1888550335"/>
+      <w:bookmarkStart w:id="24" w:name="__RefHeading___Toc1494_4177824416"/>
       <w:bookmarkStart w:id="25" w:name="доступ-к-проектам"/>
       <w:bookmarkEnd w:id="24"/>
       <w:r>
@@ -2752,7 +2752,7 @@
         <w:pStyle w:val="Heading2"/>
         <w:rPr/>
       </w:pPr>
-      <w:bookmarkStart w:id="27" w:name="__RefHeading___Toc1496_1888550335"/>
+      <w:bookmarkStart w:id="27" w:name="__RefHeading___Toc1496_4177824416"/>
       <w:bookmarkStart w:id="28" w:name="создание-пользователя"/>
       <w:bookmarkEnd w:id="27"/>
       <w:r>
@@ -2896,7 +2896,7 @@
         <w:pStyle w:val="Heading2"/>
         <w:rPr/>
       </w:pPr>
-      <w:bookmarkStart w:id="30" w:name="__RefHeading___Toc1498_1888550335"/>
+      <w:bookmarkStart w:id="30" w:name="__RefHeading___Toc1498_4177824416"/>
       <w:bookmarkStart w:id="31" w:name="редактирование-и-удаление"/>
       <w:bookmarkEnd w:id="30"/>
       <w:r>
@@ -3007,7 +3007,7 @@
         <w:pStyle w:val="Heading1"/>
         <w:rPr/>
       </w:pPr>
-      <w:bookmarkStart w:id="34" w:name="__RefHeading___Toc1500_1888550335"/>
+      <w:bookmarkStart w:id="34" w:name="__RefHeading___Toc1500_4177824416"/>
       <w:bookmarkStart w:id="35" w:name="проекты"/>
       <w:bookmarkEnd w:id="34"/>
       <w:r>
@@ -3206,7 +3206,7 @@
         <w:pStyle w:val="Heading2"/>
         <w:rPr/>
       </w:pPr>
-      <w:bookmarkStart w:id="36" w:name="__RefHeading___Toc1502_1888550335"/>
+      <w:bookmarkStart w:id="36" w:name="__RefHeading___Toc1502_4177824416"/>
       <w:bookmarkStart w:id="37" w:name="экспорт-проекта-в-json"/>
       <w:bookmarkEnd w:id="36"/>
       <w:r>
@@ -3249,7 +3249,7 @@
         <w:pStyle w:val="Heading1"/>
         <w:rPr/>
       </w:pPr>
-      <w:bookmarkStart w:id="38" w:name="__RefHeading___Toc1504_1888550335"/>
+      <w:bookmarkStart w:id="38" w:name="__RefHeading___Toc1504_4177824416"/>
       <w:bookmarkStart w:id="39" w:name="реестр-изменений"/>
       <w:bookmarkEnd w:id="38"/>
       <w:r>
@@ -3413,7 +3413,7 @@
         <w:pStyle w:val="Heading2"/>
         <w:rPr/>
       </w:pPr>
-      <w:bookmarkStart w:id="40" w:name="__RefHeading___Toc1506_1888550335"/>
+      <w:bookmarkStart w:id="40" w:name="__RefHeading___Toc1506_4177824416"/>
       <w:bookmarkStart w:id="41" w:name="контроль-автозаполнения"/>
       <w:bookmarkEnd w:id="40"/>
       <w:r>
@@ -3533,7 +3533,7 @@
         <w:pStyle w:val="Heading1"/>
         <w:rPr/>
       </w:pPr>
-      <w:bookmarkStart w:id="42" w:name="__RefHeading___Toc1508_1888550335"/>
+      <w:bookmarkStart w:id="42" w:name="__RefHeading___Toc1508_4177824416"/>
       <w:bookmarkStart w:id="43" w:name="связь-с-jira"/>
       <w:bookmarkEnd w:id="42"/>
       <w:r>
@@ -3619,7 +3619,7 @@
         <w:pStyle w:val="Heading2"/>
         <w:rPr/>
       </w:pPr>
-      <w:bookmarkStart w:id="44" w:name="__RefHeading___Toc1510_1888550335"/>
+      <w:bookmarkStart w:id="44" w:name="__RefHeading___Toc1510_4177824416"/>
       <w:bookmarkStart w:id="45" w:name="требования"/>
       <w:bookmarkEnd w:id="44"/>
       <w:r>
@@ -4160,7 +4160,7 @@
         <w:pStyle w:val="Heading2"/>
         <w:rPr/>
       </w:pPr>
-      <w:bookmarkStart w:id="47" w:name="__RefHeading___Toc1512_1888550335"/>
+      <w:bookmarkStart w:id="47" w:name="__RefHeading___Toc1512_4177824416"/>
       <w:bookmarkStart w:id="48" w:name="типы-подключения"/>
       <w:bookmarkEnd w:id="47"/>
       <w:r>
@@ -4636,7 +4636,7 @@
         <w:pStyle w:val="Heading2"/>
         <w:rPr/>
       </w:pPr>
-      <w:bookmarkStart w:id="50" w:name="__RefHeading___Toc1514_1888550335"/>
+      <w:bookmarkStart w:id="50" w:name="__RefHeading___Toc1514_4177824416"/>
       <w:bookmarkStart w:id="51" w:name="хранение-токена"/>
       <w:bookmarkEnd w:id="50"/>
       <w:r>
@@ -4761,7 +4761,7 @@
         <w:pStyle w:val="Heading2"/>
         <w:rPr/>
       </w:pPr>
-      <w:bookmarkStart w:id="52" w:name="__RefHeading___Toc1516_1888550335"/>
+      <w:bookmarkStart w:id="52" w:name="__RefHeading___Toc1516_4177824416"/>
       <w:bookmarkStart w:id="53" w:name="состав-эпиков-по-задачам"/>
       <w:bookmarkEnd w:id="52"/>
       <w:r>
@@ -4903,7 +4903,7 @@
         <w:pStyle w:val="Heading2"/>
         <w:rPr/>
       </w:pPr>
-      <w:bookmarkStart w:id="55" w:name="__RefHeading___Toc1518_1888550335"/>
+      <w:bookmarkStart w:id="55" w:name="__RefHeading___Toc1518_4177824416"/>
       <w:bookmarkStart w:id="56" w:name="восстановление-истории"/>
       <w:bookmarkEnd w:id="55"/>
       <w:r>
@@ -5071,7 +5071,7 @@
         <w:pStyle w:val="Heading1"/>
         <w:rPr/>
       </w:pPr>
-      <w:bookmarkStart w:id="57" w:name="__RefHeading___Toc1520_1888550335"/>
+      <w:bookmarkStart w:id="57" w:name="__RefHeading___Toc1520_4177824416"/>
       <w:bookmarkEnd w:id="57"/>
       <w:r>
         <w:rPr>
@@ -5090,7 +5090,7 @@
         <w:pStyle w:val="Heading2"/>
         <w:rPr/>
       </w:pPr>
-      <w:bookmarkStart w:id="58" w:name="__RefHeading___Toc1522_1888550335"/>
+      <w:bookmarkStart w:id="58" w:name="__RefHeading___Toc1522_4177824416"/>
       <w:bookmarkStart w:id="59" w:name="как-это-работает"/>
       <w:bookmarkEnd w:id="58"/>
       <w:r>
@@ -5266,7 +5266,7 @@
         <w:pStyle w:val="Heading2"/>
         <w:rPr/>
       </w:pPr>
-      <w:bookmarkStart w:id="61" w:name="__RefHeading___Toc1524_1888550335"/>
+      <w:bookmarkStart w:id="61" w:name="__RefHeading___Toc1524_4177824416"/>
       <w:bookmarkStart w:id="62" w:name="настройка-сервера"/>
       <w:bookmarkEnd w:id="61"/>
       <w:r>
@@ -5571,7 +5571,7 @@
         <w:pStyle w:val="Heading2"/>
         <w:rPr/>
       </w:pPr>
-      <w:bookmarkStart w:id="63" w:name="__RefHeading___Toc1526_1888550335"/>
+      <w:bookmarkStart w:id="63" w:name="__RefHeading___Toc1526_4177824416"/>
       <w:bookmarkEnd w:id="63"/>
       <w:r>
         <w:rPr>
@@ -6124,7 +6124,7 @@
         <w:pStyle w:val="Heading1"/>
         <w:rPr/>
       </w:pPr>
-      <w:bookmarkStart w:id="66" w:name="__RefHeading___Toc1528_1888550335"/>
+      <w:bookmarkStart w:id="66" w:name="__RefHeading___Toc1528_4177824416"/>
       <w:bookmarkEnd w:id="66"/>
       <w:r>
         <w:rPr>
@@ -6143,7 +6143,7 @@
         <w:pStyle w:val="Heading2"/>
         <w:rPr/>
       </w:pPr>
-      <w:bookmarkStart w:id="67" w:name="__RefHeading___Toc1530_1888550335"/>
+      <w:bookmarkStart w:id="67" w:name="__RefHeading___Toc1530_4177824416"/>
       <w:bookmarkStart w:id="68" w:name="требования-1"/>
       <w:bookmarkEnd w:id="67"/>
       <w:r>
@@ -6226,7 +6226,7 @@
         <w:pStyle w:val="Heading2"/>
         <w:rPr/>
       </w:pPr>
-      <w:bookmarkStart w:id="69" w:name="__RefHeading___Toc1532_1888550335"/>
+      <w:bookmarkStart w:id="69" w:name="__RefHeading___Toc1532_4177824416"/>
       <w:bookmarkStart w:id="70" w:name="установка"/>
       <w:bookmarkEnd w:id="69"/>
       <w:r>
@@ -6533,7 +6533,7 @@
         <w:pStyle w:val="Heading2"/>
         <w:rPr/>
       </w:pPr>
-      <w:bookmarkStart w:id="71" w:name="__RefHeading___Toc1534_1888550335"/>
+      <w:bookmarkStart w:id="71" w:name="__RefHeading___Toc1534_4177824416"/>
       <w:bookmarkStart w:id="72" w:name="служба-systemd"/>
       <w:bookmarkEnd w:id="71"/>
       <w:r>
@@ -7463,7 +7463,7 @@
         <w:pStyle w:val="Heading2"/>
         <w:rPr/>
       </w:pPr>
-      <w:bookmarkStart w:id="73" w:name="__RefHeading___Toc1536_1888550335"/>
+      <w:bookmarkStart w:id="73" w:name="__RefHeading___Toc1536_4177824416"/>
       <w:bookmarkStart w:id="74" w:name="обновление"/>
       <w:bookmarkEnd w:id="73"/>
       <w:r>
@@ -7597,7 +7597,7 @@
       </w:r>
       <w:r>
         <w:rPr/>
-        <w:t xml:space="preserve"> для связи с Jira; в 1.2.0 и 1.3.0 новых зависимостей нет).</w:t>
+        <w:t xml:space="preserve"> для связи с Jira; в 1.2.0–1.4.0 новых зависимостей нет).</w:t>
       </w:r>
     </w:p>
     <w:p>
@@ -7665,7 +7665,7 @@
         <w:pStyle w:val="Heading1"/>
         <w:rPr/>
       </w:pPr>
-      <w:bookmarkStart w:id="76" w:name="__RefHeading___Toc1538_1888550335"/>
+      <w:bookmarkStart w:id="76" w:name="__RefHeading___Toc1538_4177824416"/>
       <w:bookmarkStart w:id="77" w:name="резервное-копирование-и-восстановление"/>
       <w:bookmarkEnd w:id="76"/>
       <w:r>
@@ -7896,7 +7896,7 @@
         <w:pStyle w:val="Heading1"/>
         <w:rPr/>
       </w:pPr>
-      <w:bookmarkStart w:id="78" w:name="__RefHeading___Toc1540_1888550335"/>
+      <w:bookmarkStart w:id="78" w:name="__RefHeading___Toc1540_4177824416"/>
       <w:bookmarkStart w:id="79" w:name="сценарии-администратора"/>
       <w:bookmarkEnd w:id="78"/>
       <w:r>
@@ -7916,7 +7916,7 @@
         <w:pStyle w:val="Heading2"/>
         <w:rPr/>
       </w:pPr>
-      <w:bookmarkStart w:id="80" w:name="__RefHeading___Toc1542_1888550335"/>
+      <w:bookmarkStart w:id="80" w:name="__RefHeading___Toc1542_4177824416"/>
       <w:bookmarkStart w:id="81" w:name="сценарий-а1.-новый-проект"/>
       <w:bookmarkEnd w:id="80"/>
       <w:r>
@@ -8038,7 +8038,7 @@
         <w:pStyle w:val="Heading2"/>
         <w:rPr/>
       </w:pPr>
-      <w:bookmarkStart w:id="83" w:name="__RefHeading___Toc1544_1888550335"/>
+      <w:bookmarkStart w:id="83" w:name="__RefHeading___Toc1544_4177824416"/>
       <w:bookmarkStart w:id="84" w:name="сценарий-а2.-новый-сотрудник"/>
       <w:bookmarkEnd w:id="83"/>
       <w:r>
@@ -8113,7 +8113,7 @@
         <w:pStyle w:val="Heading2"/>
         <w:rPr/>
       </w:pPr>
-      <w:bookmarkStart w:id="86" w:name="__RefHeading___Toc1546_1888550335"/>
+      <w:bookmarkStart w:id="86" w:name="__RefHeading___Toc1546_4177824416"/>
       <w:bookmarkStart w:id="87" w:name="Xdac5262738a70cef597d2535e62f8ce80d4892e"/>
       <w:bookmarkEnd w:id="86"/>
       <w:r>
@@ -8174,7 +8174,7 @@
         <w:pStyle w:val="Heading2"/>
         <w:rPr/>
       </w:pPr>
-      <w:bookmarkStart w:id="89" w:name="__RefHeading___Toc1548_1888550335"/>
+      <w:bookmarkStart w:id="89" w:name="__RefHeading___Toc1548_4177824416"/>
       <w:bookmarkStart w:id="90" w:name="Xad674adc18c3900d6d31adc418d8d237a22893d"/>
       <w:bookmarkEnd w:id="89"/>
       <w:r>
@@ -8298,7 +8298,7 @@
         <w:pStyle w:val="Heading2"/>
         <w:rPr/>
       </w:pPr>
-      <w:bookmarkStart w:id="92" w:name="__RefHeading___Toc1550_1888550335"/>
+      <w:bookmarkStart w:id="92" w:name="__RefHeading___Toc1550_4177824416"/>
       <w:bookmarkStart w:id="93" w:name="сценарий-а5.-истёк-токен-jira"/>
       <w:bookmarkEnd w:id="92"/>
       <w:r>
@@ -8379,7 +8379,7 @@
         <w:pStyle w:val="Heading2"/>
         <w:rPr/>
       </w:pPr>
-      <w:bookmarkStart w:id="94" w:name="__RefHeading___Toc1552_1888550335"/>
+      <w:bookmarkStart w:id="94" w:name="__RefHeading___Toc1552_4177824416"/>
       <w:bookmarkStart w:id="95" w:name="сценарий-а6.-перенос-на-новый-сервер"/>
       <w:bookmarkEnd w:id="94"/>
       <w:r>
@@ -8485,7 +8485,7 @@
         <w:pStyle w:val="Heading1"/>
         <w:rPr/>
       </w:pPr>
-      <w:bookmarkStart w:id="98" w:name="__RefHeading___Toc1554_1888550335"/>
+      <w:bookmarkStart w:id="98" w:name="__RefHeading___Toc1554_4177824416"/>
       <w:bookmarkStart w:id="99" w:name="рекомендации-по-безопасности"/>
       <w:bookmarkEnd w:id="98"/>
       <w:r>
@@ -8656,7 +8656,7 @@
         <w:pStyle w:val="Heading1"/>
         <w:rPr/>
       </w:pPr>
-      <w:bookmarkStart w:id="101" w:name="__RefHeading___Toc1556_1888550335"/>
+      <w:bookmarkStart w:id="101" w:name="__RefHeading___Toc1556_4177824416"/>
       <w:bookmarkStart w:id="102" w:name="частые-вопросы"/>
       <w:bookmarkEnd w:id="101"/>
       <w:r>
@@ -8898,7 +8898,7 @@
         <w:color w:val="8A92A6"/>
         <w:sz w:val="16"/>
       </w:rPr>
-      <w:t xml:space="preserve">Burndown 1.3.0 · Руководство администратора · стр. </w:t>
+      <w:t xml:space="preserve">Burndown 1.4.0 · Руководство администратора · стр. </w:t>
     </w:r>
     <w:r>
       <w:rPr/>
@@ -8937,7 +8937,7 @@
         <w:color w:val="8A92A6"/>
         <w:sz w:val="16"/>
       </w:rPr>
-      <w:t xml:space="preserve">Burndown 1.3.0 · Руководство администратора · стр. </w:t>
+      <w:t xml:space="preserve">Burndown 1.4.0 · Руководство администратора · стр. </w:t>
     </w:r>
     <w:r>
       <w:rPr/>

--- a/docs/manuals/admin-guide.docx
+++ b/docs/manuals/admin-guide.docx
@@ -103,7 +103,7 @@
             </w:rPr>
             <w:fldChar w:fldCharType="separate"/>
           </w:r>
-          <w:hyperlink w:anchor="__RefHeading___Toc2212_1992228153">
+          <w:hyperlink w:anchor="__RefHeading___Toc2217_1631876698">
             <w:r>
               <w:rPr>
                 <w:webHidden/>
@@ -124,7 +124,7 @@
             </w:tabs>
             <w:rPr/>
           </w:pPr>
-          <w:hyperlink w:anchor="__RefHeading___Toc2214_1992228153">
+          <w:hyperlink w:anchor="__RefHeading___Toc2219_1631876698">
             <w:r>
               <w:rPr>
                 <w:webHidden/>
@@ -145,7 +145,7 @@
             </w:tabs>
             <w:rPr/>
           </w:pPr>
-          <w:hyperlink w:anchor="__RefHeading___Toc2216_1992228153">
+          <w:hyperlink w:anchor="__RefHeading___Toc2221_1631876698">
             <w:r>
               <w:rPr>
                 <w:webHidden/>
@@ -166,7 +166,7 @@
             </w:tabs>
             <w:rPr/>
           </w:pPr>
-          <w:hyperlink w:anchor="__RefHeading___Toc2218_1992228153">
+          <w:hyperlink w:anchor="__RefHeading___Toc2223_1631876698">
             <w:r>
               <w:rPr>
                 <w:webHidden/>
@@ -187,7 +187,7 @@
             </w:tabs>
             <w:rPr/>
           </w:pPr>
-          <w:hyperlink w:anchor="__RefHeading___Toc2220_1992228153">
+          <w:hyperlink w:anchor="__RefHeading___Toc2225_1631876698">
             <w:r>
               <w:rPr>
                 <w:webHidden/>
@@ -208,7 +208,7 @@
             </w:tabs>
             <w:rPr/>
           </w:pPr>
-          <w:hyperlink w:anchor="__RefHeading___Toc2222_1992228153">
+          <w:hyperlink w:anchor="__RefHeading___Toc2227_1631876698">
             <w:r>
               <w:rPr>
                 <w:webHidden/>
@@ -229,7 +229,7 @@
             </w:tabs>
             <w:rPr/>
           </w:pPr>
-          <w:hyperlink w:anchor="__RefHeading___Toc2224_1992228153">
+          <w:hyperlink w:anchor="__RefHeading___Toc2229_1631876698">
             <w:r>
               <w:rPr>
                 <w:webHidden/>
@@ -250,7 +250,7 @@
             </w:tabs>
             <w:rPr/>
           </w:pPr>
-          <w:hyperlink w:anchor="__RefHeading___Toc2226_1992228153">
+          <w:hyperlink w:anchor="__RefHeading___Toc2231_1631876698">
             <w:r>
               <w:rPr>
                 <w:webHidden/>
@@ -271,7 +271,7 @@
             </w:tabs>
             <w:rPr/>
           </w:pPr>
-          <w:hyperlink w:anchor="__RefHeading___Toc2228_1992228153">
+          <w:hyperlink w:anchor="__RefHeading___Toc2233_1631876698">
             <w:r>
               <w:rPr>
                 <w:webHidden/>
@@ -292,7 +292,7 @@
             </w:tabs>
             <w:rPr/>
           </w:pPr>
-          <w:hyperlink w:anchor="__RefHeading___Toc2230_1992228153">
+          <w:hyperlink w:anchor="__RefHeading___Toc2235_1631876698">
             <w:r>
               <w:rPr>
                 <w:webHidden/>
@@ -313,7 +313,7 @@
             </w:tabs>
             <w:rPr/>
           </w:pPr>
-          <w:hyperlink w:anchor="__RefHeading___Toc2232_1992228153">
+          <w:hyperlink w:anchor="__RefHeading___Toc2237_1631876698">
             <w:r>
               <w:rPr>
                 <w:webHidden/>
@@ -334,7 +334,7 @@
             </w:tabs>
             <w:rPr/>
           </w:pPr>
-          <w:hyperlink w:anchor="__RefHeading___Toc2234_1992228153">
+          <w:hyperlink w:anchor="__RefHeading___Toc2239_1631876698">
             <w:r>
               <w:rPr>
                 <w:webHidden/>
@@ -355,7 +355,7 @@
             </w:tabs>
             <w:rPr/>
           </w:pPr>
-          <w:hyperlink w:anchor="__RefHeading___Toc2236_1992228153">
+          <w:hyperlink w:anchor="__RefHeading___Toc2241_1631876698">
             <w:r>
               <w:rPr>
                 <w:webHidden/>
@@ -376,7 +376,7 @@
             </w:tabs>
             <w:rPr/>
           </w:pPr>
-          <w:hyperlink w:anchor="__RefHeading___Toc2238_1992228153">
+          <w:hyperlink w:anchor="__RefHeading___Toc2243_1631876698">
             <w:r>
               <w:rPr>
                 <w:webHidden/>
@@ -397,7 +397,7 @@
             </w:tabs>
             <w:rPr/>
           </w:pPr>
-          <w:hyperlink w:anchor="__RefHeading___Toc2240_1992228153">
+          <w:hyperlink w:anchor="__RefHeading___Toc2245_1631876698">
             <w:r>
               <w:rPr>
                 <w:webHidden/>
@@ -418,7 +418,7 @@
             </w:tabs>
             <w:rPr/>
           </w:pPr>
-          <w:hyperlink w:anchor="__RefHeading___Toc2242_1992228153">
+          <w:hyperlink w:anchor="__RefHeading___Toc2247_1631876698">
             <w:r>
               <w:rPr>
                 <w:webHidden/>
@@ -439,7 +439,7 @@
             </w:tabs>
             <w:rPr/>
           </w:pPr>
-          <w:hyperlink w:anchor="__RefHeading___Toc2244_1992228153">
+          <w:hyperlink w:anchor="__RefHeading___Toc2249_1631876698">
             <w:r>
               <w:rPr>
                 <w:webHidden/>
@@ -460,7 +460,7 @@
             </w:tabs>
             <w:rPr/>
           </w:pPr>
-          <w:hyperlink w:anchor="__RefHeading___Toc2246_1992228153">
+          <w:hyperlink w:anchor="__RefHeading___Toc2251_1631876698">
             <w:r>
               <w:rPr>
                 <w:webHidden/>
@@ -481,7 +481,7 @@
             </w:tabs>
             <w:rPr/>
           </w:pPr>
-          <w:hyperlink w:anchor="__RefHeading___Toc2248_1992228153">
+          <w:hyperlink w:anchor="__RefHeading___Toc2253_1631876698">
             <w:r>
               <w:rPr>
                 <w:webHidden/>
@@ -502,7 +502,7 @@
             </w:tabs>
             <w:rPr/>
           </w:pPr>
-          <w:hyperlink w:anchor="__RefHeading___Toc2250_1992228153">
+          <w:hyperlink w:anchor="__RefHeading___Toc2255_1631876698">
             <w:r>
               <w:rPr>
                 <w:webHidden/>
@@ -523,7 +523,7 @@
             </w:tabs>
             <w:rPr/>
           </w:pPr>
-          <w:hyperlink w:anchor="__RefHeading___Toc2252_1992228153">
+          <w:hyperlink w:anchor="__RefHeading___Toc2257_1631876698">
             <w:r>
               <w:rPr>
                 <w:webHidden/>
@@ -544,7 +544,7 @@
             </w:tabs>
             <w:rPr/>
           </w:pPr>
-          <w:hyperlink w:anchor="__RefHeading___Toc2254_1992228153">
+          <w:hyperlink w:anchor="__RefHeading___Toc2259_1631876698">
             <w:r>
               <w:rPr>
                 <w:webHidden/>
@@ -565,7 +565,7 @@
             </w:tabs>
             <w:rPr/>
           </w:pPr>
-          <w:hyperlink w:anchor="__RefHeading___Toc2256_1992228153">
+          <w:hyperlink w:anchor="__RefHeading___Toc2261_1631876698">
             <w:r>
               <w:rPr>
                 <w:webHidden/>
@@ -586,7 +586,7 @@
             </w:tabs>
             <w:rPr/>
           </w:pPr>
-          <w:hyperlink w:anchor="__RefHeading___Toc2258_1992228153">
+          <w:hyperlink w:anchor="__RefHeading___Toc2263_1631876698">
             <w:r>
               <w:rPr>
                 <w:webHidden/>
@@ -607,7 +607,7 @@
             </w:tabs>
             <w:rPr/>
           </w:pPr>
-          <w:hyperlink w:anchor="__RefHeading___Toc2260_1992228153">
+          <w:hyperlink w:anchor="__RefHeading___Toc2265_1631876698">
             <w:r>
               <w:rPr>
                 <w:webHidden/>
@@ -628,7 +628,7 @@
             </w:tabs>
             <w:rPr/>
           </w:pPr>
-          <w:hyperlink w:anchor="__RefHeading___Toc2262_1992228153">
+          <w:hyperlink w:anchor="__RefHeading___Toc2267_1631876698">
             <w:r>
               <w:rPr>
                 <w:webHidden/>
@@ -649,7 +649,7 @@
             </w:tabs>
             <w:rPr/>
           </w:pPr>
-          <w:hyperlink w:anchor="__RefHeading___Toc2264_1992228153">
+          <w:hyperlink w:anchor="__RefHeading___Toc2269_1631876698">
             <w:r>
               <w:rPr>
                 <w:webHidden/>
@@ -670,7 +670,7 @@
             </w:tabs>
             <w:rPr/>
           </w:pPr>
-          <w:hyperlink w:anchor="__RefHeading___Toc2266_1992228153">
+          <w:hyperlink w:anchor="__RefHeading___Toc2271_1631876698">
             <w:r>
               <w:rPr>
                 <w:webHidden/>
@@ -691,7 +691,7 @@
             </w:tabs>
             <w:rPr/>
           </w:pPr>
-          <w:hyperlink w:anchor="__RefHeading___Toc2268_1992228153">
+          <w:hyperlink w:anchor="__RefHeading___Toc2273_1631876698">
             <w:r>
               <w:rPr>
                 <w:webHidden/>
@@ -712,7 +712,7 @@
             </w:tabs>
             <w:rPr/>
           </w:pPr>
-          <w:hyperlink w:anchor="__RefHeading___Toc2270_1992228153">
+          <w:hyperlink w:anchor="__RefHeading___Toc2275_1631876698">
             <w:r>
               <w:rPr>
                 <w:webHidden/>
@@ -733,7 +733,7 @@
             </w:tabs>
             <w:rPr/>
           </w:pPr>
-          <w:hyperlink w:anchor="__RefHeading___Toc2272_1992228153">
+          <w:hyperlink w:anchor="__RefHeading___Toc2277_1631876698">
             <w:r>
               <w:rPr>
                 <w:webHidden/>
@@ -754,7 +754,7 @@
             </w:tabs>
             <w:rPr/>
           </w:pPr>
-          <w:hyperlink w:anchor="__RefHeading___Toc2274_1992228153">
+          <w:hyperlink w:anchor="__RefHeading___Toc2279_1631876698">
             <w:r>
               <w:rPr>
                 <w:webHidden/>
@@ -775,7 +775,7 @@
             </w:tabs>
             <w:rPr/>
           </w:pPr>
-          <w:hyperlink w:anchor="__RefHeading___Toc2276_1992228153">
+          <w:hyperlink w:anchor="__RefHeading___Toc2281_1631876698">
             <w:r>
               <w:rPr>
                 <w:webHidden/>
@@ -796,7 +796,7 @@
             </w:tabs>
             <w:rPr/>
           </w:pPr>
-          <w:hyperlink w:anchor="__RefHeading___Toc2278_1992228153">
+          <w:hyperlink w:anchor="__RefHeading___Toc2283_1631876698">
             <w:r>
               <w:rPr>
                 <w:webHidden/>
@@ -817,7 +817,7 @@
             </w:tabs>
             <w:rPr/>
           </w:pPr>
-          <w:hyperlink w:anchor="__RefHeading___Toc2280_1992228153">
+          <w:hyperlink w:anchor="__RefHeading___Toc2285_1631876698">
             <w:r>
               <w:rPr>
                 <w:webHidden/>
@@ -838,7 +838,7 @@
             </w:tabs>
             <w:rPr/>
           </w:pPr>
-          <w:hyperlink w:anchor="__RefHeading___Toc2282_1992228153">
+          <w:hyperlink w:anchor="__RefHeading___Toc2287_1631876698">
             <w:r>
               <w:rPr>
                 <w:webHidden/>
@@ -859,7 +859,7 @@
             </w:tabs>
             <w:rPr/>
           </w:pPr>
-          <w:hyperlink w:anchor="__RefHeading___Toc2284_1992228153">
+          <w:hyperlink w:anchor="__RefHeading___Toc2289_1631876698">
             <w:r>
               <w:rPr>
                 <w:webHidden/>
@@ -880,7 +880,7 @@
             </w:tabs>
             <w:rPr/>
           </w:pPr>
-          <w:hyperlink w:anchor="__RefHeading___Toc2286_1992228153">
+          <w:hyperlink w:anchor="__RefHeading___Toc2291_1631876698">
             <w:r>
               <w:rPr>
                 <w:webHidden/>
@@ -901,7 +901,7 @@
             </w:tabs>
             <w:rPr/>
           </w:pPr>
-          <w:hyperlink w:anchor="__RefHeading___Toc2288_1992228153">
+          <w:hyperlink w:anchor="__RefHeading___Toc2293_1631876698">
             <w:r>
               <w:rPr>
                 <w:webHidden/>
@@ -922,7 +922,7 @@
             </w:tabs>
             <w:rPr/>
           </w:pPr>
-          <w:hyperlink w:anchor="__RefHeading___Toc2290_1992228153">
+          <w:hyperlink w:anchor="__RefHeading___Toc2295_1631876698">
             <w:r>
               <w:rPr>
                 <w:webHidden/>
@@ -943,7 +943,7 @@
             </w:tabs>
             <w:rPr/>
           </w:pPr>
-          <w:hyperlink w:anchor="__RefHeading___Toc2292_1992228153">
+          <w:hyperlink w:anchor="__RefHeading___Toc2297_1631876698">
             <w:r>
               <w:rPr>
                 <w:webHidden/>
@@ -964,7 +964,7 @@
             </w:tabs>
             <w:rPr/>
           </w:pPr>
-          <w:hyperlink w:anchor="__RefHeading___Toc2294_1992228153">
+          <w:hyperlink w:anchor="__RefHeading___Toc2299_1631876698">
             <w:r>
               <w:rPr>
                 <w:webHidden/>
@@ -985,7 +985,7 @@
             </w:tabs>
             <w:rPr/>
           </w:pPr>
-          <w:hyperlink w:anchor="__RefHeading___Toc2296_1992228153">
+          <w:hyperlink w:anchor="__RefHeading___Toc2301_1631876698">
             <w:r>
               <w:rPr>
                 <w:webHidden/>
@@ -1006,7 +1006,7 @@
             </w:tabs>
             <w:rPr/>
           </w:pPr>
-          <w:hyperlink w:anchor="__RefHeading___Toc2298_1992228153">
+          <w:hyperlink w:anchor="__RefHeading___Toc2303_1631876698">
             <w:r>
               <w:rPr>
                 <w:webHidden/>
@@ -1027,7 +1027,7 @@
             </w:tabs>
             <w:rPr/>
           </w:pPr>
-          <w:hyperlink w:anchor="__RefHeading___Toc2300_1992228153">
+          <w:hyperlink w:anchor="__RefHeading___Toc2305_1631876698">
             <w:r>
               <w:rPr>
                 <w:webHidden/>
@@ -1048,7 +1048,7 @@
             </w:tabs>
             <w:rPr/>
           </w:pPr>
-          <w:hyperlink w:anchor="__RefHeading___Toc2302_1992228153">
+          <w:hyperlink w:anchor="__RefHeading___Toc2307_1631876698">
             <w:r>
               <w:rPr>
                 <w:webHidden/>
@@ -1069,7 +1069,7 @@
             </w:tabs>
             <w:rPr/>
           </w:pPr>
-          <w:hyperlink w:anchor="__RefHeading___Toc2304_1992228153">
+          <w:hyperlink w:anchor="__RefHeading___Toc2309_1631876698">
             <w:r>
               <w:rPr>
                 <w:webHidden/>
@@ -1090,7 +1090,7 @@
             </w:tabs>
             <w:rPr/>
           </w:pPr>
-          <w:hyperlink w:anchor="__RefHeading___Toc2306_1992228153">
+          <w:hyperlink w:anchor="__RefHeading___Toc2311_1631876698">
             <w:r>
               <w:rPr>
                 <w:webHidden/>
@@ -1111,7 +1111,7 @@
             </w:tabs>
             <w:rPr/>
           </w:pPr>
-          <w:hyperlink w:anchor="__RefHeading___Toc2308_1992228153">
+          <w:hyperlink w:anchor="__RefHeading___Toc2313_1631876698">
             <w:r>
               <w:rPr>
                 <w:webHidden/>
@@ -1132,7 +1132,7 @@
             </w:tabs>
             <w:rPr/>
           </w:pPr>
-          <w:hyperlink w:anchor="__RefHeading___Toc2310_1992228153">
+          <w:hyperlink w:anchor="__RefHeading___Toc2315_1631876698">
             <w:r>
               <w:rPr>
                 <w:webHidden/>
@@ -1153,7 +1153,7 @@
             </w:tabs>
             <w:rPr/>
           </w:pPr>
-          <w:hyperlink w:anchor="__RefHeading___Toc2312_1992228153">
+          <w:hyperlink w:anchor="__RefHeading___Toc2317_1631876698">
             <w:r>
               <w:rPr>
                 <w:webHidden/>
@@ -1174,7 +1174,7 @@
             </w:tabs>
             <w:rPr/>
           </w:pPr>
-          <w:hyperlink w:anchor="__RefHeading___Toc2314_1992228153">
+          <w:hyperlink w:anchor="__RefHeading___Toc2319_1631876698">
             <w:r>
               <w:rPr>
                 <w:webHidden/>
@@ -1199,7 +1199,7 @@
         <w:pStyle w:val="Heading1"/>
         <w:rPr/>
       </w:pPr>
-      <w:bookmarkStart w:id="0" w:name="__RefHeading___Toc2212_1992228153"/>
+      <w:bookmarkStart w:id="0" w:name="__RefHeading___Toc2217_1631876698"/>
       <w:bookmarkEnd w:id="0"/>
       <w:r>
         <w:rPr>
@@ -1730,7 +1730,7 @@
         <w:pStyle w:val="Heading1"/>
         <w:rPr/>
       </w:pPr>
-      <w:bookmarkStart w:id="2" w:name="__RefHeading___Toc2214_1992228153"/>
+      <w:bookmarkStart w:id="2" w:name="__RefHeading___Toc2219_1631876698"/>
       <w:bookmarkEnd w:id="2"/>
       <w:r>
         <w:rPr>
@@ -1749,7 +1749,7 @@
         <w:pStyle w:val="Heading2"/>
         <w:rPr/>
       </w:pPr>
-      <w:bookmarkStart w:id="3" w:name="__RefHeading___Toc2216_1992228153"/>
+      <w:bookmarkStart w:id="3" w:name="__RefHeading___Toc2221_1631876698"/>
       <w:bookmarkEnd w:id="3"/>
       <w:r>
         <w:rPr>
@@ -2233,7 +2233,7 @@
       </w:r>
       <w:r>
         <w:rPr/>
-        <w:t xml:space="preserve"> Подключение к Jira, почтовый сервер и Telegram-бот — по одной настройке на весь Burndown; их задаёт только администратор в разделе «Интеграции». Руководитель проекта видит, к какой Jira подключён Burndown, но не может сменить адрес, учётную запись или пароль. В проекте он настраивает только связки: кнопки среза (структура, задачи Jira для эпиков, поля), расписание автозаполнения и восстановление истории.</w:t>
+        <w:t xml:space="preserve"> Подключение к Jira, почтовый сервер и Telegram-бот — по одной настройке на весь Burndown; их задаёт только администратор в разделе «Интеграции». Руководитель проекта и пользователи видят только факт подключения — настроено оно или нет: адрес Jira, учётная запись, способ входа, почтовый сервер и имя бота им не показываются, а ошибки подключения приходят им без подробностей, с советом обратиться к администратору. В проекте он настраивает только связки: кнопки среза (структура, задачи Jira для эпиков, поля), расписание автозаполнения и восстановление истории.</w:t>
       </w:r>
     </w:p>
     <w:tbl>
@@ -2887,7 +2887,7 @@
         <w:pStyle w:val="Heading2"/>
         <w:rPr/>
       </w:pPr>
-      <w:bookmarkStart w:id="5" w:name="__RefHeading___Toc2218_1992228153"/>
+      <w:bookmarkStart w:id="5" w:name="__RefHeading___Toc2223_1631876698"/>
       <w:bookmarkEnd w:id="5"/>
       <w:r>
         <w:rPr>
@@ -2962,7 +2962,7 @@
         <w:pStyle w:val="Heading1"/>
         <w:rPr/>
       </w:pPr>
-      <w:bookmarkStart w:id="6" w:name="__RefHeading___Toc2220_1992228153"/>
+      <w:bookmarkStart w:id="6" w:name="__RefHeading___Toc2225_1631876698"/>
       <w:bookmarkStart w:id="7" w:name="первичная-настройка"/>
       <w:bookmarkEnd w:id="6"/>
       <w:r>
@@ -2982,7 +2982,7 @@
         <w:pStyle w:val="Heading2"/>
         <w:rPr/>
       </w:pPr>
-      <w:bookmarkStart w:id="8" w:name="__RefHeading___Toc2222_1992228153"/>
+      <w:bookmarkStart w:id="8" w:name="__RefHeading___Toc2227_1631876698"/>
       <w:bookmarkStart w:id="9" w:name="первый-вход"/>
       <w:bookmarkEnd w:id="8"/>
       <w:r>
@@ -3114,7 +3114,7 @@
         <w:pStyle w:val="Heading2"/>
         <w:rPr/>
       </w:pPr>
-      <w:bookmarkStart w:id="10" w:name="__RefHeading___Toc2224_1992228153"/>
+      <w:bookmarkStart w:id="10" w:name="__RefHeading___Toc2229_1631876698"/>
       <w:bookmarkStart w:id="11" w:name="порядок-настройки"/>
       <w:bookmarkEnd w:id="10"/>
       <w:r>
@@ -3261,7 +3261,7 @@
         <w:pStyle w:val="Heading2"/>
         <w:rPr/>
       </w:pPr>
-      <w:bookmarkStart w:id="12" w:name="__RefHeading___Toc2226_1992228153"/>
+      <w:bookmarkStart w:id="12" w:name="__RefHeading___Toc2231_1631876698"/>
       <w:bookmarkStart w:id="13" w:name="административные-разделы"/>
       <w:bookmarkEnd w:id="12"/>
       <w:r>
@@ -3395,7 +3395,7 @@
         <w:pStyle w:val="Heading1"/>
         <w:rPr/>
       </w:pPr>
-      <w:bookmarkStart w:id="16" w:name="__RefHeading___Toc2228_1992228153"/>
+      <w:bookmarkStart w:id="16" w:name="__RefHeading___Toc2233_1631876698"/>
       <w:bookmarkStart w:id="17" w:name="пользователи-и-доступ"/>
       <w:bookmarkEnd w:id="16"/>
       <w:r>
@@ -3415,7 +3415,7 @@
         <w:pStyle w:val="Heading2"/>
         <w:rPr/>
       </w:pPr>
-      <w:bookmarkStart w:id="18" w:name="__RefHeading___Toc2230_1992228153"/>
+      <w:bookmarkStart w:id="18" w:name="__RefHeading___Toc2235_1631876698"/>
       <w:bookmarkStart w:id="19" w:name="список-пользователей"/>
       <w:bookmarkEnd w:id="18"/>
       <w:r>
@@ -3542,7 +3542,7 @@
         <w:pStyle w:val="Heading2"/>
         <w:rPr/>
       </w:pPr>
-      <w:bookmarkStart w:id="21" w:name="__RefHeading___Toc2232_1992228153"/>
+      <w:bookmarkStart w:id="21" w:name="__RefHeading___Toc2237_1631876698"/>
       <w:bookmarkStart w:id="22" w:name="доступ-к-проектам"/>
       <w:bookmarkEnd w:id="21"/>
       <w:r>
@@ -3662,7 +3662,7 @@
         <w:pStyle w:val="Heading2"/>
         <w:rPr/>
       </w:pPr>
-      <w:bookmarkStart w:id="24" w:name="__RefHeading___Toc2234_1992228153"/>
+      <w:bookmarkStart w:id="24" w:name="__RefHeading___Toc2239_1631876698"/>
       <w:bookmarkStart w:id="25" w:name="создание-пользователя"/>
       <w:bookmarkEnd w:id="24"/>
       <w:r>
@@ -3806,7 +3806,7 @@
         <w:pStyle w:val="Heading2"/>
         <w:rPr/>
       </w:pPr>
-      <w:bookmarkStart w:id="27" w:name="__RefHeading___Toc2236_1992228153"/>
+      <w:bookmarkStart w:id="27" w:name="__RefHeading___Toc2241_1631876698"/>
       <w:bookmarkStart w:id="28" w:name="редактирование-и-удаление"/>
       <w:bookmarkEnd w:id="27"/>
       <w:r>
@@ -3917,7 +3917,7 @@
         <w:pStyle w:val="Heading1"/>
         <w:rPr/>
       </w:pPr>
-      <w:bookmarkStart w:id="31" w:name="__RefHeading___Toc2238_1992228153"/>
+      <w:bookmarkStart w:id="31" w:name="__RefHeading___Toc2243_1631876698"/>
       <w:bookmarkStart w:id="32" w:name="проекты"/>
       <w:bookmarkEnd w:id="31"/>
       <w:r>
@@ -4116,7 +4116,7 @@
         <w:pStyle w:val="Heading2"/>
         <w:rPr/>
       </w:pPr>
-      <w:bookmarkStart w:id="33" w:name="__RefHeading___Toc2240_1992228153"/>
+      <w:bookmarkStart w:id="33" w:name="__RefHeading___Toc2245_1631876698"/>
       <w:bookmarkStart w:id="34" w:name="экспорт-проекта-в-json"/>
       <w:bookmarkEnd w:id="33"/>
       <w:r>
@@ -4159,7 +4159,7 @@
         <w:pStyle w:val="Heading1"/>
         <w:rPr/>
       </w:pPr>
-      <w:bookmarkStart w:id="35" w:name="__RefHeading___Toc2242_1992228153"/>
+      <w:bookmarkStart w:id="35" w:name="__RefHeading___Toc2247_1631876698"/>
       <w:bookmarkStart w:id="36" w:name="реестр-изменений"/>
       <w:bookmarkEnd w:id="35"/>
       <w:r>
@@ -4323,7 +4323,7 @@
         <w:pStyle w:val="Heading2"/>
         <w:rPr/>
       </w:pPr>
-      <w:bookmarkStart w:id="37" w:name="__RefHeading___Toc2244_1992228153"/>
+      <w:bookmarkStart w:id="37" w:name="__RefHeading___Toc2249_1631876698"/>
       <w:bookmarkStart w:id="38" w:name="контроль-автозаполнения"/>
       <w:bookmarkEnd w:id="37"/>
       <w:r>
@@ -4443,7 +4443,7 @@
         <w:pStyle w:val="Heading1"/>
         <w:rPr/>
       </w:pPr>
-      <w:bookmarkStart w:id="39" w:name="__RefHeading___Toc2246_1992228153"/>
+      <w:bookmarkStart w:id="39" w:name="__RefHeading___Toc2251_1631876698"/>
       <w:bookmarkStart w:id="40" w:name="связь-с-jira"/>
       <w:bookmarkEnd w:id="39"/>
       <w:r>
@@ -4476,7 +4476,28 @@
       </w:r>
       <w:r>
         <w:rPr/>
-        <w:t>. Руководители проектов видят в разделе «Связь с Jira» своего проекта адрес Jira, способ входа и учётную запись (без пароля) и настраивают кнопки среза — какие задачи Jira относятся к эпикам. Пошаговая настройка кнопок и расписания описана в «Руководстве пользователя».</w:t>
+        <w:t>. Руководители проектов в разделе «Связь с Jira» своего проекта видят только, настроено ли подключение, и настраивают кнопки среза — какие задачи Jira относятся к эпикам.</w:t>
+      </w:r>
+    </w:p>
+    <w:p>
+      <w:pPr>
+        <w:pStyle w:val="BodyText"/>
+        <w:rPr/>
+      </w:pPr>
+      <w:r>
+        <w:rPr/>
+        <w:t xml:space="preserve">Когда срез или автозапуск у руководителя завершается ошибкой подключения, он видит её кратко, без адреса Jira: «Не удалось подключиться к Jira — сообщите администратору…». Причину с адресом и подробностями показывает </w:t>
+      </w:r>
+      <w:r>
+        <w:rPr>
+          <w:b/>
+          <w:bCs/>
+        </w:rPr>
+        <w:t>Проверить подключение</w:t>
+      </w:r>
+      <w:r>
+        <w:rPr/>
+        <w:t xml:space="preserve"> в «Интеграциях». Пошаговая настройка кнопок и расписания описана в «Руководстве пользователя».</w:t>
       </w:r>
     </w:p>
     <w:p>
@@ -4484,7 +4505,7 @@
         <w:pStyle w:val="Heading2"/>
         <w:rPr/>
       </w:pPr>
-      <w:bookmarkStart w:id="41" w:name="__RefHeading___Toc2248_1992228153"/>
+      <w:bookmarkStart w:id="41" w:name="__RefHeading___Toc2253_1631876698"/>
       <w:bookmarkStart w:id="42" w:name="X2406da844a2d5527154220bde6430d85601ffbe"/>
       <w:bookmarkEnd w:id="41"/>
       <w:r>
@@ -4982,7 +5003,7 @@
         <w:pStyle w:val="Heading2"/>
         <w:rPr/>
       </w:pPr>
-      <w:bookmarkStart w:id="43" w:name="__RefHeading___Toc2250_1992228153"/>
+      <w:bookmarkStart w:id="43" w:name="__RefHeading___Toc2255_1631876698"/>
       <w:bookmarkStart w:id="44" w:name="требования"/>
       <w:bookmarkEnd w:id="43"/>
       <w:r>
@@ -5523,7 +5544,7 @@
         <w:pStyle w:val="Heading2"/>
         <w:rPr/>
       </w:pPr>
-      <w:bookmarkStart w:id="46" w:name="__RefHeading___Toc2252_1992228153"/>
+      <w:bookmarkStart w:id="46" w:name="__RefHeading___Toc2257_1631876698"/>
       <w:bookmarkStart w:id="47" w:name="типы-подключения"/>
       <w:bookmarkEnd w:id="46"/>
       <w:r>
@@ -5999,7 +6020,7 @@
         <w:pStyle w:val="Heading2"/>
         <w:rPr/>
       </w:pPr>
-      <w:bookmarkStart w:id="49" w:name="__RefHeading___Toc2254_1992228153"/>
+      <w:bookmarkStart w:id="49" w:name="__RefHeading___Toc2259_1631876698"/>
       <w:bookmarkStart w:id="50" w:name="хранение-пароля-и-токена"/>
       <w:bookmarkEnd w:id="49"/>
       <w:r>
@@ -6167,7 +6188,7 @@
         <w:pStyle w:val="Heading2"/>
         <w:rPr/>
       </w:pPr>
-      <w:bookmarkStart w:id="51" w:name="__RefHeading___Toc2256_1992228153"/>
+      <w:bookmarkStart w:id="51" w:name="__RefHeading___Toc2261_1631876698"/>
       <w:bookmarkStart w:id="52" w:name="состав-эпиков-по-задачам"/>
       <w:bookmarkEnd w:id="51"/>
       <w:r>
@@ -6309,7 +6330,7 @@
         <w:pStyle w:val="Heading2"/>
         <w:rPr/>
       </w:pPr>
-      <w:bookmarkStart w:id="54" w:name="__RefHeading___Toc2258_1992228153"/>
+      <w:bookmarkStart w:id="54" w:name="__RefHeading___Toc2263_1631876698"/>
       <w:bookmarkStart w:id="55" w:name="восстановление-истории"/>
       <w:bookmarkEnd w:id="54"/>
       <w:r>
@@ -6477,7 +6498,7 @@
         <w:pStyle w:val="Heading1"/>
         <w:rPr/>
       </w:pPr>
-      <w:bookmarkStart w:id="56" w:name="__RefHeading___Toc2260_1992228153"/>
+      <w:bookmarkStart w:id="56" w:name="__RefHeading___Toc2265_1631876698"/>
       <w:bookmarkEnd w:id="56"/>
       <w:r>
         <w:rPr>
@@ -6496,7 +6517,7 @@
         <w:pStyle w:val="Heading2"/>
         <w:rPr/>
       </w:pPr>
-      <w:bookmarkStart w:id="57" w:name="__RefHeading___Toc2262_1992228153"/>
+      <w:bookmarkStart w:id="57" w:name="__RefHeading___Toc2267_1631876698"/>
       <w:bookmarkStart w:id="58" w:name="как-это-работает"/>
       <w:bookmarkEnd w:id="57"/>
       <w:r>
@@ -6672,7 +6693,7 @@
         <w:pStyle w:val="Heading2"/>
         <w:rPr/>
       </w:pPr>
-      <w:bookmarkStart w:id="60" w:name="__RefHeading___Toc2264_1992228153"/>
+      <w:bookmarkStart w:id="60" w:name="__RefHeading___Toc2269_1631876698"/>
       <w:bookmarkStart w:id="61" w:name="настройка-сервера"/>
       <w:bookmarkEnd w:id="60"/>
       <w:r>
@@ -6977,7 +6998,7 @@
         <w:pStyle w:val="Heading2"/>
         <w:rPr/>
       </w:pPr>
-      <w:bookmarkStart w:id="62" w:name="__RefHeading___Toc2266_1992228153"/>
+      <w:bookmarkStart w:id="62" w:name="__RefHeading___Toc2271_1631876698"/>
       <w:bookmarkEnd w:id="62"/>
       <w:r>
         <w:rPr>
@@ -7599,7 +7620,7 @@
         <w:pStyle w:val="Heading1"/>
         <w:rPr/>
       </w:pPr>
-      <w:bookmarkStart w:id="65" w:name="__RefHeading___Toc2268_1992228153"/>
+      <w:bookmarkStart w:id="65" w:name="__RefHeading___Toc2273_1631876698"/>
       <w:bookmarkEnd w:id="65"/>
       <w:r>
         <w:rPr>
@@ -7695,7 +7716,7 @@
         <w:pStyle w:val="Heading2"/>
         <w:rPr/>
       </w:pPr>
-      <w:bookmarkStart w:id="66" w:name="__RefHeading___Toc2270_1992228153"/>
+      <w:bookmarkStart w:id="66" w:name="__RefHeading___Toc2275_1631876698"/>
       <w:bookmarkStart w:id="67" w:name="почта-smtp"/>
       <w:bookmarkEnd w:id="66"/>
       <w:r>
@@ -8209,7 +8230,7 @@
         <w:pStyle w:val="Heading2"/>
         <w:rPr/>
       </w:pPr>
-      <w:bookmarkStart w:id="69" w:name="__RefHeading___Toc2272_1992228153"/>
+      <w:bookmarkStart w:id="69" w:name="__RefHeading___Toc2277_1631876698"/>
       <w:bookmarkStart w:id="70" w:name="telegram-бот"/>
       <w:bookmarkEnd w:id="69"/>
       <w:r>
@@ -8385,7 +8406,7 @@
         <w:pStyle w:val="Heading2"/>
         <w:rPr/>
       </w:pPr>
-      <w:bookmarkStart w:id="71" w:name="__RefHeading___Toc2274_1992228153"/>
+      <w:bookmarkStart w:id="71" w:name="__RefHeading___Toc2279_1631876698"/>
       <w:bookmarkStart w:id="72" w:name="адрес-burndown"/>
       <w:bookmarkEnd w:id="71"/>
       <w:r>
@@ -8433,7 +8454,7 @@
         <w:pStyle w:val="Heading2"/>
         <w:rPr/>
       </w:pPr>
-      <w:bookmarkStart w:id="73" w:name="__RefHeading___Toc2276_1992228153"/>
+      <w:bookmarkStart w:id="73" w:name="__RefHeading___Toc2281_1631876698"/>
       <w:bookmarkStart w:id="74" w:name="журнал-отправок"/>
       <w:bookmarkEnd w:id="73"/>
       <w:r>
@@ -8521,7 +8542,7 @@
         <w:pStyle w:val="Heading2"/>
         <w:rPr/>
       </w:pPr>
-      <w:bookmarkStart w:id="76" w:name="__RefHeading___Toc2278_1992228153"/>
+      <w:bookmarkStart w:id="76" w:name="__RefHeading___Toc2283_1631876698"/>
       <w:bookmarkStart w:id="77" w:name="как-работают-рассылки"/>
       <w:bookmarkEnd w:id="76"/>
       <w:r>
@@ -8636,7 +8657,7 @@
         <w:pStyle w:val="Heading2"/>
         <w:rPr/>
       </w:pPr>
-      <w:bookmarkStart w:id="78" w:name="__RefHeading___Toc2280_1992228153"/>
+      <w:bookmarkStart w:id="78" w:name="__RefHeading___Toc2285_1631876698"/>
       <w:bookmarkStart w:id="79" w:name="требования-к-сети"/>
       <w:bookmarkEnd w:id="78"/>
       <w:r>
@@ -8720,7 +8741,7 @@
         <w:pStyle w:val="Heading2"/>
         <w:rPr/>
       </w:pPr>
-      <w:bookmarkStart w:id="81" w:name="__RefHeading___Toc2282_1992228153"/>
+      <w:bookmarkStart w:id="81" w:name="__RefHeading___Toc2287_1631876698"/>
       <w:bookmarkEnd w:id="81"/>
       <w:r>
         <w:rPr>
@@ -9417,7 +9438,7 @@
         <w:pStyle w:val="Heading1"/>
         <w:rPr/>
       </w:pPr>
-      <w:bookmarkStart w:id="83" w:name="__RefHeading___Toc2284_1992228153"/>
+      <w:bookmarkStart w:id="83" w:name="__RefHeading___Toc2289_1631876698"/>
       <w:bookmarkEnd w:id="83"/>
       <w:r>
         <w:rPr>
@@ -9436,7 +9457,7 @@
         <w:pStyle w:val="Heading2"/>
         <w:rPr/>
       </w:pPr>
-      <w:bookmarkStart w:id="84" w:name="__RefHeading___Toc2286_1992228153"/>
+      <w:bookmarkStart w:id="84" w:name="__RefHeading___Toc2291_1631876698"/>
       <w:bookmarkStart w:id="85" w:name="требования-1"/>
       <w:bookmarkEnd w:id="84"/>
       <w:r>
@@ -9529,7 +9550,7 @@
         <w:pStyle w:val="Heading2"/>
         <w:rPr/>
       </w:pPr>
-      <w:bookmarkStart w:id="86" w:name="__RefHeading___Toc2288_1992228153"/>
+      <w:bookmarkStart w:id="86" w:name="__RefHeading___Toc2293_1631876698"/>
       <w:bookmarkStart w:id="87" w:name="установка"/>
       <w:bookmarkEnd w:id="86"/>
       <w:r>
@@ -9836,7 +9857,7 @@
         <w:pStyle w:val="Heading2"/>
         <w:rPr/>
       </w:pPr>
-      <w:bookmarkStart w:id="88" w:name="__RefHeading___Toc2290_1992228153"/>
+      <w:bookmarkStart w:id="88" w:name="__RefHeading___Toc2295_1631876698"/>
       <w:bookmarkStart w:id="89" w:name="служба-systemd"/>
       <w:bookmarkEnd w:id="88"/>
       <w:r>
@@ -10890,7 +10911,7 @@
         <w:pStyle w:val="Heading2"/>
         <w:rPr/>
       </w:pPr>
-      <w:bookmarkStart w:id="90" w:name="__RefHeading___Toc2292_1992228153"/>
+      <w:bookmarkStart w:id="90" w:name="__RefHeading___Toc2297_1631876698"/>
       <w:bookmarkStart w:id="91" w:name="обновление"/>
       <w:bookmarkEnd w:id="90"/>
       <w:r>
@@ -11122,7 +11143,7 @@
         <w:pStyle w:val="Heading1"/>
         <w:rPr/>
       </w:pPr>
-      <w:bookmarkStart w:id="93" w:name="__RefHeading___Toc2294_1992228153"/>
+      <w:bookmarkStart w:id="93" w:name="__RefHeading___Toc2299_1631876698"/>
       <w:bookmarkStart w:id="94" w:name="резервное-копирование-и-восстановление"/>
       <w:bookmarkEnd w:id="93"/>
       <w:r>
@@ -11353,7 +11374,7 @@
         <w:pStyle w:val="Heading1"/>
         <w:rPr/>
       </w:pPr>
-      <w:bookmarkStart w:id="95" w:name="__RefHeading___Toc2296_1992228153"/>
+      <w:bookmarkStart w:id="95" w:name="__RefHeading___Toc2301_1631876698"/>
       <w:bookmarkStart w:id="96" w:name="сценарии-администратора"/>
       <w:bookmarkEnd w:id="95"/>
       <w:r>
@@ -11373,7 +11394,7 @@
         <w:pStyle w:val="Heading2"/>
         <w:rPr/>
       </w:pPr>
-      <w:bookmarkStart w:id="97" w:name="__RefHeading___Toc2298_1992228153"/>
+      <w:bookmarkStart w:id="97" w:name="__RefHeading___Toc2303_1631876698"/>
       <w:bookmarkStart w:id="98" w:name="сценарий-а1.-новый-проект"/>
       <w:bookmarkEnd w:id="97"/>
       <w:r>
@@ -11495,7 +11516,7 @@
         <w:pStyle w:val="Heading2"/>
         <w:rPr/>
       </w:pPr>
-      <w:bookmarkStart w:id="100" w:name="__RefHeading___Toc2300_1992228153"/>
+      <w:bookmarkStart w:id="100" w:name="__RefHeading___Toc2305_1631876698"/>
       <w:bookmarkStart w:id="101" w:name="сценарий-а2.-новый-сотрудник"/>
       <w:bookmarkEnd w:id="100"/>
       <w:r>
@@ -11570,7 +11591,7 @@
         <w:pStyle w:val="Heading2"/>
         <w:rPr/>
       </w:pPr>
-      <w:bookmarkStart w:id="103" w:name="__RefHeading___Toc2302_1992228153"/>
+      <w:bookmarkStart w:id="103" w:name="__RefHeading___Toc2307_1631876698"/>
       <w:bookmarkStart w:id="104" w:name="Xdac5262738a70cef597d2535e62f8ce80d4892e"/>
       <w:bookmarkEnd w:id="103"/>
       <w:r>
@@ -11631,7 +11652,7 @@
         <w:pStyle w:val="Heading2"/>
         <w:rPr/>
       </w:pPr>
-      <w:bookmarkStart w:id="106" w:name="__RefHeading___Toc2304_1992228153"/>
+      <w:bookmarkStart w:id="106" w:name="__RefHeading___Toc2309_1631876698"/>
       <w:bookmarkStart w:id="107" w:name="Xf6a42903ac9f7ae3ced517eeec32f29cd1851f3"/>
       <w:bookmarkEnd w:id="106"/>
       <w:r>
@@ -11752,7 +11773,7 @@
       </w:pPr>
       <w:r>
         <w:rPr/>
-        <w:t>Сообщить руководителям проектов, что Jira подключена: в «Связи с Jira» их проектов появится «✓ Подключено».</w:t>
+        <w:t>Сообщить руководителям проектов, что Jira подключена: в «Связи с Jira» их проектов появится «✓ Подключение к Jira настроено».</w:t>
       </w:r>
     </w:p>
     <w:p>
@@ -11776,7 +11797,7 @@
         <w:pStyle w:val="Heading2"/>
         <w:rPr/>
       </w:pPr>
-      <w:bookmarkStart w:id="109" w:name="__RefHeading___Toc2306_1992228153"/>
+      <w:bookmarkStart w:id="109" w:name="__RefHeading___Toc2311_1631876698"/>
       <w:bookmarkStart w:id="110" w:name="X0cc92bf4f02c7a16cd87f905d545b343074f0bf"/>
       <w:bookmarkEnd w:id="109"/>
       <w:r>
@@ -11802,7 +11823,7 @@
       </w:pPr>
       <w:r>
         <w:rPr/>
-        <w:t>В карточке автозаполнения или при срезе — «Jira отклонила логин/токен (401)»; подписчики оповещения «Автозаполнение не выполнено» получают сообщение.</w:t>
+        <w:t>В карточке автозаполнения или при срезе — «Jira отклонила логин или пароль подключения (401)»; подписчики оповещения «Автозаполнение не выполнено» получают сообщение.</w:t>
       </w:r>
     </w:p>
     <w:p>
@@ -11872,7 +11893,7 @@
         <w:pStyle w:val="Heading2"/>
         <w:rPr/>
       </w:pPr>
-      <w:bookmarkStart w:id="111" w:name="__RefHeading___Toc2308_1992228153"/>
+      <w:bookmarkStart w:id="111" w:name="__RefHeading___Toc2313_1631876698"/>
       <w:bookmarkStart w:id="112" w:name="сценарий-а6.-перенос-на-новый-сервер"/>
       <w:bookmarkEnd w:id="111"/>
       <w:r>
@@ -11976,7 +11997,7 @@
         <w:pStyle w:val="Heading2"/>
         <w:rPr/>
       </w:pPr>
-      <w:bookmarkStart w:id="114" w:name="__RefHeading___Toc2310_1992228153"/>
+      <w:bookmarkStart w:id="114" w:name="__RefHeading___Toc2315_1631876698"/>
       <w:bookmarkStart w:id="115" w:name="сценарий-а7.-подключение-рассылок"/>
       <w:bookmarkEnd w:id="114"/>
       <w:r>
@@ -12194,7 +12215,7 @@
         <w:pStyle w:val="Heading1"/>
         <w:rPr/>
       </w:pPr>
-      <w:bookmarkStart w:id="118" w:name="__RefHeading___Toc2312_1992228153"/>
+      <w:bookmarkStart w:id="118" w:name="__RefHeading___Toc2317_1631876698"/>
       <w:bookmarkStart w:id="119" w:name="рекомендации-по-безопасности"/>
       <w:bookmarkEnd w:id="118"/>
       <w:r>
@@ -12455,7 +12476,7 @@
         <w:pStyle w:val="Heading1"/>
         <w:rPr/>
       </w:pPr>
-      <w:bookmarkStart w:id="121" w:name="__RefHeading___Toc2314_1992228153"/>
+      <w:bookmarkStart w:id="121" w:name="__RefHeading___Toc2319_1631876698"/>
       <w:bookmarkStart w:id="122" w:name="частые-вопросы"/>
       <w:bookmarkEnd w:id="121"/>
       <w:r>

--- a/docs/manuals/admin-guide.docx
+++ b/docs/manuals/admin-guide.docx
@@ -23,7 +23,7 @@
       </w:pPr>
       <w:r>
         <w:rPr/>
-        <w:t>Версия 1.6.0</w:t>
+        <w:t>Версия 1.6.1</w:t>
       </w:r>
     </w:p>
     <w:p>
@@ -103,7 +103,7 @@
             </w:rPr>
             <w:fldChar w:fldCharType="separate"/>
           </w:r>
-          <w:hyperlink w:anchor="__RefHeading___Toc2217_1631876698">
+          <w:hyperlink w:anchor="__RefHeading___Toc2233_1860717653">
             <w:r>
               <w:rPr>
                 <w:webHidden/>
@@ -124,7 +124,7 @@
             </w:tabs>
             <w:rPr/>
           </w:pPr>
-          <w:hyperlink w:anchor="__RefHeading___Toc2219_1631876698">
+          <w:hyperlink w:anchor="__RefHeading___Toc2235_1860717653">
             <w:r>
               <w:rPr>
                 <w:webHidden/>
@@ -145,7 +145,7 @@
             </w:tabs>
             <w:rPr/>
           </w:pPr>
-          <w:hyperlink w:anchor="__RefHeading___Toc2221_1631876698">
+          <w:hyperlink w:anchor="__RefHeading___Toc2237_1860717653">
             <w:r>
               <w:rPr>
                 <w:webHidden/>
@@ -166,7 +166,7 @@
             </w:tabs>
             <w:rPr/>
           </w:pPr>
-          <w:hyperlink w:anchor="__RefHeading___Toc2223_1631876698">
+          <w:hyperlink w:anchor="__RefHeading___Toc2239_1860717653">
             <w:r>
               <w:rPr>
                 <w:webHidden/>
@@ -187,7 +187,7 @@
             </w:tabs>
             <w:rPr/>
           </w:pPr>
-          <w:hyperlink w:anchor="__RefHeading___Toc2225_1631876698">
+          <w:hyperlink w:anchor="__RefHeading___Toc2241_1860717653">
             <w:r>
               <w:rPr>
                 <w:webHidden/>
@@ -208,7 +208,7 @@
             </w:tabs>
             <w:rPr/>
           </w:pPr>
-          <w:hyperlink w:anchor="__RefHeading___Toc2227_1631876698">
+          <w:hyperlink w:anchor="__RefHeading___Toc2243_1860717653">
             <w:r>
               <w:rPr>
                 <w:webHidden/>
@@ -229,7 +229,7 @@
             </w:tabs>
             <w:rPr/>
           </w:pPr>
-          <w:hyperlink w:anchor="__RefHeading___Toc2229_1631876698">
+          <w:hyperlink w:anchor="__RefHeading___Toc2245_1860717653">
             <w:r>
               <w:rPr>
                 <w:webHidden/>
@@ -250,7 +250,7 @@
             </w:tabs>
             <w:rPr/>
           </w:pPr>
-          <w:hyperlink w:anchor="__RefHeading___Toc2231_1631876698">
+          <w:hyperlink w:anchor="__RefHeading___Toc2247_1860717653">
             <w:r>
               <w:rPr>
                 <w:webHidden/>
@@ -271,7 +271,7 @@
             </w:tabs>
             <w:rPr/>
           </w:pPr>
-          <w:hyperlink w:anchor="__RefHeading___Toc2233_1631876698">
+          <w:hyperlink w:anchor="__RefHeading___Toc2249_1860717653">
             <w:r>
               <w:rPr>
                 <w:webHidden/>
@@ -292,7 +292,7 @@
             </w:tabs>
             <w:rPr/>
           </w:pPr>
-          <w:hyperlink w:anchor="__RefHeading___Toc2235_1631876698">
+          <w:hyperlink w:anchor="__RefHeading___Toc2251_1860717653">
             <w:r>
               <w:rPr>
                 <w:webHidden/>
@@ -313,7 +313,7 @@
             </w:tabs>
             <w:rPr/>
           </w:pPr>
-          <w:hyperlink w:anchor="__RefHeading___Toc2237_1631876698">
+          <w:hyperlink w:anchor="__RefHeading___Toc2253_1860717653">
             <w:r>
               <w:rPr>
                 <w:webHidden/>
@@ -334,7 +334,7 @@
             </w:tabs>
             <w:rPr/>
           </w:pPr>
-          <w:hyperlink w:anchor="__RefHeading___Toc2239_1631876698">
+          <w:hyperlink w:anchor="__RefHeading___Toc2255_1860717653">
             <w:r>
               <w:rPr>
                 <w:webHidden/>
@@ -355,7 +355,7 @@
             </w:tabs>
             <w:rPr/>
           </w:pPr>
-          <w:hyperlink w:anchor="__RefHeading___Toc2241_1631876698">
+          <w:hyperlink w:anchor="__RefHeading___Toc2257_1860717653">
             <w:r>
               <w:rPr>
                 <w:webHidden/>
@@ -376,7 +376,7 @@
             </w:tabs>
             <w:rPr/>
           </w:pPr>
-          <w:hyperlink w:anchor="__RefHeading___Toc2243_1631876698">
+          <w:hyperlink w:anchor="__RefHeading___Toc2259_1860717653">
             <w:r>
               <w:rPr>
                 <w:webHidden/>
@@ -397,7 +397,7 @@
             </w:tabs>
             <w:rPr/>
           </w:pPr>
-          <w:hyperlink w:anchor="__RefHeading___Toc2245_1631876698">
+          <w:hyperlink w:anchor="__RefHeading___Toc2261_1860717653">
             <w:r>
               <w:rPr>
                 <w:webHidden/>
@@ -418,7 +418,7 @@
             </w:tabs>
             <w:rPr/>
           </w:pPr>
-          <w:hyperlink w:anchor="__RefHeading___Toc2247_1631876698">
+          <w:hyperlink w:anchor="__RefHeading___Toc2263_1860717653">
             <w:r>
               <w:rPr>
                 <w:webHidden/>
@@ -439,7 +439,7 @@
             </w:tabs>
             <w:rPr/>
           </w:pPr>
-          <w:hyperlink w:anchor="__RefHeading___Toc2249_1631876698">
+          <w:hyperlink w:anchor="__RefHeading___Toc2265_1860717653">
             <w:r>
               <w:rPr>
                 <w:webHidden/>
@@ -460,7 +460,7 @@
             </w:tabs>
             <w:rPr/>
           </w:pPr>
-          <w:hyperlink w:anchor="__RefHeading___Toc2251_1631876698">
+          <w:hyperlink w:anchor="__RefHeading___Toc2267_1860717653">
             <w:r>
               <w:rPr>
                 <w:webHidden/>
@@ -481,7 +481,7 @@
             </w:tabs>
             <w:rPr/>
           </w:pPr>
-          <w:hyperlink w:anchor="__RefHeading___Toc2253_1631876698">
+          <w:hyperlink w:anchor="__RefHeading___Toc2269_1860717653">
             <w:r>
               <w:rPr>
                 <w:webHidden/>
@@ -502,7 +502,7 @@
             </w:tabs>
             <w:rPr/>
           </w:pPr>
-          <w:hyperlink w:anchor="__RefHeading___Toc2255_1631876698">
+          <w:hyperlink w:anchor="__RefHeading___Toc2271_1860717653">
             <w:r>
               <w:rPr>
                 <w:webHidden/>
@@ -523,7 +523,7 @@
             </w:tabs>
             <w:rPr/>
           </w:pPr>
-          <w:hyperlink w:anchor="__RefHeading___Toc2257_1631876698">
+          <w:hyperlink w:anchor="__RefHeading___Toc2273_1860717653">
             <w:r>
               <w:rPr>
                 <w:webHidden/>
@@ -544,7 +544,7 @@
             </w:tabs>
             <w:rPr/>
           </w:pPr>
-          <w:hyperlink w:anchor="__RefHeading___Toc2259_1631876698">
+          <w:hyperlink w:anchor="__RefHeading___Toc2275_1860717653">
             <w:r>
               <w:rPr>
                 <w:webHidden/>
@@ -565,7 +565,7 @@
             </w:tabs>
             <w:rPr/>
           </w:pPr>
-          <w:hyperlink w:anchor="__RefHeading___Toc2261_1631876698">
+          <w:hyperlink w:anchor="__RefHeading___Toc2277_1860717653">
             <w:r>
               <w:rPr>
                 <w:webHidden/>
@@ -586,7 +586,7 @@
             </w:tabs>
             <w:rPr/>
           </w:pPr>
-          <w:hyperlink w:anchor="__RefHeading___Toc2263_1631876698">
+          <w:hyperlink w:anchor="__RefHeading___Toc2279_1860717653">
             <w:r>
               <w:rPr>
                 <w:webHidden/>
@@ -607,7 +607,7 @@
             </w:tabs>
             <w:rPr/>
           </w:pPr>
-          <w:hyperlink w:anchor="__RefHeading___Toc2265_1631876698">
+          <w:hyperlink w:anchor="__RefHeading___Toc2281_1860717653">
             <w:r>
               <w:rPr>
                 <w:webHidden/>
@@ -628,7 +628,7 @@
             </w:tabs>
             <w:rPr/>
           </w:pPr>
-          <w:hyperlink w:anchor="__RefHeading___Toc2267_1631876698">
+          <w:hyperlink w:anchor="__RefHeading___Toc2283_1860717653">
             <w:r>
               <w:rPr>
                 <w:webHidden/>
@@ -649,7 +649,7 @@
             </w:tabs>
             <w:rPr/>
           </w:pPr>
-          <w:hyperlink w:anchor="__RefHeading___Toc2269_1631876698">
+          <w:hyperlink w:anchor="__RefHeading___Toc2285_1860717653">
             <w:r>
               <w:rPr>
                 <w:webHidden/>
@@ -670,7 +670,7 @@
             </w:tabs>
             <w:rPr/>
           </w:pPr>
-          <w:hyperlink w:anchor="__RefHeading___Toc2271_1631876698">
+          <w:hyperlink w:anchor="__RefHeading___Toc2287_1860717653">
             <w:r>
               <w:rPr>
                 <w:webHidden/>
@@ -691,7 +691,7 @@
             </w:tabs>
             <w:rPr/>
           </w:pPr>
-          <w:hyperlink w:anchor="__RefHeading___Toc2273_1631876698">
+          <w:hyperlink w:anchor="__RefHeading___Toc2289_1860717653">
             <w:r>
               <w:rPr>
                 <w:webHidden/>
@@ -712,7 +712,7 @@
             </w:tabs>
             <w:rPr/>
           </w:pPr>
-          <w:hyperlink w:anchor="__RefHeading___Toc2275_1631876698">
+          <w:hyperlink w:anchor="__RefHeading___Toc2291_1860717653">
             <w:r>
               <w:rPr>
                 <w:webHidden/>
@@ -733,7 +733,7 @@
             </w:tabs>
             <w:rPr/>
           </w:pPr>
-          <w:hyperlink w:anchor="__RefHeading___Toc2277_1631876698">
+          <w:hyperlink w:anchor="__RefHeading___Toc2293_1860717653">
             <w:r>
               <w:rPr>
                 <w:webHidden/>
@@ -754,7 +754,7 @@
             </w:tabs>
             <w:rPr/>
           </w:pPr>
-          <w:hyperlink w:anchor="__RefHeading___Toc2279_1631876698">
+          <w:hyperlink w:anchor="__RefHeading___Toc2295_1860717653">
             <w:r>
               <w:rPr>
                 <w:webHidden/>
@@ -775,7 +775,7 @@
             </w:tabs>
             <w:rPr/>
           </w:pPr>
-          <w:hyperlink w:anchor="__RefHeading___Toc2281_1631876698">
+          <w:hyperlink w:anchor="__RefHeading___Toc2297_1860717653">
             <w:r>
               <w:rPr>
                 <w:webHidden/>
@@ -796,7 +796,7 @@
             </w:tabs>
             <w:rPr/>
           </w:pPr>
-          <w:hyperlink w:anchor="__RefHeading___Toc2283_1631876698">
+          <w:hyperlink w:anchor="__RefHeading___Toc2299_1860717653">
             <w:r>
               <w:rPr>
                 <w:webHidden/>
@@ -817,7 +817,7 @@
             </w:tabs>
             <w:rPr/>
           </w:pPr>
-          <w:hyperlink w:anchor="__RefHeading___Toc2285_1631876698">
+          <w:hyperlink w:anchor="__RefHeading___Toc2301_1860717653">
             <w:r>
               <w:rPr>
                 <w:webHidden/>
@@ -838,7 +838,7 @@
             </w:tabs>
             <w:rPr/>
           </w:pPr>
-          <w:hyperlink w:anchor="__RefHeading___Toc2287_1631876698">
+          <w:hyperlink w:anchor="__RefHeading___Toc2303_1860717653">
             <w:r>
               <w:rPr>
                 <w:webHidden/>
@@ -859,7 +859,7 @@
             </w:tabs>
             <w:rPr/>
           </w:pPr>
-          <w:hyperlink w:anchor="__RefHeading___Toc2289_1631876698">
+          <w:hyperlink w:anchor="__RefHeading___Toc2305_1860717653">
             <w:r>
               <w:rPr>
                 <w:webHidden/>
@@ -880,7 +880,7 @@
             </w:tabs>
             <w:rPr/>
           </w:pPr>
-          <w:hyperlink w:anchor="__RefHeading___Toc2291_1631876698">
+          <w:hyperlink w:anchor="__RefHeading___Toc2307_1860717653">
             <w:r>
               <w:rPr>
                 <w:webHidden/>
@@ -901,7 +901,7 @@
             </w:tabs>
             <w:rPr/>
           </w:pPr>
-          <w:hyperlink w:anchor="__RefHeading___Toc2293_1631876698">
+          <w:hyperlink w:anchor="__RefHeading___Toc2309_1860717653">
             <w:r>
               <w:rPr>
                 <w:webHidden/>
@@ -922,7 +922,7 @@
             </w:tabs>
             <w:rPr/>
           </w:pPr>
-          <w:hyperlink w:anchor="__RefHeading___Toc2295_1631876698">
+          <w:hyperlink w:anchor="__RefHeading___Toc2311_1860717653">
             <w:r>
               <w:rPr>
                 <w:webHidden/>
@@ -943,7 +943,7 @@
             </w:tabs>
             <w:rPr/>
           </w:pPr>
-          <w:hyperlink w:anchor="__RefHeading___Toc2297_1631876698">
+          <w:hyperlink w:anchor="__RefHeading___Toc2313_1860717653">
             <w:r>
               <w:rPr>
                 <w:webHidden/>
@@ -964,7 +964,7 @@
             </w:tabs>
             <w:rPr/>
           </w:pPr>
-          <w:hyperlink w:anchor="__RefHeading___Toc2299_1631876698">
+          <w:hyperlink w:anchor="__RefHeading___Toc2315_1860717653">
             <w:r>
               <w:rPr>
                 <w:webHidden/>
@@ -985,7 +985,7 @@
             </w:tabs>
             <w:rPr/>
           </w:pPr>
-          <w:hyperlink w:anchor="__RefHeading___Toc2301_1631876698">
+          <w:hyperlink w:anchor="__RefHeading___Toc2317_1860717653">
             <w:r>
               <w:rPr>
                 <w:webHidden/>
@@ -1006,7 +1006,7 @@
             </w:tabs>
             <w:rPr/>
           </w:pPr>
-          <w:hyperlink w:anchor="__RefHeading___Toc2303_1631876698">
+          <w:hyperlink w:anchor="__RefHeading___Toc2319_1860717653">
             <w:r>
               <w:rPr>
                 <w:webHidden/>
@@ -1027,7 +1027,7 @@
             </w:tabs>
             <w:rPr/>
           </w:pPr>
-          <w:hyperlink w:anchor="__RefHeading___Toc2305_1631876698">
+          <w:hyperlink w:anchor="__RefHeading___Toc2321_1860717653">
             <w:r>
               <w:rPr>
                 <w:webHidden/>
@@ -1048,7 +1048,7 @@
             </w:tabs>
             <w:rPr/>
           </w:pPr>
-          <w:hyperlink w:anchor="__RefHeading___Toc2307_1631876698">
+          <w:hyperlink w:anchor="__RefHeading___Toc2323_1860717653">
             <w:r>
               <w:rPr>
                 <w:webHidden/>
@@ -1069,7 +1069,7 @@
             </w:tabs>
             <w:rPr/>
           </w:pPr>
-          <w:hyperlink w:anchor="__RefHeading___Toc2309_1631876698">
+          <w:hyperlink w:anchor="__RefHeading___Toc2325_1860717653">
             <w:r>
               <w:rPr>
                 <w:webHidden/>
@@ -1090,7 +1090,7 @@
             </w:tabs>
             <w:rPr/>
           </w:pPr>
-          <w:hyperlink w:anchor="__RefHeading___Toc2311_1631876698">
+          <w:hyperlink w:anchor="__RefHeading___Toc2327_1860717653">
             <w:r>
               <w:rPr>
                 <w:webHidden/>
@@ -1111,7 +1111,7 @@
             </w:tabs>
             <w:rPr/>
           </w:pPr>
-          <w:hyperlink w:anchor="__RefHeading___Toc2313_1631876698">
+          <w:hyperlink w:anchor="__RefHeading___Toc2329_1860717653">
             <w:r>
               <w:rPr>
                 <w:webHidden/>
@@ -1132,7 +1132,7 @@
             </w:tabs>
             <w:rPr/>
           </w:pPr>
-          <w:hyperlink w:anchor="__RefHeading___Toc2315_1631876698">
+          <w:hyperlink w:anchor="__RefHeading___Toc2331_1860717653">
             <w:r>
               <w:rPr>
                 <w:webHidden/>
@@ -1153,7 +1153,7 @@
             </w:tabs>
             <w:rPr/>
           </w:pPr>
-          <w:hyperlink w:anchor="__RefHeading___Toc2317_1631876698">
+          <w:hyperlink w:anchor="__RefHeading___Toc2333_1860717653">
             <w:r>
               <w:rPr>
                 <w:webHidden/>
@@ -1174,7 +1174,7 @@
             </w:tabs>
             <w:rPr/>
           </w:pPr>
-          <w:hyperlink w:anchor="__RefHeading___Toc2319_1631876698">
+          <w:hyperlink w:anchor="__RefHeading___Toc2335_1860717653">
             <w:r>
               <w:rPr>
                 <w:webHidden/>
@@ -1199,7 +1199,7 @@
         <w:pStyle w:val="Heading1"/>
         <w:rPr/>
       </w:pPr>
-      <w:bookmarkStart w:id="0" w:name="__RefHeading___Toc2217_1631876698"/>
+      <w:bookmarkStart w:id="0" w:name="__RefHeading___Toc2233_1860717653"/>
       <w:bookmarkEnd w:id="0"/>
       <w:r>
         <w:rPr>
@@ -1220,7 +1220,7 @@
       </w:pPr>
       <w:r>
         <w:rPr/>
-        <w:t>Руководство описывает администрирование Burndown версии 1.6.0: учётные записи и роли, доступ к проектам, создание и удаление проектов, реестр изменений и экспорт, подключение к Jira и работу автозаполнения по расписанию, настройку рассылок — почты и Telegram-бота для дайджестов и оповещений, а также установку, обновление, резервное копирование и безопасность сервера.</w:t>
+        <w:t>Руководство описывает администрирование Burndown версии 1.6.1: учётные записи и роли, доступ к проектам, создание и удаление проектов, реестр изменений и экспорт, подключение к Jira и работу автозаполнения по расписанию, настройку рассылок — почты и Telegram-бота для дайджестов и оповещений, а также установку, обновление, резервное копирование и безопасность сервера.</w:t>
       </w:r>
     </w:p>
     <w:p>
@@ -1730,7 +1730,7 @@
         <w:pStyle w:val="Heading1"/>
         <w:rPr/>
       </w:pPr>
-      <w:bookmarkStart w:id="2" w:name="__RefHeading___Toc2219_1631876698"/>
+      <w:bookmarkStart w:id="2" w:name="__RefHeading___Toc2235_1860717653"/>
       <w:bookmarkEnd w:id="2"/>
       <w:r>
         <w:rPr>
@@ -1749,7 +1749,7 @@
         <w:pStyle w:val="Heading2"/>
         <w:rPr/>
       </w:pPr>
-      <w:bookmarkStart w:id="3" w:name="__RefHeading___Toc2221_1631876698"/>
+      <w:bookmarkStart w:id="3" w:name="__RefHeading___Toc2237_1860717653"/>
       <w:bookmarkEnd w:id="3"/>
       <w:r>
         <w:rPr>
@@ -2887,7 +2887,7 @@
         <w:pStyle w:val="Heading2"/>
         <w:rPr/>
       </w:pPr>
-      <w:bookmarkStart w:id="5" w:name="__RefHeading___Toc2223_1631876698"/>
+      <w:bookmarkStart w:id="5" w:name="__RefHeading___Toc2239_1860717653"/>
       <w:bookmarkEnd w:id="5"/>
       <w:r>
         <w:rPr>
@@ -2962,7 +2962,7 @@
         <w:pStyle w:val="Heading1"/>
         <w:rPr/>
       </w:pPr>
-      <w:bookmarkStart w:id="6" w:name="__RefHeading___Toc2225_1631876698"/>
+      <w:bookmarkStart w:id="6" w:name="__RefHeading___Toc2241_1860717653"/>
       <w:bookmarkStart w:id="7" w:name="первичная-настройка"/>
       <w:bookmarkEnd w:id="6"/>
       <w:r>
@@ -2982,7 +2982,7 @@
         <w:pStyle w:val="Heading2"/>
         <w:rPr/>
       </w:pPr>
-      <w:bookmarkStart w:id="8" w:name="__RefHeading___Toc2227_1631876698"/>
+      <w:bookmarkStart w:id="8" w:name="__RefHeading___Toc2243_1860717653"/>
       <w:bookmarkStart w:id="9" w:name="первый-вход"/>
       <w:bookmarkEnd w:id="8"/>
       <w:r>
@@ -3114,7 +3114,7 @@
         <w:pStyle w:val="Heading2"/>
         <w:rPr/>
       </w:pPr>
-      <w:bookmarkStart w:id="10" w:name="__RefHeading___Toc2229_1631876698"/>
+      <w:bookmarkStart w:id="10" w:name="__RefHeading___Toc2245_1860717653"/>
       <w:bookmarkStart w:id="11" w:name="порядок-настройки"/>
       <w:bookmarkEnd w:id="10"/>
       <w:r>
@@ -3261,7 +3261,7 @@
         <w:pStyle w:val="Heading2"/>
         <w:rPr/>
       </w:pPr>
-      <w:bookmarkStart w:id="12" w:name="__RefHeading___Toc2231_1631876698"/>
+      <w:bookmarkStart w:id="12" w:name="__RefHeading___Toc2247_1860717653"/>
       <w:bookmarkStart w:id="13" w:name="административные-разделы"/>
       <w:bookmarkEnd w:id="12"/>
       <w:r>
@@ -3395,7 +3395,7 @@
         <w:pStyle w:val="Heading1"/>
         <w:rPr/>
       </w:pPr>
-      <w:bookmarkStart w:id="16" w:name="__RefHeading___Toc2233_1631876698"/>
+      <w:bookmarkStart w:id="16" w:name="__RefHeading___Toc2249_1860717653"/>
       <w:bookmarkStart w:id="17" w:name="пользователи-и-доступ"/>
       <w:bookmarkEnd w:id="16"/>
       <w:r>
@@ -3415,7 +3415,7 @@
         <w:pStyle w:val="Heading2"/>
         <w:rPr/>
       </w:pPr>
-      <w:bookmarkStart w:id="18" w:name="__RefHeading___Toc2235_1631876698"/>
+      <w:bookmarkStart w:id="18" w:name="__RefHeading___Toc2251_1860717653"/>
       <w:bookmarkStart w:id="19" w:name="список-пользователей"/>
       <w:bookmarkEnd w:id="18"/>
       <w:r>
@@ -3542,7 +3542,7 @@
         <w:pStyle w:val="Heading2"/>
         <w:rPr/>
       </w:pPr>
-      <w:bookmarkStart w:id="21" w:name="__RefHeading___Toc2237_1631876698"/>
+      <w:bookmarkStart w:id="21" w:name="__RefHeading___Toc2253_1860717653"/>
       <w:bookmarkStart w:id="22" w:name="доступ-к-проектам"/>
       <w:bookmarkEnd w:id="21"/>
       <w:r>
@@ -3662,7 +3662,7 @@
         <w:pStyle w:val="Heading2"/>
         <w:rPr/>
       </w:pPr>
-      <w:bookmarkStart w:id="24" w:name="__RefHeading___Toc2239_1631876698"/>
+      <w:bookmarkStart w:id="24" w:name="__RefHeading___Toc2255_1860717653"/>
       <w:bookmarkStart w:id="25" w:name="создание-пользователя"/>
       <w:bookmarkEnd w:id="24"/>
       <w:r>
@@ -3806,7 +3806,7 @@
         <w:pStyle w:val="Heading2"/>
         <w:rPr/>
       </w:pPr>
-      <w:bookmarkStart w:id="27" w:name="__RefHeading___Toc2241_1631876698"/>
+      <w:bookmarkStart w:id="27" w:name="__RefHeading___Toc2257_1860717653"/>
       <w:bookmarkStart w:id="28" w:name="редактирование-и-удаление"/>
       <w:bookmarkEnd w:id="27"/>
       <w:r>
@@ -3917,7 +3917,7 @@
         <w:pStyle w:val="Heading1"/>
         <w:rPr/>
       </w:pPr>
-      <w:bookmarkStart w:id="31" w:name="__RefHeading___Toc2243_1631876698"/>
+      <w:bookmarkStart w:id="31" w:name="__RefHeading___Toc2259_1860717653"/>
       <w:bookmarkStart w:id="32" w:name="проекты"/>
       <w:bookmarkEnd w:id="31"/>
       <w:r>
@@ -4116,7 +4116,7 @@
         <w:pStyle w:val="Heading2"/>
         <w:rPr/>
       </w:pPr>
-      <w:bookmarkStart w:id="33" w:name="__RefHeading___Toc2245_1631876698"/>
+      <w:bookmarkStart w:id="33" w:name="__RefHeading___Toc2261_1860717653"/>
       <w:bookmarkStart w:id="34" w:name="экспорт-проекта-в-json"/>
       <w:bookmarkEnd w:id="33"/>
       <w:r>
@@ -4159,7 +4159,7 @@
         <w:pStyle w:val="Heading1"/>
         <w:rPr/>
       </w:pPr>
-      <w:bookmarkStart w:id="35" w:name="__RefHeading___Toc2247_1631876698"/>
+      <w:bookmarkStart w:id="35" w:name="__RefHeading___Toc2263_1860717653"/>
       <w:bookmarkStart w:id="36" w:name="реестр-изменений"/>
       <w:bookmarkEnd w:id="35"/>
       <w:r>
@@ -4323,7 +4323,7 @@
         <w:pStyle w:val="Heading2"/>
         <w:rPr/>
       </w:pPr>
-      <w:bookmarkStart w:id="37" w:name="__RefHeading___Toc2249_1631876698"/>
+      <w:bookmarkStart w:id="37" w:name="__RefHeading___Toc2265_1860717653"/>
       <w:bookmarkStart w:id="38" w:name="контроль-автозаполнения"/>
       <w:bookmarkEnd w:id="37"/>
       <w:r>
@@ -4443,7 +4443,7 @@
         <w:pStyle w:val="Heading1"/>
         <w:rPr/>
       </w:pPr>
-      <w:bookmarkStart w:id="39" w:name="__RefHeading___Toc2251_1631876698"/>
+      <w:bookmarkStart w:id="39" w:name="__RefHeading___Toc2267_1860717653"/>
       <w:bookmarkStart w:id="40" w:name="связь-с-jira"/>
       <w:bookmarkEnd w:id="39"/>
       <w:r>
@@ -4505,7 +4505,7 @@
         <w:pStyle w:val="Heading2"/>
         <w:rPr/>
       </w:pPr>
-      <w:bookmarkStart w:id="41" w:name="__RefHeading___Toc2253_1631876698"/>
+      <w:bookmarkStart w:id="41" w:name="__RefHeading___Toc2269_1860717653"/>
       <w:bookmarkStart w:id="42" w:name="X2406da844a2d5527154220bde6430d85601ffbe"/>
       <w:bookmarkEnd w:id="41"/>
       <w:r>
@@ -5003,7 +5003,7 @@
         <w:pStyle w:val="Heading2"/>
         <w:rPr/>
       </w:pPr>
-      <w:bookmarkStart w:id="43" w:name="__RefHeading___Toc2255_1631876698"/>
+      <w:bookmarkStart w:id="43" w:name="__RefHeading___Toc2271_1860717653"/>
       <w:bookmarkStart w:id="44" w:name="требования"/>
       <w:bookmarkEnd w:id="43"/>
       <w:r>
@@ -5544,7 +5544,7 @@
         <w:pStyle w:val="Heading2"/>
         <w:rPr/>
       </w:pPr>
-      <w:bookmarkStart w:id="46" w:name="__RefHeading___Toc2257_1631876698"/>
+      <w:bookmarkStart w:id="46" w:name="__RefHeading___Toc2273_1860717653"/>
       <w:bookmarkStart w:id="47" w:name="типы-подключения"/>
       <w:bookmarkEnd w:id="46"/>
       <w:r>
@@ -6020,7 +6020,7 @@
         <w:pStyle w:val="Heading2"/>
         <w:rPr/>
       </w:pPr>
-      <w:bookmarkStart w:id="49" w:name="__RefHeading___Toc2259_1631876698"/>
+      <w:bookmarkStart w:id="49" w:name="__RefHeading___Toc2275_1860717653"/>
       <w:bookmarkStart w:id="50" w:name="хранение-пароля-и-токена"/>
       <w:bookmarkEnd w:id="49"/>
       <w:r>
@@ -6188,7 +6188,7 @@
         <w:pStyle w:val="Heading2"/>
         <w:rPr/>
       </w:pPr>
-      <w:bookmarkStart w:id="51" w:name="__RefHeading___Toc2261_1631876698"/>
+      <w:bookmarkStart w:id="51" w:name="__RefHeading___Toc2277_1860717653"/>
       <w:bookmarkStart w:id="52" w:name="состав-эпиков-по-задачам"/>
       <w:bookmarkEnd w:id="51"/>
       <w:r>
@@ -6330,7 +6330,7 @@
         <w:pStyle w:val="Heading2"/>
         <w:rPr/>
       </w:pPr>
-      <w:bookmarkStart w:id="54" w:name="__RefHeading___Toc2263_1631876698"/>
+      <w:bookmarkStart w:id="54" w:name="__RefHeading___Toc2279_1860717653"/>
       <w:bookmarkStart w:id="55" w:name="восстановление-истории"/>
       <w:bookmarkEnd w:id="54"/>
       <w:r>
@@ -6498,7 +6498,7 @@
         <w:pStyle w:val="Heading1"/>
         <w:rPr/>
       </w:pPr>
-      <w:bookmarkStart w:id="56" w:name="__RefHeading___Toc2265_1631876698"/>
+      <w:bookmarkStart w:id="56" w:name="__RefHeading___Toc2281_1860717653"/>
       <w:bookmarkEnd w:id="56"/>
       <w:r>
         <w:rPr>
@@ -6517,7 +6517,7 @@
         <w:pStyle w:val="Heading2"/>
         <w:rPr/>
       </w:pPr>
-      <w:bookmarkStart w:id="57" w:name="__RefHeading___Toc2267_1631876698"/>
+      <w:bookmarkStart w:id="57" w:name="__RefHeading___Toc2283_1860717653"/>
       <w:bookmarkStart w:id="58" w:name="как-это-работает"/>
       <w:bookmarkEnd w:id="57"/>
       <w:r>
@@ -6693,7 +6693,7 @@
         <w:pStyle w:val="Heading2"/>
         <w:rPr/>
       </w:pPr>
-      <w:bookmarkStart w:id="60" w:name="__RefHeading___Toc2269_1631876698"/>
+      <w:bookmarkStart w:id="60" w:name="__RefHeading___Toc2285_1860717653"/>
       <w:bookmarkStart w:id="61" w:name="настройка-сервера"/>
       <w:bookmarkEnd w:id="60"/>
       <w:r>
@@ -6998,7 +6998,7 @@
         <w:pStyle w:val="Heading2"/>
         <w:rPr/>
       </w:pPr>
-      <w:bookmarkStart w:id="62" w:name="__RefHeading___Toc2271_1631876698"/>
+      <w:bookmarkStart w:id="62" w:name="__RefHeading___Toc2287_1860717653"/>
       <w:bookmarkEnd w:id="62"/>
       <w:r>
         <w:rPr>
@@ -7607,6 +7607,85 @@
               </w:rPr>
               <w:t>burndown.autofill</w:t>
             </w:r>
+          </w:p>
+        </w:tc>
+      </w:tr>
+      <w:tr>
+        <w:trPr/>
+        <w:tc>
+          <w:tcPr>
+            <w:tcW w:w="4679" w:type="dxa"/>
+            <w:tcBorders>
+              <w:top w:val="single" w:sz="4" w:space="0" w:color="D3DCDA"/>
+              <w:left w:val="single" w:sz="4" w:space="0" w:color="D3DCDA"/>
+              <w:bottom w:val="single" w:sz="4" w:space="0" w:color="D3DCDA"/>
+              <w:right w:val="single" w:sz="4" w:space="0" w:color="D3DCDA"/>
+            </w:tcBorders>
+          </w:tcPr>
+          <w:p>
+            <w:pPr>
+              <w:pStyle w:val="Compact"/>
+              <w:widowControl/>
+              <w:spacing w:before="36" w:after="40"/>
+              <w:jc w:val="left"/>
+              <w:rPr>
+                <w:kern w:val="0"/>
+                <w:szCs w:val="24"/>
+                <w:lang w:val="ru-RU" w:eastAsia="en-US" w:bidi="ar-SA"/>
+              </w:rPr>
+            </w:pPr>
+            <w:r>
+              <w:rPr>
+                <w:kern w:val="0"/>
+                <w:sz w:val="18"/>
+                <w:szCs w:val="24"/>
+                <w:lang w:val="ru-RU" w:eastAsia="en-US" w:bidi="ar-SA"/>
+              </w:rPr>
+              <w:t>Срез или автозапуск идёт долго</w:t>
+            </w:r>
+          </w:p>
+        </w:tc>
+        <w:tc>
+          <w:tcPr>
+            <w:tcW w:w="4680" w:type="dxa"/>
+            <w:tcBorders>
+              <w:top w:val="single" w:sz="4" w:space="0" w:color="D3DCDA"/>
+              <w:left w:val="single" w:sz="4" w:space="0" w:color="D3DCDA"/>
+              <w:bottom w:val="single" w:sz="4" w:space="0" w:color="D3DCDA"/>
+              <w:right w:val="single" w:sz="4" w:space="0" w:color="D3DCDA"/>
+            </w:tcBorders>
+          </w:tcPr>
+          <w:p>
+            <w:pPr>
+              <w:pStyle w:val="Compact"/>
+              <w:widowControl/>
+              <w:spacing w:before="36" w:after="40"/>
+              <w:jc w:val="left"/>
+              <w:rPr>
+                <w:kern w:val="0"/>
+                <w:szCs w:val="24"/>
+                <w:lang w:val="ru-RU" w:eastAsia="en-US" w:bidi="ar-SA"/>
+              </w:rPr>
+            </w:pPr>
+            <w:r>
+              <w:rPr>
+                <w:rStyle w:val="VerbatimChar"/>
+                <w:kern w:val="0"/>
+                <w:sz w:val="18"/>
+                <w:szCs w:val="24"/>
+                <w:lang w:val="ru-RU" w:eastAsia="en-US" w:bidi="ar-SA"/>
+              </w:rPr>
+              <w:t>journalctl -u burndown | grep burndown.jira</w:t>
+            </w:r>
+            <w:r>
+              <w:rPr>
+                <w:kern w:val="0"/>
+                <w:sz w:val="18"/>
+                <w:szCs w:val="24"/>
+                <w:lang w:val="ru-RU" w:eastAsia="en-US" w:bidi="ar-SA"/>
+              </w:rPr>
+              <w:t xml:space="preserve"> — по каждому срезу, автозапуску и восстановлению истории записано число запросов к Jira и их время. Обычно 2–7 запросов на кнопку; если время большое при малом числе запросов — медленно отвечает Jira или сеть</w:t>
+            </w:r>
             <w:bookmarkStart w:id="63" w:name="автозаполнение-по-расписанию"/>
             <w:bookmarkStart w:id="64" w:name="диагностика"/>
             <w:bookmarkEnd w:id="63"/>
@@ -7620,7 +7699,7 @@
         <w:pStyle w:val="Heading1"/>
         <w:rPr/>
       </w:pPr>
-      <w:bookmarkStart w:id="65" w:name="__RefHeading___Toc2273_1631876698"/>
+      <w:bookmarkStart w:id="65" w:name="__RefHeading___Toc2289_1860717653"/>
       <w:bookmarkEnd w:id="65"/>
       <w:r>
         <w:rPr>
@@ -7716,7 +7795,7 @@
         <w:pStyle w:val="Heading2"/>
         <w:rPr/>
       </w:pPr>
-      <w:bookmarkStart w:id="66" w:name="__RefHeading___Toc2275_1631876698"/>
+      <w:bookmarkStart w:id="66" w:name="__RefHeading___Toc2291_1860717653"/>
       <w:bookmarkStart w:id="67" w:name="почта-smtp"/>
       <w:bookmarkEnd w:id="66"/>
       <w:r>
@@ -8230,7 +8309,7 @@
         <w:pStyle w:val="Heading2"/>
         <w:rPr/>
       </w:pPr>
-      <w:bookmarkStart w:id="69" w:name="__RefHeading___Toc2277_1631876698"/>
+      <w:bookmarkStart w:id="69" w:name="__RefHeading___Toc2293_1860717653"/>
       <w:bookmarkStart w:id="70" w:name="telegram-бот"/>
       <w:bookmarkEnd w:id="69"/>
       <w:r>
@@ -8406,7 +8485,7 @@
         <w:pStyle w:val="Heading2"/>
         <w:rPr/>
       </w:pPr>
-      <w:bookmarkStart w:id="71" w:name="__RefHeading___Toc2279_1631876698"/>
+      <w:bookmarkStart w:id="71" w:name="__RefHeading___Toc2295_1860717653"/>
       <w:bookmarkStart w:id="72" w:name="адрес-burndown"/>
       <w:bookmarkEnd w:id="71"/>
       <w:r>
@@ -8454,7 +8533,7 @@
         <w:pStyle w:val="Heading2"/>
         <w:rPr/>
       </w:pPr>
-      <w:bookmarkStart w:id="73" w:name="__RefHeading___Toc2281_1631876698"/>
+      <w:bookmarkStart w:id="73" w:name="__RefHeading___Toc2297_1860717653"/>
       <w:bookmarkStart w:id="74" w:name="журнал-отправок"/>
       <w:bookmarkEnd w:id="73"/>
       <w:r>
@@ -8542,7 +8621,7 @@
         <w:pStyle w:val="Heading2"/>
         <w:rPr/>
       </w:pPr>
-      <w:bookmarkStart w:id="76" w:name="__RefHeading___Toc2283_1631876698"/>
+      <w:bookmarkStart w:id="76" w:name="__RefHeading___Toc2299_1860717653"/>
       <w:bookmarkStart w:id="77" w:name="как-работают-рассылки"/>
       <w:bookmarkEnd w:id="76"/>
       <w:r>
@@ -8657,7 +8736,7 @@
         <w:pStyle w:val="Heading2"/>
         <w:rPr/>
       </w:pPr>
-      <w:bookmarkStart w:id="78" w:name="__RefHeading___Toc2285_1631876698"/>
+      <w:bookmarkStart w:id="78" w:name="__RefHeading___Toc2301_1860717653"/>
       <w:bookmarkStart w:id="79" w:name="требования-к-сети"/>
       <w:bookmarkEnd w:id="78"/>
       <w:r>
@@ -8741,7 +8820,7 @@
         <w:pStyle w:val="Heading2"/>
         <w:rPr/>
       </w:pPr>
-      <w:bookmarkStart w:id="81" w:name="__RefHeading___Toc2287_1631876698"/>
+      <w:bookmarkStart w:id="81" w:name="__RefHeading___Toc2303_1860717653"/>
       <w:bookmarkEnd w:id="81"/>
       <w:r>
         <w:rPr>
@@ -9438,7 +9517,7 @@
         <w:pStyle w:val="Heading1"/>
         <w:rPr/>
       </w:pPr>
-      <w:bookmarkStart w:id="83" w:name="__RefHeading___Toc2289_1631876698"/>
+      <w:bookmarkStart w:id="83" w:name="__RefHeading___Toc2305_1860717653"/>
       <w:bookmarkEnd w:id="83"/>
       <w:r>
         <w:rPr>
@@ -9457,7 +9536,7 @@
         <w:pStyle w:val="Heading2"/>
         <w:rPr/>
       </w:pPr>
-      <w:bookmarkStart w:id="84" w:name="__RefHeading___Toc2291_1631876698"/>
+      <w:bookmarkStart w:id="84" w:name="__RefHeading___Toc2307_1860717653"/>
       <w:bookmarkStart w:id="85" w:name="требования-1"/>
       <w:bookmarkEnd w:id="84"/>
       <w:r>
@@ -9550,7 +9629,7 @@
         <w:pStyle w:val="Heading2"/>
         <w:rPr/>
       </w:pPr>
-      <w:bookmarkStart w:id="86" w:name="__RefHeading___Toc2293_1631876698"/>
+      <w:bookmarkStart w:id="86" w:name="__RefHeading___Toc2309_1860717653"/>
       <w:bookmarkStart w:id="87" w:name="установка"/>
       <w:bookmarkEnd w:id="86"/>
       <w:r>
@@ -9857,7 +9936,7 @@
         <w:pStyle w:val="Heading2"/>
         <w:rPr/>
       </w:pPr>
-      <w:bookmarkStart w:id="88" w:name="__RefHeading___Toc2295_1631876698"/>
+      <w:bookmarkStart w:id="88" w:name="__RefHeading___Toc2311_1860717653"/>
       <w:bookmarkStart w:id="89" w:name="служба-systemd"/>
       <w:bookmarkEnd w:id="88"/>
       <w:r>
@@ -10911,7 +10990,7 @@
         <w:pStyle w:val="Heading2"/>
         <w:rPr/>
       </w:pPr>
-      <w:bookmarkStart w:id="90" w:name="__RefHeading___Toc2297_1631876698"/>
+      <w:bookmarkStart w:id="90" w:name="__RefHeading___Toc2313_1860717653"/>
       <w:bookmarkStart w:id="91" w:name="обновление"/>
       <w:bookmarkEnd w:id="90"/>
       <w:r>
@@ -11045,7 +11124,7 @@
       </w:r>
       <w:r>
         <w:rPr/>
-        <w:t xml:space="preserve"> для связи с Jira; в 1.2.0–1.6.0 новых зависимостей нет).</w:t>
+        <w:t xml:space="preserve"> для связи с Jira; в 1.2.0–1.6.1 новых зависимостей нет).</w:t>
       </w:r>
     </w:p>
     <w:p>
@@ -11093,7 +11172,7 @@
       </w:pPr>
       <w:r>
         <w:rPr/>
-        <w:t>Структура базы обновляется автоматически при запуске: новые таблицы и столбцы добавляются, существующие данные — пользователи, пароли, проекты, эпики, замеры, цели, настройки, реестр изменений, подключения к Jira и сохранённые токены — не изменяются. В 1.5.0 добавляются таблицы рассылок и подписок; до настройки рассылок администратором сообщения не отправляются. В 1.6.0 подключение к Jira становится общим: им становится подключение проекта, где больше всего кнопок среза (см. «Связь с Jira»).</w:t>
+        <w:t>Структура базы обновляется автоматически при запуске: новые таблицы и столбцы добавляются, существующие данные — пользователи, пароли, проекты, эпики, замеры, цели, настройки, реестр изменений, подключения к Jira и сохранённые токены — не изменяются. В 1.5.0 добавляются таблицы рассылок и подписок; до настройки рассылок администратором сообщения не отправляются. В 1.6.0 подключение к Jira становится общим: им становится подключение проекта, где больше всего кнопок среза (см. «Связь с Jira»). В 1.6.1 к составу задач добавляется признак восстановленного по истории среза; прежние записи считаются настоящими срезами.</w:t>
       </w:r>
     </w:p>
     <w:p>
@@ -11143,7 +11222,7 @@
         <w:pStyle w:val="Heading1"/>
         <w:rPr/>
       </w:pPr>
-      <w:bookmarkStart w:id="93" w:name="__RefHeading___Toc2299_1631876698"/>
+      <w:bookmarkStart w:id="93" w:name="__RefHeading___Toc2315_1860717653"/>
       <w:bookmarkStart w:id="94" w:name="резервное-копирование-и-восстановление"/>
       <w:bookmarkEnd w:id="93"/>
       <w:r>
@@ -11374,7 +11453,7 @@
         <w:pStyle w:val="Heading1"/>
         <w:rPr/>
       </w:pPr>
-      <w:bookmarkStart w:id="95" w:name="__RefHeading___Toc2301_1631876698"/>
+      <w:bookmarkStart w:id="95" w:name="__RefHeading___Toc2317_1860717653"/>
       <w:bookmarkStart w:id="96" w:name="сценарии-администратора"/>
       <w:bookmarkEnd w:id="95"/>
       <w:r>
@@ -11394,7 +11473,7 @@
         <w:pStyle w:val="Heading2"/>
         <w:rPr/>
       </w:pPr>
-      <w:bookmarkStart w:id="97" w:name="__RefHeading___Toc2303_1631876698"/>
+      <w:bookmarkStart w:id="97" w:name="__RefHeading___Toc2319_1860717653"/>
       <w:bookmarkStart w:id="98" w:name="сценарий-а1.-новый-проект"/>
       <w:bookmarkEnd w:id="97"/>
       <w:r>
@@ -11516,7 +11595,7 @@
         <w:pStyle w:val="Heading2"/>
         <w:rPr/>
       </w:pPr>
-      <w:bookmarkStart w:id="100" w:name="__RefHeading___Toc2305_1631876698"/>
+      <w:bookmarkStart w:id="100" w:name="__RefHeading___Toc2321_1860717653"/>
       <w:bookmarkStart w:id="101" w:name="сценарий-а2.-новый-сотрудник"/>
       <w:bookmarkEnd w:id="100"/>
       <w:r>
@@ -11591,7 +11670,7 @@
         <w:pStyle w:val="Heading2"/>
         <w:rPr/>
       </w:pPr>
-      <w:bookmarkStart w:id="103" w:name="__RefHeading___Toc2307_1631876698"/>
+      <w:bookmarkStart w:id="103" w:name="__RefHeading___Toc2323_1860717653"/>
       <w:bookmarkStart w:id="104" w:name="Xdac5262738a70cef597d2535e62f8ce80d4892e"/>
       <w:bookmarkEnd w:id="103"/>
       <w:r>
@@ -11652,7 +11731,7 @@
         <w:pStyle w:val="Heading2"/>
         <w:rPr/>
       </w:pPr>
-      <w:bookmarkStart w:id="106" w:name="__RefHeading___Toc2309_1631876698"/>
+      <w:bookmarkStart w:id="106" w:name="__RefHeading___Toc2325_1860717653"/>
       <w:bookmarkStart w:id="107" w:name="Xf6a42903ac9f7ae3ced517eeec32f29cd1851f3"/>
       <w:bookmarkEnd w:id="106"/>
       <w:r>
@@ -11797,7 +11876,7 @@
         <w:pStyle w:val="Heading2"/>
         <w:rPr/>
       </w:pPr>
-      <w:bookmarkStart w:id="109" w:name="__RefHeading___Toc2311_1631876698"/>
+      <w:bookmarkStart w:id="109" w:name="__RefHeading___Toc2327_1860717653"/>
       <w:bookmarkStart w:id="110" w:name="X0cc92bf4f02c7a16cd87f905d545b343074f0bf"/>
       <w:bookmarkEnd w:id="109"/>
       <w:r>
@@ -11893,7 +11972,7 @@
         <w:pStyle w:val="Heading2"/>
         <w:rPr/>
       </w:pPr>
-      <w:bookmarkStart w:id="111" w:name="__RefHeading___Toc2313_1631876698"/>
+      <w:bookmarkStart w:id="111" w:name="__RefHeading___Toc2329_1860717653"/>
       <w:bookmarkStart w:id="112" w:name="сценарий-а6.-перенос-на-новый-сервер"/>
       <w:bookmarkEnd w:id="111"/>
       <w:r>
@@ -11997,7 +12076,7 @@
         <w:pStyle w:val="Heading2"/>
         <w:rPr/>
       </w:pPr>
-      <w:bookmarkStart w:id="114" w:name="__RefHeading___Toc2315_1631876698"/>
+      <w:bookmarkStart w:id="114" w:name="__RefHeading___Toc2331_1860717653"/>
       <w:bookmarkStart w:id="115" w:name="сценарий-а7.-подключение-рассылок"/>
       <w:bookmarkEnd w:id="114"/>
       <w:r>
@@ -12215,7 +12294,7 @@
         <w:pStyle w:val="Heading1"/>
         <w:rPr/>
       </w:pPr>
-      <w:bookmarkStart w:id="118" w:name="__RefHeading___Toc2317_1631876698"/>
+      <w:bookmarkStart w:id="118" w:name="__RefHeading___Toc2333_1860717653"/>
       <w:bookmarkStart w:id="119" w:name="рекомендации-по-безопасности"/>
       <w:bookmarkEnd w:id="118"/>
       <w:r>
@@ -12476,7 +12555,7 @@
         <w:pStyle w:val="Heading1"/>
         <w:rPr/>
       </w:pPr>
-      <w:bookmarkStart w:id="121" w:name="__RefHeading___Toc2319_1631876698"/>
+      <w:bookmarkStart w:id="121" w:name="__RefHeading___Toc2335_1860717653"/>
       <w:bookmarkStart w:id="122" w:name="частые-вопросы"/>
       <w:bookmarkEnd w:id="121"/>
       <w:r>
@@ -12862,7 +12941,7 @@
         <w:color w:val="8A92A6"/>
         <w:sz w:val="16"/>
       </w:rPr>
-      <w:t xml:space="preserve">Burndown 1.6.0 · Руководство администратора · стр. </w:t>
+      <w:t xml:space="preserve">Burndown 1.6.1 · Руководство администратора · стр. </w:t>
     </w:r>
     <w:r>
       <w:rPr/>
@@ -12901,7 +12980,7 @@
         <w:color w:val="8A92A6"/>
         <w:sz w:val="16"/>
       </w:rPr>
-      <w:t xml:space="preserve">Burndown 1.6.0 · Руководство администратора · стр. </w:t>
+      <w:t xml:space="preserve">Burndown 1.6.1 · Руководство администратора · стр. </w:t>
     </w:r>
     <w:r>
       <w:rPr/>

--- a/docs/manuals/admin-guide.docx
+++ b/docs/manuals/admin-guide.docx
@@ -23,7 +23,7 @@
       </w:pPr>
       <w:r>
         <w:rPr/>
-        <w:t>Версия 1.6.1</w:t>
+        <w:t>Версия 1.7.0</w:t>
       </w:r>
     </w:p>
     <w:p>
@@ -103,7 +103,7 @@
             </w:rPr>
             <w:fldChar w:fldCharType="separate"/>
           </w:r>
-          <w:hyperlink w:anchor="__RefHeading___Toc2233_1860717653">
+          <w:hyperlink w:anchor="__RefHeading___Toc2241_2239901810">
             <w:r>
               <w:rPr>
                 <w:webHidden/>
@@ -124,7 +124,7 @@
             </w:tabs>
             <w:rPr/>
           </w:pPr>
-          <w:hyperlink w:anchor="__RefHeading___Toc2235_1860717653">
+          <w:hyperlink w:anchor="__RefHeading___Toc2243_2239901810">
             <w:r>
               <w:rPr>
                 <w:webHidden/>
@@ -145,7 +145,7 @@
             </w:tabs>
             <w:rPr/>
           </w:pPr>
-          <w:hyperlink w:anchor="__RefHeading___Toc2237_1860717653">
+          <w:hyperlink w:anchor="__RefHeading___Toc2245_2239901810">
             <w:r>
               <w:rPr>
                 <w:webHidden/>
@@ -166,7 +166,7 @@
             </w:tabs>
             <w:rPr/>
           </w:pPr>
-          <w:hyperlink w:anchor="__RefHeading___Toc2239_1860717653">
+          <w:hyperlink w:anchor="__RefHeading___Toc2247_2239901810">
             <w:r>
               <w:rPr>
                 <w:webHidden/>
@@ -187,7 +187,7 @@
             </w:tabs>
             <w:rPr/>
           </w:pPr>
-          <w:hyperlink w:anchor="__RefHeading___Toc2241_1860717653">
+          <w:hyperlink w:anchor="__RefHeading___Toc2249_2239901810">
             <w:r>
               <w:rPr>
                 <w:webHidden/>
@@ -208,7 +208,7 @@
             </w:tabs>
             <w:rPr/>
           </w:pPr>
-          <w:hyperlink w:anchor="__RefHeading___Toc2243_1860717653">
+          <w:hyperlink w:anchor="__RefHeading___Toc2251_2239901810">
             <w:r>
               <w:rPr>
                 <w:webHidden/>
@@ -229,7 +229,7 @@
             </w:tabs>
             <w:rPr/>
           </w:pPr>
-          <w:hyperlink w:anchor="__RefHeading___Toc2245_1860717653">
+          <w:hyperlink w:anchor="__RefHeading___Toc2253_2239901810">
             <w:r>
               <w:rPr>
                 <w:webHidden/>
@@ -250,7 +250,7 @@
             </w:tabs>
             <w:rPr/>
           </w:pPr>
-          <w:hyperlink w:anchor="__RefHeading___Toc2247_1860717653">
+          <w:hyperlink w:anchor="__RefHeading___Toc2255_2239901810">
             <w:r>
               <w:rPr>
                 <w:webHidden/>
@@ -271,7 +271,7 @@
             </w:tabs>
             <w:rPr/>
           </w:pPr>
-          <w:hyperlink w:anchor="__RefHeading___Toc2249_1860717653">
+          <w:hyperlink w:anchor="__RefHeading___Toc2257_2239901810">
             <w:r>
               <w:rPr>
                 <w:webHidden/>
@@ -292,7 +292,7 @@
             </w:tabs>
             <w:rPr/>
           </w:pPr>
-          <w:hyperlink w:anchor="__RefHeading___Toc2251_1860717653">
+          <w:hyperlink w:anchor="__RefHeading___Toc2259_2239901810">
             <w:r>
               <w:rPr>
                 <w:webHidden/>
@@ -313,7 +313,7 @@
             </w:tabs>
             <w:rPr/>
           </w:pPr>
-          <w:hyperlink w:anchor="__RefHeading___Toc2253_1860717653">
+          <w:hyperlink w:anchor="__RefHeading___Toc2261_2239901810">
             <w:r>
               <w:rPr>
                 <w:webHidden/>
@@ -334,7 +334,7 @@
             </w:tabs>
             <w:rPr/>
           </w:pPr>
-          <w:hyperlink w:anchor="__RefHeading___Toc2255_1860717653">
+          <w:hyperlink w:anchor="__RefHeading___Toc2263_2239901810">
             <w:r>
               <w:rPr>
                 <w:webHidden/>
@@ -355,7 +355,7 @@
             </w:tabs>
             <w:rPr/>
           </w:pPr>
-          <w:hyperlink w:anchor="__RefHeading___Toc2257_1860717653">
+          <w:hyperlink w:anchor="__RefHeading___Toc2265_2239901810">
             <w:r>
               <w:rPr>
                 <w:webHidden/>
@@ -376,7 +376,7 @@
             </w:tabs>
             <w:rPr/>
           </w:pPr>
-          <w:hyperlink w:anchor="__RefHeading___Toc2259_1860717653">
+          <w:hyperlink w:anchor="__RefHeading___Toc2267_2239901810">
             <w:r>
               <w:rPr>
                 <w:webHidden/>
@@ -397,7 +397,7 @@
             </w:tabs>
             <w:rPr/>
           </w:pPr>
-          <w:hyperlink w:anchor="__RefHeading___Toc2261_1860717653">
+          <w:hyperlink w:anchor="__RefHeading___Toc2269_2239901810">
             <w:r>
               <w:rPr>
                 <w:webHidden/>
@@ -405,7 +405,7 @@
               </w:rPr>
               <w:t>5.1 Экспорт проекта в JSON</w:t>
               <w:tab/>
-              <w:t>11</w:t>
+              <w:t>12</w:t>
             </w:r>
           </w:hyperlink>
         </w:p>
@@ -418,7 +418,7 @@
             </w:tabs>
             <w:rPr/>
           </w:pPr>
-          <w:hyperlink w:anchor="__RefHeading___Toc2263_1860717653">
+          <w:hyperlink w:anchor="__RefHeading___Toc2271_2239901810">
             <w:r>
               <w:rPr>
                 <w:webHidden/>
@@ -426,7 +426,7 @@
               </w:rPr>
               <w:t>6 Реестр изменений</w:t>
               <w:tab/>
-              <w:t>12</w:t>
+              <w:t>13</w:t>
             </w:r>
           </w:hyperlink>
         </w:p>
@@ -439,7 +439,7 @@
             </w:tabs>
             <w:rPr/>
           </w:pPr>
-          <w:hyperlink w:anchor="__RefHeading___Toc2265_1860717653">
+          <w:hyperlink w:anchor="__RefHeading___Toc2273_2239901810">
             <w:r>
               <w:rPr>
                 <w:webHidden/>
@@ -447,7 +447,7 @@
               </w:rPr>
               <w:t>6.1 Контроль автозаполнения</w:t>
               <w:tab/>
-              <w:t>12</w:t>
+              <w:t>13</w:t>
             </w:r>
           </w:hyperlink>
         </w:p>
@@ -460,7 +460,7 @@
             </w:tabs>
             <w:rPr/>
           </w:pPr>
-          <w:hyperlink w:anchor="__RefHeading___Toc2267_1860717653">
+          <w:hyperlink w:anchor="__RefHeading___Toc2275_2239901810">
             <w:r>
               <w:rPr>
                 <w:webHidden/>
@@ -468,7 +468,7 @@
               </w:rPr>
               <w:t>7 Связь с Jira</w:t>
               <w:tab/>
-              <w:t>14</w:t>
+              <w:t>15</w:t>
             </w:r>
           </w:hyperlink>
         </w:p>
@@ -481,7 +481,7 @@
             </w:tabs>
             <w:rPr/>
           </w:pPr>
-          <w:hyperlink w:anchor="__RefHeading___Toc2269_1860717653">
+          <w:hyperlink w:anchor="__RefHeading___Toc2277_2239901810">
             <w:r>
               <w:rPr>
                 <w:webHidden/>
@@ -489,7 +489,7 @@
               </w:rPr>
               <w:t>7.1 Подключение к Jira Server / Data Center по логину и паролю</w:t>
               <w:tab/>
-              <w:t>14</w:t>
+              <w:t>15</w:t>
             </w:r>
           </w:hyperlink>
         </w:p>
@@ -502,7 +502,7 @@
             </w:tabs>
             <w:rPr/>
           </w:pPr>
-          <w:hyperlink w:anchor="__RefHeading___Toc2271_1860717653">
+          <w:hyperlink w:anchor="__RefHeading___Toc2279_2239901810">
             <w:r>
               <w:rPr>
                 <w:webHidden/>
@@ -510,7 +510,7 @@
               </w:rPr>
               <w:t>7.2 Требования</w:t>
               <w:tab/>
-              <w:t>15</w:t>
+              <w:t>16</w:t>
             </w:r>
           </w:hyperlink>
         </w:p>
@@ -523,7 +523,7 @@
             </w:tabs>
             <w:rPr/>
           </w:pPr>
-          <w:hyperlink w:anchor="__RefHeading___Toc2273_1860717653">
+          <w:hyperlink w:anchor="__RefHeading___Toc2281_2239901810">
             <w:r>
               <w:rPr>
                 <w:webHidden/>
@@ -531,7 +531,7 @@
               </w:rPr>
               <w:t>7.3 Типы подключения</w:t>
               <w:tab/>
-              <w:t>16</w:t>
+              <w:t>17</w:t>
             </w:r>
           </w:hyperlink>
         </w:p>
@@ -544,7 +544,7 @@
             </w:tabs>
             <w:rPr/>
           </w:pPr>
-          <w:hyperlink w:anchor="__RefHeading___Toc2275_1860717653">
+          <w:hyperlink w:anchor="__RefHeading___Toc2283_2239901810">
             <w:r>
               <w:rPr>
                 <w:webHidden/>
@@ -552,7 +552,7 @@
               </w:rPr>
               <w:t>7.4 Хранение пароля и токена</w:t>
               <w:tab/>
-              <w:t>16</w:t>
+              <w:t>17</w:t>
             </w:r>
           </w:hyperlink>
         </w:p>
@@ -565,7 +565,7 @@
             </w:tabs>
             <w:rPr/>
           </w:pPr>
-          <w:hyperlink w:anchor="__RefHeading___Toc2277_1860717653">
+          <w:hyperlink w:anchor="__RefHeading___Toc2285_2239901810">
             <w:r>
               <w:rPr>
                 <w:webHidden/>
@@ -573,7 +573,7 @@
               </w:rPr>
               <w:t>7.5 Состав эпиков по задачам</w:t>
               <w:tab/>
-              <w:t>17</w:t>
+              <w:t>18</w:t>
             </w:r>
           </w:hyperlink>
         </w:p>
@@ -586,7 +586,7 @@
             </w:tabs>
             <w:rPr/>
           </w:pPr>
-          <w:hyperlink w:anchor="__RefHeading___Toc2279_1860717653">
+          <w:hyperlink w:anchor="__RefHeading___Toc2287_2239901810">
             <w:r>
               <w:rPr>
                 <w:webHidden/>
@@ -594,7 +594,7 @@
               </w:rPr>
               <w:t>7.6 Восстановление истории</w:t>
               <w:tab/>
-              <w:t>17</w:t>
+              <w:t>18</w:t>
             </w:r>
           </w:hyperlink>
         </w:p>
@@ -607,7 +607,7 @@
             </w:tabs>
             <w:rPr/>
           </w:pPr>
-          <w:hyperlink w:anchor="__RefHeading___Toc2281_1860717653">
+          <w:hyperlink w:anchor="__RefHeading___Toc2289_2239901810">
             <w:r>
               <w:rPr>
                 <w:webHidden/>
@@ -615,7 +615,7 @@
               </w:rPr>
               <w:t>8 Автозаполнение по расписанию</w:t>
               <w:tab/>
-              <w:t>18</w:t>
+              <w:t>19</w:t>
             </w:r>
           </w:hyperlink>
         </w:p>
@@ -628,7 +628,7 @@
             </w:tabs>
             <w:rPr/>
           </w:pPr>
-          <w:hyperlink w:anchor="__RefHeading___Toc2283_1860717653">
+          <w:hyperlink w:anchor="__RefHeading___Toc2291_2239901810">
             <w:r>
               <w:rPr>
                 <w:webHidden/>
@@ -636,7 +636,7 @@
               </w:rPr>
               <w:t>8.1 Как это работает</w:t>
               <w:tab/>
-              <w:t>18</w:t>
+              <w:t>19</w:t>
             </w:r>
           </w:hyperlink>
         </w:p>
@@ -649,7 +649,7 @@
             </w:tabs>
             <w:rPr/>
           </w:pPr>
-          <w:hyperlink w:anchor="__RefHeading___Toc2285_1860717653">
+          <w:hyperlink w:anchor="__RefHeading___Toc2293_2239901810">
             <w:r>
               <w:rPr>
                 <w:webHidden/>
@@ -657,7 +657,7 @@
               </w:rPr>
               <w:t>8.2 Настройка сервера</w:t>
               <w:tab/>
-              <w:t>19</w:t>
+              <w:t>20</w:t>
             </w:r>
           </w:hyperlink>
         </w:p>
@@ -670,7 +670,7 @@
             </w:tabs>
             <w:rPr/>
           </w:pPr>
-          <w:hyperlink w:anchor="__RefHeading___Toc2287_1860717653">
+          <w:hyperlink w:anchor="__RefHeading___Toc2295_2239901810">
             <w:r>
               <w:rPr>
                 <w:webHidden/>
@@ -678,7 +678,7 @@
               </w:rPr>
               <w:t>8.3 Диагностика</w:t>
               <w:tab/>
-              <w:t>19</w:t>
+              <w:t>20</w:t>
             </w:r>
           </w:hyperlink>
         </w:p>
@@ -691,7 +691,7 @@
             </w:tabs>
             <w:rPr/>
           </w:pPr>
-          <w:hyperlink w:anchor="__RefHeading___Toc2289_1860717653">
+          <w:hyperlink w:anchor="__RefHeading___Toc2297_2239901810">
             <w:r>
               <w:rPr>
                 <w:webHidden/>
@@ -699,7 +699,7 @@
               </w:rPr>
               <w:t>9 Интеграции: почта и Telegram</w:t>
               <w:tab/>
-              <w:t>20</w:t>
+              <w:t>21</w:t>
             </w:r>
           </w:hyperlink>
         </w:p>
@@ -712,7 +712,7 @@
             </w:tabs>
             <w:rPr/>
           </w:pPr>
-          <w:hyperlink w:anchor="__RefHeading___Toc2291_1860717653">
+          <w:hyperlink w:anchor="__RefHeading___Toc2299_2239901810">
             <w:r>
               <w:rPr>
                 <w:webHidden/>
@@ -720,7 +720,7 @@
               </w:rPr>
               <w:t>9.1 Почта (SMTP)</w:t>
               <w:tab/>
-              <w:t>20</w:t>
+              <w:t>21</w:t>
             </w:r>
           </w:hyperlink>
         </w:p>
@@ -733,7 +733,7 @@
             </w:tabs>
             <w:rPr/>
           </w:pPr>
-          <w:hyperlink w:anchor="__RefHeading___Toc2293_1860717653">
+          <w:hyperlink w:anchor="__RefHeading___Toc2301_2239901810">
             <w:r>
               <w:rPr>
                 <w:webHidden/>
@@ -741,7 +741,7 @@
               </w:rPr>
               <w:t>9.2 Telegram-бот</w:t>
               <w:tab/>
-              <w:t>21</w:t>
+              <w:t>22</w:t>
             </w:r>
           </w:hyperlink>
         </w:p>
@@ -754,7 +754,7 @@
             </w:tabs>
             <w:rPr/>
           </w:pPr>
-          <w:hyperlink w:anchor="__RefHeading___Toc2295_1860717653">
+          <w:hyperlink w:anchor="__RefHeading___Toc2303_2239901810">
             <w:r>
               <w:rPr>
                 <w:webHidden/>
@@ -762,7 +762,7 @@
               </w:rPr>
               <w:t>9.3 Адрес Burndown</w:t>
               <w:tab/>
-              <w:t>21</w:t>
+              <w:t>22</w:t>
             </w:r>
           </w:hyperlink>
         </w:p>
@@ -775,7 +775,7 @@
             </w:tabs>
             <w:rPr/>
           </w:pPr>
-          <w:hyperlink w:anchor="__RefHeading___Toc2297_1860717653">
+          <w:hyperlink w:anchor="__RefHeading___Toc2305_2239901810">
             <w:r>
               <w:rPr>
                 <w:webHidden/>
@@ -783,7 +783,7 @@
               </w:rPr>
               <w:t>9.4 Журнал отправок</w:t>
               <w:tab/>
-              <w:t>21</w:t>
+              <w:t>22</w:t>
             </w:r>
           </w:hyperlink>
         </w:p>
@@ -796,7 +796,7 @@
             </w:tabs>
             <w:rPr/>
           </w:pPr>
-          <w:hyperlink w:anchor="__RefHeading___Toc2299_1860717653">
+          <w:hyperlink w:anchor="__RefHeading___Toc2307_2239901810">
             <w:r>
               <w:rPr>
                 <w:webHidden/>
@@ -804,7 +804,7 @@
               </w:rPr>
               <w:t>9.5 Как работают рассылки</w:t>
               <w:tab/>
-              <w:t>22</w:t>
+              <w:t>23</w:t>
             </w:r>
           </w:hyperlink>
         </w:p>
@@ -817,7 +817,7 @@
             </w:tabs>
             <w:rPr/>
           </w:pPr>
-          <w:hyperlink w:anchor="__RefHeading___Toc2301_1860717653">
+          <w:hyperlink w:anchor="__RefHeading___Toc2309_2239901810">
             <w:r>
               <w:rPr>
                 <w:webHidden/>
@@ -825,7 +825,7 @@
               </w:rPr>
               <w:t>9.6 Требования к сети</w:t>
               <w:tab/>
-              <w:t>22</w:t>
+              <w:t>23</w:t>
             </w:r>
           </w:hyperlink>
         </w:p>
@@ -838,7 +838,7 @@
             </w:tabs>
             <w:rPr/>
           </w:pPr>
-          <w:hyperlink w:anchor="__RefHeading___Toc2303_1860717653">
+          <w:hyperlink w:anchor="__RefHeading___Toc2311_2239901810">
             <w:r>
               <w:rPr>
                 <w:webHidden/>
@@ -846,7 +846,7 @@
               </w:rPr>
               <w:t>9.7 Диагностика рассылок</w:t>
               <w:tab/>
-              <w:t>22</w:t>
+              <w:t>23</w:t>
             </w:r>
           </w:hyperlink>
         </w:p>
@@ -859,7 +859,7 @@
             </w:tabs>
             <w:rPr/>
           </w:pPr>
-          <w:hyperlink w:anchor="__RefHeading___Toc2305_1860717653">
+          <w:hyperlink w:anchor="__RefHeading___Toc2313_2239901810">
             <w:r>
               <w:rPr>
                 <w:webHidden/>
@@ -867,7 +867,7 @@
               </w:rPr>
               <w:t>10 Установка и обновление</w:t>
               <w:tab/>
-              <w:t>23</w:t>
+              <w:t>24</w:t>
             </w:r>
           </w:hyperlink>
         </w:p>
@@ -880,7 +880,7 @@
             </w:tabs>
             <w:rPr/>
           </w:pPr>
-          <w:hyperlink w:anchor="__RefHeading___Toc2307_1860717653">
+          <w:hyperlink w:anchor="__RefHeading___Toc2315_2239901810">
             <w:r>
               <w:rPr>
                 <w:webHidden/>
@@ -888,7 +888,7 @@
               </w:rPr>
               <w:t>10.1 Требования</w:t>
               <w:tab/>
-              <w:t>23</w:t>
+              <w:t>24</w:t>
             </w:r>
           </w:hyperlink>
         </w:p>
@@ -901,7 +901,7 @@
             </w:tabs>
             <w:rPr/>
           </w:pPr>
-          <w:hyperlink w:anchor="__RefHeading___Toc2309_1860717653">
+          <w:hyperlink w:anchor="__RefHeading___Toc2317_2239901810">
             <w:r>
               <w:rPr>
                 <w:webHidden/>
@@ -909,7 +909,7 @@
               </w:rPr>
               <w:t>10.2 Установка</w:t>
               <w:tab/>
-              <w:t>23</w:t>
+              <w:t>24</w:t>
             </w:r>
           </w:hyperlink>
         </w:p>
@@ -922,7 +922,7 @@
             </w:tabs>
             <w:rPr/>
           </w:pPr>
-          <w:hyperlink w:anchor="__RefHeading___Toc2311_1860717653">
+          <w:hyperlink w:anchor="__RefHeading___Toc2319_2239901810">
             <w:r>
               <w:rPr>
                 <w:webHidden/>
@@ -930,7 +930,7 @@
               </w:rPr>
               <w:t>10.3 Служба systemd</w:t>
               <w:tab/>
-              <w:t>23</w:t>
+              <w:t>24</w:t>
             </w:r>
           </w:hyperlink>
         </w:p>
@@ -943,7 +943,7 @@
             </w:tabs>
             <w:rPr/>
           </w:pPr>
-          <w:hyperlink w:anchor="__RefHeading___Toc2313_1860717653">
+          <w:hyperlink w:anchor="__RefHeading___Toc2321_2239901810">
             <w:r>
               <w:rPr>
                 <w:webHidden/>
@@ -951,7 +951,7 @@
               </w:rPr>
               <w:t>10.4 Обновление</w:t>
               <w:tab/>
-              <w:t>24</w:t>
+              <w:t>25</w:t>
             </w:r>
           </w:hyperlink>
         </w:p>
@@ -964,7 +964,7 @@
             </w:tabs>
             <w:rPr/>
           </w:pPr>
-          <w:hyperlink w:anchor="__RefHeading___Toc2315_1860717653">
+          <w:hyperlink w:anchor="__RefHeading___Toc2323_2239901810">
             <w:r>
               <w:rPr>
                 <w:webHidden/>
@@ -972,7 +972,7 @@
               </w:rPr>
               <w:t>11 Резервное копирование и восстановление</w:t>
               <w:tab/>
-              <w:t>26</w:t>
+              <w:t>27</w:t>
             </w:r>
           </w:hyperlink>
         </w:p>
@@ -985,7 +985,7 @@
             </w:tabs>
             <w:rPr/>
           </w:pPr>
-          <w:hyperlink w:anchor="__RefHeading___Toc2317_1860717653">
+          <w:hyperlink w:anchor="__RefHeading___Toc2325_2239901810">
             <w:r>
               <w:rPr>
                 <w:webHidden/>
@@ -993,7 +993,7 @@
               </w:rPr>
               <w:t>12 Сценарии администратора</w:t>
               <w:tab/>
-              <w:t>27</w:t>
+              <w:t>28</w:t>
             </w:r>
           </w:hyperlink>
         </w:p>
@@ -1006,7 +1006,7 @@
             </w:tabs>
             <w:rPr/>
           </w:pPr>
-          <w:hyperlink w:anchor="__RefHeading___Toc2319_1860717653">
+          <w:hyperlink w:anchor="__RefHeading___Toc2327_2239901810">
             <w:r>
               <w:rPr>
                 <w:webHidden/>
@@ -1014,7 +1014,7 @@
               </w:rPr>
               <w:t>12.1 Сценарий А1. Новый проект</w:t>
               <w:tab/>
-              <w:t>27</w:t>
+              <w:t>28</w:t>
             </w:r>
           </w:hyperlink>
         </w:p>
@@ -1027,7 +1027,7 @@
             </w:tabs>
             <w:rPr/>
           </w:pPr>
-          <w:hyperlink w:anchor="__RefHeading___Toc2321_1860717653">
+          <w:hyperlink w:anchor="__RefHeading___Toc2329_2239901810">
             <w:r>
               <w:rPr>
                 <w:webHidden/>
@@ -1035,7 +1035,7 @@
               </w:rPr>
               <w:t>12.2 Сценарий А2. Новый сотрудник</w:t>
               <w:tab/>
-              <w:t>27</w:t>
+              <w:t>28</w:t>
             </w:r>
           </w:hyperlink>
         </w:p>
@@ -1048,7 +1048,7 @@
             </w:tabs>
             <w:rPr/>
           </w:pPr>
-          <w:hyperlink w:anchor="__RefHeading___Toc2323_1860717653">
+          <w:hyperlink w:anchor="__RefHeading___Toc2331_2239901810">
             <w:r>
               <w:rPr>
                 <w:webHidden/>
@@ -1056,7 +1056,7 @@
               </w:rPr>
               <w:t>12.3 Сценарий А3. Сотрудник уходит из проекта или компании</w:t>
               <w:tab/>
-              <w:t>27</w:t>
+              <w:t>28</w:t>
             </w:r>
           </w:hyperlink>
         </w:p>
@@ -1069,7 +1069,7 @@
             </w:tabs>
             <w:rPr/>
           </w:pPr>
-          <w:hyperlink w:anchor="__RefHeading___Toc2325_1860717653">
+          <w:hyperlink w:anchor="__RefHeading___Toc2333_2239901810">
             <w:r>
               <w:rPr>
                 <w:webHidden/>
@@ -1077,7 +1077,7 @@
               </w:rPr>
               <w:t>12.4 Сценарий А4. Подключение Jira и первый проект с автозаполнением</w:t>
               <w:tab/>
-              <w:t>27</w:t>
+              <w:t>28</w:t>
             </w:r>
           </w:hyperlink>
         </w:p>
@@ -1090,7 +1090,7 @@
             </w:tabs>
             <w:rPr/>
           </w:pPr>
-          <w:hyperlink w:anchor="__RefHeading___Toc2327_1860717653">
+          <w:hyperlink w:anchor="__RefHeading___Toc2335_2239901810">
             <w:r>
               <w:rPr>
                 <w:webHidden/>
@@ -1098,7 +1098,7 @@
               </w:rPr>
               <w:t>12.5 Сценарий А5. Сменился пароль сервисной учётной записи Jira</w:t>
               <w:tab/>
-              <w:t>27</w:t>
+              <w:t>28</w:t>
             </w:r>
           </w:hyperlink>
         </w:p>
@@ -1111,7 +1111,7 @@
             </w:tabs>
             <w:rPr/>
           </w:pPr>
-          <w:hyperlink w:anchor="__RefHeading___Toc2329_1860717653">
+          <w:hyperlink w:anchor="__RefHeading___Toc2337_2239901810">
             <w:r>
               <w:rPr>
                 <w:webHidden/>
@@ -1119,7 +1119,7 @@
               </w:rPr>
               <w:t>12.6 Сценарий А6. Перенос на новый сервер</w:t>
               <w:tab/>
-              <w:t>28</w:t>
+              <w:t>29</w:t>
             </w:r>
           </w:hyperlink>
         </w:p>
@@ -1132,7 +1132,7 @@
             </w:tabs>
             <w:rPr/>
           </w:pPr>
-          <w:hyperlink w:anchor="__RefHeading___Toc2331_1860717653">
+          <w:hyperlink w:anchor="__RefHeading___Toc2339_2239901810">
             <w:r>
               <w:rPr>
                 <w:webHidden/>
@@ -1140,7 +1140,7 @@
               </w:rPr>
               <w:t>12.7 Сценарий А7. Подключение рассылок</w:t>
               <w:tab/>
-              <w:t>28</w:t>
+              <w:t>29</w:t>
             </w:r>
           </w:hyperlink>
         </w:p>
@@ -1153,7 +1153,7 @@
             </w:tabs>
             <w:rPr/>
           </w:pPr>
-          <w:hyperlink w:anchor="__RefHeading___Toc2333_1860717653">
+          <w:hyperlink w:anchor="__RefHeading___Toc2341_2239901810">
             <w:r>
               <w:rPr>
                 <w:webHidden/>
@@ -1161,7 +1161,7 @@
               </w:rPr>
               <w:t>13 Рекомендации по безопасности</w:t>
               <w:tab/>
-              <w:t>29</w:t>
+              <w:t>30</w:t>
             </w:r>
           </w:hyperlink>
         </w:p>
@@ -1174,7 +1174,7 @@
             </w:tabs>
             <w:rPr/>
           </w:pPr>
-          <w:hyperlink w:anchor="__RefHeading___Toc2335_1860717653">
+          <w:hyperlink w:anchor="__RefHeading___Toc2343_2239901810">
             <w:r>
               <w:rPr>
                 <w:webHidden/>
@@ -1182,7 +1182,7 @@
               </w:rPr>
               <w:t>14 Частые вопросы</w:t>
               <w:tab/>
-              <w:t>30</w:t>
+              <w:t>31</w:t>
             </w:r>
           </w:hyperlink>
           <w:r>
@@ -1199,7 +1199,7 @@
         <w:pStyle w:val="Heading1"/>
         <w:rPr/>
       </w:pPr>
-      <w:bookmarkStart w:id="0" w:name="__RefHeading___Toc2233_1860717653"/>
+      <w:bookmarkStart w:id="0" w:name="__RefHeading___Toc2241_2239901810"/>
       <w:bookmarkEnd w:id="0"/>
       <w:r>
         <w:rPr>
@@ -1220,7 +1220,7 @@
       </w:pPr>
       <w:r>
         <w:rPr/>
-        <w:t>Руководство описывает администрирование Burndown версии 1.6.1: учётные записи и роли, доступ к проектам, создание и удаление проектов, реестр изменений и экспорт, подключение к Jira и работу автозаполнения по расписанию, настройку рассылок — почты и Telegram-бота для дайджестов и оповещений, а также установку, обновление, резервное копирование и безопасность сервера.</w:t>
+        <w:t>Руководство описывает администрирование Burndown версии 1.7.0: учётные записи и роли, доступ к проектам, создание и удаление проектов, реестр изменений и экспорт, подключение к Jira и работу автозаполнения по расписанию, настройку рассылок — почты и Telegram-бота для дайджестов и оповещений, а также установку, обновление, резервное копирование и безопасность сервера.</w:t>
       </w:r>
     </w:p>
     <w:p>
@@ -1730,7 +1730,7 @@
         <w:pStyle w:val="Heading1"/>
         <w:rPr/>
       </w:pPr>
-      <w:bookmarkStart w:id="2" w:name="__RefHeading___Toc2235_1860717653"/>
+      <w:bookmarkStart w:id="2" w:name="__RefHeading___Toc2243_2239901810"/>
       <w:bookmarkEnd w:id="2"/>
       <w:r>
         <w:rPr>
@@ -1749,7 +1749,7 @@
         <w:pStyle w:val="Heading2"/>
         <w:rPr/>
       </w:pPr>
-      <w:bookmarkStart w:id="3" w:name="__RefHeading___Toc2237_1860717653"/>
+      <w:bookmarkStart w:id="3" w:name="__RefHeading___Toc2245_2239901810"/>
       <w:bookmarkEnd w:id="3"/>
       <w:r>
         <w:rPr>
@@ -2887,7 +2887,7 @@
         <w:pStyle w:val="Heading2"/>
         <w:rPr/>
       </w:pPr>
-      <w:bookmarkStart w:id="5" w:name="__RefHeading___Toc2239_1860717653"/>
+      <w:bookmarkStart w:id="5" w:name="__RefHeading___Toc2247_2239901810"/>
       <w:bookmarkEnd w:id="5"/>
       <w:r>
         <w:rPr>
@@ -2962,7 +2962,7 @@
         <w:pStyle w:val="Heading1"/>
         <w:rPr/>
       </w:pPr>
-      <w:bookmarkStart w:id="6" w:name="__RefHeading___Toc2241_1860717653"/>
+      <w:bookmarkStart w:id="6" w:name="__RefHeading___Toc2249_2239901810"/>
       <w:bookmarkStart w:id="7" w:name="первичная-настройка"/>
       <w:bookmarkEnd w:id="6"/>
       <w:r>
@@ -2982,7 +2982,7 @@
         <w:pStyle w:val="Heading2"/>
         <w:rPr/>
       </w:pPr>
-      <w:bookmarkStart w:id="8" w:name="__RefHeading___Toc2243_1860717653"/>
+      <w:bookmarkStart w:id="8" w:name="__RefHeading___Toc2251_2239901810"/>
       <w:bookmarkStart w:id="9" w:name="первый-вход"/>
       <w:bookmarkEnd w:id="8"/>
       <w:r>
@@ -3114,7 +3114,7 @@
         <w:pStyle w:val="Heading2"/>
         <w:rPr/>
       </w:pPr>
-      <w:bookmarkStart w:id="10" w:name="__RefHeading___Toc2245_1860717653"/>
+      <w:bookmarkStart w:id="10" w:name="__RefHeading___Toc2253_2239901810"/>
       <w:bookmarkStart w:id="11" w:name="порядок-настройки"/>
       <w:bookmarkEnd w:id="10"/>
       <w:r>
@@ -3261,7 +3261,7 @@
         <w:pStyle w:val="Heading2"/>
         <w:rPr/>
       </w:pPr>
-      <w:bookmarkStart w:id="12" w:name="__RefHeading___Toc2247_1860717653"/>
+      <w:bookmarkStart w:id="12" w:name="__RefHeading___Toc2255_2239901810"/>
       <w:bookmarkStart w:id="13" w:name="административные-разделы"/>
       <w:bookmarkEnd w:id="12"/>
       <w:r>
@@ -3395,7 +3395,7 @@
         <w:pStyle w:val="Heading1"/>
         <w:rPr/>
       </w:pPr>
-      <w:bookmarkStart w:id="16" w:name="__RefHeading___Toc2249_1860717653"/>
+      <w:bookmarkStart w:id="16" w:name="__RefHeading___Toc2257_2239901810"/>
       <w:bookmarkStart w:id="17" w:name="пользователи-и-доступ"/>
       <w:bookmarkEnd w:id="16"/>
       <w:r>
@@ -3415,7 +3415,7 @@
         <w:pStyle w:val="Heading2"/>
         <w:rPr/>
       </w:pPr>
-      <w:bookmarkStart w:id="18" w:name="__RefHeading___Toc2251_1860717653"/>
+      <w:bookmarkStart w:id="18" w:name="__RefHeading___Toc2259_2239901810"/>
       <w:bookmarkStart w:id="19" w:name="список-пользователей"/>
       <w:bookmarkEnd w:id="18"/>
       <w:r>
@@ -3542,7 +3542,7 @@
         <w:pStyle w:val="Heading2"/>
         <w:rPr/>
       </w:pPr>
-      <w:bookmarkStart w:id="21" w:name="__RefHeading___Toc2253_1860717653"/>
+      <w:bookmarkStart w:id="21" w:name="__RefHeading___Toc2261_2239901810"/>
       <w:bookmarkStart w:id="22" w:name="доступ-к-проектам"/>
       <w:bookmarkEnd w:id="21"/>
       <w:r>
@@ -3662,7 +3662,7 @@
         <w:pStyle w:val="Heading2"/>
         <w:rPr/>
       </w:pPr>
-      <w:bookmarkStart w:id="24" w:name="__RefHeading___Toc2255_1860717653"/>
+      <w:bookmarkStart w:id="24" w:name="__RefHeading___Toc2263_2239901810"/>
       <w:bookmarkStart w:id="25" w:name="создание-пользователя"/>
       <w:bookmarkEnd w:id="24"/>
       <w:r>
@@ -3806,7 +3806,7 @@
         <w:pStyle w:val="Heading2"/>
         <w:rPr/>
       </w:pPr>
-      <w:bookmarkStart w:id="27" w:name="__RefHeading___Toc2257_1860717653"/>
+      <w:bookmarkStart w:id="27" w:name="__RefHeading___Toc2265_2239901810"/>
       <w:bookmarkStart w:id="28" w:name="редактирование-и-удаление"/>
       <w:bookmarkEnd w:id="27"/>
       <w:r>
@@ -3917,7 +3917,7 @@
         <w:pStyle w:val="Heading1"/>
         <w:rPr/>
       </w:pPr>
-      <w:bookmarkStart w:id="31" w:name="__RefHeading___Toc2259_1860717653"/>
+      <w:bookmarkStart w:id="31" w:name="__RefHeading___Toc2267_2239901810"/>
       <w:bookmarkStart w:id="32" w:name="проекты"/>
       <w:bookmarkEnd w:id="31"/>
       <w:r>
@@ -4113,10 +4113,48 @@
     </w:p>
     <w:p>
       <w:pPr>
+        <w:pStyle w:val="FirstParagraph"/>
+        <w:rPr/>
+      </w:pPr>
+      <w:r>
+        <w:rPr/>
+        <w:t xml:space="preserve">Администратор видит все проекты, поэтому ему доступен </w:t>
+      </w:r>
+      <w:r>
+        <w:rPr>
+          <w:b/>
+          <w:bCs/>
+        </w:rPr>
+        <w:t>Обзор → Портфель проектов</w:t>
+      </w:r>
+      <w:r>
+        <w:rPr/>
+        <w:t xml:space="preserve"> — выводы о сроках по всем проектам на одной странице (см. «Руководство пользователя», раздел «Портфель проектов»). Остальные пользователи видят в портфеле только проекты, к которым у них есть доступ.</w:t>
+      </w:r>
+    </w:p>
+    <w:p>
+      <w:pPr>
+        <w:pStyle w:val="BodyText"/>
+        <w:rPr/>
+      </w:pPr>
+      <w:r>
+        <w:rPr>
+          <w:b/>
+          <w:bCs/>
+        </w:rPr>
+        <w:t>Выводы и производительность.</w:t>
+      </w:r>
+      <w:r>
+        <w:rPr/>
+        <w:t xml:space="preserve"> Выводы, статусы и шанс успеть для дашборда, портфеля, PDF и дайджеста считаются на сервере. Первый расчёт проекта после запуска службы или изменения данных занимает до секунды на десяток эпиков (2000 сценариев Монте-Карло на эпик и этап); результат запоминается в памяти процесса до следующего изменения данных.</w:t>
+      </w:r>
+    </w:p>
+    <w:p>
+      <w:pPr>
         <w:pStyle w:val="Heading2"/>
         <w:rPr/>
       </w:pPr>
-      <w:bookmarkStart w:id="33" w:name="__RefHeading___Toc2261_1860717653"/>
+      <w:bookmarkStart w:id="33" w:name="__RefHeading___Toc2269_2239901810"/>
       <w:bookmarkStart w:id="34" w:name="экспорт-проекта-в-json"/>
       <w:bookmarkEnd w:id="33"/>
       <w:r>
@@ -4159,7 +4197,7 @@
         <w:pStyle w:val="Heading1"/>
         <w:rPr/>
       </w:pPr>
-      <w:bookmarkStart w:id="35" w:name="__RefHeading___Toc2263_1860717653"/>
+      <w:bookmarkStart w:id="35" w:name="__RefHeading___Toc2271_2239901810"/>
       <w:bookmarkStart w:id="36" w:name="реестр-изменений"/>
       <w:bookmarkEnd w:id="35"/>
       <w:r>
@@ -4323,7 +4361,7 @@
         <w:pStyle w:val="Heading2"/>
         <w:rPr/>
       </w:pPr>
-      <w:bookmarkStart w:id="37" w:name="__RefHeading___Toc2265_1860717653"/>
+      <w:bookmarkStart w:id="37" w:name="__RefHeading___Toc2273_2239901810"/>
       <w:bookmarkStart w:id="38" w:name="контроль-автозаполнения"/>
       <w:bookmarkEnd w:id="37"/>
       <w:r>
@@ -4443,7 +4481,7 @@
         <w:pStyle w:val="Heading1"/>
         <w:rPr/>
       </w:pPr>
-      <w:bookmarkStart w:id="39" w:name="__RefHeading___Toc2267_1860717653"/>
+      <w:bookmarkStart w:id="39" w:name="__RefHeading___Toc2275_2239901810"/>
       <w:bookmarkStart w:id="40" w:name="связь-с-jira"/>
       <w:bookmarkEnd w:id="39"/>
       <w:r>
@@ -4505,7 +4543,7 @@
         <w:pStyle w:val="Heading2"/>
         <w:rPr/>
       </w:pPr>
-      <w:bookmarkStart w:id="41" w:name="__RefHeading___Toc2269_1860717653"/>
+      <w:bookmarkStart w:id="41" w:name="__RefHeading___Toc2277_2239901810"/>
       <w:bookmarkStart w:id="42" w:name="X2406da844a2d5527154220bde6430d85601ffbe"/>
       <w:bookmarkEnd w:id="41"/>
       <w:r>
@@ -5003,7 +5041,7 @@
         <w:pStyle w:val="Heading2"/>
         <w:rPr/>
       </w:pPr>
-      <w:bookmarkStart w:id="43" w:name="__RefHeading___Toc2271_1860717653"/>
+      <w:bookmarkStart w:id="43" w:name="__RefHeading___Toc2279_2239901810"/>
       <w:bookmarkStart w:id="44" w:name="требования"/>
       <w:bookmarkEnd w:id="43"/>
       <w:r>
@@ -5544,7 +5582,7 @@
         <w:pStyle w:val="Heading2"/>
         <w:rPr/>
       </w:pPr>
-      <w:bookmarkStart w:id="46" w:name="__RefHeading___Toc2273_1860717653"/>
+      <w:bookmarkStart w:id="46" w:name="__RefHeading___Toc2281_2239901810"/>
       <w:bookmarkStart w:id="47" w:name="типы-подключения"/>
       <w:bookmarkEnd w:id="46"/>
       <w:r>
@@ -6020,7 +6058,7 @@
         <w:pStyle w:val="Heading2"/>
         <w:rPr/>
       </w:pPr>
-      <w:bookmarkStart w:id="49" w:name="__RefHeading___Toc2275_1860717653"/>
+      <w:bookmarkStart w:id="49" w:name="__RefHeading___Toc2283_2239901810"/>
       <w:bookmarkStart w:id="50" w:name="хранение-пароля-и-токена"/>
       <w:bookmarkEnd w:id="49"/>
       <w:r>
@@ -6188,7 +6226,7 @@
         <w:pStyle w:val="Heading2"/>
         <w:rPr/>
       </w:pPr>
-      <w:bookmarkStart w:id="51" w:name="__RefHeading___Toc2277_1860717653"/>
+      <w:bookmarkStart w:id="51" w:name="__RefHeading___Toc2285_2239901810"/>
       <w:bookmarkStart w:id="52" w:name="состав-эпиков-по-задачам"/>
       <w:bookmarkEnd w:id="51"/>
       <w:r>
@@ -6330,7 +6368,7 @@
         <w:pStyle w:val="Heading2"/>
         <w:rPr/>
       </w:pPr>
-      <w:bookmarkStart w:id="54" w:name="__RefHeading___Toc2279_1860717653"/>
+      <w:bookmarkStart w:id="54" w:name="__RefHeading___Toc2287_2239901810"/>
       <w:bookmarkStart w:id="55" w:name="восстановление-истории"/>
       <w:bookmarkEnd w:id="54"/>
       <w:r>
@@ -6498,7 +6536,7 @@
         <w:pStyle w:val="Heading1"/>
         <w:rPr/>
       </w:pPr>
-      <w:bookmarkStart w:id="56" w:name="__RefHeading___Toc2281_1860717653"/>
+      <w:bookmarkStart w:id="56" w:name="__RefHeading___Toc2289_2239901810"/>
       <w:bookmarkEnd w:id="56"/>
       <w:r>
         <w:rPr>
@@ -6517,7 +6555,7 @@
         <w:pStyle w:val="Heading2"/>
         <w:rPr/>
       </w:pPr>
-      <w:bookmarkStart w:id="57" w:name="__RefHeading___Toc2283_1860717653"/>
+      <w:bookmarkStart w:id="57" w:name="__RefHeading___Toc2291_2239901810"/>
       <w:bookmarkStart w:id="58" w:name="как-это-работает"/>
       <w:bookmarkEnd w:id="57"/>
       <w:r>
@@ -6693,7 +6731,7 @@
         <w:pStyle w:val="Heading2"/>
         <w:rPr/>
       </w:pPr>
-      <w:bookmarkStart w:id="60" w:name="__RefHeading___Toc2285_1860717653"/>
+      <w:bookmarkStart w:id="60" w:name="__RefHeading___Toc2293_2239901810"/>
       <w:bookmarkStart w:id="61" w:name="настройка-сервера"/>
       <w:bookmarkEnd w:id="60"/>
       <w:r>
@@ -6998,7 +7036,7 @@
         <w:pStyle w:val="Heading2"/>
         <w:rPr/>
       </w:pPr>
-      <w:bookmarkStart w:id="62" w:name="__RefHeading___Toc2287_1860717653"/>
+      <w:bookmarkStart w:id="62" w:name="__RefHeading___Toc2295_2239901810"/>
       <w:bookmarkEnd w:id="62"/>
       <w:r>
         <w:rPr>
@@ -7699,7 +7737,7 @@
         <w:pStyle w:val="Heading1"/>
         <w:rPr/>
       </w:pPr>
-      <w:bookmarkStart w:id="65" w:name="__RefHeading___Toc2289_1860717653"/>
+      <w:bookmarkStart w:id="65" w:name="__RefHeading___Toc2297_2239901810"/>
       <w:bookmarkEnd w:id="65"/>
       <w:r>
         <w:rPr>
@@ -7795,7 +7833,7 @@
         <w:pStyle w:val="Heading2"/>
         <w:rPr/>
       </w:pPr>
-      <w:bookmarkStart w:id="66" w:name="__RefHeading___Toc2291_1860717653"/>
+      <w:bookmarkStart w:id="66" w:name="__RefHeading___Toc2299_2239901810"/>
       <w:bookmarkStart w:id="67" w:name="почта-smtp"/>
       <w:bookmarkEnd w:id="66"/>
       <w:r>
@@ -8309,7 +8347,7 @@
         <w:pStyle w:val="Heading2"/>
         <w:rPr/>
       </w:pPr>
-      <w:bookmarkStart w:id="69" w:name="__RefHeading___Toc2293_1860717653"/>
+      <w:bookmarkStart w:id="69" w:name="__RefHeading___Toc2301_2239901810"/>
       <w:bookmarkStart w:id="70" w:name="telegram-бот"/>
       <w:bookmarkEnd w:id="69"/>
       <w:r>
@@ -8485,7 +8523,7 @@
         <w:pStyle w:val="Heading2"/>
         <w:rPr/>
       </w:pPr>
-      <w:bookmarkStart w:id="71" w:name="__RefHeading___Toc2295_1860717653"/>
+      <w:bookmarkStart w:id="71" w:name="__RefHeading___Toc2303_2239901810"/>
       <w:bookmarkStart w:id="72" w:name="адрес-burndown"/>
       <w:bookmarkEnd w:id="71"/>
       <w:r>
@@ -8533,7 +8571,7 @@
         <w:pStyle w:val="Heading2"/>
         <w:rPr/>
       </w:pPr>
-      <w:bookmarkStart w:id="73" w:name="__RefHeading___Toc2297_1860717653"/>
+      <w:bookmarkStart w:id="73" w:name="__RefHeading___Toc2305_2239901810"/>
       <w:bookmarkStart w:id="74" w:name="журнал-отправок"/>
       <w:bookmarkEnd w:id="73"/>
       <w:r>
@@ -8621,7 +8659,7 @@
         <w:pStyle w:val="Heading2"/>
         <w:rPr/>
       </w:pPr>
-      <w:bookmarkStart w:id="76" w:name="__RefHeading___Toc2299_1860717653"/>
+      <w:bookmarkStart w:id="76" w:name="__RefHeading___Toc2307_2239901810"/>
       <w:bookmarkStart w:id="77" w:name="как-работают-рассылки"/>
       <w:bookmarkEnd w:id="76"/>
       <w:r>
@@ -8736,7 +8774,7 @@
         <w:pStyle w:val="Heading2"/>
         <w:rPr/>
       </w:pPr>
-      <w:bookmarkStart w:id="78" w:name="__RefHeading___Toc2301_1860717653"/>
+      <w:bookmarkStart w:id="78" w:name="__RefHeading___Toc2309_2239901810"/>
       <w:bookmarkStart w:id="79" w:name="требования-к-сети"/>
       <w:bookmarkEnd w:id="78"/>
       <w:r>
@@ -8820,7 +8858,7 @@
         <w:pStyle w:val="Heading2"/>
         <w:rPr/>
       </w:pPr>
-      <w:bookmarkStart w:id="81" w:name="__RefHeading___Toc2303_1860717653"/>
+      <w:bookmarkStart w:id="81" w:name="__RefHeading___Toc2311_2239901810"/>
       <w:bookmarkEnd w:id="81"/>
       <w:r>
         <w:rPr>
@@ -9517,7 +9555,7 @@
         <w:pStyle w:val="Heading1"/>
         <w:rPr/>
       </w:pPr>
-      <w:bookmarkStart w:id="83" w:name="__RefHeading___Toc2305_1860717653"/>
+      <w:bookmarkStart w:id="83" w:name="__RefHeading___Toc2313_2239901810"/>
       <w:bookmarkEnd w:id="83"/>
       <w:r>
         <w:rPr>
@@ -9536,7 +9574,7 @@
         <w:pStyle w:val="Heading2"/>
         <w:rPr/>
       </w:pPr>
-      <w:bookmarkStart w:id="84" w:name="__RefHeading___Toc2307_1860717653"/>
+      <w:bookmarkStart w:id="84" w:name="__RefHeading___Toc2315_2239901810"/>
       <w:bookmarkStart w:id="85" w:name="требования-1"/>
       <w:bookmarkEnd w:id="84"/>
       <w:r>
@@ -9629,7 +9667,7 @@
         <w:pStyle w:val="Heading2"/>
         <w:rPr/>
       </w:pPr>
-      <w:bookmarkStart w:id="86" w:name="__RefHeading___Toc2309_1860717653"/>
+      <w:bookmarkStart w:id="86" w:name="__RefHeading___Toc2317_2239901810"/>
       <w:bookmarkStart w:id="87" w:name="установка"/>
       <w:bookmarkEnd w:id="86"/>
       <w:r>
@@ -9936,7 +9974,7 @@
         <w:pStyle w:val="Heading2"/>
         <w:rPr/>
       </w:pPr>
-      <w:bookmarkStart w:id="88" w:name="__RefHeading___Toc2311_1860717653"/>
+      <w:bookmarkStart w:id="88" w:name="__RefHeading___Toc2319_2239901810"/>
       <w:bookmarkStart w:id="89" w:name="служба-systemd"/>
       <w:bookmarkEnd w:id="88"/>
       <w:r>
@@ -10990,7 +11028,7 @@
         <w:pStyle w:val="Heading2"/>
         <w:rPr/>
       </w:pPr>
-      <w:bookmarkStart w:id="90" w:name="__RefHeading___Toc2313_1860717653"/>
+      <w:bookmarkStart w:id="90" w:name="__RefHeading___Toc2321_2239901810"/>
       <w:bookmarkStart w:id="91" w:name="обновление"/>
       <w:bookmarkEnd w:id="90"/>
       <w:r>
@@ -11124,7 +11162,7 @@
       </w:r>
       <w:r>
         <w:rPr/>
-        <w:t xml:space="preserve"> для связи с Jira; в 1.2.0–1.6.1 новых зависимостей нет).</w:t>
+        <w:t xml:space="preserve"> для связи с Jira; в 1.2.0–1.7.0 новых зависимостей нет).</w:t>
       </w:r>
     </w:p>
     <w:p>
@@ -11172,7 +11210,7 @@
       </w:pPr>
       <w:r>
         <w:rPr/>
-        <w:t>Структура базы обновляется автоматически при запуске: новые таблицы и столбцы добавляются, существующие данные — пользователи, пароли, проекты, эпики, замеры, цели, настройки, реестр изменений, подключения к Jira и сохранённые токены — не изменяются. В 1.5.0 добавляются таблицы рассылок и подписок; до настройки рассылок администратором сообщения не отправляются. В 1.6.0 подключение к Jira становится общим: им становится подключение проекта, где больше всего кнопок среза (см. «Связь с Jira»). В 1.6.1 к составу задач добавляется признак восстановленного по истории среза; прежние записи считаются настоящими срезами.</w:t>
+        <w:t>Структура базы обновляется автоматически при запуске: новые таблицы и столбцы добавляются, существующие данные — пользователи, пароли, проекты, эпики, замеры, цели, настройки, реестр изменений, подключения к Jira и сохранённые токены — не изменяются. В 1.5.0 добавляются таблицы рассылок и подписок; до настройки рассылок администратором сообщения не отправляются. В 1.6.0 подключение к Jira становится общим: им становится подключение проекта, где больше всего кнопок среза (см. «Связь с Jira»). В 1.6.1 к составу задач добавляется признак восстановленного по истории среза; прежние записи считаются настоящими срезами. В 1.7.0 к настройкам проектов добавляются уровень доверия диапазона, календарь рабочих дней, единицы и пороги выводов, а к учётным записям — личный вид дашборда; новые поля пусты, а пустое значение означает «по умолчанию», поэтому прогнозы и статусы после обновления не меняются, пока руководитель проекта не изменит настройки.</w:t>
       </w:r>
     </w:p>
     <w:p>
@@ -11222,7 +11260,7 @@
         <w:pStyle w:val="Heading1"/>
         <w:rPr/>
       </w:pPr>
-      <w:bookmarkStart w:id="93" w:name="__RefHeading___Toc2315_1860717653"/>
+      <w:bookmarkStart w:id="93" w:name="__RefHeading___Toc2323_2239901810"/>
       <w:bookmarkStart w:id="94" w:name="резервное-копирование-и-восстановление"/>
       <w:bookmarkEnd w:id="93"/>
       <w:r>
@@ -11453,7 +11491,7 @@
         <w:pStyle w:val="Heading1"/>
         <w:rPr/>
       </w:pPr>
-      <w:bookmarkStart w:id="95" w:name="__RefHeading___Toc2317_1860717653"/>
+      <w:bookmarkStart w:id="95" w:name="__RefHeading___Toc2325_2239901810"/>
       <w:bookmarkStart w:id="96" w:name="сценарии-администратора"/>
       <w:bookmarkEnd w:id="95"/>
       <w:r>
@@ -11473,7 +11511,7 @@
         <w:pStyle w:val="Heading2"/>
         <w:rPr/>
       </w:pPr>
-      <w:bookmarkStart w:id="97" w:name="__RefHeading___Toc2319_1860717653"/>
+      <w:bookmarkStart w:id="97" w:name="__RefHeading___Toc2327_2239901810"/>
       <w:bookmarkStart w:id="98" w:name="сценарий-а1.-новый-проект"/>
       <w:bookmarkEnd w:id="97"/>
       <w:r>
@@ -11595,7 +11633,7 @@
         <w:pStyle w:val="Heading2"/>
         <w:rPr/>
       </w:pPr>
-      <w:bookmarkStart w:id="100" w:name="__RefHeading___Toc2321_1860717653"/>
+      <w:bookmarkStart w:id="100" w:name="__RefHeading___Toc2329_2239901810"/>
       <w:bookmarkStart w:id="101" w:name="сценарий-а2.-новый-сотрудник"/>
       <w:bookmarkEnd w:id="100"/>
       <w:r>
@@ -11670,7 +11708,7 @@
         <w:pStyle w:val="Heading2"/>
         <w:rPr/>
       </w:pPr>
-      <w:bookmarkStart w:id="103" w:name="__RefHeading___Toc2323_1860717653"/>
+      <w:bookmarkStart w:id="103" w:name="__RefHeading___Toc2331_2239901810"/>
       <w:bookmarkStart w:id="104" w:name="Xdac5262738a70cef597d2535e62f8ce80d4892e"/>
       <w:bookmarkEnd w:id="103"/>
       <w:r>
@@ -11731,7 +11769,7 @@
         <w:pStyle w:val="Heading2"/>
         <w:rPr/>
       </w:pPr>
-      <w:bookmarkStart w:id="106" w:name="__RefHeading___Toc2325_1860717653"/>
+      <w:bookmarkStart w:id="106" w:name="__RefHeading___Toc2333_2239901810"/>
       <w:bookmarkStart w:id="107" w:name="Xf6a42903ac9f7ae3ced517eeec32f29cd1851f3"/>
       <w:bookmarkEnd w:id="106"/>
       <w:r>
@@ -11876,7 +11914,7 @@
         <w:pStyle w:val="Heading2"/>
         <w:rPr/>
       </w:pPr>
-      <w:bookmarkStart w:id="109" w:name="__RefHeading___Toc2327_1860717653"/>
+      <w:bookmarkStart w:id="109" w:name="__RefHeading___Toc2335_2239901810"/>
       <w:bookmarkStart w:id="110" w:name="X0cc92bf4f02c7a16cd87f905d545b343074f0bf"/>
       <w:bookmarkEnd w:id="109"/>
       <w:r>
@@ -11972,7 +12010,7 @@
         <w:pStyle w:val="Heading2"/>
         <w:rPr/>
       </w:pPr>
-      <w:bookmarkStart w:id="111" w:name="__RefHeading___Toc2329_1860717653"/>
+      <w:bookmarkStart w:id="111" w:name="__RefHeading___Toc2337_2239901810"/>
       <w:bookmarkStart w:id="112" w:name="сценарий-а6.-перенос-на-новый-сервер"/>
       <w:bookmarkEnd w:id="111"/>
       <w:r>
@@ -12076,7 +12114,7 @@
         <w:pStyle w:val="Heading2"/>
         <w:rPr/>
       </w:pPr>
-      <w:bookmarkStart w:id="114" w:name="__RefHeading___Toc2331_1860717653"/>
+      <w:bookmarkStart w:id="114" w:name="__RefHeading___Toc2339_2239901810"/>
       <w:bookmarkStart w:id="115" w:name="сценарий-а7.-подключение-рассылок"/>
       <w:bookmarkEnd w:id="114"/>
       <w:r>
@@ -12294,7 +12332,7 @@
         <w:pStyle w:val="Heading1"/>
         <w:rPr/>
       </w:pPr>
-      <w:bookmarkStart w:id="118" w:name="__RefHeading___Toc2333_1860717653"/>
+      <w:bookmarkStart w:id="118" w:name="__RefHeading___Toc2341_2239901810"/>
       <w:bookmarkStart w:id="119" w:name="рекомендации-по-безопасности"/>
       <w:bookmarkEnd w:id="118"/>
       <w:r>
@@ -12555,7 +12593,7 @@
         <w:pStyle w:val="Heading1"/>
         <w:rPr/>
       </w:pPr>
-      <w:bookmarkStart w:id="121" w:name="__RefHeading___Toc2335_1860717653"/>
+      <w:bookmarkStart w:id="121" w:name="__RefHeading___Toc2343_2239901810"/>
       <w:bookmarkStart w:id="122" w:name="частые-вопросы"/>
       <w:bookmarkEnd w:id="121"/>
       <w:r>
@@ -12941,7 +12979,7 @@
         <w:color w:val="8A92A6"/>
         <w:sz w:val="16"/>
       </w:rPr>
-      <w:t xml:space="preserve">Burndown 1.6.1 · Руководство администратора · стр. </w:t>
+      <w:t xml:space="preserve">Burndown 1.7.0 · Руководство администратора · стр. </w:t>
     </w:r>
     <w:r>
       <w:rPr/>
@@ -12957,7 +12995,7 @@
     </w:r>
     <w:r>
       <w:rPr/>
-      <w:t>30</w:t>
+      <w:t>31</w:t>
     </w:r>
     <w:r>
       <w:rPr/>
@@ -12980,7 +13018,7 @@
         <w:color w:val="8A92A6"/>
         <w:sz w:val="16"/>
       </w:rPr>
-      <w:t xml:space="preserve">Burndown 1.6.1 · Руководство администратора · стр. </w:t>
+      <w:t xml:space="preserve">Burndown 1.7.0 · Руководство администратора · стр. </w:t>
     </w:r>
     <w:r>
       <w:rPr/>
@@ -12996,7 +13034,7 @@
     </w:r>
     <w:r>
       <w:rPr/>
-      <w:t>30</w:t>
+      <w:t>31</w:t>
     </w:r>
     <w:r>
       <w:rPr/>
